--- a/docs/SDD_QuickContacts_Legaspino.docx
+++ b/docs/SDD_QuickContacts_Legaspino.docx
@@ -1,6 +1,6 @@
 
 <file path=word/document.xml><?xml version="1.0" encoding="utf-8"?>
-<w:document xmlns:wpc="http://schemas.microsoft.com/office/word/2010/wordprocessingCanvas" xmlns:cx="http://schemas.microsoft.com/office/drawing/2014/chartex" xmlns:cx1="http://schemas.microsoft.com/office/drawing/2015/9/8/chartex" xmlns:cx2="http://schemas.microsoft.com/office/drawing/2015/10/21/chartex" xmlns:cx3="http://schemas.microsoft.com/office/drawing/2016/5/9/chartex" xmlns:cx4="http://schemas.microsoft.com/office/drawing/2016/5/10/chartex" xmlns:cx5="http://schemas.microsoft.com/office/drawing/2016/5/11/chartex" xmlns:cx6="http://schemas.microsoft.com/office/drawing/2016/5/12/chartex" xmlns:cx7="http://schemas.microsoft.com/office/drawing/2016/5/13/chartex" xmlns:cx8="http://schemas.microsoft.com/office/drawing/2016/5/14/chartex" xmlns:mc="http://schemas.openxmlformats.org/markup-compatibility/2006" xmlns:aink="http://schemas.microsoft.com/office/drawing/2016/ink" xmlns:am3d="http://schemas.microsoft.com/office/drawing/2017/model3d" xmlns:o="urn:schemas-microsoft-com:office:office" xmlns:oel="http://schemas.microsoft.com/office/2019/extlst" xmlns:r="http://schemas.openxmlformats.org/officeDocument/2006/relationships" xmlns:m="http://schemas.openxmlformats.org/officeDocument/2006/math" xmlns:v="urn:schemas-microsoft-com:vml" xmlns:wp14="http://schemas.microsoft.com/office/word/2010/wordprocessingDrawing" xmlns:wp="http://schemas.openxmlformats.org/drawingml/2006/wordprocessingDrawing" xmlns:w10="urn:schemas-microsoft-com:office:word" xmlns:w="http://schemas.openxmlformats.org/wordprocessingml/2006/main" xmlns:w14="http://schemas.microsoft.com/office/word/2010/wordml" xmlns:w15="http://schemas.microsoft.com/office/word/2012/wordml" xmlns:w16cex="http://schemas.microsoft.com/office/word/2018/wordml/cex" xmlns:w16cid="http://schemas.microsoft.com/office/word/2016/wordml/cid" xmlns:w16="http://schemas.microsoft.com/office/word/2018/wordml" xmlns:w16du="http://schemas.microsoft.com/office/word/2023/wordml/word16du" xmlns:w16sdtdh="http://schemas.microsoft.com/office/word/2020/wordml/sdtdatahash" xmlns:w16sdtfl="http://schemas.microsoft.com/office/word/2024/wordml/sdtformatlock" xmlns:w16se="http://schemas.microsoft.com/office/word/2015/wordml/symex" xmlns:wpg="http://schemas.microsoft.com/office/word/2010/wordprocessingGroup" xmlns:wpi="http://schemas.microsoft.com/office/word/2010/wordprocessingInk" xmlns:wne="http://schemas.microsoft.com/office/word/2006/wordml" xmlns:wps="http://schemas.microsoft.com/office/word/2010/wordprocessingShape" xmlns:a="http://schemas.openxmlformats.org/drawingml/2006/main" xmlns:pic="http://schemas.openxmlformats.org/drawingml/2006/picture" xmlns:a14="http://schemas.microsoft.com/office/drawing/2010/main" mc:Ignorable="w14 w15 w16se w16cid w16 w16cex w16sdtdh w16sdtfl w16du wp14">
+<w:document xmlns:wpc="http://schemas.microsoft.com/office/word/2010/wordprocessingCanvas" xmlns:cx="http://schemas.microsoft.com/office/drawing/2014/chartex" xmlns:cx1="http://schemas.microsoft.com/office/drawing/2015/9/8/chartex" xmlns:cx2="http://schemas.microsoft.com/office/drawing/2015/10/21/chartex" xmlns:cx3="http://schemas.microsoft.com/office/drawing/2016/5/9/chartex" xmlns:cx4="http://schemas.microsoft.com/office/drawing/2016/5/10/chartex" xmlns:cx5="http://schemas.microsoft.com/office/drawing/2016/5/11/chartex" xmlns:cx6="http://schemas.microsoft.com/office/drawing/2016/5/12/chartex" xmlns:cx7="http://schemas.microsoft.com/office/drawing/2016/5/13/chartex" xmlns:cx8="http://schemas.microsoft.com/office/drawing/2016/5/14/chartex" xmlns:mc="http://schemas.openxmlformats.org/markup-compatibility/2006" xmlns:aink="http://schemas.microsoft.com/office/drawing/2016/ink" xmlns:am3d="http://schemas.microsoft.com/office/drawing/2017/model3d" xmlns:o="urn:schemas-microsoft-com:office:office" xmlns:oel="http://schemas.microsoft.com/office/2019/extlst" xmlns:r="http://schemas.openxmlformats.org/officeDocument/2006/relationships" xmlns:m="http://schemas.openxmlformats.org/officeDocument/2006/math" xmlns:v="urn:schemas-microsoft-com:vml" xmlns:wp14="http://schemas.microsoft.com/office/word/2010/wordprocessingDrawing" xmlns:wp="http://schemas.openxmlformats.org/drawingml/2006/wordprocessingDrawing" xmlns:w10="urn:schemas-microsoft-com:office:word" xmlns:w="http://schemas.openxmlformats.org/wordprocessingml/2006/main" xmlns:w14="http://schemas.microsoft.com/office/word/2010/wordml" xmlns:w15="http://schemas.microsoft.com/office/word/2012/wordml" xmlns:w16cex="http://schemas.microsoft.com/office/word/2018/wordml/cex" xmlns:w16cid="http://schemas.microsoft.com/office/word/2016/wordml/cid" xmlns:w16="http://schemas.microsoft.com/office/word/2018/wordml" xmlns:w16du="http://schemas.microsoft.com/office/word/2023/wordml/word16du" xmlns:w16sdtdh="http://schemas.microsoft.com/office/word/2020/wordml/sdtdatahash" xmlns:w16sdtfl="http://schemas.microsoft.com/office/word/2024/wordml/sdtformatlock" xmlns:w16se="http://schemas.microsoft.com/office/word/2015/wordml/symex" xmlns:wpg="http://schemas.microsoft.com/office/word/2010/wordprocessingGroup" xmlns:wpi="http://schemas.microsoft.com/office/word/2010/wordprocessingInk" xmlns:wne="http://schemas.microsoft.com/office/word/2006/wordml" xmlns:wps="http://schemas.microsoft.com/office/word/2010/wordprocessingShape" mc:Ignorable="w14 w15 w16se w16cid w16 w16cex w16sdtdh w16sdtfl w16du wp14">
   <w:body>
     <w:p>
       <w:pPr>
@@ -626,7 +626,7 @@
               </wp:inline>
             </w:drawing>
           </mc:Choice>
-          <mc:Fallback xmlns:a="http://schemas.openxmlformats.org/drawingml/2006/main" xmlns:a14="http://schemas.microsoft.com/office/drawing/2010/main" xmlns:pic="http://schemas.openxmlformats.org/drawingml/2006/picture">
+          <mc:Fallback xmlns:pic="http://schemas.openxmlformats.org/drawingml/2006/picture" xmlns:a14="http://schemas.microsoft.com/office/drawing/2010/main" xmlns:a="http://schemas.openxmlformats.org/drawingml/2006/main">
             <w:pict w14:anchorId="709F706A">
               <v:group id="Group 17673" style="width:468.1pt;height:1.63pt;mso-position-horizontal-relative:char;mso-position-vertical-relative:line" coordsize="59448,207">
                 <v:shape id="Shape 23303" style="position:absolute;width:59436;height:203;left:0;top:0;" coordsize="5943600,20320" path="m0,0l5943600,0l5943600,20320l0,20320l0,0">
@@ -1211,7 +1211,7 @@
               </wp:inline>
             </w:drawing>
           </mc:Choice>
-          <mc:Fallback xmlns:a="http://schemas.openxmlformats.org/drawingml/2006/main" xmlns:a14="http://schemas.microsoft.com/office/drawing/2010/main" xmlns:pic="http://schemas.openxmlformats.org/drawingml/2006/picture">
+          <mc:Fallback xmlns:pic="http://schemas.openxmlformats.org/drawingml/2006/picture" xmlns:a14="http://schemas.microsoft.com/office/drawing/2010/main" xmlns:a="http://schemas.openxmlformats.org/drawingml/2006/main">
             <w:pict w14:anchorId="446CFE94">
               <v:group id="Group 17674" style="width:468.1pt;height:1.60999pt;mso-position-horizontal-relative:char;mso-position-vertical-relative:line" coordsize="59448,204">
                 <v:shape id="Shape 23321" style="position:absolute;width:59436;height:196;left:0;top:0;" coordsize="5943600,19685" path="m0,0l5943600,0l5943600,19685l0,19685l0,0">
@@ -1400,6 +1400,7 @@
         <w:rPr>
           <w:b/>
         </w:rPr>
+        <w:lastRenderedPageBreak/>
         <w:t xml:space="preserve">REVISION HISTORY TABLE </w:t>
       </w:r>
     </w:p>
@@ -1430,10 +1431,10 @@
           <w:tcPr>
             <w:tcW w:w="1037" w:type="dxa"/>
             <w:tcBorders>
-              <w:top w:val="single" w:color="000000" w:sz="4" w:space="0"/>
-              <w:left w:val="single" w:color="000000" w:sz="4" w:space="0"/>
-              <w:bottom w:val="single" w:color="000000" w:sz="4" w:space="0"/>
-              <w:right w:val="single" w:color="000000" w:sz="4" w:space="0"/>
+              <w:top w:val="single" w:sz="4" w:space="0" w:color="000000"/>
+              <w:left w:val="single" w:sz="4" w:space="0" w:color="000000"/>
+              <w:bottom w:val="single" w:sz="4" w:space="0" w:color="000000"/>
+              <w:right w:val="single" w:sz="4" w:space="0" w:color="000000"/>
             </w:tcBorders>
           </w:tcPr>
           <w:p>
@@ -1455,10 +1456,10 @@
           <w:tcPr>
             <w:tcW w:w="1479" w:type="dxa"/>
             <w:tcBorders>
-              <w:top w:val="single" w:color="000000" w:sz="4" w:space="0"/>
-              <w:left w:val="single" w:color="000000" w:sz="4" w:space="0"/>
-              <w:bottom w:val="single" w:color="000000" w:sz="4" w:space="0"/>
-              <w:right w:val="single" w:color="000000" w:sz="4" w:space="0"/>
+              <w:top w:val="single" w:sz="4" w:space="0" w:color="000000"/>
+              <w:left w:val="single" w:sz="4" w:space="0" w:color="000000"/>
+              <w:bottom w:val="single" w:sz="4" w:space="0" w:color="000000"/>
+              <w:right w:val="single" w:sz="4" w:space="0" w:color="000000"/>
             </w:tcBorders>
             <w:vAlign w:val="center"/>
           </w:tcPr>
@@ -1481,10 +1482,10 @@
           <w:tcPr>
             <w:tcW w:w="2251" w:type="dxa"/>
             <w:tcBorders>
-              <w:top w:val="single" w:color="000000" w:sz="4" w:space="0"/>
-              <w:left w:val="single" w:color="000000" w:sz="4" w:space="0"/>
-              <w:bottom w:val="single" w:color="000000" w:sz="4" w:space="0"/>
-              <w:right w:val="single" w:color="000000" w:sz="4" w:space="0"/>
+              <w:top w:val="single" w:sz="4" w:space="0" w:color="000000"/>
+              <w:left w:val="single" w:sz="4" w:space="0" w:color="000000"/>
+              <w:bottom w:val="single" w:sz="4" w:space="0" w:color="000000"/>
+              <w:right w:val="single" w:sz="4" w:space="0" w:color="000000"/>
             </w:tcBorders>
             <w:vAlign w:val="center"/>
           </w:tcPr>
@@ -1507,10 +1508,10 @@
           <w:tcPr>
             <w:tcW w:w="2609" w:type="dxa"/>
             <w:tcBorders>
-              <w:top w:val="single" w:color="000000" w:sz="4" w:space="0"/>
-              <w:left w:val="single" w:color="000000" w:sz="4" w:space="0"/>
-              <w:bottom w:val="single" w:color="000000" w:sz="4" w:space="0"/>
-              <w:right w:val="single" w:color="000000" w:sz="4" w:space="0"/>
+              <w:top w:val="single" w:sz="4" w:space="0" w:color="000000"/>
+              <w:left w:val="single" w:sz="4" w:space="0" w:color="000000"/>
+              <w:bottom w:val="single" w:sz="4" w:space="0" w:color="000000"/>
+              <w:right w:val="single" w:sz="4" w:space="0" w:color="000000"/>
             </w:tcBorders>
             <w:vAlign w:val="center"/>
           </w:tcPr>
@@ -1533,10 +1534,10 @@
           <w:tcPr>
             <w:tcW w:w="2072" w:type="dxa"/>
             <w:tcBorders>
-              <w:top w:val="single" w:color="000000" w:sz="4" w:space="0"/>
-              <w:left w:val="single" w:color="000000" w:sz="4" w:space="0"/>
-              <w:bottom w:val="single" w:color="000000" w:sz="4" w:space="0"/>
-              <w:right w:val="single" w:color="000000" w:sz="4" w:space="0"/>
+              <w:top w:val="single" w:sz="4" w:space="0" w:color="000000"/>
+              <w:left w:val="single" w:sz="4" w:space="0" w:color="000000"/>
+              <w:bottom w:val="single" w:sz="4" w:space="0" w:color="000000"/>
+              <w:right w:val="single" w:sz="4" w:space="0" w:color="000000"/>
             </w:tcBorders>
             <w:vAlign w:val="center"/>
           </w:tcPr>
@@ -1564,10 +1565,10 @@
           <w:tcPr>
             <w:tcW w:w="1037" w:type="dxa"/>
             <w:tcBorders>
-              <w:top w:val="single" w:color="000000" w:sz="4" w:space="0"/>
-              <w:left w:val="single" w:color="000000" w:sz="4" w:space="0"/>
-              <w:bottom w:val="single" w:color="000000" w:sz="4" w:space="0"/>
-              <w:right w:val="single" w:color="000000" w:sz="4" w:space="0"/>
+              <w:top w:val="single" w:sz="4" w:space="0" w:color="000000"/>
+              <w:left w:val="single" w:sz="4" w:space="0" w:color="000000"/>
+              <w:bottom w:val="single" w:sz="4" w:space="0" w:color="000000"/>
+              <w:right w:val="single" w:sz="4" w:space="0" w:color="000000"/>
             </w:tcBorders>
             <w:vAlign w:val="center"/>
           </w:tcPr>
@@ -1589,10 +1590,10 @@
           <w:tcPr>
             <w:tcW w:w="1479" w:type="dxa"/>
             <w:tcBorders>
-              <w:top w:val="single" w:color="000000" w:sz="4" w:space="0"/>
-              <w:left w:val="single" w:color="000000" w:sz="4" w:space="0"/>
-              <w:bottom w:val="single" w:color="000000" w:sz="4" w:space="0"/>
-              <w:right w:val="single" w:color="000000" w:sz="4" w:space="0"/>
+              <w:top w:val="single" w:sz="4" w:space="0" w:color="000000"/>
+              <w:left w:val="single" w:sz="4" w:space="0" w:color="000000"/>
+              <w:bottom w:val="single" w:sz="4" w:space="0" w:color="000000"/>
+              <w:right w:val="single" w:sz="4" w:space="0" w:color="000000"/>
             </w:tcBorders>
           </w:tcPr>
           <w:p>
@@ -1605,7 +1606,21 @@
               <w:rPr>
                 <w:color w:val="0F1115"/>
               </w:rPr>
-              <w:t xml:space="preserve">February 20, 2026 </w:t>
+              <w:t xml:space="preserve">February 20, </w:t>
+            </w:r>
+            <w:proofErr w:type="gramStart"/>
+            <w:r>
+              <w:rPr>
+                <w:color w:val="0F1115"/>
+              </w:rPr>
+              <w:t>2026</w:t>
+            </w:r>
+            <w:proofErr w:type="gramEnd"/>
+            <w:r>
+              <w:rPr>
+                <w:color w:val="0F1115"/>
+              </w:rPr>
+              <w:t xml:space="preserve"> </w:t>
             </w:r>
           </w:p>
         </w:tc>
@@ -1613,10 +1628,10 @@
           <w:tcPr>
             <w:tcW w:w="2251" w:type="dxa"/>
             <w:tcBorders>
-              <w:top w:val="single" w:color="000000" w:sz="4" w:space="0"/>
-              <w:left w:val="single" w:color="000000" w:sz="4" w:space="0"/>
-              <w:bottom w:val="single" w:color="000000" w:sz="4" w:space="0"/>
-              <w:right w:val="single" w:color="000000" w:sz="4" w:space="0"/>
+              <w:top w:val="single" w:sz="4" w:space="0" w:color="000000"/>
+              <w:left w:val="single" w:sz="4" w:space="0" w:color="000000"/>
+              <w:bottom w:val="single" w:sz="4" w:space="0" w:color="000000"/>
+              <w:right w:val="single" w:sz="4" w:space="0" w:color="000000"/>
             </w:tcBorders>
           </w:tcPr>
           <w:p>
@@ -1649,10 +1664,10 @@
           <w:tcPr>
             <w:tcW w:w="2609" w:type="dxa"/>
             <w:tcBorders>
-              <w:top w:val="single" w:color="000000" w:sz="4" w:space="0"/>
-              <w:left w:val="single" w:color="000000" w:sz="4" w:space="0"/>
-              <w:bottom w:val="single" w:color="000000" w:sz="4" w:space="0"/>
-              <w:right w:val="single" w:color="000000" w:sz="4" w:space="0"/>
+              <w:top w:val="single" w:sz="4" w:space="0" w:color="000000"/>
+              <w:left w:val="single" w:sz="4" w:space="0" w:color="000000"/>
+              <w:bottom w:val="single" w:sz="4" w:space="0" w:color="000000"/>
+              <w:right w:val="single" w:sz="4" w:space="0" w:color="000000"/>
             </w:tcBorders>
             <w:vAlign w:val="center"/>
           </w:tcPr>
@@ -1674,10 +1689,10 @@
           <w:tcPr>
             <w:tcW w:w="2072" w:type="dxa"/>
             <w:tcBorders>
-              <w:top w:val="single" w:color="000000" w:sz="4" w:space="0"/>
-              <w:left w:val="single" w:color="000000" w:sz="4" w:space="0"/>
-              <w:bottom w:val="single" w:color="000000" w:sz="4" w:space="0"/>
-              <w:right w:val="single" w:color="000000" w:sz="4" w:space="0"/>
+              <w:top w:val="single" w:sz="4" w:space="0" w:color="000000"/>
+              <w:left w:val="single" w:sz="4" w:space="0" w:color="000000"/>
+              <w:bottom w:val="single" w:sz="4" w:space="0" w:color="000000"/>
+              <w:right w:val="single" w:sz="4" w:space="0" w:color="000000"/>
             </w:tcBorders>
             <w:vAlign w:val="center"/>
           </w:tcPr>
@@ -1704,10 +1719,10 @@
           <w:tcPr>
             <w:tcW w:w="1037" w:type="dxa"/>
             <w:tcBorders>
-              <w:top w:val="single" w:color="000000" w:sz="4" w:space="0"/>
-              <w:left w:val="single" w:color="000000" w:sz="4" w:space="0"/>
-              <w:bottom w:val="single" w:color="000000" w:sz="4" w:space="0"/>
-              <w:right w:val="single" w:color="000000" w:sz="4" w:space="0"/>
+              <w:top w:val="single" w:sz="4" w:space="0" w:color="000000"/>
+              <w:left w:val="single" w:sz="4" w:space="0" w:color="000000"/>
+              <w:bottom w:val="single" w:sz="4" w:space="0" w:color="000000"/>
+              <w:right w:val="single" w:sz="4" w:space="0" w:color="000000"/>
             </w:tcBorders>
             <w:vAlign w:val="center"/>
           </w:tcPr>
@@ -1729,10 +1744,10 @@
           <w:tcPr>
             <w:tcW w:w="1479" w:type="dxa"/>
             <w:tcBorders>
-              <w:top w:val="single" w:color="000000" w:sz="4" w:space="0"/>
-              <w:left w:val="single" w:color="000000" w:sz="4" w:space="0"/>
-              <w:bottom w:val="single" w:color="000000" w:sz="4" w:space="0"/>
-              <w:right w:val="single" w:color="000000" w:sz="4" w:space="0"/>
+              <w:top w:val="single" w:sz="4" w:space="0" w:color="000000"/>
+              <w:left w:val="single" w:sz="4" w:space="0" w:color="000000"/>
+              <w:bottom w:val="single" w:sz="4" w:space="0" w:color="000000"/>
+              <w:right w:val="single" w:sz="4" w:space="0" w:color="000000"/>
             </w:tcBorders>
           </w:tcPr>
           <w:p>
@@ -1745,7 +1760,21 @@
               <w:rPr>
                 <w:color w:val="0F1115"/>
               </w:rPr>
-              <w:t xml:space="preserve">February 27, 2026 </w:t>
+              <w:t xml:space="preserve">February 27, </w:t>
+            </w:r>
+            <w:proofErr w:type="gramStart"/>
+            <w:r>
+              <w:rPr>
+                <w:color w:val="0F1115"/>
+              </w:rPr>
+              <w:t>2026</w:t>
+            </w:r>
+            <w:proofErr w:type="gramEnd"/>
+            <w:r>
+              <w:rPr>
+                <w:color w:val="0F1115"/>
+              </w:rPr>
+              <w:t xml:space="preserve"> </w:t>
             </w:r>
           </w:p>
         </w:tc>
@@ -1753,10 +1782,10 @@
           <w:tcPr>
             <w:tcW w:w="2251" w:type="dxa"/>
             <w:tcBorders>
-              <w:top w:val="single" w:color="000000" w:sz="4" w:space="0"/>
-              <w:left w:val="single" w:color="000000" w:sz="4" w:space="0"/>
-              <w:bottom w:val="single" w:color="000000" w:sz="4" w:space="0"/>
-              <w:right w:val="single" w:color="000000" w:sz="4" w:space="0"/>
+              <w:top w:val="single" w:sz="4" w:space="0" w:color="000000"/>
+              <w:left w:val="single" w:sz="4" w:space="0" w:color="000000"/>
+              <w:bottom w:val="single" w:sz="4" w:space="0" w:color="000000"/>
+              <w:right w:val="single" w:sz="4" w:space="0" w:color="000000"/>
             </w:tcBorders>
           </w:tcPr>
           <w:p>
@@ -1789,10 +1818,10 @@
           <w:tcPr>
             <w:tcW w:w="2609" w:type="dxa"/>
             <w:tcBorders>
-              <w:top w:val="single" w:color="000000" w:sz="4" w:space="0"/>
-              <w:left w:val="single" w:color="000000" w:sz="4" w:space="0"/>
-              <w:bottom w:val="single" w:color="000000" w:sz="4" w:space="0"/>
-              <w:right w:val="single" w:color="000000" w:sz="4" w:space="0"/>
+              <w:top w:val="single" w:sz="4" w:space="0" w:color="000000"/>
+              <w:left w:val="single" w:sz="4" w:space="0" w:color="000000"/>
+              <w:bottom w:val="single" w:sz="4" w:space="0" w:color="000000"/>
+              <w:right w:val="single" w:sz="4" w:space="0" w:color="000000"/>
             </w:tcBorders>
           </w:tcPr>
           <w:p>
@@ -1813,10 +1842,10 @@
           <w:tcPr>
             <w:tcW w:w="2072" w:type="dxa"/>
             <w:tcBorders>
-              <w:top w:val="single" w:color="000000" w:sz="4" w:space="0"/>
-              <w:left w:val="single" w:color="000000" w:sz="4" w:space="0"/>
-              <w:bottom w:val="single" w:color="000000" w:sz="4" w:space="0"/>
-              <w:right w:val="single" w:color="000000" w:sz="4" w:space="0"/>
+              <w:top w:val="single" w:sz="4" w:space="0" w:color="000000"/>
+              <w:left w:val="single" w:sz="4" w:space="0" w:color="000000"/>
+              <w:bottom w:val="single" w:sz="4" w:space="0" w:color="000000"/>
+              <w:right w:val="single" w:sz="4" w:space="0" w:color="000000"/>
             </w:tcBorders>
             <w:vAlign w:val="center"/>
           </w:tcPr>
@@ -1843,10 +1872,10 @@
           <w:tcPr>
             <w:tcW w:w="1037" w:type="dxa"/>
             <w:tcBorders>
-              <w:top w:val="single" w:color="000000" w:sz="4" w:space="0"/>
-              <w:left w:val="single" w:color="000000" w:sz="4" w:space="0"/>
-              <w:bottom w:val="single" w:color="000000" w:sz="4" w:space="0"/>
-              <w:right w:val="single" w:color="000000" w:sz="4" w:space="0"/>
+              <w:top w:val="single" w:sz="4" w:space="0" w:color="000000"/>
+              <w:left w:val="single" w:sz="4" w:space="0" w:color="000000"/>
+              <w:bottom w:val="single" w:sz="4" w:space="0" w:color="000000"/>
+              <w:right w:val="single" w:sz="4" w:space="0" w:color="000000"/>
             </w:tcBorders>
             <w:vAlign w:val="center"/>
           </w:tcPr>
@@ -1868,10 +1897,10 @@
           <w:tcPr>
             <w:tcW w:w="1479" w:type="dxa"/>
             <w:tcBorders>
-              <w:top w:val="single" w:color="000000" w:sz="4" w:space="0"/>
-              <w:left w:val="single" w:color="000000" w:sz="4" w:space="0"/>
-              <w:bottom w:val="single" w:color="000000" w:sz="4" w:space="0"/>
-              <w:right w:val="single" w:color="000000" w:sz="4" w:space="0"/>
+              <w:top w:val="single" w:sz="4" w:space="0" w:color="000000"/>
+              <w:left w:val="single" w:sz="4" w:space="0" w:color="000000"/>
+              <w:bottom w:val="single" w:sz="4" w:space="0" w:color="000000"/>
+              <w:right w:val="single" w:sz="4" w:space="0" w:color="000000"/>
             </w:tcBorders>
             <w:vAlign w:val="center"/>
           </w:tcPr>
@@ -1885,7 +1914,21 @@
               <w:rPr>
                 <w:color w:val="0F1115"/>
               </w:rPr>
-              <w:t xml:space="preserve">March 10, 2026 </w:t>
+              <w:t xml:space="preserve">March 10, </w:t>
+            </w:r>
+            <w:proofErr w:type="gramStart"/>
+            <w:r>
+              <w:rPr>
+                <w:color w:val="0F1115"/>
+              </w:rPr>
+              <w:t>2026</w:t>
+            </w:r>
+            <w:proofErr w:type="gramEnd"/>
+            <w:r>
+              <w:rPr>
+                <w:color w:val="0F1115"/>
+              </w:rPr>
+              <w:t xml:space="preserve"> </w:t>
             </w:r>
           </w:p>
         </w:tc>
@@ -1893,10 +1936,10 @@
           <w:tcPr>
             <w:tcW w:w="2251" w:type="dxa"/>
             <w:tcBorders>
-              <w:top w:val="single" w:color="000000" w:sz="4" w:space="0"/>
-              <w:left w:val="single" w:color="000000" w:sz="4" w:space="0"/>
-              <w:bottom w:val="single" w:color="000000" w:sz="4" w:space="0"/>
-              <w:right w:val="single" w:color="000000" w:sz="4" w:space="0"/>
+              <w:top w:val="single" w:sz="4" w:space="0" w:color="000000"/>
+              <w:left w:val="single" w:sz="4" w:space="0" w:color="000000"/>
+              <w:bottom w:val="single" w:sz="4" w:space="0" w:color="000000"/>
+              <w:right w:val="single" w:sz="4" w:space="0" w:color="000000"/>
             </w:tcBorders>
             <w:vAlign w:val="center"/>
           </w:tcPr>
@@ -1918,10 +1961,10 @@
           <w:tcPr>
             <w:tcW w:w="2609" w:type="dxa"/>
             <w:tcBorders>
-              <w:top w:val="single" w:color="000000" w:sz="4" w:space="0"/>
-              <w:left w:val="single" w:color="000000" w:sz="4" w:space="0"/>
-              <w:bottom w:val="single" w:color="000000" w:sz="4" w:space="0"/>
-              <w:right w:val="single" w:color="000000" w:sz="4" w:space="0"/>
+              <w:top w:val="single" w:sz="4" w:space="0" w:color="000000"/>
+              <w:left w:val="single" w:sz="4" w:space="0" w:color="000000"/>
+              <w:bottom w:val="single" w:sz="4" w:space="0" w:color="000000"/>
+              <w:right w:val="single" w:sz="4" w:space="0" w:color="000000"/>
             </w:tcBorders>
           </w:tcPr>
           <w:p>
@@ -1947,10 +1990,10 @@
           <w:tcPr>
             <w:tcW w:w="2072" w:type="dxa"/>
             <w:tcBorders>
-              <w:top w:val="single" w:color="000000" w:sz="4" w:space="0"/>
-              <w:left w:val="single" w:color="000000" w:sz="4" w:space="0"/>
-              <w:bottom w:val="single" w:color="000000" w:sz="4" w:space="0"/>
-              <w:right w:val="single" w:color="000000" w:sz="4" w:space="0"/>
+              <w:top w:val="single" w:sz="4" w:space="0" w:color="000000"/>
+              <w:left w:val="single" w:sz="4" w:space="0" w:color="000000"/>
+              <w:bottom w:val="single" w:sz="4" w:space="0" w:color="000000"/>
+              <w:right w:val="single" w:sz="4" w:space="0" w:color="000000"/>
             </w:tcBorders>
             <w:vAlign w:val="center"/>
           </w:tcPr>
@@ -1977,10 +2020,10 @@
           <w:tcPr>
             <w:tcW w:w="1037" w:type="dxa"/>
             <w:tcBorders>
-              <w:top w:val="single" w:color="000000" w:sz="4" w:space="0"/>
-              <w:left w:val="single" w:color="000000" w:sz="4" w:space="0"/>
-              <w:bottom w:val="single" w:color="000000" w:sz="4" w:space="0"/>
-              <w:right w:val="single" w:color="000000" w:sz="4" w:space="0"/>
+              <w:top w:val="single" w:sz="4" w:space="0" w:color="000000"/>
+              <w:left w:val="single" w:sz="4" w:space="0" w:color="000000"/>
+              <w:bottom w:val="single" w:sz="4" w:space="0" w:color="000000"/>
+              <w:right w:val="single" w:sz="4" w:space="0" w:color="000000"/>
             </w:tcBorders>
           </w:tcPr>
           <w:p>
@@ -2001,10 +2044,10 @@
           <w:tcPr>
             <w:tcW w:w="1479" w:type="dxa"/>
             <w:tcBorders>
-              <w:top w:val="single" w:color="000000" w:sz="4" w:space="0"/>
-              <w:left w:val="single" w:color="000000" w:sz="4" w:space="0"/>
-              <w:bottom w:val="single" w:color="000000" w:sz="4" w:space="0"/>
-              <w:right w:val="single" w:color="000000" w:sz="4" w:space="0"/>
+              <w:top w:val="single" w:sz="4" w:space="0" w:color="000000"/>
+              <w:left w:val="single" w:sz="4" w:space="0" w:color="000000"/>
+              <w:bottom w:val="single" w:sz="4" w:space="0" w:color="000000"/>
+              <w:right w:val="single" w:sz="4" w:space="0" w:color="000000"/>
             </w:tcBorders>
           </w:tcPr>
           <w:p>
@@ -2022,10 +2065,10 @@
           <w:tcPr>
             <w:tcW w:w="2251" w:type="dxa"/>
             <w:tcBorders>
-              <w:top w:val="single" w:color="000000" w:sz="4" w:space="0"/>
-              <w:left w:val="single" w:color="000000" w:sz="4" w:space="0"/>
-              <w:bottom w:val="single" w:color="000000" w:sz="4" w:space="0"/>
-              <w:right w:val="single" w:color="000000" w:sz="4" w:space="0"/>
+              <w:top w:val="single" w:sz="4" w:space="0" w:color="000000"/>
+              <w:left w:val="single" w:sz="4" w:space="0" w:color="000000"/>
+              <w:bottom w:val="single" w:sz="4" w:space="0" w:color="000000"/>
+              <w:right w:val="single" w:sz="4" w:space="0" w:color="000000"/>
             </w:tcBorders>
           </w:tcPr>
           <w:p>
@@ -2046,10 +2089,10 @@
           <w:tcPr>
             <w:tcW w:w="2609" w:type="dxa"/>
             <w:tcBorders>
-              <w:top w:val="single" w:color="000000" w:sz="4" w:space="0"/>
-              <w:left w:val="single" w:color="000000" w:sz="4" w:space="0"/>
-              <w:bottom w:val="single" w:color="000000" w:sz="4" w:space="0"/>
-              <w:right w:val="single" w:color="000000" w:sz="4" w:space="0"/>
+              <w:top w:val="single" w:sz="4" w:space="0" w:color="000000"/>
+              <w:left w:val="single" w:sz="4" w:space="0" w:color="000000"/>
+              <w:bottom w:val="single" w:sz="4" w:space="0" w:color="000000"/>
+              <w:right w:val="single" w:sz="4" w:space="0" w:color="000000"/>
             </w:tcBorders>
           </w:tcPr>
           <w:p>
@@ -2090,10 +2133,10 @@
           <w:tcPr>
             <w:tcW w:w="2072" w:type="dxa"/>
             <w:tcBorders>
-              <w:top w:val="single" w:color="000000" w:sz="4" w:space="0"/>
-              <w:left w:val="single" w:color="000000" w:sz="4" w:space="0"/>
-              <w:bottom w:val="single" w:color="000000" w:sz="4" w:space="0"/>
-              <w:right w:val="single" w:color="000000" w:sz="4" w:space="0"/>
+              <w:top w:val="single" w:sz="4" w:space="0" w:color="000000"/>
+              <w:left w:val="single" w:sz="4" w:space="0" w:color="000000"/>
+              <w:bottom w:val="single" w:sz="4" w:space="0" w:color="000000"/>
+              <w:right w:val="single" w:sz="4" w:space="0" w:color="000000"/>
             </w:tcBorders>
           </w:tcPr>
           <w:p>
@@ -2119,10 +2162,10 @@
           <w:tcPr>
             <w:tcW w:w="1037" w:type="dxa"/>
             <w:tcBorders>
-              <w:top w:val="single" w:color="000000" w:sz="4" w:space="0"/>
-              <w:left w:val="single" w:color="000000" w:sz="4" w:space="0"/>
-              <w:bottom w:val="single" w:color="000000" w:sz="4" w:space="0"/>
-              <w:right w:val="single" w:color="000000" w:sz="4" w:space="0"/>
+              <w:top w:val="single" w:sz="4" w:space="0" w:color="000000"/>
+              <w:left w:val="single" w:sz="4" w:space="0" w:color="000000"/>
+              <w:bottom w:val="single" w:sz="4" w:space="0" w:color="000000"/>
+              <w:right w:val="single" w:sz="4" w:space="0" w:color="000000"/>
             </w:tcBorders>
             <w:vAlign w:val="center"/>
           </w:tcPr>
@@ -2144,10 +2187,10 @@
           <w:tcPr>
             <w:tcW w:w="1479" w:type="dxa"/>
             <w:tcBorders>
-              <w:top w:val="single" w:color="000000" w:sz="4" w:space="0"/>
-              <w:left w:val="single" w:color="000000" w:sz="4" w:space="0"/>
-              <w:bottom w:val="single" w:color="000000" w:sz="4" w:space="0"/>
-              <w:right w:val="single" w:color="000000" w:sz="4" w:space="0"/>
+              <w:top w:val="single" w:sz="4" w:space="0" w:color="000000"/>
+              <w:left w:val="single" w:sz="4" w:space="0" w:color="000000"/>
+              <w:bottom w:val="single" w:sz="4" w:space="0" w:color="000000"/>
+              <w:right w:val="single" w:sz="4" w:space="0" w:color="000000"/>
             </w:tcBorders>
             <w:vAlign w:val="center"/>
           </w:tcPr>
@@ -2166,10 +2209,10 @@
           <w:tcPr>
             <w:tcW w:w="2251" w:type="dxa"/>
             <w:tcBorders>
-              <w:top w:val="single" w:color="000000" w:sz="4" w:space="0"/>
-              <w:left w:val="single" w:color="000000" w:sz="4" w:space="0"/>
-              <w:bottom w:val="single" w:color="000000" w:sz="4" w:space="0"/>
-              <w:right w:val="single" w:color="000000" w:sz="4" w:space="0"/>
+              <w:top w:val="single" w:sz="4" w:space="0" w:color="000000"/>
+              <w:left w:val="single" w:sz="4" w:space="0" w:color="000000"/>
+              <w:bottom w:val="single" w:sz="4" w:space="0" w:color="000000"/>
+              <w:right w:val="single" w:sz="4" w:space="0" w:color="000000"/>
             </w:tcBorders>
             <w:vAlign w:val="center"/>
           </w:tcPr>
@@ -2188,10 +2231,10 @@
           <w:tcPr>
             <w:tcW w:w="2609" w:type="dxa"/>
             <w:tcBorders>
-              <w:top w:val="single" w:color="000000" w:sz="4" w:space="0"/>
-              <w:left w:val="single" w:color="000000" w:sz="4" w:space="0"/>
-              <w:bottom w:val="single" w:color="000000" w:sz="4" w:space="0"/>
-              <w:right w:val="single" w:color="000000" w:sz="4" w:space="0"/>
+              <w:top w:val="single" w:sz="4" w:space="0" w:color="000000"/>
+              <w:left w:val="single" w:sz="4" w:space="0" w:color="000000"/>
+              <w:bottom w:val="single" w:sz="4" w:space="0" w:color="000000"/>
+              <w:right w:val="single" w:sz="4" w:space="0" w:color="000000"/>
             </w:tcBorders>
           </w:tcPr>
           <w:p>
@@ -2212,10 +2255,10 @@
           <w:tcPr>
             <w:tcW w:w="2072" w:type="dxa"/>
             <w:tcBorders>
-              <w:top w:val="single" w:color="000000" w:sz="4" w:space="0"/>
-              <w:left w:val="single" w:color="000000" w:sz="4" w:space="0"/>
-              <w:bottom w:val="single" w:color="000000" w:sz="4" w:space="0"/>
-              <w:right w:val="single" w:color="000000" w:sz="4" w:space="0"/>
+              <w:top w:val="single" w:sz="4" w:space="0" w:color="000000"/>
+              <w:left w:val="single" w:sz="4" w:space="0" w:color="000000"/>
+              <w:bottom w:val="single" w:sz="4" w:space="0" w:color="000000"/>
+              <w:right w:val="single" w:sz="4" w:space="0" w:color="000000"/>
             </w:tcBorders>
             <w:vAlign w:val="center"/>
           </w:tcPr>
@@ -2254,10 +2297,10 @@
           <w:tcPr>
             <w:tcW w:w="1037" w:type="dxa"/>
             <w:tcBorders>
-              <w:top w:val="single" w:color="000000" w:sz="4" w:space="0"/>
-              <w:left w:val="single" w:color="000000" w:sz="4" w:space="0"/>
-              <w:bottom w:val="single" w:color="000000" w:sz="4" w:space="0"/>
-              <w:right w:val="single" w:color="000000" w:sz="4" w:space="0"/>
+              <w:top w:val="single" w:sz="4" w:space="0" w:color="000000"/>
+              <w:left w:val="single" w:sz="4" w:space="0" w:color="000000"/>
+              <w:bottom w:val="single" w:sz="4" w:space="0" w:color="000000"/>
+              <w:right w:val="single" w:sz="4" w:space="0" w:color="000000"/>
             </w:tcBorders>
             <w:vAlign w:val="center"/>
           </w:tcPr>
@@ -2279,10 +2322,10 @@
           <w:tcPr>
             <w:tcW w:w="1479" w:type="dxa"/>
             <w:tcBorders>
-              <w:top w:val="single" w:color="000000" w:sz="4" w:space="0"/>
-              <w:left w:val="single" w:color="000000" w:sz="4" w:space="0"/>
-              <w:bottom w:val="single" w:color="000000" w:sz="4" w:space="0"/>
-              <w:right w:val="single" w:color="000000" w:sz="4" w:space="0"/>
+              <w:top w:val="single" w:sz="4" w:space="0" w:color="000000"/>
+              <w:left w:val="single" w:sz="4" w:space="0" w:color="000000"/>
+              <w:bottom w:val="single" w:sz="4" w:space="0" w:color="000000"/>
+              <w:right w:val="single" w:sz="4" w:space="0" w:color="000000"/>
             </w:tcBorders>
             <w:vAlign w:val="center"/>
           </w:tcPr>
@@ -2304,10 +2347,10 @@
           <w:tcPr>
             <w:tcW w:w="2251" w:type="dxa"/>
             <w:tcBorders>
-              <w:top w:val="single" w:color="000000" w:sz="4" w:space="0"/>
-              <w:left w:val="single" w:color="000000" w:sz="4" w:space="0"/>
-              <w:bottom w:val="single" w:color="000000" w:sz="4" w:space="0"/>
-              <w:right w:val="single" w:color="000000" w:sz="4" w:space="0"/>
+              <w:top w:val="single" w:sz="4" w:space="0" w:color="000000"/>
+              <w:left w:val="single" w:sz="4" w:space="0" w:color="000000"/>
+              <w:bottom w:val="single" w:sz="4" w:space="0" w:color="000000"/>
+              <w:right w:val="single" w:sz="4" w:space="0" w:color="000000"/>
             </w:tcBorders>
             <w:vAlign w:val="center"/>
           </w:tcPr>
@@ -2329,10 +2372,10 @@
           <w:tcPr>
             <w:tcW w:w="2609" w:type="dxa"/>
             <w:tcBorders>
-              <w:top w:val="single" w:color="000000" w:sz="4" w:space="0"/>
-              <w:left w:val="single" w:color="000000" w:sz="4" w:space="0"/>
-              <w:bottom w:val="single" w:color="000000" w:sz="4" w:space="0"/>
-              <w:right w:val="single" w:color="000000" w:sz="4" w:space="0"/>
+              <w:top w:val="single" w:sz="4" w:space="0" w:color="000000"/>
+              <w:left w:val="single" w:sz="4" w:space="0" w:color="000000"/>
+              <w:bottom w:val="single" w:sz="4" w:space="0" w:color="000000"/>
+              <w:right w:val="single" w:sz="4" w:space="0" w:color="000000"/>
             </w:tcBorders>
           </w:tcPr>
           <w:p>
@@ -2353,10 +2396,10 @@
           <w:tcPr>
             <w:tcW w:w="2072" w:type="dxa"/>
             <w:tcBorders>
-              <w:top w:val="single" w:color="000000" w:sz="4" w:space="0"/>
-              <w:left w:val="single" w:color="000000" w:sz="4" w:space="0"/>
-              <w:bottom w:val="single" w:color="000000" w:sz="4" w:space="0"/>
-              <w:right w:val="single" w:color="000000" w:sz="4" w:space="0"/>
+              <w:top w:val="single" w:sz="4" w:space="0" w:color="000000"/>
+              <w:left w:val="single" w:sz="4" w:space="0" w:color="000000"/>
+              <w:bottom w:val="single" w:sz="4" w:space="0" w:color="000000"/>
+              <w:right w:val="single" w:sz="4" w:space="0" w:color="000000"/>
             </w:tcBorders>
             <w:vAlign w:val="center"/>
           </w:tcPr>
@@ -2383,10 +2426,10 @@
           <w:tcPr>
             <w:tcW w:w="1037" w:type="dxa"/>
             <w:tcBorders>
-              <w:top w:val="single" w:color="000000" w:sz="4" w:space="0"/>
-              <w:left w:val="single" w:color="000000" w:sz="4" w:space="0"/>
-              <w:bottom w:val="single" w:color="000000" w:sz="4" w:space="0"/>
-              <w:right w:val="single" w:color="000000" w:sz="4" w:space="0"/>
+              <w:top w:val="single" w:sz="4" w:space="0" w:color="000000"/>
+              <w:left w:val="single" w:sz="4" w:space="0" w:color="000000"/>
+              <w:bottom w:val="single" w:sz="4" w:space="0" w:color="000000"/>
+              <w:right w:val="single" w:sz="4" w:space="0" w:color="000000"/>
             </w:tcBorders>
             <w:vAlign w:val="center"/>
           </w:tcPr>
@@ -2408,10 +2451,10 @@
           <w:tcPr>
             <w:tcW w:w="1479" w:type="dxa"/>
             <w:tcBorders>
-              <w:top w:val="single" w:color="000000" w:sz="4" w:space="0"/>
-              <w:left w:val="single" w:color="000000" w:sz="4" w:space="0"/>
-              <w:bottom w:val="single" w:color="000000" w:sz="4" w:space="0"/>
-              <w:right w:val="single" w:color="000000" w:sz="4" w:space="0"/>
+              <w:top w:val="single" w:sz="4" w:space="0" w:color="000000"/>
+              <w:left w:val="single" w:sz="4" w:space="0" w:color="000000"/>
+              <w:bottom w:val="single" w:sz="4" w:space="0" w:color="000000"/>
+              <w:right w:val="single" w:sz="4" w:space="0" w:color="000000"/>
             </w:tcBorders>
             <w:vAlign w:val="center"/>
           </w:tcPr>
@@ -2433,10 +2476,10 @@
           <w:tcPr>
             <w:tcW w:w="2251" w:type="dxa"/>
             <w:tcBorders>
-              <w:top w:val="single" w:color="000000" w:sz="4" w:space="0"/>
-              <w:left w:val="single" w:color="000000" w:sz="4" w:space="0"/>
-              <w:bottom w:val="single" w:color="000000" w:sz="4" w:space="0"/>
-              <w:right w:val="single" w:color="000000" w:sz="4" w:space="0"/>
+              <w:top w:val="single" w:sz="4" w:space="0" w:color="000000"/>
+              <w:left w:val="single" w:sz="4" w:space="0" w:color="000000"/>
+              <w:bottom w:val="single" w:sz="4" w:space="0" w:color="000000"/>
+              <w:right w:val="single" w:sz="4" w:space="0" w:color="000000"/>
             </w:tcBorders>
             <w:vAlign w:val="center"/>
           </w:tcPr>
@@ -2458,10 +2501,10 @@
           <w:tcPr>
             <w:tcW w:w="2609" w:type="dxa"/>
             <w:tcBorders>
-              <w:top w:val="single" w:color="000000" w:sz="4" w:space="0"/>
-              <w:left w:val="single" w:color="000000" w:sz="4" w:space="0"/>
-              <w:bottom w:val="single" w:color="000000" w:sz="4" w:space="0"/>
-              <w:right w:val="single" w:color="000000" w:sz="4" w:space="0"/>
+              <w:top w:val="single" w:sz="4" w:space="0" w:color="000000"/>
+              <w:left w:val="single" w:sz="4" w:space="0" w:color="000000"/>
+              <w:bottom w:val="single" w:sz="4" w:space="0" w:color="000000"/>
+              <w:right w:val="single" w:sz="4" w:space="0" w:color="000000"/>
             </w:tcBorders>
           </w:tcPr>
           <w:p>
@@ -2482,10 +2525,10 @@
           <w:tcPr>
             <w:tcW w:w="2072" w:type="dxa"/>
             <w:tcBorders>
-              <w:top w:val="single" w:color="000000" w:sz="4" w:space="0"/>
-              <w:left w:val="single" w:color="000000" w:sz="4" w:space="0"/>
-              <w:bottom w:val="single" w:color="000000" w:sz="4" w:space="0"/>
-              <w:right w:val="single" w:color="000000" w:sz="4" w:space="0"/>
+              <w:top w:val="single" w:sz="4" w:space="0" w:color="000000"/>
+              <w:left w:val="single" w:sz="4" w:space="0" w:color="000000"/>
+              <w:bottom w:val="single" w:sz="4" w:space="0" w:color="000000"/>
+              <w:right w:val="single" w:sz="4" w:space="0" w:color="000000"/>
             </w:tcBorders>
             <w:vAlign w:val="center"/>
           </w:tcPr>
@@ -2610,6 +2653,7 @@
         <w:ind w:left="18" w:right="0" w:firstLine="0"/>
       </w:pPr>
       <w:r>
+        <w:lastRenderedPageBreak/>
         <w:t xml:space="preserve"> </w:t>
       </w:r>
     </w:p>
@@ -2687,7 +2731,6 @@
           <w:docPartGallery w:val="Table of Contents"/>
         </w:docPartObj>
       </w:sdtPr>
-      <w:sdtEndPr/>
       <w:sdtContent>
         <w:p>
           <w:pPr>
@@ -2908,7 +2951,7 @@
           <w:hyperlink w:anchor="_Toc22983">
             <w:r>
               <w:rPr>
-                <w:rFonts w:ascii="Arial" w:hAnsi="Arial" w:eastAsia="Arial" w:cs="Arial"/>
+                <w:rFonts w:ascii="Arial" w:eastAsia="Arial" w:hAnsi="Arial" w:cs="Arial"/>
                 <w:sz w:val="22"/>
               </w:rPr>
               <w:t>Authentication Endpoints</w:t>
@@ -2927,7 +2970,7 @@
             </w:r>
             <w:r>
               <w:rPr>
-                <w:rFonts w:ascii="Arial" w:hAnsi="Arial" w:eastAsia="Arial" w:cs="Arial"/>
+                <w:rFonts w:ascii="Arial" w:eastAsia="Arial" w:hAnsi="Arial" w:cs="Arial"/>
                 <w:sz w:val="22"/>
               </w:rPr>
               <w:t xml:space="preserve">11 </w:t>
@@ -3186,6 +3229,7 @@
         <w:jc w:val="left"/>
       </w:pPr>
       <w:r>
+        <w:lastRenderedPageBreak/>
         <w:t xml:space="preserve"> </w:t>
       </w:r>
     </w:p>
@@ -3243,7 +3287,7 @@
       <w:pPr>
         <w:pStyle w:val="Heading1"/>
       </w:pPr>
-      <w:bookmarkStart w:name="_Toc22977" w:id="0"/>
+      <w:bookmarkStart w:id="0" w:name="_Toc22977"/>
       <w:r>
         <w:t xml:space="preserve">EXECUTIVE SUMMARY </w:t>
       </w:r>
@@ -3257,8 +3301,8 @@
       </w:pPr>
       <w:r>
         <w:rPr>
-          <w:b w:val="1"/>
-          <w:bCs w:val="1"/>
+          <w:b/>
+          <w:bCs/>
         </w:rPr>
         <w:t xml:space="preserve">1.1 Project Overview </w:t>
       </w:r>
@@ -3266,34 +3310,19 @@
     <w:p>
       <w:pPr>
         <w:ind w:left="13" w:right="121"/>
+      </w:pPr>
+      <w:r>
+        <w:t xml:space="preserve">QuickContacts is a simple app for storing and managing personal contact information. It provides a straightforward platform for users to keep track of their contacts, categorize them into groups, and access them easily through a secure web interface. </w:t>
+      </w:r>
+    </w:p>
+    <w:p>
+      <w:pPr>
+        <w:ind w:left="13" w:right="121"/>
+      </w:pPr>
+      <w:r>
         <w:rPr>
-          <w:b w:val="0"/>
-          <w:bCs w:val="0"/>
-        </w:rPr>
-      </w:pPr>
-      <w:r>
-        <w:rPr>
-          <w:b w:val="0"/>
-          <w:bCs w:val="0"/>
-        </w:rPr>
-        <w:t xml:space="preserve">QuickContacts </w:t>
-      </w:r>
-      <w:r>
-        <w:rPr>
-          <w:b w:val="0"/>
-          <w:bCs w:val="0"/>
-        </w:rPr>
-        <w:t xml:space="preserve">is a simple app for storing and managing personal contact information. It provides a straightforward platform for users to keep track of their contacts, categorize them into groups, and access them easily through a secure web interface. </w:t>
-      </w:r>
-    </w:p>
-    <w:p>
-      <w:pPr>
-        <w:ind w:left="13" w:right="121"/>
-      </w:pPr>
-      <w:r>
-        <w:rPr>
-          <w:b w:val="1"/>
-          <w:bCs w:val="1"/>
+          <w:b/>
+          <w:bCs/>
         </w:rPr>
         <w:t xml:space="preserve">Objectives </w:t>
       </w:r>
@@ -3467,6 +3496,7 @@
         <w:ind w:right="121" w:firstLine="360"/>
       </w:pPr>
       <w:r>
+        <w:lastRenderedPageBreak/>
         <w:t xml:space="preserve">Favorites System: A priority flagging feature that allows users to mark specific contacts as "Favorites" for quick filtering and access. </w:t>
       </w:r>
     </w:p>
@@ -3585,7 +3615,7 @@
         <w:pStyle w:val="Heading2"/>
         <w:ind w:left="13"/>
       </w:pPr>
-      <w:bookmarkStart w:name="_Toc22978" w:id="1"/>
+      <w:bookmarkStart w:id="1" w:name="_Toc22978"/>
       <w:r>
         <w:t xml:space="preserve">1.0 INTRODUCTION </w:t>
       </w:r>
@@ -3638,7 +3668,7 @@
         <w:pStyle w:val="Heading2"/>
         <w:ind w:left="13"/>
       </w:pPr>
-      <w:bookmarkStart w:name="_Toc22979" w:id="2"/>
+      <w:bookmarkStart w:id="2" w:name="_Toc22979"/>
       <w:r>
         <w:t xml:space="preserve">2.0 FUNCTIONAL REQUIREMENTS SPECIFICATION </w:t>
       </w:r>
@@ -3732,6 +3762,7 @@
         <w:rPr>
           <w:b/>
         </w:rPr>
+        <w:lastRenderedPageBreak/>
         <w:t>Problem Statement:</w:t>
       </w:r>
       <w:r>
@@ -4110,6 +4141,7 @@
         <w:ind w:left="13"/>
       </w:pPr>
       <w:r>
+        <w:lastRenderedPageBreak/>
         <w:t xml:space="preserve">WON'T HAVE </w:t>
       </w:r>
     </w:p>
@@ -4509,11 +4541,16 @@
       <w:r>
         <w:t xml:space="preserve">Then the change </w:t>
       </w:r>
+      <w:proofErr w:type="gramStart"/>
       <w:r>
         <w:t xml:space="preserve">is </w:t>
       </w:r>
       <w:r>
-        <w:t>persisted in the database and reflected immediately in the UI filters.</w:t>
+        <w:t>persisted</w:t>
+      </w:r>
+      <w:proofErr w:type="gramEnd"/>
+      <w:r>
+        <w:t xml:space="preserve"> in the database and reflected immediately in the UI filters.</w:t>
       </w:r>
     </w:p>
     <w:p>
@@ -4589,11 +4626,12 @@
         <w:spacing w:after="266"/>
         <w:ind w:left="13"/>
       </w:pPr>
-      <w:bookmarkStart w:name="_Toc22980" w:id="3"/>
+      <w:bookmarkStart w:id="3" w:name="_Toc22980"/>
       <w:r>
         <w:rPr>
           <w:sz w:val="28"/>
         </w:rPr>
+        <w:lastRenderedPageBreak/>
         <w:t xml:space="preserve">3.0 NON-FUNCTIONAL REQUIREMENTS </w:t>
       </w:r>
       <w:bookmarkEnd w:id="3"/>
@@ -4973,6 +5011,7 @@
         <w:jc w:val="left"/>
       </w:pPr>
       <w:r>
+        <w:lastRenderedPageBreak/>
         <w:t xml:space="preserve"> </w:t>
       </w:r>
     </w:p>
@@ -5031,7 +5070,7 @@
         <w:pStyle w:val="Heading2"/>
         <w:ind w:left="13"/>
       </w:pPr>
-      <w:bookmarkStart w:name="_Toc22981" w:id="4"/>
+      <w:bookmarkStart w:id="4" w:name="_Toc22981"/>
       <w:r>
         <w:t xml:space="preserve">4.0 SYSTEM ARCHITECTURE </w:t>
       </w:r>
@@ -5134,21 +5173,21 @@
       </w:pPr>
       <w:r>
         <w:rPr>
-          <w:rFonts w:ascii="Times New Roman" w:hAnsi="Times New Roman" w:eastAsia="Times New Roman" w:cs="Times New Roman"/>
+          <w:rFonts w:ascii="Times New Roman" w:eastAsia="Times New Roman" w:hAnsi="Times New Roman" w:cs="Times New Roman"/>
           <w:sz w:val="20"/>
         </w:rPr>
         <w:t>●</w:t>
       </w:r>
       <w:r>
         <w:rPr>
-          <w:rFonts w:ascii="Arial" w:hAnsi="Arial" w:eastAsia="Arial" w:cs="Arial"/>
+          <w:rFonts w:ascii="Arial" w:eastAsia="Arial" w:hAnsi="Arial" w:cs="Arial"/>
           <w:sz w:val="20"/>
         </w:rPr>
         <w:t xml:space="preserve"> </w:t>
       </w:r>
       <w:r>
         <w:rPr>
-          <w:rFonts w:ascii="Arial" w:hAnsi="Arial" w:eastAsia="Arial" w:cs="Arial"/>
+          <w:rFonts w:ascii="Arial" w:eastAsia="Arial" w:hAnsi="Arial" w:cs="Arial"/>
           <w:sz w:val="20"/>
         </w:rPr>
         <w:tab/>
@@ -5182,7 +5221,7 @@
       </w:r>
       <w:r>
         <w:rPr>
-          <w:rFonts w:ascii="Times New Roman" w:hAnsi="Times New Roman" w:eastAsia="Times New Roman" w:cs="Times New Roman"/>
+          <w:rFonts w:ascii="Times New Roman" w:eastAsia="Times New Roman" w:hAnsi="Times New Roman" w:cs="Times New Roman"/>
           <w:b w:val="0"/>
           <w:sz w:val="20"/>
         </w:rPr>
@@ -5190,7 +5229,7 @@
       </w:r>
       <w:r>
         <w:rPr>
-          <w:rFonts w:ascii="Arial" w:hAnsi="Arial" w:eastAsia="Arial" w:cs="Arial"/>
+          <w:rFonts w:ascii="Arial" w:eastAsia="Arial" w:hAnsi="Arial" w:cs="Arial"/>
           <w:b w:val="0"/>
           <w:sz w:val="20"/>
         </w:rPr>
@@ -5198,7 +5237,7 @@
       </w:r>
       <w:r>
         <w:rPr>
-          <w:rFonts w:ascii="Arial" w:hAnsi="Arial" w:eastAsia="Arial" w:cs="Arial"/>
+          <w:rFonts w:ascii="Arial" w:eastAsia="Arial" w:hAnsi="Arial" w:cs="Arial"/>
           <w:b w:val="0"/>
           <w:sz w:val="20"/>
         </w:rPr>
@@ -5364,8 +5403,9 @@
         <w:pStyle w:val="Heading2"/>
         <w:ind w:left="13"/>
       </w:pPr>
-      <w:bookmarkStart w:name="_Toc22982" w:id="5"/>
-      <w:r>
+      <w:bookmarkStart w:id="5" w:name="_Toc22982"/>
+      <w:r>
+        <w:lastRenderedPageBreak/>
         <w:t xml:space="preserve">5.0 API CONTRACT &amp; COMMUNICATION </w:t>
       </w:r>
       <w:bookmarkEnd w:id="5"/>
@@ -5404,10 +5444,10 @@
           <w:tcPr>
             <w:tcW w:w="4676" w:type="dxa"/>
             <w:tcBorders>
-              <w:top w:val="single" w:color="000000" w:sz="4" w:space="0"/>
-              <w:left w:val="single" w:color="000000" w:sz="4" w:space="0"/>
-              <w:bottom w:val="single" w:color="000000" w:sz="4" w:space="0"/>
-              <w:right w:val="single" w:color="000000" w:sz="4" w:space="0"/>
+              <w:top w:val="single" w:sz="4" w:space="0" w:color="000000"/>
+              <w:left w:val="single" w:sz="4" w:space="0" w:color="000000"/>
+              <w:bottom w:val="single" w:sz="4" w:space="0" w:color="000000"/>
+              <w:right w:val="single" w:sz="4" w:space="0" w:color="000000"/>
             </w:tcBorders>
           </w:tcPr>
           <w:p>
@@ -5431,10 +5471,10 @@
           <w:tcPr>
             <w:tcW w:w="4676" w:type="dxa"/>
             <w:tcBorders>
-              <w:top w:val="single" w:color="000000" w:sz="4" w:space="0"/>
-              <w:left w:val="single" w:color="000000" w:sz="4" w:space="0"/>
-              <w:bottom w:val="single" w:color="000000" w:sz="4" w:space="0"/>
-              <w:right w:val="single" w:color="000000" w:sz="4" w:space="0"/>
+              <w:top w:val="single" w:sz="4" w:space="0" w:color="000000"/>
+              <w:left w:val="single" w:sz="4" w:space="0" w:color="000000"/>
+              <w:bottom w:val="single" w:sz="4" w:space="0" w:color="000000"/>
+              <w:right w:val="single" w:sz="4" w:space="0" w:color="000000"/>
             </w:tcBorders>
           </w:tcPr>
           <w:p>
@@ -5457,10 +5497,10 @@
           <w:tcPr>
             <w:tcW w:w="4676" w:type="dxa"/>
             <w:tcBorders>
-              <w:top w:val="single" w:color="000000" w:sz="4" w:space="0"/>
-              <w:left w:val="single" w:color="000000" w:sz="4" w:space="0"/>
-              <w:bottom w:val="single" w:color="000000" w:sz="4" w:space="0"/>
-              <w:right w:val="single" w:color="000000" w:sz="4" w:space="0"/>
+              <w:top w:val="single" w:sz="4" w:space="0" w:color="000000"/>
+              <w:left w:val="single" w:sz="4" w:space="0" w:color="000000"/>
+              <w:bottom w:val="single" w:sz="4" w:space="0" w:color="000000"/>
+              <w:right w:val="single" w:sz="4" w:space="0" w:color="000000"/>
             </w:tcBorders>
           </w:tcPr>
           <w:p>
@@ -5484,10 +5524,10 @@
           <w:tcPr>
             <w:tcW w:w="4676" w:type="dxa"/>
             <w:tcBorders>
-              <w:top w:val="single" w:color="000000" w:sz="4" w:space="0"/>
-              <w:left w:val="single" w:color="000000" w:sz="4" w:space="0"/>
-              <w:bottom w:val="single" w:color="000000" w:sz="4" w:space="0"/>
-              <w:right w:val="single" w:color="000000" w:sz="4" w:space="0"/>
+              <w:top w:val="single" w:sz="4" w:space="0" w:color="000000"/>
+              <w:left w:val="single" w:sz="4" w:space="0" w:color="000000"/>
+              <w:bottom w:val="single" w:sz="4" w:space="0" w:color="000000"/>
+              <w:right w:val="single" w:sz="4" w:space="0" w:color="000000"/>
             </w:tcBorders>
           </w:tcPr>
           <w:p>
@@ -5510,10 +5550,10 @@
           <w:tcPr>
             <w:tcW w:w="4676" w:type="dxa"/>
             <w:tcBorders>
-              <w:top w:val="single" w:color="000000" w:sz="4" w:space="0"/>
-              <w:left w:val="single" w:color="000000" w:sz="4" w:space="0"/>
-              <w:bottom w:val="single" w:color="000000" w:sz="4" w:space="0"/>
-              <w:right w:val="single" w:color="000000" w:sz="4" w:space="0"/>
+              <w:top w:val="single" w:sz="4" w:space="0" w:color="000000"/>
+              <w:left w:val="single" w:sz="4" w:space="0" w:color="000000"/>
+              <w:bottom w:val="single" w:sz="4" w:space="0" w:color="000000"/>
+              <w:right w:val="single" w:sz="4" w:space="0" w:color="000000"/>
             </w:tcBorders>
           </w:tcPr>
           <w:p>
@@ -5537,10 +5577,10 @@
           <w:tcPr>
             <w:tcW w:w="4676" w:type="dxa"/>
             <w:tcBorders>
-              <w:top w:val="single" w:color="000000" w:sz="4" w:space="0"/>
-              <w:left w:val="single" w:color="000000" w:sz="4" w:space="0"/>
-              <w:bottom w:val="single" w:color="000000" w:sz="4" w:space="0"/>
-              <w:right w:val="single" w:color="000000" w:sz="4" w:space="0"/>
+              <w:top w:val="single" w:sz="4" w:space="0" w:color="000000"/>
+              <w:left w:val="single" w:sz="4" w:space="0" w:color="000000"/>
+              <w:bottom w:val="single" w:sz="4" w:space="0" w:color="000000"/>
+              <w:right w:val="single" w:sz="4" w:space="0" w:color="000000"/>
             </w:tcBorders>
           </w:tcPr>
           <w:p>
@@ -5571,10 +5611,10 @@
           <w:tcPr>
             <w:tcW w:w="4676" w:type="dxa"/>
             <w:tcBorders>
-              <w:top w:val="single" w:color="000000" w:sz="4" w:space="0"/>
-              <w:left w:val="single" w:color="000000" w:sz="4" w:space="0"/>
-              <w:bottom w:val="single" w:color="000000" w:sz="4" w:space="0"/>
-              <w:right w:val="single" w:color="000000" w:sz="4" w:space="0"/>
+              <w:top w:val="single" w:sz="4" w:space="0" w:color="000000"/>
+              <w:left w:val="single" w:sz="4" w:space="0" w:color="000000"/>
+              <w:bottom w:val="single" w:sz="4" w:space="0" w:color="000000"/>
+              <w:right w:val="single" w:sz="4" w:space="0" w:color="000000"/>
             </w:tcBorders>
           </w:tcPr>
           <w:p>
@@ -5598,10 +5638,10 @@
           <w:tcPr>
             <w:tcW w:w="4676" w:type="dxa"/>
             <w:tcBorders>
-              <w:top w:val="single" w:color="000000" w:sz="4" w:space="0"/>
-              <w:left w:val="single" w:color="000000" w:sz="4" w:space="0"/>
-              <w:bottom w:val="single" w:color="000000" w:sz="4" w:space="0"/>
-              <w:right w:val="single" w:color="000000" w:sz="4" w:space="0"/>
+              <w:top w:val="single" w:sz="4" w:space="0" w:color="000000"/>
+              <w:left w:val="single" w:sz="4" w:space="0" w:color="000000"/>
+              <w:bottom w:val="single" w:sz="4" w:space="0" w:color="000000"/>
+              <w:right w:val="single" w:sz="4" w:space="0" w:color="000000"/>
             </w:tcBorders>
           </w:tcPr>
           <w:p>
@@ -5624,10 +5664,10 @@
           <w:tcPr>
             <w:tcW w:w="4676" w:type="dxa"/>
             <w:tcBorders>
-              <w:top w:val="single" w:color="000000" w:sz="4" w:space="0"/>
-              <w:left w:val="single" w:color="000000" w:sz="4" w:space="0"/>
-              <w:bottom w:val="single" w:color="000000" w:sz="4" w:space="0"/>
-              <w:right w:val="single" w:color="000000" w:sz="4" w:space="0"/>
+              <w:top w:val="single" w:sz="4" w:space="0" w:color="000000"/>
+              <w:left w:val="single" w:sz="4" w:space="0" w:color="000000"/>
+              <w:bottom w:val="single" w:sz="4" w:space="0" w:color="000000"/>
+              <w:right w:val="single" w:sz="4" w:space="0" w:color="000000"/>
             </w:tcBorders>
           </w:tcPr>
           <w:p>
@@ -5642,10 +5682,10 @@
           <w:tcPr>
             <w:tcW w:w="4676" w:type="dxa"/>
             <w:tcBorders>
-              <w:top w:val="single" w:color="000000" w:sz="4" w:space="0"/>
-              <w:left w:val="single" w:color="000000" w:sz="4" w:space="0"/>
-              <w:bottom w:val="single" w:color="000000" w:sz="4" w:space="0"/>
-              <w:right w:val="single" w:color="000000" w:sz="4" w:space="0"/>
+              <w:top w:val="single" w:sz="4" w:space="0" w:color="000000"/>
+              <w:left w:val="single" w:sz="4" w:space="0" w:color="000000"/>
+              <w:bottom w:val="single" w:sz="4" w:space="0" w:color="000000"/>
+              <w:right w:val="single" w:sz="4" w:space="0" w:color="000000"/>
             </w:tcBorders>
           </w:tcPr>
           <w:p>
@@ -5804,7 +5844,7 @@
         <w:spacing w:after="136"/>
         <w:ind w:left="13"/>
       </w:pPr>
-      <w:bookmarkStart w:name="_Toc22983" w:id="6"/>
+      <w:bookmarkStart w:id="6" w:name="_Toc22983"/>
       <w:r>
         <w:t xml:space="preserve">Authentication Endpoints </w:t>
       </w:r>
@@ -5815,7 +5855,7 @@
         <w:pStyle w:val="Heading3"/>
         <w:ind w:left="13"/>
       </w:pPr>
-      <w:bookmarkStart w:name="_Toc22984" w:id="7"/>
+      <w:bookmarkStart w:id="7" w:name="_Toc22984"/>
       <w:r>
         <w:t xml:space="preserve">User Registration </w:t>
       </w:r>
@@ -5845,10 +5885,10 @@
           <w:tcPr>
             <w:tcW w:w="4676" w:type="dxa"/>
             <w:tcBorders>
-              <w:top w:val="single" w:color="000000" w:sz="4" w:space="0"/>
-              <w:left w:val="single" w:color="000000" w:sz="4" w:space="0"/>
-              <w:bottom w:val="single" w:color="000000" w:sz="4" w:space="0"/>
-              <w:right w:val="single" w:color="000000" w:sz="4" w:space="0"/>
+              <w:top w:val="single" w:sz="4" w:space="0" w:color="000000"/>
+              <w:left w:val="single" w:sz="4" w:space="0" w:color="000000"/>
+              <w:bottom w:val="single" w:sz="4" w:space="0" w:color="000000"/>
+              <w:right w:val="single" w:sz="4" w:space="0" w:color="000000"/>
             </w:tcBorders>
           </w:tcPr>
           <w:p>
@@ -5869,10 +5909,10 @@
           <w:tcPr>
             <w:tcW w:w="4676" w:type="dxa"/>
             <w:tcBorders>
-              <w:top w:val="single" w:color="000000" w:sz="4" w:space="0"/>
-              <w:left w:val="single" w:color="000000" w:sz="4" w:space="0"/>
-              <w:bottom w:val="single" w:color="000000" w:sz="4" w:space="0"/>
-              <w:right w:val="single" w:color="000000" w:sz="4" w:space="0"/>
+              <w:top w:val="single" w:sz="4" w:space="0" w:color="000000"/>
+              <w:left w:val="single" w:sz="4" w:space="0" w:color="000000"/>
+              <w:bottom w:val="single" w:sz="4" w:space="0" w:color="000000"/>
+              <w:right w:val="single" w:sz="4" w:space="0" w:color="000000"/>
             </w:tcBorders>
           </w:tcPr>
           <w:p>
@@ -5895,10 +5935,10 @@
           <w:tcPr>
             <w:tcW w:w="4676" w:type="dxa"/>
             <w:tcBorders>
-              <w:top w:val="single" w:color="000000" w:sz="4" w:space="0"/>
-              <w:left w:val="single" w:color="000000" w:sz="4" w:space="0"/>
-              <w:bottom w:val="single" w:color="000000" w:sz="4" w:space="0"/>
-              <w:right w:val="single" w:color="000000" w:sz="4" w:space="0"/>
+              <w:top w:val="single" w:sz="4" w:space="0" w:color="000000"/>
+              <w:left w:val="single" w:sz="4" w:space="0" w:color="000000"/>
+              <w:bottom w:val="single" w:sz="4" w:space="0" w:color="000000"/>
+              <w:right w:val="single" w:sz="4" w:space="0" w:color="000000"/>
             </w:tcBorders>
           </w:tcPr>
           <w:p>
@@ -5922,10 +5962,10 @@
           <w:tcPr>
             <w:tcW w:w="4676" w:type="dxa"/>
             <w:tcBorders>
-              <w:top w:val="single" w:color="000000" w:sz="4" w:space="0"/>
-              <w:left w:val="single" w:color="000000" w:sz="4" w:space="0"/>
-              <w:bottom w:val="single" w:color="000000" w:sz="4" w:space="0"/>
-              <w:right w:val="single" w:color="000000" w:sz="4" w:space="0"/>
+              <w:top w:val="single" w:sz="4" w:space="0" w:color="000000"/>
+              <w:left w:val="single" w:sz="4" w:space="0" w:color="000000"/>
+              <w:bottom w:val="single" w:sz="4" w:space="0" w:color="000000"/>
+              <w:right w:val="single" w:sz="4" w:space="0" w:color="000000"/>
             </w:tcBorders>
           </w:tcPr>
           <w:p>
@@ -5935,12 +5975,25 @@
               <w:jc w:val="left"/>
             </w:pPr>
             <w:proofErr w:type="spellStart"/>
-            <w:r>
-              <w:t>supabase.auth.signUp</w:t>
+            <w:proofErr w:type="gramStart"/>
+            <w:r>
+              <w:t>supabase.auth</w:t>
+            </w:r>
+            <w:proofErr w:type="gramEnd"/>
+            <w:r>
+              <w:t>.</w:t>
+            </w:r>
+            <w:proofErr w:type="gramStart"/>
+            <w:r>
+              <w:t>signUp</w:t>
             </w:r>
             <w:proofErr w:type="spellEnd"/>
             <w:r>
-              <w:t>()</w:t>
+              <w:t>(</w:t>
+            </w:r>
+            <w:proofErr w:type="gramEnd"/>
+            <w:r>
+              <w:t>)</w:t>
             </w:r>
           </w:p>
         </w:tc>
@@ -5953,10 +6006,10 @@
           <w:tcPr>
             <w:tcW w:w="4676" w:type="dxa"/>
             <w:tcBorders>
-              <w:top w:val="single" w:color="000000" w:sz="4" w:space="0"/>
-              <w:left w:val="single" w:color="000000" w:sz="4" w:space="0"/>
-              <w:bottom w:val="single" w:color="000000" w:sz="4" w:space="0"/>
-              <w:right w:val="single" w:color="000000" w:sz="4" w:space="0"/>
+              <w:top w:val="single" w:sz="4" w:space="0" w:color="000000"/>
+              <w:left w:val="single" w:sz="4" w:space="0" w:color="000000"/>
+              <w:bottom w:val="single" w:sz="4" w:space="0" w:color="000000"/>
+              <w:right w:val="single" w:sz="4" w:space="0" w:color="000000"/>
             </w:tcBorders>
           </w:tcPr>
           <w:p>
@@ -5977,10 +6030,10 @@
           <w:tcPr>
             <w:tcW w:w="4676" w:type="dxa"/>
             <w:tcBorders>
-              <w:top w:val="single" w:color="000000" w:sz="4" w:space="0"/>
-              <w:left w:val="single" w:color="000000" w:sz="4" w:space="0"/>
-              <w:bottom w:val="single" w:color="000000" w:sz="4" w:space="0"/>
-              <w:right w:val="single" w:color="000000" w:sz="4" w:space="0"/>
+              <w:top w:val="single" w:sz="4" w:space="0" w:color="000000"/>
+              <w:left w:val="single" w:sz="4" w:space="0" w:color="000000"/>
+              <w:bottom w:val="single" w:sz="4" w:space="0" w:color="000000"/>
+              <w:right w:val="single" w:sz="4" w:space="0" w:color="000000"/>
             </w:tcBorders>
           </w:tcPr>
           <w:p>
@@ -5993,10 +6046,12 @@
               <w:t xml:space="preserve">POST (Handled via SDK </w:t>
             </w:r>
             <w:proofErr w:type="spellStart"/>
+            <w:proofErr w:type="gramStart"/>
             <w:r>
               <w:t>auth.signUp</w:t>
             </w:r>
             <w:proofErr w:type="spellEnd"/>
+            <w:proofErr w:type="gramEnd"/>
             <w:r>
               <w:t>())</w:t>
             </w:r>
@@ -6011,10 +6066,10 @@
           <w:tcPr>
             <w:tcW w:w="4676" w:type="dxa"/>
             <w:tcBorders>
-              <w:top w:val="single" w:color="000000" w:sz="4" w:space="0"/>
-              <w:left w:val="single" w:color="000000" w:sz="4" w:space="0"/>
-              <w:bottom w:val="single" w:color="000000" w:sz="4" w:space="0"/>
-              <w:right w:val="single" w:color="000000" w:sz="4" w:space="0"/>
+              <w:top w:val="single" w:sz="4" w:space="0" w:color="000000"/>
+              <w:left w:val="single" w:sz="4" w:space="0" w:color="000000"/>
+              <w:bottom w:val="single" w:sz="4" w:space="0" w:color="000000"/>
+              <w:right w:val="single" w:sz="4" w:space="0" w:color="000000"/>
             </w:tcBorders>
           </w:tcPr>
           <w:p>
@@ -6038,10 +6093,10 @@
           <w:tcPr>
             <w:tcW w:w="4676" w:type="dxa"/>
             <w:tcBorders>
-              <w:top w:val="single" w:color="000000" w:sz="4" w:space="0"/>
-              <w:left w:val="single" w:color="000000" w:sz="4" w:space="0"/>
-              <w:bottom w:val="single" w:color="000000" w:sz="4" w:space="0"/>
-              <w:right w:val="single" w:color="000000" w:sz="4" w:space="0"/>
+              <w:top w:val="single" w:sz="4" w:space="0" w:color="000000"/>
+              <w:left w:val="single" w:sz="4" w:space="0" w:color="000000"/>
+              <w:bottom w:val="single" w:sz="4" w:space="0" w:color="000000"/>
+              <w:right w:val="single" w:sz="4" w:space="0" w:color="000000"/>
             </w:tcBorders>
           </w:tcPr>
           <w:p>
@@ -6064,10 +6119,10 @@
           <w:tcPr>
             <w:tcW w:w="4676" w:type="dxa"/>
             <w:tcBorders>
-              <w:top w:val="single" w:color="000000" w:sz="4" w:space="0"/>
-              <w:left w:val="single" w:color="000000" w:sz="4" w:space="0"/>
-              <w:bottom w:val="single" w:color="000000" w:sz="4" w:space="0"/>
-              <w:right w:val="single" w:color="000000" w:sz="4" w:space="0"/>
+              <w:top w:val="single" w:sz="4" w:space="0" w:color="000000"/>
+              <w:left w:val="single" w:sz="4" w:space="0" w:color="000000"/>
+              <w:bottom w:val="single" w:sz="4" w:space="0" w:color="000000"/>
+              <w:right w:val="single" w:sz="4" w:space="0" w:color="000000"/>
             </w:tcBorders>
           </w:tcPr>
           <w:p>
@@ -6091,10 +6146,10 @@
           <w:tcPr>
             <w:tcW w:w="4676" w:type="dxa"/>
             <w:tcBorders>
-              <w:top w:val="single" w:color="000000" w:sz="4" w:space="0"/>
-              <w:left w:val="single" w:color="000000" w:sz="4" w:space="0"/>
-              <w:bottom w:val="single" w:color="000000" w:sz="4" w:space="0"/>
-              <w:right w:val="single" w:color="000000" w:sz="4" w:space="0"/>
+              <w:top w:val="single" w:sz="4" w:space="0" w:color="000000"/>
+              <w:left w:val="single" w:sz="4" w:space="0" w:color="000000"/>
+              <w:bottom w:val="single" w:sz="4" w:space="0" w:color="000000"/>
+              <w:right w:val="single" w:sz="4" w:space="0" w:color="000000"/>
             </w:tcBorders>
           </w:tcPr>
           <w:p>
@@ -6117,10 +6172,10 @@
           <w:tcPr>
             <w:tcW w:w="4676" w:type="dxa"/>
             <w:tcBorders>
-              <w:top w:val="single" w:color="000000" w:sz="4" w:space="0"/>
-              <w:left w:val="single" w:color="000000" w:sz="4" w:space="0"/>
-              <w:bottom w:val="single" w:color="000000" w:sz="4" w:space="0"/>
-              <w:right w:val="single" w:color="000000" w:sz="4" w:space="0"/>
+              <w:top w:val="single" w:sz="4" w:space="0" w:color="000000"/>
+              <w:left w:val="single" w:sz="4" w:space="0" w:color="000000"/>
+              <w:bottom w:val="single" w:sz="4" w:space="0" w:color="000000"/>
+              <w:right w:val="single" w:sz="4" w:space="0" w:color="000000"/>
             </w:tcBorders>
           </w:tcPr>
           <w:p>
@@ -6141,10 +6196,10 @@
           <w:tcPr>
             <w:tcW w:w="4676" w:type="dxa"/>
             <w:tcBorders>
-              <w:top w:val="single" w:color="000000" w:sz="4" w:space="0"/>
-              <w:left w:val="single" w:color="000000" w:sz="4" w:space="0"/>
-              <w:bottom w:val="single" w:color="000000" w:sz="4" w:space="0"/>
-              <w:right w:val="single" w:color="000000" w:sz="4" w:space="0"/>
+              <w:top w:val="single" w:sz="4" w:space="0" w:color="000000"/>
+              <w:left w:val="single" w:sz="4" w:space="0" w:color="000000"/>
+              <w:bottom w:val="single" w:sz="4" w:space="0" w:color="000000"/>
+              <w:right w:val="single" w:sz="4" w:space="0" w:color="000000"/>
             </w:tcBorders>
           </w:tcPr>
           <w:p>
@@ -6207,8 +6262,13 @@
               <w:t xml:space="preserve">      "</w:t>
             </w:r>
             <w:proofErr w:type="spellStart"/>
-            <w:r>
-              <w:t>full_name</w:t>
+            <w:proofErr w:type="gramStart"/>
+            <w:r>
+              <w:t>full</w:t>
+            </w:r>
+            <w:proofErr w:type="gramEnd"/>
+            <w:r>
+              <w:t>_name</w:t>
             </w:r>
             <w:proofErr w:type="spellEnd"/>
             <w:r>
@@ -6255,10 +6315,10 @@
           <w:tcPr>
             <w:tcW w:w="4676" w:type="dxa"/>
             <w:tcBorders>
-              <w:top w:val="single" w:color="000000" w:sz="4" w:space="0"/>
-              <w:left w:val="single" w:color="000000" w:sz="4" w:space="0"/>
-              <w:bottom w:val="single" w:color="000000" w:sz="4" w:space="0"/>
-              <w:right w:val="single" w:color="000000" w:sz="4" w:space="0"/>
+              <w:top w:val="single" w:sz="4" w:space="0" w:color="000000"/>
+              <w:left w:val="single" w:sz="4" w:space="0" w:color="000000"/>
+              <w:bottom w:val="single" w:sz="4" w:space="0" w:color="000000"/>
+              <w:right w:val="single" w:sz="4" w:space="0" w:color="000000"/>
             </w:tcBorders>
           </w:tcPr>
           <w:p>
@@ -6271,6 +6331,7 @@
               <w:rPr>
                 <w:b/>
               </w:rPr>
+              <w:lastRenderedPageBreak/>
               <w:t>Response Structure</w:t>
             </w:r>
             <w:r>
@@ -6282,10 +6343,10 @@
           <w:tcPr>
             <w:tcW w:w="4676" w:type="dxa"/>
             <w:tcBorders>
-              <w:top w:val="single" w:color="000000" w:sz="4" w:space="0"/>
-              <w:left w:val="single" w:color="000000" w:sz="4" w:space="0"/>
-              <w:bottom w:val="single" w:color="000000" w:sz="4" w:space="0"/>
-              <w:right w:val="single" w:color="000000" w:sz="4" w:space="0"/>
+              <w:top w:val="single" w:sz="4" w:space="0" w:color="000000"/>
+              <w:left w:val="single" w:sz="4" w:space="0" w:color="000000"/>
+              <w:bottom w:val="single" w:sz="4" w:space="0" w:color="000000"/>
+              <w:right w:val="single" w:sz="4" w:space="0" w:color="000000"/>
             </w:tcBorders>
           </w:tcPr>
           <w:p>
@@ -6432,7 +6493,7 @@
         <w:pStyle w:val="Heading3"/>
         <w:ind w:left="13"/>
       </w:pPr>
-      <w:bookmarkStart w:name="_Toc22985" w:id="8"/>
+      <w:bookmarkStart w:id="8" w:name="_Toc22985"/>
       <w:r>
         <w:t xml:space="preserve">User Login </w:t>
       </w:r>
@@ -6462,10 +6523,10 @@
           <w:tcPr>
             <w:tcW w:w="4676" w:type="dxa"/>
             <w:tcBorders>
-              <w:top w:val="single" w:color="000000" w:sz="4" w:space="0"/>
-              <w:left w:val="single" w:color="000000" w:sz="4" w:space="0"/>
-              <w:bottom w:val="single" w:color="000000" w:sz="4" w:space="0"/>
-              <w:right w:val="single" w:color="000000" w:sz="4" w:space="0"/>
+              <w:top w:val="single" w:sz="4" w:space="0" w:color="000000"/>
+              <w:left w:val="single" w:sz="4" w:space="0" w:color="000000"/>
+              <w:bottom w:val="single" w:sz="4" w:space="0" w:color="000000"/>
+              <w:right w:val="single" w:sz="4" w:space="0" w:color="000000"/>
             </w:tcBorders>
           </w:tcPr>
           <w:p>
@@ -6486,10 +6547,10 @@
           <w:tcPr>
             <w:tcW w:w="4676" w:type="dxa"/>
             <w:tcBorders>
-              <w:top w:val="single" w:color="000000" w:sz="4" w:space="0"/>
-              <w:left w:val="single" w:color="000000" w:sz="4" w:space="0"/>
-              <w:bottom w:val="single" w:color="000000" w:sz="4" w:space="0"/>
-              <w:right w:val="single" w:color="000000" w:sz="4" w:space="0"/>
+              <w:top w:val="single" w:sz="4" w:space="0" w:color="000000"/>
+              <w:left w:val="single" w:sz="4" w:space="0" w:color="000000"/>
+              <w:bottom w:val="single" w:sz="4" w:space="0" w:color="000000"/>
+              <w:right w:val="single" w:sz="4" w:space="0" w:color="000000"/>
             </w:tcBorders>
           </w:tcPr>
           <w:p>
@@ -6512,10 +6573,10 @@
           <w:tcPr>
             <w:tcW w:w="4676" w:type="dxa"/>
             <w:tcBorders>
-              <w:top w:val="single" w:color="000000" w:sz="4" w:space="0"/>
-              <w:left w:val="single" w:color="000000" w:sz="4" w:space="0"/>
-              <w:bottom w:val="single" w:color="000000" w:sz="4" w:space="0"/>
-              <w:right w:val="single" w:color="000000" w:sz="4" w:space="0"/>
+              <w:top w:val="single" w:sz="4" w:space="0" w:color="000000"/>
+              <w:left w:val="single" w:sz="4" w:space="0" w:color="000000"/>
+              <w:bottom w:val="single" w:sz="4" w:space="0" w:color="000000"/>
+              <w:right w:val="single" w:sz="4" w:space="0" w:color="000000"/>
             </w:tcBorders>
           </w:tcPr>
           <w:p>
@@ -6539,10 +6600,10 @@
           <w:tcPr>
             <w:tcW w:w="4676" w:type="dxa"/>
             <w:tcBorders>
-              <w:top w:val="single" w:color="000000" w:sz="4" w:space="0"/>
-              <w:left w:val="single" w:color="000000" w:sz="4" w:space="0"/>
-              <w:bottom w:val="single" w:color="000000" w:sz="4" w:space="0"/>
-              <w:right w:val="single" w:color="000000" w:sz="4" w:space="0"/>
+              <w:top w:val="single" w:sz="4" w:space="0" w:color="000000"/>
+              <w:left w:val="single" w:sz="4" w:space="0" w:color="000000"/>
+              <w:bottom w:val="single" w:sz="4" w:space="0" w:color="000000"/>
+              <w:right w:val="single" w:sz="4" w:space="0" w:color="000000"/>
             </w:tcBorders>
           </w:tcPr>
           <w:p>
@@ -6552,12 +6613,25 @@
               <w:jc w:val="left"/>
             </w:pPr>
             <w:proofErr w:type="spellStart"/>
-            <w:r>
-              <w:t>supabase.auth.signInWithPassword</w:t>
+            <w:proofErr w:type="gramStart"/>
+            <w:r>
+              <w:t>supabase.auth</w:t>
+            </w:r>
+            <w:proofErr w:type="gramEnd"/>
+            <w:r>
+              <w:t>.</w:t>
+            </w:r>
+            <w:proofErr w:type="gramStart"/>
+            <w:r>
+              <w:t>signInWithPassword</w:t>
             </w:r>
             <w:proofErr w:type="spellEnd"/>
             <w:r>
-              <w:t>()</w:t>
+              <w:t>(</w:t>
+            </w:r>
+            <w:proofErr w:type="gramEnd"/>
+            <w:r>
+              <w:t>)</w:t>
             </w:r>
           </w:p>
         </w:tc>
@@ -6570,10 +6644,10 @@
           <w:tcPr>
             <w:tcW w:w="4676" w:type="dxa"/>
             <w:tcBorders>
-              <w:top w:val="single" w:color="000000" w:sz="4" w:space="0"/>
-              <w:left w:val="single" w:color="000000" w:sz="4" w:space="0"/>
-              <w:bottom w:val="single" w:color="000000" w:sz="4" w:space="0"/>
-              <w:right w:val="single" w:color="000000" w:sz="4" w:space="0"/>
+              <w:top w:val="single" w:sz="4" w:space="0" w:color="000000"/>
+              <w:left w:val="single" w:sz="4" w:space="0" w:color="000000"/>
+              <w:bottom w:val="single" w:sz="4" w:space="0" w:color="000000"/>
+              <w:right w:val="single" w:sz="4" w:space="0" w:color="000000"/>
             </w:tcBorders>
           </w:tcPr>
           <w:p>
@@ -6594,10 +6668,10 @@
           <w:tcPr>
             <w:tcW w:w="4676" w:type="dxa"/>
             <w:tcBorders>
-              <w:top w:val="single" w:color="000000" w:sz="4" w:space="0"/>
-              <w:left w:val="single" w:color="000000" w:sz="4" w:space="0"/>
-              <w:bottom w:val="single" w:color="000000" w:sz="4" w:space="0"/>
-              <w:right w:val="single" w:color="000000" w:sz="4" w:space="0"/>
+              <w:top w:val="single" w:sz="4" w:space="0" w:color="000000"/>
+              <w:left w:val="single" w:sz="4" w:space="0" w:color="000000"/>
+              <w:bottom w:val="single" w:sz="4" w:space="0" w:color="000000"/>
+              <w:right w:val="single" w:sz="4" w:space="0" w:color="000000"/>
             </w:tcBorders>
           </w:tcPr>
           <w:p>
@@ -6613,10 +6687,12 @@
               <w:t xml:space="preserve">OST (Handled via SDK </w:t>
             </w:r>
             <w:proofErr w:type="spellStart"/>
+            <w:proofErr w:type="gramStart"/>
             <w:r>
               <w:t>auth.signInWithPassword</w:t>
             </w:r>
             <w:proofErr w:type="spellEnd"/>
+            <w:proofErr w:type="gramEnd"/>
             <w:r>
               <w:t>()</w:t>
             </w:r>
@@ -6631,10 +6707,10 @@
           <w:tcPr>
             <w:tcW w:w="4676" w:type="dxa"/>
             <w:tcBorders>
-              <w:top w:val="single" w:color="000000" w:sz="4" w:space="0"/>
-              <w:left w:val="single" w:color="000000" w:sz="4" w:space="0"/>
-              <w:bottom w:val="single" w:color="000000" w:sz="4" w:space="0"/>
-              <w:right w:val="single" w:color="000000" w:sz="4" w:space="0"/>
+              <w:top w:val="single" w:sz="4" w:space="0" w:color="000000"/>
+              <w:left w:val="single" w:sz="4" w:space="0" w:color="000000"/>
+              <w:bottom w:val="single" w:sz="4" w:space="0" w:color="000000"/>
+              <w:right w:val="single" w:sz="4" w:space="0" w:color="000000"/>
             </w:tcBorders>
           </w:tcPr>
           <w:p>
@@ -6658,10 +6734,10 @@
           <w:tcPr>
             <w:tcW w:w="4676" w:type="dxa"/>
             <w:tcBorders>
-              <w:top w:val="single" w:color="000000" w:sz="4" w:space="0"/>
-              <w:left w:val="single" w:color="000000" w:sz="4" w:space="0"/>
-              <w:bottom w:val="single" w:color="000000" w:sz="4" w:space="0"/>
-              <w:right w:val="single" w:color="000000" w:sz="4" w:space="0"/>
+              <w:top w:val="single" w:sz="4" w:space="0" w:color="000000"/>
+              <w:left w:val="single" w:sz="4" w:space="0" w:color="000000"/>
+              <w:bottom w:val="single" w:sz="4" w:space="0" w:color="000000"/>
+              <w:right w:val="single" w:sz="4" w:space="0" w:color="000000"/>
             </w:tcBorders>
           </w:tcPr>
           <w:p>
@@ -6684,10 +6760,10 @@
           <w:tcPr>
             <w:tcW w:w="4676" w:type="dxa"/>
             <w:tcBorders>
-              <w:top w:val="single" w:color="000000" w:sz="4" w:space="0"/>
-              <w:left w:val="single" w:color="000000" w:sz="4" w:space="0"/>
-              <w:bottom w:val="single" w:color="000000" w:sz="4" w:space="0"/>
-              <w:right w:val="single" w:color="000000" w:sz="4" w:space="0"/>
+              <w:top w:val="single" w:sz="4" w:space="0" w:color="000000"/>
+              <w:left w:val="single" w:sz="4" w:space="0" w:color="000000"/>
+              <w:bottom w:val="single" w:sz="4" w:space="0" w:color="000000"/>
+              <w:right w:val="single" w:sz="4" w:space="0" w:color="000000"/>
             </w:tcBorders>
           </w:tcPr>
           <w:p>
@@ -6711,10 +6787,10 @@
           <w:tcPr>
             <w:tcW w:w="4676" w:type="dxa"/>
             <w:tcBorders>
-              <w:top w:val="single" w:color="000000" w:sz="4" w:space="0"/>
-              <w:left w:val="single" w:color="000000" w:sz="4" w:space="0"/>
-              <w:bottom w:val="single" w:color="000000" w:sz="4" w:space="0"/>
-              <w:right w:val="single" w:color="000000" w:sz="4" w:space="0"/>
+              <w:top w:val="single" w:sz="4" w:space="0" w:color="000000"/>
+              <w:left w:val="single" w:sz="4" w:space="0" w:color="000000"/>
+              <w:bottom w:val="single" w:sz="4" w:space="0" w:color="000000"/>
+              <w:right w:val="single" w:sz="4" w:space="0" w:color="000000"/>
             </w:tcBorders>
           </w:tcPr>
           <w:p>
@@ -6737,10 +6813,10 @@
           <w:tcPr>
             <w:tcW w:w="4676" w:type="dxa"/>
             <w:tcBorders>
-              <w:top w:val="single" w:color="000000" w:sz="4" w:space="0"/>
-              <w:left w:val="single" w:color="000000" w:sz="4" w:space="0"/>
-              <w:bottom w:val="single" w:color="000000" w:sz="4" w:space="0"/>
-              <w:right w:val="single" w:color="000000" w:sz="4" w:space="0"/>
+              <w:top w:val="single" w:sz="4" w:space="0" w:color="000000"/>
+              <w:left w:val="single" w:sz="4" w:space="0" w:color="000000"/>
+              <w:bottom w:val="single" w:sz="4" w:space="0" w:color="000000"/>
+              <w:right w:val="single" w:sz="4" w:space="0" w:color="000000"/>
             </w:tcBorders>
           </w:tcPr>
           <w:p>
@@ -6761,10 +6837,10 @@
           <w:tcPr>
             <w:tcW w:w="4676" w:type="dxa"/>
             <w:tcBorders>
-              <w:top w:val="single" w:color="000000" w:sz="4" w:space="0"/>
-              <w:left w:val="single" w:color="000000" w:sz="4" w:space="0"/>
-              <w:bottom w:val="single" w:color="000000" w:sz="4" w:space="0"/>
-              <w:right w:val="single" w:color="000000" w:sz="4" w:space="0"/>
+              <w:top w:val="single" w:sz="4" w:space="0" w:color="000000"/>
+              <w:left w:val="single" w:sz="4" w:space="0" w:color="000000"/>
+              <w:bottom w:val="single" w:sz="4" w:space="0" w:color="000000"/>
+              <w:right w:val="single" w:sz="4" w:space="0" w:color="000000"/>
             </w:tcBorders>
           </w:tcPr>
           <w:p>
@@ -6817,10 +6893,10 @@
           <w:tcPr>
             <w:tcW w:w="4676" w:type="dxa"/>
             <w:tcBorders>
-              <w:top w:val="single" w:color="000000" w:sz="4" w:space="0"/>
-              <w:left w:val="single" w:color="000000" w:sz="4" w:space="0"/>
-              <w:bottom w:val="single" w:color="000000" w:sz="4" w:space="0"/>
-              <w:right w:val="single" w:color="000000" w:sz="4" w:space="0"/>
+              <w:top w:val="single" w:sz="4" w:space="0" w:color="000000"/>
+              <w:left w:val="single" w:sz="4" w:space="0" w:color="000000"/>
+              <w:bottom w:val="single" w:sz="4" w:space="0" w:color="000000"/>
+              <w:right w:val="single" w:sz="4" w:space="0" w:color="000000"/>
             </w:tcBorders>
           </w:tcPr>
           <w:p>
@@ -6844,10 +6920,10 @@
           <w:tcPr>
             <w:tcW w:w="4676" w:type="dxa"/>
             <w:tcBorders>
-              <w:top w:val="single" w:color="000000" w:sz="4" w:space="0"/>
-              <w:left w:val="single" w:color="000000" w:sz="4" w:space="0"/>
-              <w:bottom w:val="single" w:color="000000" w:sz="4" w:space="0"/>
-              <w:right w:val="single" w:color="000000" w:sz="4" w:space="0"/>
+              <w:top w:val="single" w:sz="4" w:space="0" w:color="000000"/>
+              <w:left w:val="single" w:sz="4" w:space="0" w:color="000000"/>
+              <w:bottom w:val="single" w:sz="4" w:space="0" w:color="000000"/>
+              <w:right w:val="single" w:sz="4" w:space="0" w:color="000000"/>
             </w:tcBorders>
           </w:tcPr>
           <w:p>
@@ -6928,8 +7004,13 @@
               <w:t xml:space="preserve">      "</w:t>
             </w:r>
             <w:proofErr w:type="spellStart"/>
-            <w:r>
-              <w:t>full_name</w:t>
+            <w:proofErr w:type="gramStart"/>
+            <w:r>
+              <w:t>full</w:t>
+            </w:r>
+            <w:proofErr w:type="gramEnd"/>
+            <w:r>
+              <w:t>_name</w:t>
             </w:r>
             <w:proofErr w:type="spellEnd"/>
             <w:r>
@@ -7058,6 +7139,7 @@
         <w:ind w:right="121" w:firstLine="360"/>
       </w:pPr>
       <w:r>
+        <w:lastRenderedPageBreak/>
         <w:t xml:space="preserve">201 Created – </w:t>
       </w:r>
       <w:r>
@@ -7213,10 +7295,10 @@
           <w:tcPr>
             <w:tcW w:w="1726" w:type="dxa"/>
             <w:tcBorders>
-              <w:top w:val="single" w:color="000000" w:sz="8" w:space="0"/>
-              <w:left w:val="single" w:color="000000" w:sz="8" w:space="0"/>
-              <w:bottom w:val="single" w:color="000000" w:sz="8" w:space="0"/>
-              <w:right w:val="single" w:color="000000" w:sz="8" w:space="0"/>
+              <w:top w:val="single" w:sz="8" w:space="0" w:color="000000"/>
+              <w:left w:val="single" w:sz="8" w:space="0" w:color="000000"/>
+              <w:bottom w:val="single" w:sz="8" w:space="0" w:color="000000"/>
+              <w:right w:val="single" w:sz="8" w:space="0" w:color="000000"/>
             </w:tcBorders>
           </w:tcPr>
           <w:p>
@@ -7237,10 +7319,10 @@
           <w:tcPr>
             <w:tcW w:w="7636" w:type="dxa"/>
             <w:tcBorders>
-              <w:top w:val="single" w:color="000000" w:sz="8" w:space="0"/>
-              <w:left w:val="single" w:color="000000" w:sz="8" w:space="0"/>
-              <w:bottom w:val="single" w:color="000000" w:sz="8" w:space="0"/>
-              <w:right w:val="single" w:color="000000" w:sz="8" w:space="0"/>
+              <w:top w:val="single" w:sz="8" w:space="0" w:color="000000"/>
+              <w:left w:val="single" w:sz="8" w:space="0" w:color="000000"/>
+              <w:bottom w:val="single" w:sz="8" w:space="0" w:color="000000"/>
+              <w:right w:val="single" w:sz="8" w:space="0" w:color="000000"/>
             </w:tcBorders>
             <w:vAlign w:val="center"/>
           </w:tcPr>
@@ -7357,10 +7439,10 @@
           <w:tcPr>
             <w:tcW w:w="1726" w:type="dxa"/>
             <w:tcBorders>
-              <w:top w:val="single" w:color="000000" w:sz="8" w:space="0"/>
-              <w:left w:val="single" w:color="000000" w:sz="8" w:space="0"/>
-              <w:bottom w:val="single" w:color="000000" w:sz="8" w:space="0"/>
-              <w:right w:val="single" w:color="000000" w:sz="8" w:space="0"/>
+              <w:top w:val="single" w:sz="8" w:space="0" w:color="000000"/>
+              <w:left w:val="single" w:sz="8" w:space="0" w:color="000000"/>
+              <w:bottom w:val="single" w:sz="8" w:space="0" w:color="000000"/>
+              <w:right w:val="single" w:sz="8" w:space="0" w:color="000000"/>
             </w:tcBorders>
           </w:tcPr>
           <w:p>
@@ -7378,10 +7460,10 @@
           <w:tcPr>
             <w:tcW w:w="7636" w:type="dxa"/>
             <w:tcBorders>
-              <w:top w:val="single" w:color="000000" w:sz="8" w:space="0"/>
-              <w:left w:val="single" w:color="000000" w:sz="8" w:space="0"/>
-              <w:bottom w:val="single" w:color="000000" w:sz="8" w:space="0"/>
-              <w:right w:val="single" w:color="000000" w:sz="8" w:space="0"/>
+              <w:top w:val="single" w:sz="8" w:space="0" w:color="000000"/>
+              <w:left w:val="single" w:sz="8" w:space="0" w:color="000000"/>
+              <w:bottom w:val="single" w:sz="8" w:space="0" w:color="000000"/>
+              <w:right w:val="single" w:sz="8" w:space="0" w:color="000000"/>
             </w:tcBorders>
             <w:vAlign w:val="center"/>
           </w:tcPr>
@@ -7465,8 +7547,13 @@
               <w:t xml:space="preserve">      "</w:t>
             </w:r>
             <w:proofErr w:type="spellStart"/>
-            <w:r>
-              <w:t>full_name</w:t>
+            <w:proofErr w:type="gramStart"/>
+            <w:r>
+              <w:t>full</w:t>
+            </w:r>
+            <w:proofErr w:type="gramEnd"/>
+            <w:r>
+              <w:t>_name</w:t>
             </w:r>
             <w:proofErr w:type="spellEnd"/>
             <w:r>
@@ -7483,8 +7570,13 @@
               <w:t xml:space="preserve">      "</w:t>
             </w:r>
             <w:proofErr w:type="spellStart"/>
-            <w:r>
-              <w:t>phone_number</w:t>
+            <w:proofErr w:type="gramStart"/>
+            <w:r>
+              <w:t>phone</w:t>
+            </w:r>
+            <w:proofErr w:type="gramEnd"/>
+            <w:r>
+              <w:t>_number</w:t>
             </w:r>
             <w:proofErr w:type="spellEnd"/>
             <w:r>
@@ -7541,10 +7633,10 @@
           <w:tcPr>
             <w:tcW w:w="1726" w:type="dxa"/>
             <w:tcBorders>
-              <w:top w:val="single" w:color="000000" w:sz="8" w:space="0"/>
-              <w:left w:val="single" w:color="000000" w:sz="8" w:space="0"/>
-              <w:bottom w:val="single" w:color="000000" w:sz="8" w:space="0"/>
-              <w:right w:val="single" w:color="000000" w:sz="8" w:space="0"/>
+              <w:top w:val="single" w:sz="8" w:space="0" w:color="000000"/>
+              <w:left w:val="single" w:sz="8" w:space="0" w:color="000000"/>
+              <w:bottom w:val="single" w:sz="8" w:space="0" w:color="000000"/>
+              <w:right w:val="single" w:sz="8" w:space="0" w:color="000000"/>
             </w:tcBorders>
           </w:tcPr>
           <w:p>
@@ -7554,6 +7646,7 @@
               <w:jc w:val="left"/>
             </w:pPr>
             <w:r>
+              <w:lastRenderedPageBreak/>
               <w:t xml:space="preserve">Example </w:t>
             </w:r>
             <w:r>
@@ -7571,10 +7664,10 @@
           <w:tcPr>
             <w:tcW w:w="7636" w:type="dxa"/>
             <w:tcBorders>
-              <w:top w:val="single" w:color="000000" w:sz="8" w:space="0"/>
-              <w:left w:val="single" w:color="000000" w:sz="8" w:space="0"/>
-              <w:bottom w:val="single" w:color="000000" w:sz="8" w:space="0"/>
-              <w:right w:val="single" w:color="000000" w:sz="8" w:space="0"/>
+              <w:top w:val="single" w:sz="8" w:space="0" w:color="000000"/>
+              <w:left w:val="single" w:sz="8" w:space="0" w:color="000000"/>
+              <w:bottom w:val="single" w:sz="8" w:space="0" w:color="000000"/>
+              <w:right w:val="single" w:sz="8" w:space="0" w:color="000000"/>
             </w:tcBorders>
             <w:vAlign w:val="center"/>
           </w:tcPr>
@@ -7822,7 +7915,7 @@
         <w:pStyle w:val="Heading2"/>
         <w:ind w:left="13"/>
       </w:pPr>
-      <w:bookmarkStart w:name="_Toc22986" w:id="9"/>
+      <w:bookmarkStart w:id="9" w:name="_Toc22986"/>
       <w:r>
         <w:t xml:space="preserve">6.0 DATABASE DESIGN </w:t>
       </w:r>
@@ -7867,13 +7960,15 @@
       </w:pPr>
       <w:r>
         <w:rPr>
-          <w:noProof/>
+          <w:b/>
+          <w:bCs/>
         </w:rPr>
+        <w:lastRenderedPageBreak/>
         <w:drawing>
-          <wp:inline distT="0" distB="0" distL="0" distR="0" wp14:anchorId="0F37DB2F" wp14:editId="2317D5B4">
-            <wp:extent cx="2486025" cy="6048375"/>
-            <wp:effectExtent l="0" t="0" r="0" b="0"/>
-            <wp:docPr id="1084660808" name="drawing"/>
+          <wp:inline distT="0" distB="0" distL="0" distR="0" wp14:anchorId="61FED294" wp14:editId="00A67C59">
+            <wp:extent cx="6038215" cy="6031230"/>
+            <wp:effectExtent l="0" t="0" r="635" b="7620"/>
+            <wp:docPr id="1842143196" name="Picture 1"/>
             <wp:cNvGraphicFramePr>
               <a:graphicFrameLocks xmlns:a="http://schemas.openxmlformats.org/drawingml/2006/main" noChangeAspect="1"/>
             </wp:cNvGraphicFramePr>
@@ -7881,17 +7976,11 @@
               <a:graphicData uri="http://schemas.openxmlformats.org/drawingml/2006/picture">
                 <pic:pic xmlns:pic="http://schemas.openxmlformats.org/drawingml/2006/picture">
                   <pic:nvPicPr>
-                    <pic:cNvPr id="1084660808" name="Picture 1084660808"/>
+                    <pic:cNvPr id="1842143196" name=""/>
                     <pic:cNvPicPr/>
                   </pic:nvPicPr>
                   <pic:blipFill>
-                    <a:blip r:embed="rId9">
-                      <a:extLst>
-                        <a:ext uri="{28A0092B-C50C-407E-A947-70E740481C1C}">
-                          <a14:useLocalDpi xmlns:a14="http://schemas.microsoft.com/office/drawing/2010/main"/>
-                        </a:ext>
-                      </a:extLst>
-                    </a:blip>
+                    <a:blip r:embed="rId9"/>
                     <a:stretch>
                       <a:fillRect/>
                     </a:stretch>
@@ -7899,7 +7988,7 @@
                   <pic:spPr>
                     <a:xfrm>
                       <a:off x="0" y="0"/>
-                      <a:ext cx="2486025" cy="6048375"/>
+                      <a:ext cx="6038215" cy="6031230"/>
                     </a:xfrm>
                     <a:prstGeom prst="rect">
                       <a:avLst/>
@@ -7958,6 +8047,7 @@
         <w:t xml:space="preserve"> </w:t>
       </w:r>
       <w:proofErr w:type="spellStart"/>
+      <w:proofErr w:type="gramStart"/>
       <w:r>
         <w:rPr>
           <w:rFonts w:eastAsia="Arial"/>
@@ -7965,6 +8055,7 @@
         <w:t>auth.users</w:t>
       </w:r>
       <w:proofErr w:type="spellEnd"/>
+      <w:proofErr w:type="gramEnd"/>
       <w:r>
         <w:rPr>
           <w:rFonts w:eastAsia="Arial"/>
@@ -7978,10 +8069,29 @@
         <w:t xml:space="preserve"> *</w:t>
       </w:r>
       <w:r>
+        <w:t xml:space="preserve"> </w:t>
+      </w:r>
+      <w:r>
         <w:rPr>
           <w:rFonts w:eastAsia="Arial"/>
         </w:rPr>
-        <w:t>Every authenticated student has a corresponding profile record for extended metadata (e.g., display name, avatar URL).</w:t>
+        <w:t xml:space="preserve">Each authenticated student is associated with a unique profile record for extended metadata, such as their username and display name. The id in the profiles table serves as a Primary Key that references the </w:t>
+      </w:r>
+      <w:proofErr w:type="spellStart"/>
+      <w:proofErr w:type="gramStart"/>
+      <w:r>
+        <w:rPr>
+          <w:rFonts w:eastAsia="Arial"/>
+        </w:rPr>
+        <w:t>auth.users</w:t>
+      </w:r>
+      <w:proofErr w:type="spellEnd"/>
+      <w:proofErr w:type="gramEnd"/>
+      <w:r>
+        <w:rPr>
+          <w:rFonts w:eastAsia="Arial"/>
+        </w:rPr>
+        <w:t xml:space="preserve"> ID.</w:t>
       </w:r>
       <w:r>
         <w:t xml:space="preserve"> </w:t>
@@ -8006,7 +8116,23 @@
         <w:rPr>
           <w:rFonts w:eastAsia="Arial"/>
         </w:rPr>
-        <w:t xml:space="preserve"> profiles → groups</w:t>
+        <w:t xml:space="preserve"> </w:t>
+      </w:r>
+      <w:proofErr w:type="spellStart"/>
+      <w:proofErr w:type="gramStart"/>
+      <w:r>
+        <w:rPr>
+          <w:rFonts w:eastAsia="Arial"/>
+        </w:rPr>
+        <w:t>auth.users</w:t>
+      </w:r>
+      <w:proofErr w:type="spellEnd"/>
+      <w:proofErr w:type="gramEnd"/>
+      <w:r>
+        <w:rPr>
+          <w:rFonts w:eastAsia="Arial"/>
+        </w:rPr>
+        <w:t xml:space="preserve"> → groups</w:t>
       </w:r>
       <w:r>
         <w:rPr>
@@ -8039,10 +8165,21 @@
           <w:b/>
           <w:bCs/>
         </w:rPr>
+        <w:lastRenderedPageBreak/>
         <w:t xml:space="preserve">One-to-Many: </w:t>
       </w:r>
-      <w:r>
-        <w:t>profiles → contacts * A student can own and manage multiple contact entries.</w:t>
+      <w:proofErr w:type="spellStart"/>
+      <w:proofErr w:type="gramStart"/>
+      <w:r>
+        <w:t>auth.users</w:t>
+      </w:r>
+      <w:proofErr w:type="spellEnd"/>
+      <w:proofErr w:type="gramEnd"/>
+      <w:r>
+        <w:t xml:space="preserve"> </w:t>
+      </w:r>
+      <w:r>
+        <w:t>→ contacts * A student can own and manage multiple contact entries.</w:t>
       </w:r>
     </w:p>
     <w:p>
@@ -8080,6 +8217,47 @@
     </w:p>
     <w:p>
       <w:pPr>
+        <w:numPr>
+          <w:ilvl w:val="0"/>
+          <w:numId w:val="23"/>
+        </w:numPr>
+        <w:spacing w:after="9" w:line="386" w:lineRule="auto"/>
+        <w:ind w:right="0" w:hanging="360"/>
+        <w:rPr>
+          <w:b/>
+          <w:bCs/>
+        </w:rPr>
+      </w:pPr>
+      <w:r>
+        <w:rPr>
+          <w:b/>
+          <w:bCs/>
+        </w:rPr>
+        <w:t xml:space="preserve">One-to-Many: </w:t>
+      </w:r>
+      <w:r>
+        <w:t xml:space="preserve">users </w:t>
+      </w:r>
+      <w:r>
+        <w:t>→</w:t>
+      </w:r>
+      <w:r>
+        <w:t xml:space="preserve"> </w:t>
+      </w:r>
+      <w:proofErr w:type="spellStart"/>
+      <w:r>
+        <w:t>refresh_tokens</w:t>
+      </w:r>
+      <w:proofErr w:type="spellEnd"/>
+      <w:r>
+        <w:t xml:space="preserve"> * T</w:t>
+      </w:r>
+      <w:r>
+        <w:t>he system's internal users table (synchronized with the Spring Boot backend) manages multiple active session tokens to ensure secure user authentication.</w:t>
+      </w:r>
+    </w:p>
+    <w:p>
+      <w:pPr>
         <w:spacing w:after="9" w:line="386" w:lineRule="auto"/>
         <w:ind w:left="550" w:right="0" w:firstLine="0"/>
         <w:rPr>
@@ -8130,7 +8308,15 @@
         <w:t xml:space="preserve"> – </w:t>
       </w:r>
       <w:r>
-        <w:t>Stores extended student user information, including display names and links to profile pictures stored in the cloud.</w:t>
+        <w:t xml:space="preserve">Stores extended user information, including the first name, last name, and unique username, directly linked to the </w:t>
+      </w:r>
+      <w:proofErr w:type="spellStart"/>
+      <w:r>
+        <w:t>Supabase</w:t>
+      </w:r>
+      <w:proofErr w:type="spellEnd"/>
+      <w:r>
+        <w:t xml:space="preserve"> Authentication UID.</w:t>
       </w:r>
     </w:p>
     <w:p>
@@ -8149,10 +8335,13 @@
         <w:t>groups</w:t>
       </w:r>
       <w:r>
-        <w:t xml:space="preserve"> – </w:t>
-      </w:r>
-      <w:r>
-        <w:t>Manages custom categories created by students (e.g., "Thesis Group," "Classmates") to organize their contact list.</w:t>
+        <w:t xml:space="preserve"> –</w:t>
+      </w:r>
+      <w:r>
+        <w:t xml:space="preserve"> </w:t>
+      </w:r>
+      <w:r>
+        <w:t>Manages custom categories created by students to effectively organize and segment their contact lists.</w:t>
       </w:r>
     </w:p>
     <w:p>
@@ -8173,7 +8362,37 @@
         <w:t xml:space="preserve"> – </w:t>
       </w:r>
       <w:r>
-        <w:t>The central repository for all contact data, featuring categorization via groups and priority flagging for favorite contacts.</w:t>
+        <w:t>The central repository for all contact data, featuring group categorization, favorite flagging, and contact details like phone numbers and email addresses.</w:t>
+      </w:r>
+    </w:p>
+    <w:p>
+      <w:pPr>
+        <w:numPr>
+          <w:ilvl w:val="0"/>
+          <w:numId w:val="24"/>
+        </w:numPr>
+        <w:ind w:right="121" w:hanging="360"/>
+        <w:rPr>
+          <w:bCs/>
+        </w:rPr>
+      </w:pPr>
+      <w:r>
+        <w:rPr>
+          <w:b/>
+        </w:rPr>
+        <w:t>users</w:t>
+      </w:r>
+      <w:r>
+        <w:rPr>
+          <w:b/>
+        </w:rPr>
+        <w:t xml:space="preserve"> </w:t>
+      </w:r>
+      <w:r>
+        <w:rPr>
+          <w:bCs/>
+        </w:rPr>
+        <w:t>(Custom/Java) – A specialized table used for backend logic and custom security features, ensuring consistency with the Spring Boot entity classes.</w:t>
       </w:r>
     </w:p>
     <w:p>
@@ -8209,11 +8428,14 @@
         <w:t xml:space="preserve"> i</w:t>
       </w:r>
       <w:r>
-        <w:t xml:space="preserve">d (UUID), </w:t>
+        <w:t xml:space="preserve">d </w:t>
+      </w:r>
+      <w:r>
+        <w:t xml:space="preserve">(UUID - PK), </w:t>
       </w:r>
       <w:proofErr w:type="spellStart"/>
       <w:r>
-        <w:t>full_name</w:t>
+        <w:t>first_name</w:t>
       </w:r>
       <w:proofErr w:type="spellEnd"/>
       <w:r>
@@ -8221,11 +8443,11 @@
       </w:r>
       <w:proofErr w:type="spellStart"/>
       <w:r>
-        <w:t>avatar_url</w:t>
+        <w:t>last_name</w:t>
       </w:r>
       <w:proofErr w:type="spellEnd"/>
       <w:r>
-        <w:t xml:space="preserve">, </w:t>
+        <w:t xml:space="preserve">, username, </w:t>
       </w:r>
       <w:proofErr w:type="spellStart"/>
       <w:r>
@@ -8255,21 +8477,13 @@
         <w:rPr>
           <w:bCs/>
         </w:rPr>
-        <w:t>id (</w:t>
-      </w:r>
-      <w:proofErr w:type="spellStart"/>
+        <w:t xml:space="preserve">id </w:t>
+      </w:r>
       <w:r>
         <w:rPr>
           <w:bCs/>
         </w:rPr>
-        <w:t>BigInt</w:t>
-      </w:r>
-      <w:proofErr w:type="spellEnd"/>
-      <w:r>
-        <w:rPr>
-          <w:bCs/>
-        </w:rPr>
-        <w:t xml:space="preserve">), </w:t>
+        <w:t xml:space="preserve">(UUID - PK), </w:t>
       </w:r>
       <w:proofErr w:type="spellStart"/>
       <w:r>
@@ -8283,7 +8497,7 @@
         <w:rPr>
           <w:bCs/>
         </w:rPr>
-        <w:t xml:space="preserve"> (UUID), name, </w:t>
+        <w:t xml:space="preserve"> (UUID - FK), name, </w:t>
       </w:r>
       <w:proofErr w:type="spellStart"/>
       <w:r>
@@ -8313,7 +8527,10 @@
         <w:t xml:space="preserve"> i</w:t>
       </w:r>
       <w:r>
-        <w:t>d (</w:t>
+        <w:t xml:space="preserve">d </w:t>
+      </w:r>
+      <w:r>
+        <w:t>(</w:t>
       </w:r>
       <w:proofErr w:type="spellStart"/>
       <w:r>
@@ -8321,7 +8538,7 @@
       </w:r>
       <w:proofErr w:type="spellEnd"/>
       <w:r>
-        <w:t xml:space="preserve">), </w:t>
+        <w:t xml:space="preserve"> - PK), </w:t>
       </w:r>
       <w:proofErr w:type="spellStart"/>
       <w:r>
@@ -8329,7 +8546,7 @@
       </w:r>
       <w:proofErr w:type="spellEnd"/>
       <w:r>
-        <w:t xml:space="preserve"> (UUID), </w:t>
+        <w:t xml:space="preserve"> (UUID - FK), </w:t>
       </w:r>
       <w:proofErr w:type="spellStart"/>
       <w:r>
@@ -8337,7 +8554,7 @@
       </w:r>
       <w:proofErr w:type="spellEnd"/>
       <w:r>
-        <w:t xml:space="preserve"> (FK), </w:t>
+        <w:t xml:space="preserve"> (UUID - FK), </w:t>
       </w:r>
       <w:proofErr w:type="spellStart"/>
       <w:r>
@@ -8365,29 +8582,87 @@
       </w:r>
       <w:proofErr w:type="spellStart"/>
       <w:r>
+        <w:t>avatar_url</w:t>
+      </w:r>
+      <w:proofErr w:type="spellEnd"/>
+      <w:r>
+        <w:t xml:space="preserve">, </w:t>
+      </w:r>
+      <w:proofErr w:type="spellStart"/>
+      <w:r>
         <w:t>created_at</w:t>
       </w:r>
       <w:proofErr w:type="spellEnd"/>
-      <w:r>
-        <w:t xml:space="preserve"> </w:t>
-      </w:r>
-    </w:p>
-    <w:p>
-      <w:pPr>
-        <w:spacing w:after="240" w:line="259" w:lineRule="auto"/>
-        <w:ind w:left="18" w:right="0" w:firstLine="0"/>
-        <w:jc w:val="left"/>
-      </w:pPr>
-      <w:r>
-        <w:t xml:space="preserve"> </w:t>
-      </w:r>
+    </w:p>
+    <w:p>
+      <w:pPr>
+        <w:numPr>
+          <w:ilvl w:val="0"/>
+          <w:numId w:val="25"/>
+        </w:numPr>
+        <w:spacing w:after="0"/>
+        <w:ind w:right="121" w:hanging="360"/>
+      </w:pPr>
+      <w:r>
+        <w:rPr>
+          <w:b/>
+          <w:bCs/>
+        </w:rPr>
+        <w:t>users</w:t>
+      </w:r>
+      <w:r>
+        <w:t>: id (</w:t>
+      </w:r>
+      <w:proofErr w:type="spellStart"/>
+      <w:r>
+        <w:t>BigInt</w:t>
+      </w:r>
+      <w:proofErr w:type="spellEnd"/>
+      <w:r>
+        <w:t xml:space="preserve"> - PK), username, email, </w:t>
+      </w:r>
+      <w:proofErr w:type="spellStart"/>
+      <w:r>
+        <w:t>password_hash</w:t>
+      </w:r>
+      <w:proofErr w:type="spellEnd"/>
+      <w:r>
+        <w:t xml:space="preserve">, </w:t>
+      </w:r>
+      <w:proofErr w:type="spellStart"/>
+      <w:r>
+        <w:t>firstname</w:t>
+      </w:r>
+      <w:proofErr w:type="spellEnd"/>
+      <w:r>
+        <w:t xml:space="preserve">, </w:t>
+      </w:r>
+      <w:proofErr w:type="spellStart"/>
+      <w:r>
+        <w:t>lastname</w:t>
+      </w:r>
+      <w:proofErr w:type="spellEnd"/>
+      <w:r>
+        <w:t xml:space="preserve">, </w:t>
+      </w:r>
+      <w:proofErr w:type="spellStart"/>
+      <w:r>
+        <w:t>created_at</w:t>
+      </w:r>
+      <w:proofErr w:type="spellEnd"/>
+    </w:p>
+    <w:p>
+      <w:pPr>
+        <w:spacing w:after="0"/>
+        <w:ind w:left="738" w:right="121" w:firstLine="0"/>
+      </w:pPr>
     </w:p>
     <w:p>
       <w:pPr>
         <w:pStyle w:val="Heading2"/>
         <w:ind w:left="13"/>
       </w:pPr>
-      <w:bookmarkStart w:name="_Toc22987" w:id="10"/>
+      <w:bookmarkStart w:id="10" w:name="_Toc22987"/>
       <w:r>
         <w:t xml:space="preserve">7.0 UI/UX DESIGN </w:t>
       </w:r>
@@ -8427,6 +8702,7 @@
           <w:color w:val="EE0000"/>
           <w:sz w:val="25"/>
         </w:rPr>
+        <w:lastRenderedPageBreak/>
         <w:drawing>
           <wp:inline distT="0" distB="0" distL="0" distR="0" wp14:anchorId="158F80C9" wp14:editId="740A810F">
             <wp:extent cx="6038215" cy="4159885"/>
@@ -8483,6 +8759,7 @@
           <w:color w:val="EE0000"/>
           <w:sz w:val="25"/>
         </w:rPr>
+        <w:lastRenderedPageBreak/>
         <w:drawing>
           <wp:inline distT="0" distB="0" distL="0" distR="0" wp14:anchorId="45AA2264" wp14:editId="0C92584A">
             <wp:extent cx="6038215" cy="4128770"/>
@@ -8662,6 +8939,7 @@
         <w:rPr>
           <w:b/>
         </w:rPr>
+        <w:lastRenderedPageBreak/>
         <w:t xml:space="preserve"> </w:t>
       </w:r>
     </w:p>
@@ -8868,7 +9146,7 @@
       </w:r>
       <w:r>
         <w:rPr>
-          <w:rFonts w:ascii="Segoe UI Emoji" w:hAnsi="Segoe UI Emoji" w:eastAsia="Segoe UI Emoji" w:cs="Segoe UI Emoji"/>
+          <w:rFonts w:ascii="Segoe UI Emoji" w:eastAsia="Segoe UI Emoji" w:hAnsi="Segoe UI Emoji" w:cs="Segoe UI Emoji"/>
         </w:rPr>
         <w:t>🏠</w:t>
       </w:r>
@@ -8877,7 +9155,7 @@
       </w:r>
       <w:r>
         <w:rPr>
-          <w:rFonts w:ascii="Segoe UI Emoji" w:hAnsi="Segoe UI Emoji" w:eastAsia="Segoe UI Emoji" w:cs="Segoe UI Emoji"/>
+          <w:rFonts w:ascii="Segoe UI Emoji" w:eastAsia="Segoe UI Emoji" w:hAnsi="Segoe UI Emoji" w:cs="Segoe UI Emoji"/>
         </w:rPr>
         <w:t>🔍</w:t>
       </w:r>
@@ -8886,7 +9164,7 @@
       </w:r>
       <w:r>
         <w:rPr>
-          <w:rFonts w:ascii="Segoe UI Emoji" w:hAnsi="Segoe UI Emoji" w:eastAsia="Segoe UI Emoji" w:cs="Segoe UI Emoji"/>
+          <w:rFonts w:ascii="Segoe UI Emoji" w:eastAsia="Segoe UI Emoji" w:hAnsi="Segoe UI Emoji" w:cs="Segoe UI Emoji"/>
         </w:rPr>
         <w:t>🛒</w:t>
       </w:r>
@@ -8895,7 +9173,7 @@
       </w:r>
       <w:r>
         <w:rPr>
-          <w:rFonts w:ascii="Segoe UI Emoji" w:hAnsi="Segoe UI Emoji" w:eastAsia="Segoe UI Emoji" w:cs="Segoe UI Emoji"/>
+          <w:rFonts w:ascii="Segoe UI Emoji" w:eastAsia="Segoe UI Emoji" w:hAnsi="Segoe UI Emoji" w:cs="Segoe UI Emoji"/>
         </w:rPr>
         <w:t>👤</w:t>
       </w:r>
@@ -8941,6 +9219,7 @@
         <w:ind w:left="13" w:right="121"/>
       </w:pPr>
       <w:r>
+        <w:lastRenderedPageBreak/>
         <w:t xml:space="preserve">Pull to refresh </w:t>
       </w:r>
     </w:p>
@@ -9099,7 +9378,7 @@
       </w:pPr>
       <w:r>
         <w:rPr>
-          <w:rFonts w:ascii="Arial" w:hAnsi="Arial" w:eastAsia="Arial" w:cs="Arial"/>
+          <w:rFonts w:ascii="Arial" w:eastAsia="Arial" w:hAnsi="Arial" w:cs="Arial"/>
         </w:rPr>
         <w:t>Step indicator: Cart → Shipping → Payment → Confirm</w:t>
       </w:r>
@@ -9112,7 +9391,15 @@
         <w:ind w:left="13" w:right="121"/>
       </w:pPr>
       <w:r>
-        <w:t xml:space="preserve">Address form (auto-complete) </w:t>
+        <w:t>Address form (</w:t>
+      </w:r>
+      <w:proofErr w:type="gramStart"/>
+      <w:r>
+        <w:t>auto-complete</w:t>
+      </w:r>
+      <w:proofErr w:type="gramEnd"/>
+      <w:r>
+        <w:t xml:space="preserve">) </w:t>
       </w:r>
     </w:p>
     <w:p>
@@ -9210,6 +9497,7 @@
         <w:rPr>
           <w:b/>
         </w:rPr>
+        <w:lastRenderedPageBreak/>
         <w:t>Design System:</w:t>
       </w:r>
       <w:r>
@@ -9321,7 +9609,7 @@
         <w:pStyle w:val="Heading2"/>
         <w:ind w:left="13"/>
       </w:pPr>
-      <w:bookmarkStart w:name="_Toc22988" w:id="11"/>
+      <w:bookmarkStart w:id="11" w:name="_Toc22988"/>
       <w:r>
         <w:t xml:space="preserve">8.0 PLAN </w:t>
       </w:r>
@@ -9495,6 +9783,7 @@
         <w:jc w:val="left"/>
       </w:pPr>
       <w:r>
+        <w:lastRenderedPageBreak/>
         <w:t xml:space="preserve"> </w:t>
       </w:r>
     </w:p>
@@ -9511,8 +9800,6 @@
       </w:r>
       <w:r>
         <w:tab/>
-      </w:r>
-      <w:r>
         <w:t xml:space="preserve"> </w:t>
       </w:r>
     </w:p>
@@ -9735,6 +10022,7 @@
         <w:ind w:left="13" w:right="121"/>
       </w:pPr>
       <w:r>
+        <w:lastRenderedPageBreak/>
         <w:t xml:space="preserve"> Day 3: Product browsing </w:t>
       </w:r>
     </w:p>
@@ -9994,6 +10282,7 @@
         <w:rPr>
           <w:b/>
         </w:rPr>
+        <w:lastRenderedPageBreak/>
         <w:t>M2 (End Week 4):</w:t>
       </w:r>
       <w:r>
@@ -10196,7 +10485,7 @@
       <w:footerReference w:type="even" r:id="rId12"/>
       <w:footerReference w:type="default" r:id="rId13"/>
       <w:footerReference w:type="first" r:id="rId14"/>
-      <w:pgSz w:w="12240" w:h="15840" w:orient="portrait"/>
+      <w:pgSz w:w="12240" w:h="15840"/>
       <w:pgMar w:top="1440" w:right="1308" w:bottom="1467" w:left="1423" w:header="720" w:footer="718" w:gutter="0"/>
       <w:cols w:space="720"/>
     </w:sectPr>
@@ -10389,7 +10678,7 @@
         <w:ind w:left="378"/>
       </w:pPr>
       <w:rPr>
-        <w:rFonts w:ascii="Times New Roman" w:hAnsi="Times New Roman" w:eastAsia="Times New Roman" w:cs="Times New Roman"/>
+        <w:rFonts w:ascii="Times New Roman" w:eastAsia="Times New Roman" w:hAnsi="Times New Roman" w:cs="Times New Roman"/>
         <w:b w:val="0"/>
         <w:i w:val="0"/>
         <w:strike w:val="0"/>
@@ -10398,7 +10687,7 @@
         <w:sz w:val="20"/>
         <w:szCs w:val="20"/>
         <w:u w:val="none" w:color="000000"/>
-        <w:bdr w:val="none" w:color="auto" w:sz="0" w:space="0"/>
+        <w:bdr w:val="none" w:sz="0" w:space="0" w:color="auto"/>
         <w:shd w:val="clear" w:color="auto" w:fill="auto"/>
         <w:vertAlign w:val="baseline"/>
       </w:rPr>
@@ -10412,7 +10701,7 @@
         <w:ind w:left="1440"/>
       </w:pPr>
       <w:rPr>
-        <w:rFonts w:ascii="Times New Roman" w:hAnsi="Times New Roman" w:eastAsia="Times New Roman" w:cs="Times New Roman"/>
+        <w:rFonts w:ascii="Times New Roman" w:eastAsia="Times New Roman" w:hAnsi="Times New Roman" w:cs="Times New Roman"/>
         <w:b w:val="0"/>
         <w:i w:val="0"/>
         <w:strike w:val="0"/>
@@ -10421,7 +10710,7 @@
         <w:sz w:val="20"/>
         <w:szCs w:val="20"/>
         <w:u w:val="none" w:color="000000"/>
-        <w:bdr w:val="none" w:color="auto" w:sz="0" w:space="0"/>
+        <w:bdr w:val="none" w:sz="0" w:space="0" w:color="auto"/>
         <w:shd w:val="clear" w:color="auto" w:fill="auto"/>
         <w:vertAlign w:val="baseline"/>
       </w:rPr>
@@ -10435,7 +10724,7 @@
         <w:ind w:left="2160"/>
       </w:pPr>
       <w:rPr>
-        <w:rFonts w:ascii="Times New Roman" w:hAnsi="Times New Roman" w:eastAsia="Times New Roman" w:cs="Times New Roman"/>
+        <w:rFonts w:ascii="Times New Roman" w:eastAsia="Times New Roman" w:hAnsi="Times New Roman" w:cs="Times New Roman"/>
         <w:b w:val="0"/>
         <w:i w:val="0"/>
         <w:strike w:val="0"/>
@@ -10444,7 +10733,7 @@
         <w:sz w:val="20"/>
         <w:szCs w:val="20"/>
         <w:u w:val="none" w:color="000000"/>
-        <w:bdr w:val="none" w:color="auto" w:sz="0" w:space="0"/>
+        <w:bdr w:val="none" w:sz="0" w:space="0" w:color="auto"/>
         <w:shd w:val="clear" w:color="auto" w:fill="auto"/>
         <w:vertAlign w:val="baseline"/>
       </w:rPr>
@@ -10458,7 +10747,7 @@
         <w:ind w:left="2880"/>
       </w:pPr>
       <w:rPr>
-        <w:rFonts w:ascii="Times New Roman" w:hAnsi="Times New Roman" w:eastAsia="Times New Roman" w:cs="Times New Roman"/>
+        <w:rFonts w:ascii="Times New Roman" w:eastAsia="Times New Roman" w:hAnsi="Times New Roman" w:cs="Times New Roman"/>
         <w:b w:val="0"/>
         <w:i w:val="0"/>
         <w:strike w:val="0"/>
@@ -10467,7 +10756,7 @@
         <w:sz w:val="20"/>
         <w:szCs w:val="20"/>
         <w:u w:val="none" w:color="000000"/>
-        <w:bdr w:val="none" w:color="auto" w:sz="0" w:space="0"/>
+        <w:bdr w:val="none" w:sz="0" w:space="0" w:color="auto"/>
         <w:shd w:val="clear" w:color="auto" w:fill="auto"/>
         <w:vertAlign w:val="baseline"/>
       </w:rPr>
@@ -10481,7 +10770,7 @@
         <w:ind w:left="3600"/>
       </w:pPr>
       <w:rPr>
-        <w:rFonts w:ascii="Times New Roman" w:hAnsi="Times New Roman" w:eastAsia="Times New Roman" w:cs="Times New Roman"/>
+        <w:rFonts w:ascii="Times New Roman" w:eastAsia="Times New Roman" w:hAnsi="Times New Roman" w:cs="Times New Roman"/>
         <w:b w:val="0"/>
         <w:i w:val="0"/>
         <w:strike w:val="0"/>
@@ -10490,7 +10779,7 @@
         <w:sz w:val="20"/>
         <w:szCs w:val="20"/>
         <w:u w:val="none" w:color="000000"/>
-        <w:bdr w:val="none" w:color="auto" w:sz="0" w:space="0"/>
+        <w:bdr w:val="none" w:sz="0" w:space="0" w:color="auto"/>
         <w:shd w:val="clear" w:color="auto" w:fill="auto"/>
         <w:vertAlign w:val="baseline"/>
       </w:rPr>
@@ -10504,7 +10793,7 @@
         <w:ind w:left="4320"/>
       </w:pPr>
       <w:rPr>
-        <w:rFonts w:ascii="Times New Roman" w:hAnsi="Times New Roman" w:eastAsia="Times New Roman" w:cs="Times New Roman"/>
+        <w:rFonts w:ascii="Times New Roman" w:eastAsia="Times New Roman" w:hAnsi="Times New Roman" w:cs="Times New Roman"/>
         <w:b w:val="0"/>
         <w:i w:val="0"/>
         <w:strike w:val="0"/>
@@ -10513,7 +10802,7 @@
         <w:sz w:val="20"/>
         <w:szCs w:val="20"/>
         <w:u w:val="none" w:color="000000"/>
-        <w:bdr w:val="none" w:color="auto" w:sz="0" w:space="0"/>
+        <w:bdr w:val="none" w:sz="0" w:space="0" w:color="auto"/>
         <w:shd w:val="clear" w:color="auto" w:fill="auto"/>
         <w:vertAlign w:val="baseline"/>
       </w:rPr>
@@ -10527,7 +10816,7 @@
         <w:ind w:left="5040"/>
       </w:pPr>
       <w:rPr>
-        <w:rFonts w:ascii="Times New Roman" w:hAnsi="Times New Roman" w:eastAsia="Times New Roman" w:cs="Times New Roman"/>
+        <w:rFonts w:ascii="Times New Roman" w:eastAsia="Times New Roman" w:hAnsi="Times New Roman" w:cs="Times New Roman"/>
         <w:b w:val="0"/>
         <w:i w:val="0"/>
         <w:strike w:val="0"/>
@@ -10536,7 +10825,7 @@
         <w:sz w:val="20"/>
         <w:szCs w:val="20"/>
         <w:u w:val="none" w:color="000000"/>
-        <w:bdr w:val="none" w:color="auto" w:sz="0" w:space="0"/>
+        <w:bdr w:val="none" w:sz="0" w:space="0" w:color="auto"/>
         <w:shd w:val="clear" w:color="auto" w:fill="auto"/>
         <w:vertAlign w:val="baseline"/>
       </w:rPr>
@@ -10550,7 +10839,7 @@
         <w:ind w:left="5760"/>
       </w:pPr>
       <w:rPr>
-        <w:rFonts w:ascii="Times New Roman" w:hAnsi="Times New Roman" w:eastAsia="Times New Roman" w:cs="Times New Roman"/>
+        <w:rFonts w:ascii="Times New Roman" w:eastAsia="Times New Roman" w:hAnsi="Times New Roman" w:cs="Times New Roman"/>
         <w:b w:val="0"/>
         <w:i w:val="0"/>
         <w:strike w:val="0"/>
@@ -10559,7 +10848,7 @@
         <w:sz w:val="20"/>
         <w:szCs w:val="20"/>
         <w:u w:val="none" w:color="000000"/>
-        <w:bdr w:val="none" w:color="auto" w:sz="0" w:space="0"/>
+        <w:bdr w:val="none" w:sz="0" w:space="0" w:color="auto"/>
         <w:shd w:val="clear" w:color="auto" w:fill="auto"/>
         <w:vertAlign w:val="baseline"/>
       </w:rPr>
@@ -10573,7 +10862,7 @@
         <w:ind w:left="6480"/>
       </w:pPr>
       <w:rPr>
-        <w:rFonts w:ascii="Times New Roman" w:hAnsi="Times New Roman" w:eastAsia="Times New Roman" w:cs="Times New Roman"/>
+        <w:rFonts w:ascii="Times New Roman" w:eastAsia="Times New Roman" w:hAnsi="Times New Roman" w:cs="Times New Roman"/>
         <w:b w:val="0"/>
         <w:i w:val="0"/>
         <w:strike w:val="0"/>
@@ -10582,7 +10871,7 @@
         <w:sz w:val="20"/>
         <w:szCs w:val="20"/>
         <w:u w:val="none" w:color="000000"/>
-        <w:bdr w:val="none" w:color="auto" w:sz="0" w:space="0"/>
+        <w:bdr w:val="none" w:sz="0" w:space="0" w:color="auto"/>
         <w:shd w:val="clear" w:color="auto" w:fill="auto"/>
         <w:vertAlign w:val="baseline"/>
       </w:rPr>
@@ -10601,7 +10890,7 @@
         <w:ind w:left="738"/>
       </w:pPr>
       <w:rPr>
-        <w:rFonts w:ascii="Times New Roman" w:hAnsi="Times New Roman" w:eastAsia="Times New Roman" w:cs="Times New Roman"/>
+        <w:rFonts w:ascii="Times New Roman" w:eastAsia="Times New Roman" w:hAnsi="Times New Roman" w:cs="Times New Roman"/>
         <w:b w:val="0"/>
         <w:i w:val="0"/>
         <w:strike w:val="0"/>
@@ -10610,7 +10899,7 @@
         <w:sz w:val="20"/>
         <w:szCs w:val="20"/>
         <w:u w:val="none" w:color="000000"/>
-        <w:bdr w:val="none" w:color="auto" w:sz="0" w:space="0"/>
+        <w:bdr w:val="none" w:sz="0" w:space="0" w:color="auto"/>
         <w:shd w:val="clear" w:color="auto" w:fill="auto"/>
         <w:vertAlign w:val="baseline"/>
       </w:rPr>
@@ -10624,7 +10913,7 @@
         <w:ind w:left="1458"/>
       </w:pPr>
       <w:rPr>
-        <w:rFonts w:ascii="Times New Roman" w:hAnsi="Times New Roman" w:eastAsia="Times New Roman" w:cs="Times New Roman"/>
+        <w:rFonts w:ascii="Times New Roman" w:eastAsia="Times New Roman" w:hAnsi="Times New Roman" w:cs="Times New Roman"/>
         <w:b w:val="0"/>
         <w:i w:val="0"/>
         <w:strike w:val="0"/>
@@ -10633,7 +10922,7 @@
         <w:sz w:val="20"/>
         <w:szCs w:val="20"/>
         <w:u w:val="none" w:color="000000"/>
-        <w:bdr w:val="none" w:color="auto" w:sz="0" w:space="0"/>
+        <w:bdr w:val="none" w:sz="0" w:space="0" w:color="auto"/>
         <w:shd w:val="clear" w:color="auto" w:fill="auto"/>
         <w:vertAlign w:val="baseline"/>
       </w:rPr>
@@ -10647,7 +10936,7 @@
         <w:ind w:left="2178"/>
       </w:pPr>
       <w:rPr>
-        <w:rFonts w:ascii="Times New Roman" w:hAnsi="Times New Roman" w:eastAsia="Times New Roman" w:cs="Times New Roman"/>
+        <w:rFonts w:ascii="Times New Roman" w:eastAsia="Times New Roman" w:hAnsi="Times New Roman" w:cs="Times New Roman"/>
         <w:b w:val="0"/>
         <w:i w:val="0"/>
         <w:strike w:val="0"/>
@@ -10656,7 +10945,7 @@
         <w:sz w:val="20"/>
         <w:szCs w:val="20"/>
         <w:u w:val="none" w:color="000000"/>
-        <w:bdr w:val="none" w:color="auto" w:sz="0" w:space="0"/>
+        <w:bdr w:val="none" w:sz="0" w:space="0" w:color="auto"/>
         <w:shd w:val="clear" w:color="auto" w:fill="auto"/>
         <w:vertAlign w:val="baseline"/>
       </w:rPr>
@@ -10670,7 +10959,7 @@
         <w:ind w:left="2898"/>
       </w:pPr>
       <w:rPr>
-        <w:rFonts w:ascii="Times New Roman" w:hAnsi="Times New Roman" w:eastAsia="Times New Roman" w:cs="Times New Roman"/>
+        <w:rFonts w:ascii="Times New Roman" w:eastAsia="Times New Roman" w:hAnsi="Times New Roman" w:cs="Times New Roman"/>
         <w:b w:val="0"/>
         <w:i w:val="0"/>
         <w:strike w:val="0"/>
@@ -10679,7 +10968,7 @@
         <w:sz w:val="20"/>
         <w:szCs w:val="20"/>
         <w:u w:val="none" w:color="000000"/>
-        <w:bdr w:val="none" w:color="auto" w:sz="0" w:space="0"/>
+        <w:bdr w:val="none" w:sz="0" w:space="0" w:color="auto"/>
         <w:shd w:val="clear" w:color="auto" w:fill="auto"/>
         <w:vertAlign w:val="baseline"/>
       </w:rPr>
@@ -10693,7 +10982,7 @@
         <w:ind w:left="3618"/>
       </w:pPr>
       <w:rPr>
-        <w:rFonts w:ascii="Times New Roman" w:hAnsi="Times New Roman" w:eastAsia="Times New Roman" w:cs="Times New Roman"/>
+        <w:rFonts w:ascii="Times New Roman" w:eastAsia="Times New Roman" w:hAnsi="Times New Roman" w:cs="Times New Roman"/>
         <w:b w:val="0"/>
         <w:i w:val="0"/>
         <w:strike w:val="0"/>
@@ -10702,7 +10991,7 @@
         <w:sz w:val="20"/>
         <w:szCs w:val="20"/>
         <w:u w:val="none" w:color="000000"/>
-        <w:bdr w:val="none" w:color="auto" w:sz="0" w:space="0"/>
+        <w:bdr w:val="none" w:sz="0" w:space="0" w:color="auto"/>
         <w:shd w:val="clear" w:color="auto" w:fill="auto"/>
         <w:vertAlign w:val="baseline"/>
       </w:rPr>
@@ -10716,7 +11005,7 @@
         <w:ind w:left="4338"/>
       </w:pPr>
       <w:rPr>
-        <w:rFonts w:ascii="Times New Roman" w:hAnsi="Times New Roman" w:eastAsia="Times New Roman" w:cs="Times New Roman"/>
+        <w:rFonts w:ascii="Times New Roman" w:eastAsia="Times New Roman" w:hAnsi="Times New Roman" w:cs="Times New Roman"/>
         <w:b w:val="0"/>
         <w:i w:val="0"/>
         <w:strike w:val="0"/>
@@ -10725,7 +11014,7 @@
         <w:sz w:val="20"/>
         <w:szCs w:val="20"/>
         <w:u w:val="none" w:color="000000"/>
-        <w:bdr w:val="none" w:color="auto" w:sz="0" w:space="0"/>
+        <w:bdr w:val="none" w:sz="0" w:space="0" w:color="auto"/>
         <w:shd w:val="clear" w:color="auto" w:fill="auto"/>
         <w:vertAlign w:val="baseline"/>
       </w:rPr>
@@ -10739,7 +11028,7 @@
         <w:ind w:left="5058"/>
       </w:pPr>
       <w:rPr>
-        <w:rFonts w:ascii="Times New Roman" w:hAnsi="Times New Roman" w:eastAsia="Times New Roman" w:cs="Times New Roman"/>
+        <w:rFonts w:ascii="Times New Roman" w:eastAsia="Times New Roman" w:hAnsi="Times New Roman" w:cs="Times New Roman"/>
         <w:b w:val="0"/>
         <w:i w:val="0"/>
         <w:strike w:val="0"/>
@@ -10748,7 +11037,7 @@
         <w:sz w:val="20"/>
         <w:szCs w:val="20"/>
         <w:u w:val="none" w:color="000000"/>
-        <w:bdr w:val="none" w:color="auto" w:sz="0" w:space="0"/>
+        <w:bdr w:val="none" w:sz="0" w:space="0" w:color="auto"/>
         <w:shd w:val="clear" w:color="auto" w:fill="auto"/>
         <w:vertAlign w:val="baseline"/>
       </w:rPr>
@@ -10762,7 +11051,7 @@
         <w:ind w:left="5778"/>
       </w:pPr>
       <w:rPr>
-        <w:rFonts w:ascii="Times New Roman" w:hAnsi="Times New Roman" w:eastAsia="Times New Roman" w:cs="Times New Roman"/>
+        <w:rFonts w:ascii="Times New Roman" w:eastAsia="Times New Roman" w:hAnsi="Times New Roman" w:cs="Times New Roman"/>
         <w:b w:val="0"/>
         <w:i w:val="0"/>
         <w:strike w:val="0"/>
@@ -10771,7 +11060,7 @@
         <w:sz w:val="20"/>
         <w:szCs w:val="20"/>
         <w:u w:val="none" w:color="000000"/>
-        <w:bdr w:val="none" w:color="auto" w:sz="0" w:space="0"/>
+        <w:bdr w:val="none" w:sz="0" w:space="0" w:color="auto"/>
         <w:shd w:val="clear" w:color="auto" w:fill="auto"/>
         <w:vertAlign w:val="baseline"/>
       </w:rPr>
@@ -10785,7 +11074,7 @@
         <w:ind w:left="6498"/>
       </w:pPr>
       <w:rPr>
-        <w:rFonts w:ascii="Times New Roman" w:hAnsi="Times New Roman" w:eastAsia="Times New Roman" w:cs="Times New Roman"/>
+        <w:rFonts w:ascii="Times New Roman" w:eastAsia="Times New Roman" w:hAnsi="Times New Roman" w:cs="Times New Roman"/>
         <w:b w:val="0"/>
         <w:i w:val="0"/>
         <w:strike w:val="0"/>
@@ -10794,7 +11083,7 @@
         <w:sz w:val="20"/>
         <w:szCs w:val="20"/>
         <w:u w:val="none" w:color="000000"/>
-        <w:bdr w:val="none" w:color="auto" w:sz="0" w:space="0"/>
+        <w:bdr w:val="none" w:sz="0" w:space="0" w:color="auto"/>
         <w:shd w:val="clear" w:color="auto" w:fill="auto"/>
         <w:vertAlign w:val="baseline"/>
       </w:rPr>
@@ -10813,7 +11102,7 @@
         <w:ind w:left="378"/>
       </w:pPr>
       <w:rPr>
-        <w:rFonts w:ascii="Calibri" w:hAnsi="Calibri" w:eastAsia="Calibri" w:cs="Calibri"/>
+        <w:rFonts w:ascii="Calibri" w:eastAsia="Calibri" w:hAnsi="Calibri" w:cs="Calibri"/>
         <w:b w:val="0"/>
         <w:i w:val="0"/>
         <w:strike w:val="0"/>
@@ -10822,7 +11111,7 @@
         <w:sz w:val="24"/>
         <w:szCs w:val="24"/>
         <w:u w:val="none" w:color="000000"/>
-        <w:bdr w:val="none" w:color="auto" w:sz="0" w:space="0"/>
+        <w:bdr w:val="none" w:sz="0" w:space="0" w:color="auto"/>
         <w:shd w:val="clear" w:color="auto" w:fill="auto"/>
         <w:vertAlign w:val="baseline"/>
       </w:rPr>
@@ -10836,7 +11125,7 @@
         <w:ind w:left="1440"/>
       </w:pPr>
       <w:rPr>
-        <w:rFonts w:ascii="Calibri" w:hAnsi="Calibri" w:eastAsia="Calibri" w:cs="Calibri"/>
+        <w:rFonts w:ascii="Calibri" w:eastAsia="Calibri" w:hAnsi="Calibri" w:cs="Calibri"/>
         <w:b w:val="0"/>
         <w:i w:val="0"/>
         <w:strike w:val="0"/>
@@ -10845,7 +11134,7 @@
         <w:sz w:val="24"/>
         <w:szCs w:val="24"/>
         <w:u w:val="none" w:color="000000"/>
-        <w:bdr w:val="none" w:color="auto" w:sz="0" w:space="0"/>
+        <w:bdr w:val="none" w:sz="0" w:space="0" w:color="auto"/>
         <w:shd w:val="clear" w:color="auto" w:fill="auto"/>
         <w:vertAlign w:val="baseline"/>
       </w:rPr>
@@ -10859,7 +11148,7 @@
         <w:ind w:left="2160"/>
       </w:pPr>
       <w:rPr>
-        <w:rFonts w:ascii="Calibri" w:hAnsi="Calibri" w:eastAsia="Calibri" w:cs="Calibri"/>
+        <w:rFonts w:ascii="Calibri" w:eastAsia="Calibri" w:hAnsi="Calibri" w:cs="Calibri"/>
         <w:b w:val="0"/>
         <w:i w:val="0"/>
         <w:strike w:val="0"/>
@@ -10868,7 +11157,7 @@
         <w:sz w:val="24"/>
         <w:szCs w:val="24"/>
         <w:u w:val="none" w:color="000000"/>
-        <w:bdr w:val="none" w:color="auto" w:sz="0" w:space="0"/>
+        <w:bdr w:val="none" w:sz="0" w:space="0" w:color="auto"/>
         <w:shd w:val="clear" w:color="auto" w:fill="auto"/>
         <w:vertAlign w:val="baseline"/>
       </w:rPr>
@@ -10882,7 +11171,7 @@
         <w:ind w:left="2880"/>
       </w:pPr>
       <w:rPr>
-        <w:rFonts w:ascii="Calibri" w:hAnsi="Calibri" w:eastAsia="Calibri" w:cs="Calibri"/>
+        <w:rFonts w:ascii="Calibri" w:eastAsia="Calibri" w:hAnsi="Calibri" w:cs="Calibri"/>
         <w:b w:val="0"/>
         <w:i w:val="0"/>
         <w:strike w:val="0"/>
@@ -10891,7 +11180,7 @@
         <w:sz w:val="24"/>
         <w:szCs w:val="24"/>
         <w:u w:val="none" w:color="000000"/>
-        <w:bdr w:val="none" w:color="auto" w:sz="0" w:space="0"/>
+        <w:bdr w:val="none" w:sz="0" w:space="0" w:color="auto"/>
         <w:shd w:val="clear" w:color="auto" w:fill="auto"/>
         <w:vertAlign w:val="baseline"/>
       </w:rPr>
@@ -10905,7 +11194,7 @@
         <w:ind w:left="3600"/>
       </w:pPr>
       <w:rPr>
-        <w:rFonts w:ascii="Calibri" w:hAnsi="Calibri" w:eastAsia="Calibri" w:cs="Calibri"/>
+        <w:rFonts w:ascii="Calibri" w:eastAsia="Calibri" w:hAnsi="Calibri" w:cs="Calibri"/>
         <w:b w:val="0"/>
         <w:i w:val="0"/>
         <w:strike w:val="0"/>
@@ -10914,7 +11203,7 @@
         <w:sz w:val="24"/>
         <w:szCs w:val="24"/>
         <w:u w:val="none" w:color="000000"/>
-        <w:bdr w:val="none" w:color="auto" w:sz="0" w:space="0"/>
+        <w:bdr w:val="none" w:sz="0" w:space="0" w:color="auto"/>
         <w:shd w:val="clear" w:color="auto" w:fill="auto"/>
         <w:vertAlign w:val="baseline"/>
       </w:rPr>
@@ -10928,7 +11217,7 @@
         <w:ind w:left="4320"/>
       </w:pPr>
       <w:rPr>
-        <w:rFonts w:ascii="Calibri" w:hAnsi="Calibri" w:eastAsia="Calibri" w:cs="Calibri"/>
+        <w:rFonts w:ascii="Calibri" w:eastAsia="Calibri" w:hAnsi="Calibri" w:cs="Calibri"/>
         <w:b w:val="0"/>
         <w:i w:val="0"/>
         <w:strike w:val="0"/>
@@ -10937,7 +11226,7 @@
         <w:sz w:val="24"/>
         <w:szCs w:val="24"/>
         <w:u w:val="none" w:color="000000"/>
-        <w:bdr w:val="none" w:color="auto" w:sz="0" w:space="0"/>
+        <w:bdr w:val="none" w:sz="0" w:space="0" w:color="auto"/>
         <w:shd w:val="clear" w:color="auto" w:fill="auto"/>
         <w:vertAlign w:val="baseline"/>
       </w:rPr>
@@ -10951,7 +11240,7 @@
         <w:ind w:left="5040"/>
       </w:pPr>
       <w:rPr>
-        <w:rFonts w:ascii="Calibri" w:hAnsi="Calibri" w:eastAsia="Calibri" w:cs="Calibri"/>
+        <w:rFonts w:ascii="Calibri" w:eastAsia="Calibri" w:hAnsi="Calibri" w:cs="Calibri"/>
         <w:b w:val="0"/>
         <w:i w:val="0"/>
         <w:strike w:val="0"/>
@@ -10960,7 +11249,7 @@
         <w:sz w:val="24"/>
         <w:szCs w:val="24"/>
         <w:u w:val="none" w:color="000000"/>
-        <w:bdr w:val="none" w:color="auto" w:sz="0" w:space="0"/>
+        <w:bdr w:val="none" w:sz="0" w:space="0" w:color="auto"/>
         <w:shd w:val="clear" w:color="auto" w:fill="auto"/>
         <w:vertAlign w:val="baseline"/>
       </w:rPr>
@@ -10974,7 +11263,7 @@
         <w:ind w:left="5760"/>
       </w:pPr>
       <w:rPr>
-        <w:rFonts w:ascii="Calibri" w:hAnsi="Calibri" w:eastAsia="Calibri" w:cs="Calibri"/>
+        <w:rFonts w:ascii="Calibri" w:eastAsia="Calibri" w:hAnsi="Calibri" w:cs="Calibri"/>
         <w:b w:val="0"/>
         <w:i w:val="0"/>
         <w:strike w:val="0"/>
@@ -10983,7 +11272,7 @@
         <w:sz w:val="24"/>
         <w:szCs w:val="24"/>
         <w:u w:val="none" w:color="000000"/>
-        <w:bdr w:val="none" w:color="auto" w:sz="0" w:space="0"/>
+        <w:bdr w:val="none" w:sz="0" w:space="0" w:color="auto"/>
         <w:shd w:val="clear" w:color="auto" w:fill="auto"/>
         <w:vertAlign w:val="baseline"/>
       </w:rPr>
@@ -10997,7 +11286,7 @@
         <w:ind w:left="6480"/>
       </w:pPr>
       <w:rPr>
-        <w:rFonts w:ascii="Calibri" w:hAnsi="Calibri" w:eastAsia="Calibri" w:cs="Calibri"/>
+        <w:rFonts w:ascii="Calibri" w:eastAsia="Calibri" w:hAnsi="Calibri" w:cs="Calibri"/>
         <w:b w:val="0"/>
         <w:i w:val="0"/>
         <w:strike w:val="0"/>
@@ -11006,7 +11295,7 @@
         <w:sz w:val="24"/>
         <w:szCs w:val="24"/>
         <w:u w:val="none" w:color="000000"/>
-        <w:bdr w:val="none" w:color="auto" w:sz="0" w:space="0"/>
+        <w:bdr w:val="none" w:sz="0" w:space="0" w:color="auto"/>
         <w:shd w:val="clear" w:color="auto" w:fill="auto"/>
         <w:vertAlign w:val="baseline"/>
       </w:rPr>
@@ -11025,7 +11314,7 @@
         <w:ind w:left="378"/>
       </w:pPr>
       <w:rPr>
-        <w:rFonts w:ascii="Calibri" w:hAnsi="Calibri" w:eastAsia="Calibri" w:cs="Calibri"/>
+        <w:rFonts w:ascii="Calibri" w:eastAsia="Calibri" w:hAnsi="Calibri" w:cs="Calibri"/>
         <w:b w:val="0"/>
         <w:i w:val="0"/>
         <w:strike w:val="0"/>
@@ -11034,7 +11323,7 @@
         <w:sz w:val="24"/>
         <w:szCs w:val="24"/>
         <w:u w:val="none" w:color="000000"/>
-        <w:bdr w:val="none" w:color="auto" w:sz="0" w:space="0"/>
+        <w:bdr w:val="none" w:sz="0" w:space="0" w:color="auto"/>
         <w:shd w:val="clear" w:color="auto" w:fill="auto"/>
         <w:vertAlign w:val="baseline"/>
       </w:rPr>
@@ -11048,7 +11337,7 @@
         <w:ind w:left="1440"/>
       </w:pPr>
       <w:rPr>
-        <w:rFonts w:ascii="Calibri" w:hAnsi="Calibri" w:eastAsia="Calibri" w:cs="Calibri"/>
+        <w:rFonts w:ascii="Calibri" w:eastAsia="Calibri" w:hAnsi="Calibri" w:cs="Calibri"/>
         <w:b w:val="0"/>
         <w:i w:val="0"/>
         <w:strike w:val="0"/>
@@ -11057,7 +11346,7 @@
         <w:sz w:val="24"/>
         <w:szCs w:val="24"/>
         <w:u w:val="none" w:color="000000"/>
-        <w:bdr w:val="none" w:color="auto" w:sz="0" w:space="0"/>
+        <w:bdr w:val="none" w:sz="0" w:space="0" w:color="auto"/>
         <w:shd w:val="clear" w:color="auto" w:fill="auto"/>
         <w:vertAlign w:val="baseline"/>
       </w:rPr>
@@ -11071,7 +11360,7 @@
         <w:ind w:left="2160"/>
       </w:pPr>
       <w:rPr>
-        <w:rFonts w:ascii="Calibri" w:hAnsi="Calibri" w:eastAsia="Calibri" w:cs="Calibri"/>
+        <w:rFonts w:ascii="Calibri" w:eastAsia="Calibri" w:hAnsi="Calibri" w:cs="Calibri"/>
         <w:b w:val="0"/>
         <w:i w:val="0"/>
         <w:strike w:val="0"/>
@@ -11080,7 +11369,7 @@
         <w:sz w:val="24"/>
         <w:szCs w:val="24"/>
         <w:u w:val="none" w:color="000000"/>
-        <w:bdr w:val="none" w:color="auto" w:sz="0" w:space="0"/>
+        <w:bdr w:val="none" w:sz="0" w:space="0" w:color="auto"/>
         <w:shd w:val="clear" w:color="auto" w:fill="auto"/>
         <w:vertAlign w:val="baseline"/>
       </w:rPr>
@@ -11094,7 +11383,7 @@
         <w:ind w:left="2880"/>
       </w:pPr>
       <w:rPr>
-        <w:rFonts w:ascii="Calibri" w:hAnsi="Calibri" w:eastAsia="Calibri" w:cs="Calibri"/>
+        <w:rFonts w:ascii="Calibri" w:eastAsia="Calibri" w:hAnsi="Calibri" w:cs="Calibri"/>
         <w:b w:val="0"/>
         <w:i w:val="0"/>
         <w:strike w:val="0"/>
@@ -11103,7 +11392,7 @@
         <w:sz w:val="24"/>
         <w:szCs w:val="24"/>
         <w:u w:val="none" w:color="000000"/>
-        <w:bdr w:val="none" w:color="auto" w:sz="0" w:space="0"/>
+        <w:bdr w:val="none" w:sz="0" w:space="0" w:color="auto"/>
         <w:shd w:val="clear" w:color="auto" w:fill="auto"/>
         <w:vertAlign w:val="baseline"/>
       </w:rPr>
@@ -11117,7 +11406,7 @@
         <w:ind w:left="3600"/>
       </w:pPr>
       <w:rPr>
-        <w:rFonts w:ascii="Calibri" w:hAnsi="Calibri" w:eastAsia="Calibri" w:cs="Calibri"/>
+        <w:rFonts w:ascii="Calibri" w:eastAsia="Calibri" w:hAnsi="Calibri" w:cs="Calibri"/>
         <w:b w:val="0"/>
         <w:i w:val="0"/>
         <w:strike w:val="0"/>
@@ -11126,7 +11415,7 @@
         <w:sz w:val="24"/>
         <w:szCs w:val="24"/>
         <w:u w:val="none" w:color="000000"/>
-        <w:bdr w:val="none" w:color="auto" w:sz="0" w:space="0"/>
+        <w:bdr w:val="none" w:sz="0" w:space="0" w:color="auto"/>
         <w:shd w:val="clear" w:color="auto" w:fill="auto"/>
         <w:vertAlign w:val="baseline"/>
       </w:rPr>
@@ -11140,7 +11429,7 @@
         <w:ind w:left="4320"/>
       </w:pPr>
       <w:rPr>
-        <w:rFonts w:ascii="Calibri" w:hAnsi="Calibri" w:eastAsia="Calibri" w:cs="Calibri"/>
+        <w:rFonts w:ascii="Calibri" w:eastAsia="Calibri" w:hAnsi="Calibri" w:cs="Calibri"/>
         <w:b w:val="0"/>
         <w:i w:val="0"/>
         <w:strike w:val="0"/>
@@ -11149,7 +11438,7 @@
         <w:sz w:val="24"/>
         <w:szCs w:val="24"/>
         <w:u w:val="none" w:color="000000"/>
-        <w:bdr w:val="none" w:color="auto" w:sz="0" w:space="0"/>
+        <w:bdr w:val="none" w:sz="0" w:space="0" w:color="auto"/>
         <w:shd w:val="clear" w:color="auto" w:fill="auto"/>
         <w:vertAlign w:val="baseline"/>
       </w:rPr>
@@ -11163,7 +11452,7 @@
         <w:ind w:left="5040"/>
       </w:pPr>
       <w:rPr>
-        <w:rFonts w:ascii="Calibri" w:hAnsi="Calibri" w:eastAsia="Calibri" w:cs="Calibri"/>
+        <w:rFonts w:ascii="Calibri" w:eastAsia="Calibri" w:hAnsi="Calibri" w:cs="Calibri"/>
         <w:b w:val="0"/>
         <w:i w:val="0"/>
         <w:strike w:val="0"/>
@@ -11172,7 +11461,7 @@
         <w:sz w:val="24"/>
         <w:szCs w:val="24"/>
         <w:u w:val="none" w:color="000000"/>
-        <w:bdr w:val="none" w:color="auto" w:sz="0" w:space="0"/>
+        <w:bdr w:val="none" w:sz="0" w:space="0" w:color="auto"/>
         <w:shd w:val="clear" w:color="auto" w:fill="auto"/>
         <w:vertAlign w:val="baseline"/>
       </w:rPr>
@@ -11186,7 +11475,7 @@
         <w:ind w:left="5760"/>
       </w:pPr>
       <w:rPr>
-        <w:rFonts w:ascii="Calibri" w:hAnsi="Calibri" w:eastAsia="Calibri" w:cs="Calibri"/>
+        <w:rFonts w:ascii="Calibri" w:eastAsia="Calibri" w:hAnsi="Calibri" w:cs="Calibri"/>
         <w:b w:val="0"/>
         <w:i w:val="0"/>
         <w:strike w:val="0"/>
@@ -11195,7 +11484,7 @@
         <w:sz w:val="24"/>
         <w:szCs w:val="24"/>
         <w:u w:val="none" w:color="000000"/>
-        <w:bdr w:val="none" w:color="auto" w:sz="0" w:space="0"/>
+        <w:bdr w:val="none" w:sz="0" w:space="0" w:color="auto"/>
         <w:shd w:val="clear" w:color="auto" w:fill="auto"/>
         <w:vertAlign w:val="baseline"/>
       </w:rPr>
@@ -11209,7 +11498,7 @@
         <w:ind w:left="6480"/>
       </w:pPr>
       <w:rPr>
-        <w:rFonts w:ascii="Calibri" w:hAnsi="Calibri" w:eastAsia="Calibri" w:cs="Calibri"/>
+        <w:rFonts w:ascii="Calibri" w:eastAsia="Calibri" w:hAnsi="Calibri" w:cs="Calibri"/>
         <w:b w:val="0"/>
         <w:i w:val="0"/>
         <w:strike w:val="0"/>
@@ -11218,7 +11507,7 @@
         <w:sz w:val="24"/>
         <w:szCs w:val="24"/>
         <w:u w:val="none" w:color="000000"/>
-        <w:bdr w:val="none" w:color="auto" w:sz="0" w:space="0"/>
+        <w:bdr w:val="none" w:sz="0" w:space="0" w:color="auto"/>
         <w:shd w:val="clear" w:color="auto" w:fill="auto"/>
         <w:vertAlign w:val="baseline"/>
       </w:rPr>
@@ -11237,7 +11526,7 @@
         <w:ind w:left="738"/>
       </w:pPr>
       <w:rPr>
-        <w:rFonts w:ascii="Calibri" w:hAnsi="Calibri" w:eastAsia="Calibri" w:cs="Calibri"/>
+        <w:rFonts w:ascii="Calibri" w:eastAsia="Calibri" w:hAnsi="Calibri" w:cs="Calibri"/>
         <w:b w:val="0"/>
         <w:i w:val="0"/>
         <w:strike w:val="0"/>
@@ -11246,7 +11535,7 @@
         <w:sz w:val="24"/>
         <w:szCs w:val="24"/>
         <w:u w:val="none" w:color="000000"/>
-        <w:bdr w:val="none" w:color="auto" w:sz="0" w:space="0"/>
+        <w:bdr w:val="none" w:sz="0" w:space="0" w:color="auto"/>
         <w:shd w:val="clear" w:color="auto" w:fill="auto"/>
         <w:vertAlign w:val="baseline"/>
       </w:rPr>
@@ -11260,7 +11549,7 @@
         <w:ind w:left="1440"/>
       </w:pPr>
       <w:rPr>
-        <w:rFonts w:ascii="Calibri" w:hAnsi="Calibri" w:eastAsia="Calibri" w:cs="Calibri"/>
+        <w:rFonts w:ascii="Calibri" w:eastAsia="Calibri" w:hAnsi="Calibri" w:cs="Calibri"/>
         <w:b w:val="0"/>
         <w:i w:val="0"/>
         <w:strike w:val="0"/>
@@ -11269,7 +11558,7 @@
         <w:sz w:val="24"/>
         <w:szCs w:val="24"/>
         <w:u w:val="none" w:color="000000"/>
-        <w:bdr w:val="none" w:color="auto" w:sz="0" w:space="0"/>
+        <w:bdr w:val="none" w:sz="0" w:space="0" w:color="auto"/>
         <w:shd w:val="clear" w:color="auto" w:fill="auto"/>
         <w:vertAlign w:val="baseline"/>
       </w:rPr>
@@ -11283,7 +11572,7 @@
         <w:ind w:left="2160"/>
       </w:pPr>
       <w:rPr>
-        <w:rFonts w:ascii="Calibri" w:hAnsi="Calibri" w:eastAsia="Calibri" w:cs="Calibri"/>
+        <w:rFonts w:ascii="Calibri" w:eastAsia="Calibri" w:hAnsi="Calibri" w:cs="Calibri"/>
         <w:b w:val="0"/>
         <w:i w:val="0"/>
         <w:strike w:val="0"/>
@@ -11292,7 +11581,7 @@
         <w:sz w:val="24"/>
         <w:szCs w:val="24"/>
         <w:u w:val="none" w:color="000000"/>
-        <w:bdr w:val="none" w:color="auto" w:sz="0" w:space="0"/>
+        <w:bdr w:val="none" w:sz="0" w:space="0" w:color="auto"/>
         <w:shd w:val="clear" w:color="auto" w:fill="auto"/>
         <w:vertAlign w:val="baseline"/>
       </w:rPr>
@@ -11306,7 +11595,7 @@
         <w:ind w:left="2880"/>
       </w:pPr>
       <w:rPr>
-        <w:rFonts w:ascii="Calibri" w:hAnsi="Calibri" w:eastAsia="Calibri" w:cs="Calibri"/>
+        <w:rFonts w:ascii="Calibri" w:eastAsia="Calibri" w:hAnsi="Calibri" w:cs="Calibri"/>
         <w:b w:val="0"/>
         <w:i w:val="0"/>
         <w:strike w:val="0"/>
@@ -11315,7 +11604,7 @@
         <w:sz w:val="24"/>
         <w:szCs w:val="24"/>
         <w:u w:val="none" w:color="000000"/>
-        <w:bdr w:val="none" w:color="auto" w:sz="0" w:space="0"/>
+        <w:bdr w:val="none" w:sz="0" w:space="0" w:color="auto"/>
         <w:shd w:val="clear" w:color="auto" w:fill="auto"/>
         <w:vertAlign w:val="baseline"/>
       </w:rPr>
@@ -11329,7 +11618,7 @@
         <w:ind w:left="3600"/>
       </w:pPr>
       <w:rPr>
-        <w:rFonts w:ascii="Calibri" w:hAnsi="Calibri" w:eastAsia="Calibri" w:cs="Calibri"/>
+        <w:rFonts w:ascii="Calibri" w:eastAsia="Calibri" w:hAnsi="Calibri" w:cs="Calibri"/>
         <w:b w:val="0"/>
         <w:i w:val="0"/>
         <w:strike w:val="0"/>
@@ -11338,7 +11627,7 @@
         <w:sz w:val="24"/>
         <w:szCs w:val="24"/>
         <w:u w:val="none" w:color="000000"/>
-        <w:bdr w:val="none" w:color="auto" w:sz="0" w:space="0"/>
+        <w:bdr w:val="none" w:sz="0" w:space="0" w:color="auto"/>
         <w:shd w:val="clear" w:color="auto" w:fill="auto"/>
         <w:vertAlign w:val="baseline"/>
       </w:rPr>
@@ -11352,7 +11641,7 @@
         <w:ind w:left="4320"/>
       </w:pPr>
       <w:rPr>
-        <w:rFonts w:ascii="Calibri" w:hAnsi="Calibri" w:eastAsia="Calibri" w:cs="Calibri"/>
+        <w:rFonts w:ascii="Calibri" w:eastAsia="Calibri" w:hAnsi="Calibri" w:cs="Calibri"/>
         <w:b w:val="0"/>
         <w:i w:val="0"/>
         <w:strike w:val="0"/>
@@ -11361,7 +11650,7 @@
         <w:sz w:val="24"/>
         <w:szCs w:val="24"/>
         <w:u w:val="none" w:color="000000"/>
-        <w:bdr w:val="none" w:color="auto" w:sz="0" w:space="0"/>
+        <w:bdr w:val="none" w:sz="0" w:space="0" w:color="auto"/>
         <w:shd w:val="clear" w:color="auto" w:fill="auto"/>
         <w:vertAlign w:val="baseline"/>
       </w:rPr>
@@ -11375,7 +11664,7 @@
         <w:ind w:left="5040"/>
       </w:pPr>
       <w:rPr>
-        <w:rFonts w:ascii="Calibri" w:hAnsi="Calibri" w:eastAsia="Calibri" w:cs="Calibri"/>
+        <w:rFonts w:ascii="Calibri" w:eastAsia="Calibri" w:hAnsi="Calibri" w:cs="Calibri"/>
         <w:b w:val="0"/>
         <w:i w:val="0"/>
         <w:strike w:val="0"/>
@@ -11384,7 +11673,7 @@
         <w:sz w:val="24"/>
         <w:szCs w:val="24"/>
         <w:u w:val="none" w:color="000000"/>
-        <w:bdr w:val="none" w:color="auto" w:sz="0" w:space="0"/>
+        <w:bdr w:val="none" w:sz="0" w:space="0" w:color="auto"/>
         <w:shd w:val="clear" w:color="auto" w:fill="auto"/>
         <w:vertAlign w:val="baseline"/>
       </w:rPr>
@@ -11398,7 +11687,7 @@
         <w:ind w:left="5760"/>
       </w:pPr>
       <w:rPr>
-        <w:rFonts w:ascii="Calibri" w:hAnsi="Calibri" w:eastAsia="Calibri" w:cs="Calibri"/>
+        <w:rFonts w:ascii="Calibri" w:eastAsia="Calibri" w:hAnsi="Calibri" w:cs="Calibri"/>
         <w:b w:val="0"/>
         <w:i w:val="0"/>
         <w:strike w:val="0"/>
@@ -11407,7 +11696,7 @@
         <w:sz w:val="24"/>
         <w:szCs w:val="24"/>
         <w:u w:val="none" w:color="000000"/>
-        <w:bdr w:val="none" w:color="auto" w:sz="0" w:space="0"/>
+        <w:bdr w:val="none" w:sz="0" w:space="0" w:color="auto"/>
         <w:shd w:val="clear" w:color="auto" w:fill="auto"/>
         <w:vertAlign w:val="baseline"/>
       </w:rPr>
@@ -11421,7 +11710,7 @@
         <w:ind w:left="6480"/>
       </w:pPr>
       <w:rPr>
-        <w:rFonts w:ascii="Calibri" w:hAnsi="Calibri" w:eastAsia="Calibri" w:cs="Calibri"/>
+        <w:rFonts w:ascii="Calibri" w:eastAsia="Calibri" w:hAnsi="Calibri" w:cs="Calibri"/>
         <w:b w:val="0"/>
         <w:i w:val="0"/>
         <w:strike w:val="0"/>
@@ -11430,7 +11719,7 @@
         <w:sz w:val="24"/>
         <w:szCs w:val="24"/>
         <w:u w:val="none" w:color="000000"/>
-        <w:bdr w:val="none" w:color="auto" w:sz="0" w:space="0"/>
+        <w:bdr w:val="none" w:sz="0" w:space="0" w:color="auto"/>
         <w:shd w:val="clear" w:color="auto" w:fill="auto"/>
         <w:vertAlign w:val="baseline"/>
       </w:rPr>
@@ -11449,7 +11738,7 @@
         <w:ind w:left="738"/>
       </w:pPr>
       <w:rPr>
-        <w:rFonts w:ascii="Calibri" w:hAnsi="Calibri" w:eastAsia="Calibri" w:cs="Calibri"/>
+        <w:rFonts w:ascii="Calibri" w:eastAsia="Calibri" w:hAnsi="Calibri" w:cs="Calibri"/>
         <w:b w:val="0"/>
         <w:i w:val="0"/>
         <w:strike w:val="0"/>
@@ -11458,7 +11747,7 @@
         <w:sz w:val="24"/>
         <w:szCs w:val="24"/>
         <w:u w:val="none" w:color="000000"/>
-        <w:bdr w:val="none" w:color="auto" w:sz="0" w:space="0"/>
+        <w:bdr w:val="none" w:sz="0" w:space="0" w:color="auto"/>
         <w:shd w:val="clear" w:color="auto" w:fill="auto"/>
         <w:vertAlign w:val="baseline"/>
       </w:rPr>
@@ -11472,7 +11761,7 @@
         <w:ind w:left="1458"/>
       </w:pPr>
       <w:rPr>
-        <w:rFonts w:ascii="Calibri" w:hAnsi="Calibri" w:eastAsia="Calibri" w:cs="Calibri"/>
+        <w:rFonts w:ascii="Calibri" w:eastAsia="Calibri" w:hAnsi="Calibri" w:cs="Calibri"/>
         <w:b w:val="0"/>
         <w:i w:val="0"/>
         <w:strike w:val="0"/>
@@ -11481,7 +11770,7 @@
         <w:sz w:val="24"/>
         <w:szCs w:val="24"/>
         <w:u w:val="none" w:color="000000"/>
-        <w:bdr w:val="none" w:color="auto" w:sz="0" w:space="0"/>
+        <w:bdr w:val="none" w:sz="0" w:space="0" w:color="auto"/>
         <w:shd w:val="clear" w:color="auto" w:fill="auto"/>
         <w:vertAlign w:val="baseline"/>
       </w:rPr>
@@ -11495,7 +11784,7 @@
         <w:ind w:left="2178"/>
       </w:pPr>
       <w:rPr>
-        <w:rFonts w:ascii="Calibri" w:hAnsi="Calibri" w:eastAsia="Calibri" w:cs="Calibri"/>
+        <w:rFonts w:ascii="Calibri" w:eastAsia="Calibri" w:hAnsi="Calibri" w:cs="Calibri"/>
         <w:b w:val="0"/>
         <w:i w:val="0"/>
         <w:strike w:val="0"/>
@@ -11504,7 +11793,7 @@
         <w:sz w:val="24"/>
         <w:szCs w:val="24"/>
         <w:u w:val="none" w:color="000000"/>
-        <w:bdr w:val="none" w:color="auto" w:sz="0" w:space="0"/>
+        <w:bdr w:val="none" w:sz="0" w:space="0" w:color="auto"/>
         <w:shd w:val="clear" w:color="auto" w:fill="auto"/>
         <w:vertAlign w:val="baseline"/>
       </w:rPr>
@@ -11518,7 +11807,7 @@
         <w:ind w:left="2898"/>
       </w:pPr>
       <w:rPr>
-        <w:rFonts w:ascii="Calibri" w:hAnsi="Calibri" w:eastAsia="Calibri" w:cs="Calibri"/>
+        <w:rFonts w:ascii="Calibri" w:eastAsia="Calibri" w:hAnsi="Calibri" w:cs="Calibri"/>
         <w:b w:val="0"/>
         <w:i w:val="0"/>
         <w:strike w:val="0"/>
@@ -11527,7 +11816,7 @@
         <w:sz w:val="24"/>
         <w:szCs w:val="24"/>
         <w:u w:val="none" w:color="000000"/>
-        <w:bdr w:val="none" w:color="auto" w:sz="0" w:space="0"/>
+        <w:bdr w:val="none" w:sz="0" w:space="0" w:color="auto"/>
         <w:shd w:val="clear" w:color="auto" w:fill="auto"/>
         <w:vertAlign w:val="baseline"/>
       </w:rPr>
@@ -11541,7 +11830,7 @@
         <w:ind w:left="3618"/>
       </w:pPr>
       <w:rPr>
-        <w:rFonts w:ascii="Calibri" w:hAnsi="Calibri" w:eastAsia="Calibri" w:cs="Calibri"/>
+        <w:rFonts w:ascii="Calibri" w:eastAsia="Calibri" w:hAnsi="Calibri" w:cs="Calibri"/>
         <w:b w:val="0"/>
         <w:i w:val="0"/>
         <w:strike w:val="0"/>
@@ -11550,7 +11839,7 @@
         <w:sz w:val="24"/>
         <w:szCs w:val="24"/>
         <w:u w:val="none" w:color="000000"/>
-        <w:bdr w:val="none" w:color="auto" w:sz="0" w:space="0"/>
+        <w:bdr w:val="none" w:sz="0" w:space="0" w:color="auto"/>
         <w:shd w:val="clear" w:color="auto" w:fill="auto"/>
         <w:vertAlign w:val="baseline"/>
       </w:rPr>
@@ -11564,7 +11853,7 @@
         <w:ind w:left="4338"/>
       </w:pPr>
       <w:rPr>
-        <w:rFonts w:ascii="Calibri" w:hAnsi="Calibri" w:eastAsia="Calibri" w:cs="Calibri"/>
+        <w:rFonts w:ascii="Calibri" w:eastAsia="Calibri" w:hAnsi="Calibri" w:cs="Calibri"/>
         <w:b w:val="0"/>
         <w:i w:val="0"/>
         <w:strike w:val="0"/>
@@ -11573,7 +11862,7 @@
         <w:sz w:val="24"/>
         <w:szCs w:val="24"/>
         <w:u w:val="none" w:color="000000"/>
-        <w:bdr w:val="none" w:color="auto" w:sz="0" w:space="0"/>
+        <w:bdr w:val="none" w:sz="0" w:space="0" w:color="auto"/>
         <w:shd w:val="clear" w:color="auto" w:fill="auto"/>
         <w:vertAlign w:val="baseline"/>
       </w:rPr>
@@ -11587,7 +11876,7 @@
         <w:ind w:left="5058"/>
       </w:pPr>
       <w:rPr>
-        <w:rFonts w:ascii="Calibri" w:hAnsi="Calibri" w:eastAsia="Calibri" w:cs="Calibri"/>
+        <w:rFonts w:ascii="Calibri" w:eastAsia="Calibri" w:hAnsi="Calibri" w:cs="Calibri"/>
         <w:b w:val="0"/>
         <w:i w:val="0"/>
         <w:strike w:val="0"/>
@@ -11596,7 +11885,7 @@
         <w:sz w:val="24"/>
         <w:szCs w:val="24"/>
         <w:u w:val="none" w:color="000000"/>
-        <w:bdr w:val="none" w:color="auto" w:sz="0" w:space="0"/>
+        <w:bdr w:val="none" w:sz="0" w:space="0" w:color="auto"/>
         <w:shd w:val="clear" w:color="auto" w:fill="auto"/>
         <w:vertAlign w:val="baseline"/>
       </w:rPr>
@@ -11610,7 +11899,7 @@
         <w:ind w:left="5778"/>
       </w:pPr>
       <w:rPr>
-        <w:rFonts w:ascii="Calibri" w:hAnsi="Calibri" w:eastAsia="Calibri" w:cs="Calibri"/>
+        <w:rFonts w:ascii="Calibri" w:eastAsia="Calibri" w:hAnsi="Calibri" w:cs="Calibri"/>
         <w:b w:val="0"/>
         <w:i w:val="0"/>
         <w:strike w:val="0"/>
@@ -11619,7 +11908,7 @@
         <w:sz w:val="24"/>
         <w:szCs w:val="24"/>
         <w:u w:val="none" w:color="000000"/>
-        <w:bdr w:val="none" w:color="auto" w:sz="0" w:space="0"/>
+        <w:bdr w:val="none" w:sz="0" w:space="0" w:color="auto"/>
         <w:shd w:val="clear" w:color="auto" w:fill="auto"/>
         <w:vertAlign w:val="baseline"/>
       </w:rPr>
@@ -11633,7 +11922,7 @@
         <w:ind w:left="6498"/>
       </w:pPr>
       <w:rPr>
-        <w:rFonts w:ascii="Calibri" w:hAnsi="Calibri" w:eastAsia="Calibri" w:cs="Calibri"/>
+        <w:rFonts w:ascii="Calibri" w:eastAsia="Calibri" w:hAnsi="Calibri" w:cs="Calibri"/>
         <w:b w:val="0"/>
         <w:i w:val="0"/>
         <w:strike w:val="0"/>
@@ -11642,7 +11931,7 @@
         <w:sz w:val="24"/>
         <w:szCs w:val="24"/>
         <w:u w:val="none" w:color="000000"/>
-        <w:bdr w:val="none" w:color="auto" w:sz="0" w:space="0"/>
+        <w:bdr w:val="none" w:sz="0" w:space="0" w:color="auto"/>
         <w:shd w:val="clear" w:color="auto" w:fill="auto"/>
         <w:vertAlign w:val="baseline"/>
       </w:rPr>
@@ -11661,7 +11950,7 @@
         <w:ind w:left="738"/>
       </w:pPr>
       <w:rPr>
-        <w:rFonts w:ascii="Calibri" w:hAnsi="Calibri" w:eastAsia="Calibri" w:cs="Calibri"/>
+        <w:rFonts w:ascii="Calibri" w:eastAsia="Calibri" w:hAnsi="Calibri" w:cs="Calibri"/>
         <w:b w:val="0"/>
         <w:i w:val="0"/>
         <w:strike w:val="0"/>
@@ -11670,7 +11959,7 @@
         <w:sz w:val="24"/>
         <w:szCs w:val="24"/>
         <w:u w:val="none" w:color="000000"/>
-        <w:bdr w:val="none" w:color="auto" w:sz="0" w:space="0"/>
+        <w:bdr w:val="none" w:sz="0" w:space="0" w:color="auto"/>
         <w:shd w:val="clear" w:color="auto" w:fill="auto"/>
         <w:vertAlign w:val="baseline"/>
       </w:rPr>
@@ -11684,7 +11973,7 @@
         <w:ind w:left="1440"/>
       </w:pPr>
       <w:rPr>
-        <w:rFonts w:ascii="Calibri" w:hAnsi="Calibri" w:eastAsia="Calibri" w:cs="Calibri"/>
+        <w:rFonts w:ascii="Calibri" w:eastAsia="Calibri" w:hAnsi="Calibri" w:cs="Calibri"/>
         <w:b w:val="0"/>
         <w:i w:val="0"/>
         <w:strike w:val="0"/>
@@ -11693,7 +11982,7 @@
         <w:sz w:val="24"/>
         <w:szCs w:val="24"/>
         <w:u w:val="none" w:color="000000"/>
-        <w:bdr w:val="none" w:color="auto" w:sz="0" w:space="0"/>
+        <w:bdr w:val="none" w:sz="0" w:space="0" w:color="auto"/>
         <w:shd w:val="clear" w:color="auto" w:fill="auto"/>
         <w:vertAlign w:val="baseline"/>
       </w:rPr>
@@ -11707,7 +11996,7 @@
         <w:ind w:left="2160"/>
       </w:pPr>
       <w:rPr>
-        <w:rFonts w:ascii="Calibri" w:hAnsi="Calibri" w:eastAsia="Calibri" w:cs="Calibri"/>
+        <w:rFonts w:ascii="Calibri" w:eastAsia="Calibri" w:hAnsi="Calibri" w:cs="Calibri"/>
         <w:b w:val="0"/>
         <w:i w:val="0"/>
         <w:strike w:val="0"/>
@@ -11716,7 +12005,7 @@
         <w:sz w:val="24"/>
         <w:szCs w:val="24"/>
         <w:u w:val="none" w:color="000000"/>
-        <w:bdr w:val="none" w:color="auto" w:sz="0" w:space="0"/>
+        <w:bdr w:val="none" w:sz="0" w:space="0" w:color="auto"/>
         <w:shd w:val="clear" w:color="auto" w:fill="auto"/>
         <w:vertAlign w:val="baseline"/>
       </w:rPr>
@@ -11730,7 +12019,7 @@
         <w:ind w:left="2880"/>
       </w:pPr>
       <w:rPr>
-        <w:rFonts w:ascii="Calibri" w:hAnsi="Calibri" w:eastAsia="Calibri" w:cs="Calibri"/>
+        <w:rFonts w:ascii="Calibri" w:eastAsia="Calibri" w:hAnsi="Calibri" w:cs="Calibri"/>
         <w:b w:val="0"/>
         <w:i w:val="0"/>
         <w:strike w:val="0"/>
@@ -11739,7 +12028,7 @@
         <w:sz w:val="24"/>
         <w:szCs w:val="24"/>
         <w:u w:val="none" w:color="000000"/>
-        <w:bdr w:val="none" w:color="auto" w:sz="0" w:space="0"/>
+        <w:bdr w:val="none" w:sz="0" w:space="0" w:color="auto"/>
         <w:shd w:val="clear" w:color="auto" w:fill="auto"/>
         <w:vertAlign w:val="baseline"/>
       </w:rPr>
@@ -11753,7 +12042,7 @@
         <w:ind w:left="3600"/>
       </w:pPr>
       <w:rPr>
-        <w:rFonts w:ascii="Calibri" w:hAnsi="Calibri" w:eastAsia="Calibri" w:cs="Calibri"/>
+        <w:rFonts w:ascii="Calibri" w:eastAsia="Calibri" w:hAnsi="Calibri" w:cs="Calibri"/>
         <w:b w:val="0"/>
         <w:i w:val="0"/>
         <w:strike w:val="0"/>
@@ -11762,7 +12051,7 @@
         <w:sz w:val="24"/>
         <w:szCs w:val="24"/>
         <w:u w:val="none" w:color="000000"/>
-        <w:bdr w:val="none" w:color="auto" w:sz="0" w:space="0"/>
+        <w:bdr w:val="none" w:sz="0" w:space="0" w:color="auto"/>
         <w:shd w:val="clear" w:color="auto" w:fill="auto"/>
         <w:vertAlign w:val="baseline"/>
       </w:rPr>
@@ -11776,7 +12065,7 @@
         <w:ind w:left="4320"/>
       </w:pPr>
       <w:rPr>
-        <w:rFonts w:ascii="Calibri" w:hAnsi="Calibri" w:eastAsia="Calibri" w:cs="Calibri"/>
+        <w:rFonts w:ascii="Calibri" w:eastAsia="Calibri" w:hAnsi="Calibri" w:cs="Calibri"/>
         <w:b w:val="0"/>
         <w:i w:val="0"/>
         <w:strike w:val="0"/>
@@ -11785,7 +12074,7 @@
         <w:sz w:val="24"/>
         <w:szCs w:val="24"/>
         <w:u w:val="none" w:color="000000"/>
-        <w:bdr w:val="none" w:color="auto" w:sz="0" w:space="0"/>
+        <w:bdr w:val="none" w:sz="0" w:space="0" w:color="auto"/>
         <w:shd w:val="clear" w:color="auto" w:fill="auto"/>
         <w:vertAlign w:val="baseline"/>
       </w:rPr>
@@ -11799,7 +12088,7 @@
         <w:ind w:left="5040"/>
       </w:pPr>
       <w:rPr>
-        <w:rFonts w:ascii="Calibri" w:hAnsi="Calibri" w:eastAsia="Calibri" w:cs="Calibri"/>
+        <w:rFonts w:ascii="Calibri" w:eastAsia="Calibri" w:hAnsi="Calibri" w:cs="Calibri"/>
         <w:b w:val="0"/>
         <w:i w:val="0"/>
         <w:strike w:val="0"/>
@@ -11808,7 +12097,7 @@
         <w:sz w:val="24"/>
         <w:szCs w:val="24"/>
         <w:u w:val="none" w:color="000000"/>
-        <w:bdr w:val="none" w:color="auto" w:sz="0" w:space="0"/>
+        <w:bdr w:val="none" w:sz="0" w:space="0" w:color="auto"/>
         <w:shd w:val="clear" w:color="auto" w:fill="auto"/>
         <w:vertAlign w:val="baseline"/>
       </w:rPr>
@@ -11822,7 +12111,7 @@
         <w:ind w:left="5760"/>
       </w:pPr>
       <w:rPr>
-        <w:rFonts w:ascii="Calibri" w:hAnsi="Calibri" w:eastAsia="Calibri" w:cs="Calibri"/>
+        <w:rFonts w:ascii="Calibri" w:eastAsia="Calibri" w:hAnsi="Calibri" w:cs="Calibri"/>
         <w:b w:val="0"/>
         <w:i w:val="0"/>
         <w:strike w:val="0"/>
@@ -11831,7 +12120,7 @@
         <w:sz w:val="24"/>
         <w:szCs w:val="24"/>
         <w:u w:val="none" w:color="000000"/>
-        <w:bdr w:val="none" w:color="auto" w:sz="0" w:space="0"/>
+        <w:bdr w:val="none" w:sz="0" w:space="0" w:color="auto"/>
         <w:shd w:val="clear" w:color="auto" w:fill="auto"/>
         <w:vertAlign w:val="baseline"/>
       </w:rPr>
@@ -11845,7 +12134,7 @@
         <w:ind w:left="6480"/>
       </w:pPr>
       <w:rPr>
-        <w:rFonts w:ascii="Calibri" w:hAnsi="Calibri" w:eastAsia="Calibri" w:cs="Calibri"/>
+        <w:rFonts w:ascii="Calibri" w:eastAsia="Calibri" w:hAnsi="Calibri" w:cs="Calibri"/>
         <w:b w:val="0"/>
         <w:i w:val="0"/>
         <w:strike w:val="0"/>
@@ -11854,7 +12143,7 @@
         <w:sz w:val="24"/>
         <w:szCs w:val="24"/>
         <w:u w:val="none" w:color="000000"/>
-        <w:bdr w:val="none" w:color="auto" w:sz="0" w:space="0"/>
+        <w:bdr w:val="none" w:sz="0" w:space="0" w:color="auto"/>
         <w:shd w:val="clear" w:color="auto" w:fill="auto"/>
         <w:vertAlign w:val="baseline"/>
       </w:rPr>
@@ -11873,7 +12162,7 @@
         <w:ind w:left="738"/>
       </w:pPr>
       <w:rPr>
-        <w:rFonts w:ascii="Times New Roman" w:hAnsi="Times New Roman" w:eastAsia="Times New Roman" w:cs="Times New Roman"/>
+        <w:rFonts w:ascii="Times New Roman" w:eastAsia="Times New Roman" w:hAnsi="Times New Roman" w:cs="Times New Roman"/>
         <w:b w:val="0"/>
         <w:i w:val="0"/>
         <w:strike w:val="0"/>
@@ -11882,7 +12171,7 @@
         <w:sz w:val="20"/>
         <w:szCs w:val="20"/>
         <w:u w:val="none" w:color="000000"/>
-        <w:bdr w:val="none" w:color="auto" w:sz="0" w:space="0"/>
+        <w:bdr w:val="none" w:sz="0" w:space="0" w:color="auto"/>
         <w:shd w:val="clear" w:color="auto" w:fill="auto"/>
         <w:vertAlign w:val="baseline"/>
       </w:rPr>
@@ -11896,7 +12185,7 @@
         <w:ind w:left="1440"/>
       </w:pPr>
       <w:rPr>
-        <w:rFonts w:ascii="Times New Roman" w:hAnsi="Times New Roman" w:eastAsia="Times New Roman" w:cs="Times New Roman"/>
+        <w:rFonts w:ascii="Times New Roman" w:eastAsia="Times New Roman" w:hAnsi="Times New Roman" w:cs="Times New Roman"/>
         <w:b w:val="0"/>
         <w:i w:val="0"/>
         <w:strike w:val="0"/>
@@ -11905,7 +12194,7 @@
         <w:sz w:val="20"/>
         <w:szCs w:val="20"/>
         <w:u w:val="none" w:color="000000"/>
-        <w:bdr w:val="none" w:color="auto" w:sz="0" w:space="0"/>
+        <w:bdr w:val="none" w:sz="0" w:space="0" w:color="auto"/>
         <w:shd w:val="clear" w:color="auto" w:fill="auto"/>
         <w:vertAlign w:val="baseline"/>
       </w:rPr>
@@ -11919,7 +12208,7 @@
         <w:ind w:left="2160"/>
       </w:pPr>
       <w:rPr>
-        <w:rFonts w:ascii="Times New Roman" w:hAnsi="Times New Roman" w:eastAsia="Times New Roman" w:cs="Times New Roman"/>
+        <w:rFonts w:ascii="Times New Roman" w:eastAsia="Times New Roman" w:hAnsi="Times New Roman" w:cs="Times New Roman"/>
         <w:b w:val="0"/>
         <w:i w:val="0"/>
         <w:strike w:val="0"/>
@@ -11928,7 +12217,7 @@
         <w:sz w:val="20"/>
         <w:szCs w:val="20"/>
         <w:u w:val="none" w:color="000000"/>
-        <w:bdr w:val="none" w:color="auto" w:sz="0" w:space="0"/>
+        <w:bdr w:val="none" w:sz="0" w:space="0" w:color="auto"/>
         <w:shd w:val="clear" w:color="auto" w:fill="auto"/>
         <w:vertAlign w:val="baseline"/>
       </w:rPr>
@@ -11942,7 +12231,7 @@
         <w:ind w:left="2880"/>
       </w:pPr>
       <w:rPr>
-        <w:rFonts w:ascii="Times New Roman" w:hAnsi="Times New Roman" w:eastAsia="Times New Roman" w:cs="Times New Roman"/>
+        <w:rFonts w:ascii="Times New Roman" w:eastAsia="Times New Roman" w:hAnsi="Times New Roman" w:cs="Times New Roman"/>
         <w:b w:val="0"/>
         <w:i w:val="0"/>
         <w:strike w:val="0"/>
@@ -11951,7 +12240,7 @@
         <w:sz w:val="20"/>
         <w:szCs w:val="20"/>
         <w:u w:val="none" w:color="000000"/>
-        <w:bdr w:val="none" w:color="auto" w:sz="0" w:space="0"/>
+        <w:bdr w:val="none" w:sz="0" w:space="0" w:color="auto"/>
         <w:shd w:val="clear" w:color="auto" w:fill="auto"/>
         <w:vertAlign w:val="baseline"/>
       </w:rPr>
@@ -11965,7 +12254,7 @@
         <w:ind w:left="3600"/>
       </w:pPr>
       <w:rPr>
-        <w:rFonts w:ascii="Times New Roman" w:hAnsi="Times New Roman" w:eastAsia="Times New Roman" w:cs="Times New Roman"/>
+        <w:rFonts w:ascii="Times New Roman" w:eastAsia="Times New Roman" w:hAnsi="Times New Roman" w:cs="Times New Roman"/>
         <w:b w:val="0"/>
         <w:i w:val="0"/>
         <w:strike w:val="0"/>
@@ -11974,7 +12263,7 @@
         <w:sz w:val="20"/>
         <w:szCs w:val="20"/>
         <w:u w:val="none" w:color="000000"/>
-        <w:bdr w:val="none" w:color="auto" w:sz="0" w:space="0"/>
+        <w:bdr w:val="none" w:sz="0" w:space="0" w:color="auto"/>
         <w:shd w:val="clear" w:color="auto" w:fill="auto"/>
         <w:vertAlign w:val="baseline"/>
       </w:rPr>
@@ -11988,7 +12277,7 @@
         <w:ind w:left="4320"/>
       </w:pPr>
       <w:rPr>
-        <w:rFonts w:ascii="Times New Roman" w:hAnsi="Times New Roman" w:eastAsia="Times New Roman" w:cs="Times New Roman"/>
+        <w:rFonts w:ascii="Times New Roman" w:eastAsia="Times New Roman" w:hAnsi="Times New Roman" w:cs="Times New Roman"/>
         <w:b w:val="0"/>
         <w:i w:val="0"/>
         <w:strike w:val="0"/>
@@ -11997,7 +12286,7 @@
         <w:sz w:val="20"/>
         <w:szCs w:val="20"/>
         <w:u w:val="none" w:color="000000"/>
-        <w:bdr w:val="none" w:color="auto" w:sz="0" w:space="0"/>
+        <w:bdr w:val="none" w:sz="0" w:space="0" w:color="auto"/>
         <w:shd w:val="clear" w:color="auto" w:fill="auto"/>
         <w:vertAlign w:val="baseline"/>
       </w:rPr>
@@ -12011,7 +12300,7 @@
         <w:ind w:left="5040"/>
       </w:pPr>
       <w:rPr>
-        <w:rFonts w:ascii="Times New Roman" w:hAnsi="Times New Roman" w:eastAsia="Times New Roman" w:cs="Times New Roman"/>
+        <w:rFonts w:ascii="Times New Roman" w:eastAsia="Times New Roman" w:hAnsi="Times New Roman" w:cs="Times New Roman"/>
         <w:b w:val="0"/>
         <w:i w:val="0"/>
         <w:strike w:val="0"/>
@@ -12020,7 +12309,7 @@
         <w:sz w:val="20"/>
         <w:szCs w:val="20"/>
         <w:u w:val="none" w:color="000000"/>
-        <w:bdr w:val="none" w:color="auto" w:sz="0" w:space="0"/>
+        <w:bdr w:val="none" w:sz="0" w:space="0" w:color="auto"/>
         <w:shd w:val="clear" w:color="auto" w:fill="auto"/>
         <w:vertAlign w:val="baseline"/>
       </w:rPr>
@@ -12034,7 +12323,7 @@
         <w:ind w:left="5760"/>
       </w:pPr>
       <w:rPr>
-        <w:rFonts w:ascii="Times New Roman" w:hAnsi="Times New Roman" w:eastAsia="Times New Roman" w:cs="Times New Roman"/>
+        <w:rFonts w:ascii="Times New Roman" w:eastAsia="Times New Roman" w:hAnsi="Times New Roman" w:cs="Times New Roman"/>
         <w:b w:val="0"/>
         <w:i w:val="0"/>
         <w:strike w:val="0"/>
@@ -12043,7 +12332,7 @@
         <w:sz w:val="20"/>
         <w:szCs w:val="20"/>
         <w:u w:val="none" w:color="000000"/>
-        <w:bdr w:val="none" w:color="auto" w:sz="0" w:space="0"/>
+        <w:bdr w:val="none" w:sz="0" w:space="0" w:color="auto"/>
         <w:shd w:val="clear" w:color="auto" w:fill="auto"/>
         <w:vertAlign w:val="baseline"/>
       </w:rPr>
@@ -12057,7 +12346,7 @@
         <w:ind w:left="6480"/>
       </w:pPr>
       <w:rPr>
-        <w:rFonts w:ascii="Times New Roman" w:hAnsi="Times New Roman" w:eastAsia="Times New Roman" w:cs="Times New Roman"/>
+        <w:rFonts w:ascii="Times New Roman" w:eastAsia="Times New Roman" w:hAnsi="Times New Roman" w:cs="Times New Roman"/>
         <w:b w:val="0"/>
         <w:i w:val="0"/>
         <w:strike w:val="0"/>
@@ -12066,7 +12355,7 @@
         <w:sz w:val="20"/>
         <w:szCs w:val="20"/>
         <w:u w:val="none" w:color="000000"/>
-        <w:bdr w:val="none" w:color="auto" w:sz="0" w:space="0"/>
+        <w:bdr w:val="none" w:sz="0" w:space="0" w:color="auto"/>
         <w:shd w:val="clear" w:color="auto" w:fill="auto"/>
         <w:vertAlign w:val="baseline"/>
       </w:rPr>
@@ -12085,7 +12374,7 @@
         <w:ind w:left="730"/>
       </w:pPr>
       <w:rPr>
-        <w:rFonts w:ascii="Calibri" w:hAnsi="Calibri" w:eastAsia="Calibri" w:cs="Calibri"/>
+        <w:rFonts w:ascii="Calibri" w:eastAsia="Calibri" w:hAnsi="Calibri" w:cs="Calibri"/>
         <w:b w:val="0"/>
         <w:i w:val="0"/>
         <w:strike w:val="0"/>
@@ -12094,7 +12383,7 @@
         <w:sz w:val="24"/>
         <w:szCs w:val="24"/>
         <w:u w:val="none" w:color="000000"/>
-        <w:bdr w:val="none" w:color="auto" w:sz="0" w:space="0"/>
+        <w:bdr w:val="none" w:sz="0" w:space="0" w:color="auto"/>
         <w:shd w:val="clear" w:color="auto" w:fill="auto"/>
         <w:vertAlign w:val="baseline"/>
       </w:rPr>
@@ -12108,7 +12397,7 @@
         <w:ind w:left="1440"/>
       </w:pPr>
       <w:rPr>
-        <w:rFonts w:ascii="Calibri" w:hAnsi="Calibri" w:eastAsia="Calibri" w:cs="Calibri"/>
+        <w:rFonts w:ascii="Calibri" w:eastAsia="Calibri" w:hAnsi="Calibri" w:cs="Calibri"/>
         <w:b w:val="0"/>
         <w:i w:val="0"/>
         <w:strike w:val="0"/>
@@ -12117,7 +12406,7 @@
         <w:sz w:val="24"/>
         <w:szCs w:val="24"/>
         <w:u w:val="none" w:color="000000"/>
-        <w:bdr w:val="none" w:color="auto" w:sz="0" w:space="0"/>
+        <w:bdr w:val="none" w:sz="0" w:space="0" w:color="auto"/>
         <w:shd w:val="clear" w:color="auto" w:fill="auto"/>
         <w:vertAlign w:val="baseline"/>
       </w:rPr>
@@ -12131,7 +12420,7 @@
         <w:ind w:left="2160"/>
       </w:pPr>
       <w:rPr>
-        <w:rFonts w:ascii="Calibri" w:hAnsi="Calibri" w:eastAsia="Calibri" w:cs="Calibri"/>
+        <w:rFonts w:ascii="Calibri" w:eastAsia="Calibri" w:hAnsi="Calibri" w:cs="Calibri"/>
         <w:b w:val="0"/>
         <w:i w:val="0"/>
         <w:strike w:val="0"/>
@@ -12140,7 +12429,7 @@
         <w:sz w:val="24"/>
         <w:szCs w:val="24"/>
         <w:u w:val="none" w:color="000000"/>
-        <w:bdr w:val="none" w:color="auto" w:sz="0" w:space="0"/>
+        <w:bdr w:val="none" w:sz="0" w:space="0" w:color="auto"/>
         <w:shd w:val="clear" w:color="auto" w:fill="auto"/>
         <w:vertAlign w:val="baseline"/>
       </w:rPr>
@@ -12154,7 +12443,7 @@
         <w:ind w:left="2880"/>
       </w:pPr>
       <w:rPr>
-        <w:rFonts w:ascii="Calibri" w:hAnsi="Calibri" w:eastAsia="Calibri" w:cs="Calibri"/>
+        <w:rFonts w:ascii="Calibri" w:eastAsia="Calibri" w:hAnsi="Calibri" w:cs="Calibri"/>
         <w:b w:val="0"/>
         <w:i w:val="0"/>
         <w:strike w:val="0"/>
@@ -12163,7 +12452,7 @@
         <w:sz w:val="24"/>
         <w:szCs w:val="24"/>
         <w:u w:val="none" w:color="000000"/>
-        <w:bdr w:val="none" w:color="auto" w:sz="0" w:space="0"/>
+        <w:bdr w:val="none" w:sz="0" w:space="0" w:color="auto"/>
         <w:shd w:val="clear" w:color="auto" w:fill="auto"/>
         <w:vertAlign w:val="baseline"/>
       </w:rPr>
@@ -12177,7 +12466,7 @@
         <w:ind w:left="3600"/>
       </w:pPr>
       <w:rPr>
-        <w:rFonts w:ascii="Calibri" w:hAnsi="Calibri" w:eastAsia="Calibri" w:cs="Calibri"/>
+        <w:rFonts w:ascii="Calibri" w:eastAsia="Calibri" w:hAnsi="Calibri" w:cs="Calibri"/>
         <w:b w:val="0"/>
         <w:i w:val="0"/>
         <w:strike w:val="0"/>
@@ -12186,7 +12475,7 @@
         <w:sz w:val="24"/>
         <w:szCs w:val="24"/>
         <w:u w:val="none" w:color="000000"/>
-        <w:bdr w:val="none" w:color="auto" w:sz="0" w:space="0"/>
+        <w:bdr w:val="none" w:sz="0" w:space="0" w:color="auto"/>
         <w:shd w:val="clear" w:color="auto" w:fill="auto"/>
         <w:vertAlign w:val="baseline"/>
       </w:rPr>
@@ -12200,7 +12489,7 @@
         <w:ind w:left="4320"/>
       </w:pPr>
       <w:rPr>
-        <w:rFonts w:ascii="Calibri" w:hAnsi="Calibri" w:eastAsia="Calibri" w:cs="Calibri"/>
+        <w:rFonts w:ascii="Calibri" w:eastAsia="Calibri" w:hAnsi="Calibri" w:cs="Calibri"/>
         <w:b w:val="0"/>
         <w:i w:val="0"/>
         <w:strike w:val="0"/>
@@ -12209,7 +12498,7 @@
         <w:sz w:val="24"/>
         <w:szCs w:val="24"/>
         <w:u w:val="none" w:color="000000"/>
-        <w:bdr w:val="none" w:color="auto" w:sz="0" w:space="0"/>
+        <w:bdr w:val="none" w:sz="0" w:space="0" w:color="auto"/>
         <w:shd w:val="clear" w:color="auto" w:fill="auto"/>
         <w:vertAlign w:val="baseline"/>
       </w:rPr>
@@ -12223,7 +12512,7 @@
         <w:ind w:left="5040"/>
       </w:pPr>
       <w:rPr>
-        <w:rFonts w:ascii="Calibri" w:hAnsi="Calibri" w:eastAsia="Calibri" w:cs="Calibri"/>
+        <w:rFonts w:ascii="Calibri" w:eastAsia="Calibri" w:hAnsi="Calibri" w:cs="Calibri"/>
         <w:b w:val="0"/>
         <w:i w:val="0"/>
         <w:strike w:val="0"/>
@@ -12232,7 +12521,7 @@
         <w:sz w:val="24"/>
         <w:szCs w:val="24"/>
         <w:u w:val="none" w:color="000000"/>
-        <w:bdr w:val="none" w:color="auto" w:sz="0" w:space="0"/>
+        <w:bdr w:val="none" w:sz="0" w:space="0" w:color="auto"/>
         <w:shd w:val="clear" w:color="auto" w:fill="auto"/>
         <w:vertAlign w:val="baseline"/>
       </w:rPr>
@@ -12246,7 +12535,7 @@
         <w:ind w:left="5760"/>
       </w:pPr>
       <w:rPr>
-        <w:rFonts w:ascii="Calibri" w:hAnsi="Calibri" w:eastAsia="Calibri" w:cs="Calibri"/>
+        <w:rFonts w:ascii="Calibri" w:eastAsia="Calibri" w:hAnsi="Calibri" w:cs="Calibri"/>
         <w:b w:val="0"/>
         <w:i w:val="0"/>
         <w:strike w:val="0"/>
@@ -12255,7 +12544,7 @@
         <w:sz w:val="24"/>
         <w:szCs w:val="24"/>
         <w:u w:val="none" w:color="000000"/>
-        <w:bdr w:val="none" w:color="auto" w:sz="0" w:space="0"/>
+        <w:bdr w:val="none" w:sz="0" w:space="0" w:color="auto"/>
         <w:shd w:val="clear" w:color="auto" w:fill="auto"/>
         <w:vertAlign w:val="baseline"/>
       </w:rPr>
@@ -12269,7 +12558,7 @@
         <w:ind w:left="6480"/>
       </w:pPr>
       <w:rPr>
-        <w:rFonts w:ascii="Calibri" w:hAnsi="Calibri" w:eastAsia="Calibri" w:cs="Calibri"/>
+        <w:rFonts w:ascii="Calibri" w:eastAsia="Calibri" w:hAnsi="Calibri" w:cs="Calibri"/>
         <w:b w:val="0"/>
         <w:i w:val="0"/>
         <w:strike w:val="0"/>
@@ -12278,7 +12567,7 @@
         <w:sz w:val="24"/>
         <w:szCs w:val="24"/>
         <w:u w:val="none" w:color="000000"/>
-        <w:bdr w:val="none" w:color="auto" w:sz="0" w:space="0"/>
+        <w:bdr w:val="none" w:sz="0" w:space="0" w:color="auto"/>
         <w:shd w:val="clear" w:color="auto" w:fill="auto"/>
         <w:vertAlign w:val="baseline"/>
       </w:rPr>
@@ -12297,7 +12586,7 @@
         <w:ind w:left="723"/>
       </w:pPr>
       <w:rPr>
-        <w:rFonts w:ascii="Arial" w:hAnsi="Arial" w:eastAsia="Arial" w:cs="Arial"/>
+        <w:rFonts w:ascii="Arial" w:eastAsia="Arial" w:hAnsi="Arial" w:cs="Arial"/>
         <w:b w:val="0"/>
         <w:i w:val="0"/>
         <w:strike w:val="0"/>
@@ -12306,7 +12595,7 @@
         <w:sz w:val="20"/>
         <w:szCs w:val="20"/>
         <w:u w:val="none" w:color="000000"/>
-        <w:bdr w:val="none" w:color="auto" w:sz="0" w:space="0"/>
+        <w:bdr w:val="none" w:sz="0" w:space="0" w:color="auto"/>
         <w:shd w:val="clear" w:color="auto" w:fill="auto"/>
         <w:vertAlign w:val="baseline"/>
       </w:rPr>
@@ -12320,7 +12609,7 @@
         <w:ind w:left="1440"/>
       </w:pPr>
       <w:rPr>
-        <w:rFonts w:ascii="Segoe UI Symbol" w:hAnsi="Segoe UI Symbol" w:eastAsia="Segoe UI Symbol" w:cs="Segoe UI Symbol"/>
+        <w:rFonts w:ascii="Segoe UI Symbol" w:eastAsia="Segoe UI Symbol" w:hAnsi="Segoe UI Symbol" w:cs="Segoe UI Symbol"/>
         <w:b w:val="0"/>
         <w:i w:val="0"/>
         <w:strike w:val="0"/>
@@ -12329,7 +12618,7 @@
         <w:sz w:val="20"/>
         <w:szCs w:val="20"/>
         <w:u w:val="none" w:color="000000"/>
-        <w:bdr w:val="none" w:color="auto" w:sz="0" w:space="0"/>
+        <w:bdr w:val="none" w:sz="0" w:space="0" w:color="auto"/>
         <w:shd w:val="clear" w:color="auto" w:fill="auto"/>
         <w:vertAlign w:val="baseline"/>
       </w:rPr>
@@ -12343,7 +12632,7 @@
         <w:ind w:left="2160"/>
       </w:pPr>
       <w:rPr>
-        <w:rFonts w:ascii="Segoe UI Symbol" w:hAnsi="Segoe UI Symbol" w:eastAsia="Segoe UI Symbol" w:cs="Segoe UI Symbol"/>
+        <w:rFonts w:ascii="Segoe UI Symbol" w:eastAsia="Segoe UI Symbol" w:hAnsi="Segoe UI Symbol" w:cs="Segoe UI Symbol"/>
         <w:b w:val="0"/>
         <w:i w:val="0"/>
         <w:strike w:val="0"/>
@@ -12352,7 +12641,7 @@
         <w:sz w:val="20"/>
         <w:szCs w:val="20"/>
         <w:u w:val="none" w:color="000000"/>
-        <w:bdr w:val="none" w:color="auto" w:sz="0" w:space="0"/>
+        <w:bdr w:val="none" w:sz="0" w:space="0" w:color="auto"/>
         <w:shd w:val="clear" w:color="auto" w:fill="auto"/>
         <w:vertAlign w:val="baseline"/>
       </w:rPr>
@@ -12366,7 +12655,7 @@
         <w:ind w:left="2880"/>
       </w:pPr>
       <w:rPr>
-        <w:rFonts w:ascii="Arial" w:hAnsi="Arial" w:eastAsia="Arial" w:cs="Arial"/>
+        <w:rFonts w:ascii="Arial" w:eastAsia="Arial" w:hAnsi="Arial" w:cs="Arial"/>
         <w:b w:val="0"/>
         <w:i w:val="0"/>
         <w:strike w:val="0"/>
@@ -12375,7 +12664,7 @@
         <w:sz w:val="20"/>
         <w:szCs w:val="20"/>
         <w:u w:val="none" w:color="000000"/>
-        <w:bdr w:val="none" w:color="auto" w:sz="0" w:space="0"/>
+        <w:bdr w:val="none" w:sz="0" w:space="0" w:color="auto"/>
         <w:shd w:val="clear" w:color="auto" w:fill="auto"/>
         <w:vertAlign w:val="baseline"/>
       </w:rPr>
@@ -12389,7 +12678,7 @@
         <w:ind w:left="3600"/>
       </w:pPr>
       <w:rPr>
-        <w:rFonts w:ascii="Segoe UI Symbol" w:hAnsi="Segoe UI Symbol" w:eastAsia="Segoe UI Symbol" w:cs="Segoe UI Symbol"/>
+        <w:rFonts w:ascii="Segoe UI Symbol" w:eastAsia="Segoe UI Symbol" w:hAnsi="Segoe UI Symbol" w:cs="Segoe UI Symbol"/>
         <w:b w:val="0"/>
         <w:i w:val="0"/>
         <w:strike w:val="0"/>
@@ -12398,7 +12687,7 @@
         <w:sz w:val="20"/>
         <w:szCs w:val="20"/>
         <w:u w:val="none" w:color="000000"/>
-        <w:bdr w:val="none" w:color="auto" w:sz="0" w:space="0"/>
+        <w:bdr w:val="none" w:sz="0" w:space="0" w:color="auto"/>
         <w:shd w:val="clear" w:color="auto" w:fill="auto"/>
         <w:vertAlign w:val="baseline"/>
       </w:rPr>
@@ -12412,7 +12701,7 @@
         <w:ind w:left="4320"/>
       </w:pPr>
       <w:rPr>
-        <w:rFonts w:ascii="Segoe UI Symbol" w:hAnsi="Segoe UI Symbol" w:eastAsia="Segoe UI Symbol" w:cs="Segoe UI Symbol"/>
+        <w:rFonts w:ascii="Segoe UI Symbol" w:eastAsia="Segoe UI Symbol" w:hAnsi="Segoe UI Symbol" w:cs="Segoe UI Symbol"/>
         <w:b w:val="0"/>
         <w:i w:val="0"/>
         <w:strike w:val="0"/>
@@ -12421,7 +12710,7 @@
         <w:sz w:val="20"/>
         <w:szCs w:val="20"/>
         <w:u w:val="none" w:color="000000"/>
-        <w:bdr w:val="none" w:color="auto" w:sz="0" w:space="0"/>
+        <w:bdr w:val="none" w:sz="0" w:space="0" w:color="auto"/>
         <w:shd w:val="clear" w:color="auto" w:fill="auto"/>
         <w:vertAlign w:val="baseline"/>
       </w:rPr>
@@ -12435,7 +12724,7 @@
         <w:ind w:left="5040"/>
       </w:pPr>
       <w:rPr>
-        <w:rFonts w:ascii="Arial" w:hAnsi="Arial" w:eastAsia="Arial" w:cs="Arial"/>
+        <w:rFonts w:ascii="Arial" w:eastAsia="Arial" w:hAnsi="Arial" w:cs="Arial"/>
         <w:b w:val="0"/>
         <w:i w:val="0"/>
         <w:strike w:val="0"/>
@@ -12444,7 +12733,7 @@
         <w:sz w:val="20"/>
         <w:szCs w:val="20"/>
         <w:u w:val="none" w:color="000000"/>
-        <w:bdr w:val="none" w:color="auto" w:sz="0" w:space="0"/>
+        <w:bdr w:val="none" w:sz="0" w:space="0" w:color="auto"/>
         <w:shd w:val="clear" w:color="auto" w:fill="auto"/>
         <w:vertAlign w:val="baseline"/>
       </w:rPr>
@@ -12458,7 +12747,7 @@
         <w:ind w:left="5760"/>
       </w:pPr>
       <w:rPr>
-        <w:rFonts w:ascii="Segoe UI Symbol" w:hAnsi="Segoe UI Symbol" w:eastAsia="Segoe UI Symbol" w:cs="Segoe UI Symbol"/>
+        <w:rFonts w:ascii="Segoe UI Symbol" w:eastAsia="Segoe UI Symbol" w:hAnsi="Segoe UI Symbol" w:cs="Segoe UI Symbol"/>
         <w:b w:val="0"/>
         <w:i w:val="0"/>
         <w:strike w:val="0"/>
@@ -12467,7 +12756,7 @@
         <w:sz w:val="20"/>
         <w:szCs w:val="20"/>
         <w:u w:val="none" w:color="000000"/>
-        <w:bdr w:val="none" w:color="auto" w:sz="0" w:space="0"/>
+        <w:bdr w:val="none" w:sz="0" w:space="0" w:color="auto"/>
         <w:shd w:val="clear" w:color="auto" w:fill="auto"/>
         <w:vertAlign w:val="baseline"/>
       </w:rPr>
@@ -12481,7 +12770,7 @@
         <w:ind w:left="6480"/>
       </w:pPr>
       <w:rPr>
-        <w:rFonts w:ascii="Segoe UI Symbol" w:hAnsi="Segoe UI Symbol" w:eastAsia="Segoe UI Symbol" w:cs="Segoe UI Symbol"/>
+        <w:rFonts w:ascii="Segoe UI Symbol" w:eastAsia="Segoe UI Symbol" w:hAnsi="Segoe UI Symbol" w:cs="Segoe UI Symbol"/>
         <w:b w:val="0"/>
         <w:i w:val="0"/>
         <w:strike w:val="0"/>
@@ -12490,7 +12779,7 @@
         <w:sz w:val="20"/>
         <w:szCs w:val="20"/>
         <w:u w:val="none" w:color="000000"/>
-        <w:bdr w:val="none" w:color="auto" w:sz="0" w:space="0"/>
+        <w:bdr w:val="none" w:sz="0" w:space="0" w:color="auto"/>
         <w:shd w:val="clear" w:color="auto" w:fill="auto"/>
         <w:vertAlign w:val="baseline"/>
       </w:rPr>
@@ -12509,7 +12798,7 @@
         <w:ind w:left="738"/>
       </w:pPr>
       <w:rPr>
-        <w:rFonts w:ascii="Segoe UI Symbol" w:hAnsi="Segoe UI Symbol" w:eastAsia="Segoe UI Symbol" w:cs="Segoe UI Symbol"/>
+        <w:rFonts w:ascii="Segoe UI Symbol" w:eastAsia="Segoe UI Symbol" w:hAnsi="Segoe UI Symbol" w:cs="Segoe UI Symbol"/>
         <w:b w:val="0"/>
         <w:i w:val="0"/>
         <w:strike w:val="0"/>
@@ -12518,7 +12807,7 @@
         <w:sz w:val="24"/>
         <w:szCs w:val="24"/>
         <w:u w:val="none" w:color="000000"/>
-        <w:bdr w:val="none" w:color="auto" w:sz="0" w:space="0"/>
+        <w:bdr w:val="none" w:sz="0" w:space="0" w:color="auto"/>
         <w:shd w:val="clear" w:color="auto" w:fill="auto"/>
         <w:vertAlign w:val="baseline"/>
       </w:rPr>
@@ -12532,7 +12821,7 @@
         <w:ind w:left="1440"/>
       </w:pPr>
       <w:rPr>
-        <w:rFonts w:ascii="Segoe UI Symbol" w:hAnsi="Segoe UI Symbol" w:eastAsia="Segoe UI Symbol" w:cs="Segoe UI Symbol"/>
+        <w:rFonts w:ascii="Segoe UI Symbol" w:eastAsia="Segoe UI Symbol" w:hAnsi="Segoe UI Symbol" w:cs="Segoe UI Symbol"/>
         <w:b w:val="0"/>
         <w:i w:val="0"/>
         <w:strike w:val="0"/>
@@ -12541,7 +12830,7 @@
         <w:sz w:val="24"/>
         <w:szCs w:val="24"/>
         <w:u w:val="none" w:color="000000"/>
-        <w:bdr w:val="none" w:color="auto" w:sz="0" w:space="0"/>
+        <w:bdr w:val="none" w:sz="0" w:space="0" w:color="auto"/>
         <w:shd w:val="clear" w:color="auto" w:fill="auto"/>
         <w:vertAlign w:val="baseline"/>
       </w:rPr>
@@ -12555,7 +12844,7 @@
         <w:ind w:left="2160"/>
       </w:pPr>
       <w:rPr>
-        <w:rFonts w:ascii="Segoe UI Symbol" w:hAnsi="Segoe UI Symbol" w:eastAsia="Segoe UI Symbol" w:cs="Segoe UI Symbol"/>
+        <w:rFonts w:ascii="Segoe UI Symbol" w:eastAsia="Segoe UI Symbol" w:hAnsi="Segoe UI Symbol" w:cs="Segoe UI Symbol"/>
         <w:b w:val="0"/>
         <w:i w:val="0"/>
         <w:strike w:val="0"/>
@@ -12564,7 +12853,7 @@
         <w:sz w:val="24"/>
         <w:szCs w:val="24"/>
         <w:u w:val="none" w:color="000000"/>
-        <w:bdr w:val="none" w:color="auto" w:sz="0" w:space="0"/>
+        <w:bdr w:val="none" w:sz="0" w:space="0" w:color="auto"/>
         <w:shd w:val="clear" w:color="auto" w:fill="auto"/>
         <w:vertAlign w:val="baseline"/>
       </w:rPr>
@@ -12578,7 +12867,7 @@
         <w:ind w:left="2880"/>
       </w:pPr>
       <w:rPr>
-        <w:rFonts w:ascii="Arial" w:hAnsi="Arial" w:eastAsia="Arial" w:cs="Arial"/>
+        <w:rFonts w:ascii="Arial" w:eastAsia="Arial" w:hAnsi="Arial" w:cs="Arial"/>
         <w:b w:val="0"/>
         <w:i w:val="0"/>
         <w:strike w:val="0"/>
@@ -12587,7 +12876,7 @@
         <w:sz w:val="24"/>
         <w:szCs w:val="24"/>
         <w:u w:val="none" w:color="000000"/>
-        <w:bdr w:val="none" w:color="auto" w:sz="0" w:space="0"/>
+        <w:bdr w:val="none" w:sz="0" w:space="0" w:color="auto"/>
         <w:shd w:val="clear" w:color="auto" w:fill="auto"/>
         <w:vertAlign w:val="baseline"/>
       </w:rPr>
@@ -12601,7 +12890,7 @@
         <w:ind w:left="3600"/>
       </w:pPr>
       <w:rPr>
-        <w:rFonts w:ascii="Segoe UI Symbol" w:hAnsi="Segoe UI Symbol" w:eastAsia="Segoe UI Symbol" w:cs="Segoe UI Symbol"/>
+        <w:rFonts w:ascii="Segoe UI Symbol" w:eastAsia="Segoe UI Symbol" w:hAnsi="Segoe UI Symbol" w:cs="Segoe UI Symbol"/>
         <w:b w:val="0"/>
         <w:i w:val="0"/>
         <w:strike w:val="0"/>
@@ -12610,7 +12899,7 @@
         <w:sz w:val="24"/>
         <w:szCs w:val="24"/>
         <w:u w:val="none" w:color="000000"/>
-        <w:bdr w:val="none" w:color="auto" w:sz="0" w:space="0"/>
+        <w:bdr w:val="none" w:sz="0" w:space="0" w:color="auto"/>
         <w:shd w:val="clear" w:color="auto" w:fill="auto"/>
         <w:vertAlign w:val="baseline"/>
       </w:rPr>
@@ -12624,7 +12913,7 @@
         <w:ind w:left="4320"/>
       </w:pPr>
       <w:rPr>
-        <w:rFonts w:ascii="Segoe UI Symbol" w:hAnsi="Segoe UI Symbol" w:eastAsia="Segoe UI Symbol" w:cs="Segoe UI Symbol"/>
+        <w:rFonts w:ascii="Segoe UI Symbol" w:eastAsia="Segoe UI Symbol" w:hAnsi="Segoe UI Symbol" w:cs="Segoe UI Symbol"/>
         <w:b w:val="0"/>
         <w:i w:val="0"/>
         <w:strike w:val="0"/>
@@ -12633,7 +12922,7 @@
         <w:sz w:val="24"/>
         <w:szCs w:val="24"/>
         <w:u w:val="none" w:color="000000"/>
-        <w:bdr w:val="none" w:color="auto" w:sz="0" w:space="0"/>
+        <w:bdr w:val="none" w:sz="0" w:space="0" w:color="auto"/>
         <w:shd w:val="clear" w:color="auto" w:fill="auto"/>
         <w:vertAlign w:val="baseline"/>
       </w:rPr>
@@ -12647,7 +12936,7 @@
         <w:ind w:left="5040"/>
       </w:pPr>
       <w:rPr>
-        <w:rFonts w:ascii="Arial" w:hAnsi="Arial" w:eastAsia="Arial" w:cs="Arial"/>
+        <w:rFonts w:ascii="Arial" w:eastAsia="Arial" w:hAnsi="Arial" w:cs="Arial"/>
         <w:b w:val="0"/>
         <w:i w:val="0"/>
         <w:strike w:val="0"/>
@@ -12656,7 +12945,7 @@
         <w:sz w:val="24"/>
         <w:szCs w:val="24"/>
         <w:u w:val="none" w:color="000000"/>
-        <w:bdr w:val="none" w:color="auto" w:sz="0" w:space="0"/>
+        <w:bdr w:val="none" w:sz="0" w:space="0" w:color="auto"/>
         <w:shd w:val="clear" w:color="auto" w:fill="auto"/>
         <w:vertAlign w:val="baseline"/>
       </w:rPr>
@@ -12670,7 +12959,7 @@
         <w:ind w:left="5760"/>
       </w:pPr>
       <w:rPr>
-        <w:rFonts w:ascii="Segoe UI Symbol" w:hAnsi="Segoe UI Symbol" w:eastAsia="Segoe UI Symbol" w:cs="Segoe UI Symbol"/>
+        <w:rFonts w:ascii="Segoe UI Symbol" w:eastAsia="Segoe UI Symbol" w:hAnsi="Segoe UI Symbol" w:cs="Segoe UI Symbol"/>
         <w:b w:val="0"/>
         <w:i w:val="0"/>
         <w:strike w:val="0"/>
@@ -12679,7 +12968,7 @@
         <w:sz w:val="24"/>
         <w:szCs w:val="24"/>
         <w:u w:val="none" w:color="000000"/>
-        <w:bdr w:val="none" w:color="auto" w:sz="0" w:space="0"/>
+        <w:bdr w:val="none" w:sz="0" w:space="0" w:color="auto"/>
         <w:shd w:val="clear" w:color="auto" w:fill="auto"/>
         <w:vertAlign w:val="baseline"/>
       </w:rPr>
@@ -12693,7 +12982,7 @@
         <w:ind w:left="6480"/>
       </w:pPr>
       <w:rPr>
-        <w:rFonts w:ascii="Segoe UI Symbol" w:hAnsi="Segoe UI Symbol" w:eastAsia="Segoe UI Symbol" w:cs="Segoe UI Symbol"/>
+        <w:rFonts w:ascii="Segoe UI Symbol" w:eastAsia="Segoe UI Symbol" w:hAnsi="Segoe UI Symbol" w:cs="Segoe UI Symbol"/>
         <w:b w:val="0"/>
         <w:i w:val="0"/>
         <w:strike w:val="0"/>
@@ -12702,7 +12991,7 @@
         <w:sz w:val="24"/>
         <w:szCs w:val="24"/>
         <w:u w:val="none" w:color="000000"/>
-        <w:bdr w:val="none" w:color="auto" w:sz="0" w:space="0"/>
+        <w:bdr w:val="none" w:sz="0" w:space="0" w:color="auto"/>
         <w:shd w:val="clear" w:color="auto" w:fill="auto"/>
         <w:vertAlign w:val="baseline"/>
       </w:rPr>
@@ -12721,7 +13010,7 @@
         <w:ind w:left="378"/>
       </w:pPr>
       <w:rPr>
-        <w:rFonts w:ascii="Times New Roman" w:hAnsi="Times New Roman" w:eastAsia="Times New Roman" w:cs="Times New Roman"/>
+        <w:rFonts w:ascii="Times New Roman" w:eastAsia="Times New Roman" w:hAnsi="Times New Roman" w:cs="Times New Roman"/>
         <w:b w:val="0"/>
         <w:i w:val="0"/>
         <w:strike w:val="0"/>
@@ -12730,7 +13019,7 @@
         <w:sz w:val="20"/>
         <w:szCs w:val="20"/>
         <w:u w:val="none" w:color="000000"/>
-        <w:bdr w:val="none" w:color="auto" w:sz="0" w:space="0"/>
+        <w:bdr w:val="none" w:sz="0" w:space="0" w:color="auto"/>
         <w:shd w:val="clear" w:color="auto" w:fill="auto"/>
         <w:vertAlign w:val="baseline"/>
       </w:rPr>
@@ -12744,7 +13033,7 @@
         <w:ind w:left="1440"/>
       </w:pPr>
       <w:rPr>
-        <w:rFonts w:ascii="Times New Roman" w:hAnsi="Times New Roman" w:eastAsia="Times New Roman" w:cs="Times New Roman"/>
+        <w:rFonts w:ascii="Times New Roman" w:eastAsia="Times New Roman" w:hAnsi="Times New Roman" w:cs="Times New Roman"/>
         <w:b w:val="0"/>
         <w:i w:val="0"/>
         <w:strike w:val="0"/>
@@ -12753,7 +13042,7 @@
         <w:sz w:val="20"/>
         <w:szCs w:val="20"/>
         <w:u w:val="none" w:color="000000"/>
-        <w:bdr w:val="none" w:color="auto" w:sz="0" w:space="0"/>
+        <w:bdr w:val="none" w:sz="0" w:space="0" w:color="auto"/>
         <w:shd w:val="clear" w:color="auto" w:fill="auto"/>
         <w:vertAlign w:val="baseline"/>
       </w:rPr>
@@ -12767,7 +13056,7 @@
         <w:ind w:left="2160"/>
       </w:pPr>
       <w:rPr>
-        <w:rFonts w:ascii="Times New Roman" w:hAnsi="Times New Roman" w:eastAsia="Times New Roman" w:cs="Times New Roman"/>
+        <w:rFonts w:ascii="Times New Roman" w:eastAsia="Times New Roman" w:hAnsi="Times New Roman" w:cs="Times New Roman"/>
         <w:b w:val="0"/>
         <w:i w:val="0"/>
         <w:strike w:val="0"/>
@@ -12776,7 +13065,7 @@
         <w:sz w:val="20"/>
         <w:szCs w:val="20"/>
         <w:u w:val="none" w:color="000000"/>
-        <w:bdr w:val="none" w:color="auto" w:sz="0" w:space="0"/>
+        <w:bdr w:val="none" w:sz="0" w:space="0" w:color="auto"/>
         <w:shd w:val="clear" w:color="auto" w:fill="auto"/>
         <w:vertAlign w:val="baseline"/>
       </w:rPr>
@@ -12790,7 +13079,7 @@
         <w:ind w:left="2880"/>
       </w:pPr>
       <w:rPr>
-        <w:rFonts w:ascii="Times New Roman" w:hAnsi="Times New Roman" w:eastAsia="Times New Roman" w:cs="Times New Roman"/>
+        <w:rFonts w:ascii="Times New Roman" w:eastAsia="Times New Roman" w:hAnsi="Times New Roman" w:cs="Times New Roman"/>
         <w:b w:val="0"/>
         <w:i w:val="0"/>
         <w:strike w:val="0"/>
@@ -12799,7 +13088,7 @@
         <w:sz w:val="20"/>
         <w:szCs w:val="20"/>
         <w:u w:val="none" w:color="000000"/>
-        <w:bdr w:val="none" w:color="auto" w:sz="0" w:space="0"/>
+        <w:bdr w:val="none" w:sz="0" w:space="0" w:color="auto"/>
         <w:shd w:val="clear" w:color="auto" w:fill="auto"/>
         <w:vertAlign w:val="baseline"/>
       </w:rPr>
@@ -12813,7 +13102,7 @@
         <w:ind w:left="3600"/>
       </w:pPr>
       <w:rPr>
-        <w:rFonts w:ascii="Times New Roman" w:hAnsi="Times New Roman" w:eastAsia="Times New Roman" w:cs="Times New Roman"/>
+        <w:rFonts w:ascii="Times New Roman" w:eastAsia="Times New Roman" w:hAnsi="Times New Roman" w:cs="Times New Roman"/>
         <w:b w:val="0"/>
         <w:i w:val="0"/>
         <w:strike w:val="0"/>
@@ -12822,7 +13111,7 @@
         <w:sz w:val="20"/>
         <w:szCs w:val="20"/>
         <w:u w:val="none" w:color="000000"/>
-        <w:bdr w:val="none" w:color="auto" w:sz="0" w:space="0"/>
+        <w:bdr w:val="none" w:sz="0" w:space="0" w:color="auto"/>
         <w:shd w:val="clear" w:color="auto" w:fill="auto"/>
         <w:vertAlign w:val="baseline"/>
       </w:rPr>
@@ -12836,7 +13125,7 @@
         <w:ind w:left="4320"/>
       </w:pPr>
       <w:rPr>
-        <w:rFonts w:ascii="Times New Roman" w:hAnsi="Times New Roman" w:eastAsia="Times New Roman" w:cs="Times New Roman"/>
+        <w:rFonts w:ascii="Times New Roman" w:eastAsia="Times New Roman" w:hAnsi="Times New Roman" w:cs="Times New Roman"/>
         <w:b w:val="0"/>
         <w:i w:val="0"/>
         <w:strike w:val="0"/>
@@ -12845,7 +13134,7 @@
         <w:sz w:val="20"/>
         <w:szCs w:val="20"/>
         <w:u w:val="none" w:color="000000"/>
-        <w:bdr w:val="none" w:color="auto" w:sz="0" w:space="0"/>
+        <w:bdr w:val="none" w:sz="0" w:space="0" w:color="auto"/>
         <w:shd w:val="clear" w:color="auto" w:fill="auto"/>
         <w:vertAlign w:val="baseline"/>
       </w:rPr>
@@ -12859,7 +13148,7 @@
         <w:ind w:left="5040"/>
       </w:pPr>
       <w:rPr>
-        <w:rFonts w:ascii="Times New Roman" w:hAnsi="Times New Roman" w:eastAsia="Times New Roman" w:cs="Times New Roman"/>
+        <w:rFonts w:ascii="Times New Roman" w:eastAsia="Times New Roman" w:hAnsi="Times New Roman" w:cs="Times New Roman"/>
         <w:b w:val="0"/>
         <w:i w:val="0"/>
         <w:strike w:val="0"/>
@@ -12868,7 +13157,7 @@
         <w:sz w:val="20"/>
         <w:szCs w:val="20"/>
         <w:u w:val="none" w:color="000000"/>
-        <w:bdr w:val="none" w:color="auto" w:sz="0" w:space="0"/>
+        <w:bdr w:val="none" w:sz="0" w:space="0" w:color="auto"/>
         <w:shd w:val="clear" w:color="auto" w:fill="auto"/>
         <w:vertAlign w:val="baseline"/>
       </w:rPr>
@@ -12882,7 +13171,7 @@
         <w:ind w:left="5760"/>
       </w:pPr>
       <w:rPr>
-        <w:rFonts w:ascii="Times New Roman" w:hAnsi="Times New Roman" w:eastAsia="Times New Roman" w:cs="Times New Roman"/>
+        <w:rFonts w:ascii="Times New Roman" w:eastAsia="Times New Roman" w:hAnsi="Times New Roman" w:cs="Times New Roman"/>
         <w:b w:val="0"/>
         <w:i w:val="0"/>
         <w:strike w:val="0"/>
@@ -12891,7 +13180,7 @@
         <w:sz w:val="20"/>
         <w:szCs w:val="20"/>
         <w:u w:val="none" w:color="000000"/>
-        <w:bdr w:val="none" w:color="auto" w:sz="0" w:space="0"/>
+        <w:bdr w:val="none" w:sz="0" w:space="0" w:color="auto"/>
         <w:shd w:val="clear" w:color="auto" w:fill="auto"/>
         <w:vertAlign w:val="baseline"/>
       </w:rPr>
@@ -12905,7 +13194,7 @@
         <w:ind w:left="6480"/>
       </w:pPr>
       <w:rPr>
-        <w:rFonts w:ascii="Times New Roman" w:hAnsi="Times New Roman" w:eastAsia="Times New Roman" w:cs="Times New Roman"/>
+        <w:rFonts w:ascii="Times New Roman" w:eastAsia="Times New Roman" w:hAnsi="Times New Roman" w:cs="Times New Roman"/>
         <w:b w:val="0"/>
         <w:i w:val="0"/>
         <w:strike w:val="0"/>
@@ -12914,7 +13203,7 @@
         <w:sz w:val="20"/>
         <w:szCs w:val="20"/>
         <w:u w:val="none" w:color="000000"/>
-        <w:bdr w:val="none" w:color="auto" w:sz="0" w:space="0"/>
+        <w:bdr w:val="none" w:sz="0" w:space="0" w:color="auto"/>
         <w:shd w:val="clear" w:color="auto" w:fill="auto"/>
         <w:vertAlign w:val="baseline"/>
       </w:rPr>
@@ -12933,7 +13222,7 @@
         <w:ind w:left="738"/>
       </w:pPr>
       <w:rPr>
-        <w:rFonts w:ascii="Calibri" w:hAnsi="Calibri" w:eastAsia="Calibri" w:cs="Calibri"/>
+        <w:rFonts w:ascii="Calibri" w:eastAsia="Calibri" w:hAnsi="Calibri" w:cs="Calibri"/>
         <w:b w:val="0"/>
         <w:i w:val="0"/>
         <w:strike w:val="0"/>
@@ -12942,7 +13231,7 @@
         <w:sz w:val="24"/>
         <w:szCs w:val="24"/>
         <w:u w:val="none" w:color="000000"/>
-        <w:bdr w:val="none" w:color="auto" w:sz="0" w:space="0"/>
+        <w:bdr w:val="none" w:sz="0" w:space="0" w:color="auto"/>
         <w:shd w:val="clear" w:color="auto" w:fill="auto"/>
         <w:vertAlign w:val="baseline"/>
       </w:rPr>
@@ -12956,7 +13245,7 @@
         <w:ind w:left="1440"/>
       </w:pPr>
       <w:rPr>
-        <w:rFonts w:ascii="Calibri" w:hAnsi="Calibri" w:eastAsia="Calibri" w:cs="Calibri"/>
+        <w:rFonts w:ascii="Calibri" w:eastAsia="Calibri" w:hAnsi="Calibri" w:cs="Calibri"/>
         <w:b w:val="0"/>
         <w:i w:val="0"/>
         <w:strike w:val="0"/>
@@ -12965,7 +13254,7 @@
         <w:sz w:val="24"/>
         <w:szCs w:val="24"/>
         <w:u w:val="none" w:color="000000"/>
-        <w:bdr w:val="none" w:color="auto" w:sz="0" w:space="0"/>
+        <w:bdr w:val="none" w:sz="0" w:space="0" w:color="auto"/>
         <w:shd w:val="clear" w:color="auto" w:fill="auto"/>
         <w:vertAlign w:val="baseline"/>
       </w:rPr>
@@ -12979,7 +13268,7 @@
         <w:ind w:left="2160"/>
       </w:pPr>
       <w:rPr>
-        <w:rFonts w:ascii="Calibri" w:hAnsi="Calibri" w:eastAsia="Calibri" w:cs="Calibri"/>
+        <w:rFonts w:ascii="Calibri" w:eastAsia="Calibri" w:hAnsi="Calibri" w:cs="Calibri"/>
         <w:b w:val="0"/>
         <w:i w:val="0"/>
         <w:strike w:val="0"/>
@@ -12988,7 +13277,7 @@
         <w:sz w:val="24"/>
         <w:szCs w:val="24"/>
         <w:u w:val="none" w:color="000000"/>
-        <w:bdr w:val="none" w:color="auto" w:sz="0" w:space="0"/>
+        <w:bdr w:val="none" w:sz="0" w:space="0" w:color="auto"/>
         <w:shd w:val="clear" w:color="auto" w:fill="auto"/>
         <w:vertAlign w:val="baseline"/>
       </w:rPr>
@@ -13002,7 +13291,7 @@
         <w:ind w:left="2880"/>
       </w:pPr>
       <w:rPr>
-        <w:rFonts w:ascii="Calibri" w:hAnsi="Calibri" w:eastAsia="Calibri" w:cs="Calibri"/>
+        <w:rFonts w:ascii="Calibri" w:eastAsia="Calibri" w:hAnsi="Calibri" w:cs="Calibri"/>
         <w:b w:val="0"/>
         <w:i w:val="0"/>
         <w:strike w:val="0"/>
@@ -13011,7 +13300,7 @@
         <w:sz w:val="24"/>
         <w:szCs w:val="24"/>
         <w:u w:val="none" w:color="000000"/>
-        <w:bdr w:val="none" w:color="auto" w:sz="0" w:space="0"/>
+        <w:bdr w:val="none" w:sz="0" w:space="0" w:color="auto"/>
         <w:shd w:val="clear" w:color="auto" w:fill="auto"/>
         <w:vertAlign w:val="baseline"/>
       </w:rPr>
@@ -13025,7 +13314,7 @@
         <w:ind w:left="3600"/>
       </w:pPr>
       <w:rPr>
-        <w:rFonts w:ascii="Calibri" w:hAnsi="Calibri" w:eastAsia="Calibri" w:cs="Calibri"/>
+        <w:rFonts w:ascii="Calibri" w:eastAsia="Calibri" w:hAnsi="Calibri" w:cs="Calibri"/>
         <w:b w:val="0"/>
         <w:i w:val="0"/>
         <w:strike w:val="0"/>
@@ -13034,7 +13323,7 @@
         <w:sz w:val="24"/>
         <w:szCs w:val="24"/>
         <w:u w:val="none" w:color="000000"/>
-        <w:bdr w:val="none" w:color="auto" w:sz="0" w:space="0"/>
+        <w:bdr w:val="none" w:sz="0" w:space="0" w:color="auto"/>
         <w:shd w:val="clear" w:color="auto" w:fill="auto"/>
         <w:vertAlign w:val="baseline"/>
       </w:rPr>
@@ -13048,7 +13337,7 @@
         <w:ind w:left="4320"/>
       </w:pPr>
       <w:rPr>
-        <w:rFonts w:ascii="Calibri" w:hAnsi="Calibri" w:eastAsia="Calibri" w:cs="Calibri"/>
+        <w:rFonts w:ascii="Calibri" w:eastAsia="Calibri" w:hAnsi="Calibri" w:cs="Calibri"/>
         <w:b w:val="0"/>
         <w:i w:val="0"/>
         <w:strike w:val="0"/>
@@ -13057,7 +13346,7 @@
         <w:sz w:val="24"/>
         <w:szCs w:val="24"/>
         <w:u w:val="none" w:color="000000"/>
-        <w:bdr w:val="none" w:color="auto" w:sz="0" w:space="0"/>
+        <w:bdr w:val="none" w:sz="0" w:space="0" w:color="auto"/>
         <w:shd w:val="clear" w:color="auto" w:fill="auto"/>
         <w:vertAlign w:val="baseline"/>
       </w:rPr>
@@ -13071,7 +13360,7 @@
         <w:ind w:left="5040"/>
       </w:pPr>
       <w:rPr>
-        <w:rFonts w:ascii="Calibri" w:hAnsi="Calibri" w:eastAsia="Calibri" w:cs="Calibri"/>
+        <w:rFonts w:ascii="Calibri" w:eastAsia="Calibri" w:hAnsi="Calibri" w:cs="Calibri"/>
         <w:b w:val="0"/>
         <w:i w:val="0"/>
         <w:strike w:val="0"/>
@@ -13080,7 +13369,7 @@
         <w:sz w:val="24"/>
         <w:szCs w:val="24"/>
         <w:u w:val="none" w:color="000000"/>
-        <w:bdr w:val="none" w:color="auto" w:sz="0" w:space="0"/>
+        <w:bdr w:val="none" w:sz="0" w:space="0" w:color="auto"/>
         <w:shd w:val="clear" w:color="auto" w:fill="auto"/>
         <w:vertAlign w:val="baseline"/>
       </w:rPr>
@@ -13094,7 +13383,7 @@
         <w:ind w:left="5760"/>
       </w:pPr>
       <w:rPr>
-        <w:rFonts w:ascii="Calibri" w:hAnsi="Calibri" w:eastAsia="Calibri" w:cs="Calibri"/>
+        <w:rFonts w:ascii="Calibri" w:eastAsia="Calibri" w:hAnsi="Calibri" w:cs="Calibri"/>
         <w:b w:val="0"/>
         <w:i w:val="0"/>
         <w:strike w:val="0"/>
@@ -13103,7 +13392,7 @@
         <w:sz w:val="24"/>
         <w:szCs w:val="24"/>
         <w:u w:val="none" w:color="000000"/>
-        <w:bdr w:val="none" w:color="auto" w:sz="0" w:space="0"/>
+        <w:bdr w:val="none" w:sz="0" w:space="0" w:color="auto"/>
         <w:shd w:val="clear" w:color="auto" w:fill="auto"/>
         <w:vertAlign w:val="baseline"/>
       </w:rPr>
@@ -13117,7 +13406,7 @@
         <w:ind w:left="6480"/>
       </w:pPr>
       <w:rPr>
-        <w:rFonts w:ascii="Calibri" w:hAnsi="Calibri" w:eastAsia="Calibri" w:cs="Calibri"/>
+        <w:rFonts w:ascii="Calibri" w:eastAsia="Calibri" w:hAnsi="Calibri" w:cs="Calibri"/>
         <w:b w:val="0"/>
         <w:i w:val="0"/>
         <w:strike w:val="0"/>
@@ -13126,7 +13415,7 @@
         <w:sz w:val="24"/>
         <w:szCs w:val="24"/>
         <w:u w:val="none" w:color="000000"/>
-        <w:bdr w:val="none" w:color="auto" w:sz="0" w:space="0"/>
+        <w:bdr w:val="none" w:sz="0" w:space="0" w:color="auto"/>
         <w:shd w:val="clear" w:color="auto" w:fill="auto"/>
         <w:vertAlign w:val="baseline"/>
       </w:rPr>
@@ -13145,7 +13434,7 @@
         <w:ind w:left="738"/>
       </w:pPr>
       <w:rPr>
-        <w:rFonts w:ascii="Times New Roman" w:hAnsi="Times New Roman" w:eastAsia="Times New Roman" w:cs="Times New Roman"/>
+        <w:rFonts w:ascii="Times New Roman" w:eastAsia="Times New Roman" w:hAnsi="Times New Roman" w:cs="Times New Roman"/>
         <w:b w:val="0"/>
         <w:i w:val="0"/>
         <w:strike w:val="0"/>
@@ -13154,7 +13443,7 @@
         <w:sz w:val="20"/>
         <w:szCs w:val="20"/>
         <w:u w:val="none" w:color="000000"/>
-        <w:bdr w:val="none" w:color="auto" w:sz="0" w:space="0"/>
+        <w:bdr w:val="none" w:sz="0" w:space="0" w:color="auto"/>
         <w:shd w:val="clear" w:color="auto" w:fill="auto"/>
         <w:vertAlign w:val="baseline"/>
       </w:rPr>
@@ -13168,7 +13457,7 @@
         <w:ind w:left="1440"/>
       </w:pPr>
       <w:rPr>
-        <w:rFonts w:ascii="Times New Roman" w:hAnsi="Times New Roman" w:eastAsia="Times New Roman" w:cs="Times New Roman"/>
+        <w:rFonts w:ascii="Times New Roman" w:eastAsia="Times New Roman" w:hAnsi="Times New Roman" w:cs="Times New Roman"/>
         <w:b w:val="0"/>
         <w:i w:val="0"/>
         <w:strike w:val="0"/>
@@ -13177,7 +13466,7 @@
         <w:sz w:val="20"/>
         <w:szCs w:val="20"/>
         <w:u w:val="none" w:color="000000"/>
-        <w:bdr w:val="none" w:color="auto" w:sz="0" w:space="0"/>
+        <w:bdr w:val="none" w:sz="0" w:space="0" w:color="auto"/>
         <w:shd w:val="clear" w:color="auto" w:fill="auto"/>
         <w:vertAlign w:val="baseline"/>
       </w:rPr>
@@ -13191,7 +13480,7 @@
         <w:ind w:left="2160"/>
       </w:pPr>
       <w:rPr>
-        <w:rFonts w:ascii="Times New Roman" w:hAnsi="Times New Roman" w:eastAsia="Times New Roman" w:cs="Times New Roman"/>
+        <w:rFonts w:ascii="Times New Roman" w:eastAsia="Times New Roman" w:hAnsi="Times New Roman" w:cs="Times New Roman"/>
         <w:b w:val="0"/>
         <w:i w:val="0"/>
         <w:strike w:val="0"/>
@@ -13200,7 +13489,7 @@
         <w:sz w:val="20"/>
         <w:szCs w:val="20"/>
         <w:u w:val="none" w:color="000000"/>
-        <w:bdr w:val="none" w:color="auto" w:sz="0" w:space="0"/>
+        <w:bdr w:val="none" w:sz="0" w:space="0" w:color="auto"/>
         <w:shd w:val="clear" w:color="auto" w:fill="auto"/>
         <w:vertAlign w:val="baseline"/>
       </w:rPr>
@@ -13214,7 +13503,7 @@
         <w:ind w:left="2880"/>
       </w:pPr>
       <w:rPr>
-        <w:rFonts w:ascii="Times New Roman" w:hAnsi="Times New Roman" w:eastAsia="Times New Roman" w:cs="Times New Roman"/>
+        <w:rFonts w:ascii="Times New Roman" w:eastAsia="Times New Roman" w:hAnsi="Times New Roman" w:cs="Times New Roman"/>
         <w:b w:val="0"/>
         <w:i w:val="0"/>
         <w:strike w:val="0"/>
@@ -13223,7 +13512,7 @@
         <w:sz w:val="20"/>
         <w:szCs w:val="20"/>
         <w:u w:val="none" w:color="000000"/>
-        <w:bdr w:val="none" w:color="auto" w:sz="0" w:space="0"/>
+        <w:bdr w:val="none" w:sz="0" w:space="0" w:color="auto"/>
         <w:shd w:val="clear" w:color="auto" w:fill="auto"/>
         <w:vertAlign w:val="baseline"/>
       </w:rPr>
@@ -13237,7 +13526,7 @@
         <w:ind w:left="3600"/>
       </w:pPr>
       <w:rPr>
-        <w:rFonts w:ascii="Times New Roman" w:hAnsi="Times New Roman" w:eastAsia="Times New Roman" w:cs="Times New Roman"/>
+        <w:rFonts w:ascii="Times New Roman" w:eastAsia="Times New Roman" w:hAnsi="Times New Roman" w:cs="Times New Roman"/>
         <w:b w:val="0"/>
         <w:i w:val="0"/>
         <w:strike w:val="0"/>
@@ -13246,7 +13535,7 @@
         <w:sz w:val="20"/>
         <w:szCs w:val="20"/>
         <w:u w:val="none" w:color="000000"/>
-        <w:bdr w:val="none" w:color="auto" w:sz="0" w:space="0"/>
+        <w:bdr w:val="none" w:sz="0" w:space="0" w:color="auto"/>
         <w:shd w:val="clear" w:color="auto" w:fill="auto"/>
         <w:vertAlign w:val="baseline"/>
       </w:rPr>
@@ -13260,7 +13549,7 @@
         <w:ind w:left="4320"/>
       </w:pPr>
       <w:rPr>
-        <w:rFonts w:ascii="Times New Roman" w:hAnsi="Times New Roman" w:eastAsia="Times New Roman" w:cs="Times New Roman"/>
+        <w:rFonts w:ascii="Times New Roman" w:eastAsia="Times New Roman" w:hAnsi="Times New Roman" w:cs="Times New Roman"/>
         <w:b w:val="0"/>
         <w:i w:val="0"/>
         <w:strike w:val="0"/>
@@ -13269,7 +13558,7 @@
         <w:sz w:val="20"/>
         <w:szCs w:val="20"/>
         <w:u w:val="none" w:color="000000"/>
-        <w:bdr w:val="none" w:color="auto" w:sz="0" w:space="0"/>
+        <w:bdr w:val="none" w:sz="0" w:space="0" w:color="auto"/>
         <w:shd w:val="clear" w:color="auto" w:fill="auto"/>
         <w:vertAlign w:val="baseline"/>
       </w:rPr>
@@ -13283,7 +13572,7 @@
         <w:ind w:left="5040"/>
       </w:pPr>
       <w:rPr>
-        <w:rFonts w:ascii="Times New Roman" w:hAnsi="Times New Roman" w:eastAsia="Times New Roman" w:cs="Times New Roman"/>
+        <w:rFonts w:ascii="Times New Roman" w:eastAsia="Times New Roman" w:hAnsi="Times New Roman" w:cs="Times New Roman"/>
         <w:b w:val="0"/>
         <w:i w:val="0"/>
         <w:strike w:val="0"/>
@@ -13292,7 +13581,7 @@
         <w:sz w:val="20"/>
         <w:szCs w:val="20"/>
         <w:u w:val="none" w:color="000000"/>
-        <w:bdr w:val="none" w:color="auto" w:sz="0" w:space="0"/>
+        <w:bdr w:val="none" w:sz="0" w:space="0" w:color="auto"/>
         <w:shd w:val="clear" w:color="auto" w:fill="auto"/>
         <w:vertAlign w:val="baseline"/>
       </w:rPr>
@@ -13306,7 +13595,7 @@
         <w:ind w:left="5760"/>
       </w:pPr>
       <w:rPr>
-        <w:rFonts w:ascii="Times New Roman" w:hAnsi="Times New Roman" w:eastAsia="Times New Roman" w:cs="Times New Roman"/>
+        <w:rFonts w:ascii="Times New Roman" w:eastAsia="Times New Roman" w:hAnsi="Times New Roman" w:cs="Times New Roman"/>
         <w:b w:val="0"/>
         <w:i w:val="0"/>
         <w:strike w:val="0"/>
@@ -13315,7 +13604,7 @@
         <w:sz w:val="20"/>
         <w:szCs w:val="20"/>
         <w:u w:val="none" w:color="000000"/>
-        <w:bdr w:val="none" w:color="auto" w:sz="0" w:space="0"/>
+        <w:bdr w:val="none" w:sz="0" w:space="0" w:color="auto"/>
         <w:shd w:val="clear" w:color="auto" w:fill="auto"/>
         <w:vertAlign w:val="baseline"/>
       </w:rPr>
@@ -13329,7 +13618,7 @@
         <w:ind w:left="6480"/>
       </w:pPr>
       <w:rPr>
-        <w:rFonts w:ascii="Times New Roman" w:hAnsi="Times New Roman" w:eastAsia="Times New Roman" w:cs="Times New Roman"/>
+        <w:rFonts w:ascii="Times New Roman" w:eastAsia="Times New Roman" w:hAnsi="Times New Roman" w:cs="Times New Roman"/>
         <w:b w:val="0"/>
         <w:i w:val="0"/>
         <w:strike w:val="0"/>
@@ -13338,7 +13627,7 @@
         <w:sz w:val="20"/>
         <w:szCs w:val="20"/>
         <w:u w:val="none" w:color="000000"/>
-        <w:bdr w:val="none" w:color="auto" w:sz="0" w:space="0"/>
+        <w:bdr w:val="none" w:sz="0" w:space="0" w:color="auto"/>
         <w:shd w:val="clear" w:color="auto" w:fill="auto"/>
         <w:vertAlign w:val="baseline"/>
       </w:rPr>
@@ -13357,7 +13646,7 @@
         <w:ind w:left="378"/>
       </w:pPr>
       <w:rPr>
-        <w:rFonts w:ascii="Times New Roman" w:hAnsi="Times New Roman" w:eastAsia="Times New Roman" w:cs="Times New Roman"/>
+        <w:rFonts w:ascii="Times New Roman" w:eastAsia="Times New Roman" w:hAnsi="Times New Roman" w:cs="Times New Roman"/>
         <w:b w:val="0"/>
         <w:i w:val="0"/>
         <w:strike w:val="0"/>
@@ -13366,7 +13655,7 @@
         <w:sz w:val="20"/>
         <w:szCs w:val="20"/>
         <w:u w:val="none" w:color="000000"/>
-        <w:bdr w:val="none" w:color="auto" w:sz="0" w:space="0"/>
+        <w:bdr w:val="none" w:sz="0" w:space="0" w:color="auto"/>
         <w:shd w:val="clear" w:color="auto" w:fill="auto"/>
         <w:vertAlign w:val="baseline"/>
       </w:rPr>
@@ -13380,7 +13669,7 @@
         <w:ind w:left="1440"/>
       </w:pPr>
       <w:rPr>
-        <w:rFonts w:ascii="Times New Roman" w:hAnsi="Times New Roman" w:eastAsia="Times New Roman" w:cs="Times New Roman"/>
+        <w:rFonts w:ascii="Times New Roman" w:eastAsia="Times New Roman" w:hAnsi="Times New Roman" w:cs="Times New Roman"/>
         <w:b w:val="0"/>
         <w:i w:val="0"/>
         <w:strike w:val="0"/>
@@ -13389,7 +13678,7 @@
         <w:sz w:val="20"/>
         <w:szCs w:val="20"/>
         <w:u w:val="none" w:color="000000"/>
-        <w:bdr w:val="none" w:color="auto" w:sz="0" w:space="0"/>
+        <w:bdr w:val="none" w:sz="0" w:space="0" w:color="auto"/>
         <w:shd w:val="clear" w:color="auto" w:fill="auto"/>
         <w:vertAlign w:val="baseline"/>
       </w:rPr>
@@ -13403,7 +13692,7 @@
         <w:ind w:left="2160"/>
       </w:pPr>
       <w:rPr>
-        <w:rFonts w:ascii="Times New Roman" w:hAnsi="Times New Roman" w:eastAsia="Times New Roman" w:cs="Times New Roman"/>
+        <w:rFonts w:ascii="Times New Roman" w:eastAsia="Times New Roman" w:hAnsi="Times New Roman" w:cs="Times New Roman"/>
         <w:b w:val="0"/>
         <w:i w:val="0"/>
         <w:strike w:val="0"/>
@@ -13412,7 +13701,7 @@
         <w:sz w:val="20"/>
         <w:szCs w:val="20"/>
         <w:u w:val="none" w:color="000000"/>
-        <w:bdr w:val="none" w:color="auto" w:sz="0" w:space="0"/>
+        <w:bdr w:val="none" w:sz="0" w:space="0" w:color="auto"/>
         <w:shd w:val="clear" w:color="auto" w:fill="auto"/>
         <w:vertAlign w:val="baseline"/>
       </w:rPr>
@@ -13426,7 +13715,7 @@
         <w:ind w:left="2880"/>
       </w:pPr>
       <w:rPr>
-        <w:rFonts w:ascii="Times New Roman" w:hAnsi="Times New Roman" w:eastAsia="Times New Roman" w:cs="Times New Roman"/>
+        <w:rFonts w:ascii="Times New Roman" w:eastAsia="Times New Roman" w:hAnsi="Times New Roman" w:cs="Times New Roman"/>
         <w:b w:val="0"/>
         <w:i w:val="0"/>
         <w:strike w:val="0"/>
@@ -13435,7 +13724,7 @@
         <w:sz w:val="20"/>
         <w:szCs w:val="20"/>
         <w:u w:val="none" w:color="000000"/>
-        <w:bdr w:val="none" w:color="auto" w:sz="0" w:space="0"/>
+        <w:bdr w:val="none" w:sz="0" w:space="0" w:color="auto"/>
         <w:shd w:val="clear" w:color="auto" w:fill="auto"/>
         <w:vertAlign w:val="baseline"/>
       </w:rPr>
@@ -13449,7 +13738,7 @@
         <w:ind w:left="3600"/>
       </w:pPr>
       <w:rPr>
-        <w:rFonts w:ascii="Times New Roman" w:hAnsi="Times New Roman" w:eastAsia="Times New Roman" w:cs="Times New Roman"/>
+        <w:rFonts w:ascii="Times New Roman" w:eastAsia="Times New Roman" w:hAnsi="Times New Roman" w:cs="Times New Roman"/>
         <w:b w:val="0"/>
         <w:i w:val="0"/>
         <w:strike w:val="0"/>
@@ -13458,7 +13747,7 @@
         <w:sz w:val="20"/>
         <w:szCs w:val="20"/>
         <w:u w:val="none" w:color="000000"/>
-        <w:bdr w:val="none" w:color="auto" w:sz="0" w:space="0"/>
+        <w:bdr w:val="none" w:sz="0" w:space="0" w:color="auto"/>
         <w:shd w:val="clear" w:color="auto" w:fill="auto"/>
         <w:vertAlign w:val="baseline"/>
       </w:rPr>
@@ -13472,7 +13761,7 @@
         <w:ind w:left="4320"/>
       </w:pPr>
       <w:rPr>
-        <w:rFonts w:ascii="Times New Roman" w:hAnsi="Times New Roman" w:eastAsia="Times New Roman" w:cs="Times New Roman"/>
+        <w:rFonts w:ascii="Times New Roman" w:eastAsia="Times New Roman" w:hAnsi="Times New Roman" w:cs="Times New Roman"/>
         <w:b w:val="0"/>
         <w:i w:val="0"/>
         <w:strike w:val="0"/>
@@ -13481,7 +13770,7 @@
         <w:sz w:val="20"/>
         <w:szCs w:val="20"/>
         <w:u w:val="none" w:color="000000"/>
-        <w:bdr w:val="none" w:color="auto" w:sz="0" w:space="0"/>
+        <w:bdr w:val="none" w:sz="0" w:space="0" w:color="auto"/>
         <w:shd w:val="clear" w:color="auto" w:fill="auto"/>
         <w:vertAlign w:val="baseline"/>
       </w:rPr>
@@ -13495,7 +13784,7 @@
         <w:ind w:left="5040"/>
       </w:pPr>
       <w:rPr>
-        <w:rFonts w:ascii="Times New Roman" w:hAnsi="Times New Roman" w:eastAsia="Times New Roman" w:cs="Times New Roman"/>
+        <w:rFonts w:ascii="Times New Roman" w:eastAsia="Times New Roman" w:hAnsi="Times New Roman" w:cs="Times New Roman"/>
         <w:b w:val="0"/>
         <w:i w:val="0"/>
         <w:strike w:val="0"/>
@@ -13504,7 +13793,7 @@
         <w:sz w:val="20"/>
         <w:szCs w:val="20"/>
         <w:u w:val="none" w:color="000000"/>
-        <w:bdr w:val="none" w:color="auto" w:sz="0" w:space="0"/>
+        <w:bdr w:val="none" w:sz="0" w:space="0" w:color="auto"/>
         <w:shd w:val="clear" w:color="auto" w:fill="auto"/>
         <w:vertAlign w:val="baseline"/>
       </w:rPr>
@@ -13518,7 +13807,7 @@
         <w:ind w:left="5760"/>
       </w:pPr>
       <w:rPr>
-        <w:rFonts w:ascii="Times New Roman" w:hAnsi="Times New Roman" w:eastAsia="Times New Roman" w:cs="Times New Roman"/>
+        <w:rFonts w:ascii="Times New Roman" w:eastAsia="Times New Roman" w:hAnsi="Times New Roman" w:cs="Times New Roman"/>
         <w:b w:val="0"/>
         <w:i w:val="0"/>
         <w:strike w:val="0"/>
@@ -13527,7 +13816,7 @@
         <w:sz w:val="20"/>
         <w:szCs w:val="20"/>
         <w:u w:val="none" w:color="000000"/>
-        <w:bdr w:val="none" w:color="auto" w:sz="0" w:space="0"/>
+        <w:bdr w:val="none" w:sz="0" w:space="0" w:color="auto"/>
         <w:shd w:val="clear" w:color="auto" w:fill="auto"/>
         <w:vertAlign w:val="baseline"/>
       </w:rPr>
@@ -13541,7 +13830,7 @@
         <w:ind w:left="6480"/>
       </w:pPr>
       <w:rPr>
-        <w:rFonts w:ascii="Times New Roman" w:hAnsi="Times New Roman" w:eastAsia="Times New Roman" w:cs="Times New Roman"/>
+        <w:rFonts w:ascii="Times New Roman" w:eastAsia="Times New Roman" w:hAnsi="Times New Roman" w:cs="Times New Roman"/>
         <w:b w:val="0"/>
         <w:i w:val="0"/>
         <w:strike w:val="0"/>
@@ -13550,7 +13839,7 @@
         <w:sz w:val="20"/>
         <w:szCs w:val="20"/>
         <w:u w:val="none" w:color="000000"/>
-        <w:bdr w:val="none" w:color="auto" w:sz="0" w:space="0"/>
+        <w:bdr w:val="none" w:sz="0" w:space="0" w:color="auto"/>
         <w:shd w:val="clear" w:color="auto" w:fill="auto"/>
         <w:vertAlign w:val="baseline"/>
       </w:rPr>
@@ -13569,7 +13858,7 @@
         <w:ind w:left="550"/>
       </w:pPr>
       <w:rPr>
-        <w:rFonts w:ascii="Times New Roman" w:hAnsi="Times New Roman" w:eastAsia="Times New Roman" w:cs="Times New Roman"/>
+        <w:rFonts w:ascii="Times New Roman" w:eastAsia="Times New Roman" w:hAnsi="Times New Roman" w:cs="Times New Roman"/>
         <w:b w:val="0"/>
         <w:i w:val="0"/>
         <w:strike w:val="0"/>
@@ -13578,7 +13867,7 @@
         <w:sz w:val="20"/>
         <w:szCs w:val="20"/>
         <w:u w:val="none" w:color="000000"/>
-        <w:bdr w:val="none" w:color="auto" w:sz="0" w:space="0"/>
+        <w:bdr w:val="none" w:sz="0" w:space="0" w:color="auto"/>
         <w:shd w:val="clear" w:color="auto" w:fill="auto"/>
         <w:vertAlign w:val="baseline"/>
       </w:rPr>
@@ -13592,7 +13881,7 @@
         <w:ind w:left="1458"/>
       </w:pPr>
       <w:rPr>
-        <w:rFonts w:ascii="Times New Roman" w:hAnsi="Times New Roman" w:eastAsia="Times New Roman" w:cs="Times New Roman"/>
+        <w:rFonts w:ascii="Times New Roman" w:eastAsia="Times New Roman" w:hAnsi="Times New Roman" w:cs="Times New Roman"/>
         <w:b w:val="0"/>
         <w:i w:val="0"/>
         <w:strike w:val="0"/>
@@ -13601,7 +13890,7 @@
         <w:sz w:val="20"/>
         <w:szCs w:val="20"/>
         <w:u w:val="none" w:color="000000"/>
-        <w:bdr w:val="none" w:color="auto" w:sz="0" w:space="0"/>
+        <w:bdr w:val="none" w:sz="0" w:space="0" w:color="auto"/>
         <w:shd w:val="clear" w:color="auto" w:fill="auto"/>
         <w:vertAlign w:val="baseline"/>
       </w:rPr>
@@ -13615,7 +13904,7 @@
         <w:ind w:left="2178"/>
       </w:pPr>
       <w:rPr>
-        <w:rFonts w:ascii="Times New Roman" w:hAnsi="Times New Roman" w:eastAsia="Times New Roman" w:cs="Times New Roman"/>
+        <w:rFonts w:ascii="Times New Roman" w:eastAsia="Times New Roman" w:hAnsi="Times New Roman" w:cs="Times New Roman"/>
         <w:b w:val="0"/>
         <w:i w:val="0"/>
         <w:strike w:val="0"/>
@@ -13624,7 +13913,7 @@
         <w:sz w:val="20"/>
         <w:szCs w:val="20"/>
         <w:u w:val="none" w:color="000000"/>
-        <w:bdr w:val="none" w:color="auto" w:sz="0" w:space="0"/>
+        <w:bdr w:val="none" w:sz="0" w:space="0" w:color="auto"/>
         <w:shd w:val="clear" w:color="auto" w:fill="auto"/>
         <w:vertAlign w:val="baseline"/>
       </w:rPr>
@@ -13638,7 +13927,7 @@
         <w:ind w:left="2898"/>
       </w:pPr>
       <w:rPr>
-        <w:rFonts w:ascii="Times New Roman" w:hAnsi="Times New Roman" w:eastAsia="Times New Roman" w:cs="Times New Roman"/>
+        <w:rFonts w:ascii="Times New Roman" w:eastAsia="Times New Roman" w:hAnsi="Times New Roman" w:cs="Times New Roman"/>
         <w:b w:val="0"/>
         <w:i w:val="0"/>
         <w:strike w:val="0"/>
@@ -13647,7 +13936,7 @@
         <w:sz w:val="20"/>
         <w:szCs w:val="20"/>
         <w:u w:val="none" w:color="000000"/>
-        <w:bdr w:val="none" w:color="auto" w:sz="0" w:space="0"/>
+        <w:bdr w:val="none" w:sz="0" w:space="0" w:color="auto"/>
         <w:shd w:val="clear" w:color="auto" w:fill="auto"/>
         <w:vertAlign w:val="baseline"/>
       </w:rPr>
@@ -13661,7 +13950,7 @@
         <w:ind w:left="3618"/>
       </w:pPr>
       <w:rPr>
-        <w:rFonts w:ascii="Times New Roman" w:hAnsi="Times New Roman" w:eastAsia="Times New Roman" w:cs="Times New Roman"/>
+        <w:rFonts w:ascii="Times New Roman" w:eastAsia="Times New Roman" w:hAnsi="Times New Roman" w:cs="Times New Roman"/>
         <w:b w:val="0"/>
         <w:i w:val="0"/>
         <w:strike w:val="0"/>
@@ -13670,7 +13959,7 @@
         <w:sz w:val="20"/>
         <w:szCs w:val="20"/>
         <w:u w:val="none" w:color="000000"/>
-        <w:bdr w:val="none" w:color="auto" w:sz="0" w:space="0"/>
+        <w:bdr w:val="none" w:sz="0" w:space="0" w:color="auto"/>
         <w:shd w:val="clear" w:color="auto" w:fill="auto"/>
         <w:vertAlign w:val="baseline"/>
       </w:rPr>
@@ -13684,7 +13973,7 @@
         <w:ind w:left="4338"/>
       </w:pPr>
       <w:rPr>
-        <w:rFonts w:ascii="Times New Roman" w:hAnsi="Times New Roman" w:eastAsia="Times New Roman" w:cs="Times New Roman"/>
+        <w:rFonts w:ascii="Times New Roman" w:eastAsia="Times New Roman" w:hAnsi="Times New Roman" w:cs="Times New Roman"/>
         <w:b w:val="0"/>
         <w:i w:val="0"/>
         <w:strike w:val="0"/>
@@ -13693,7 +13982,7 @@
         <w:sz w:val="20"/>
         <w:szCs w:val="20"/>
         <w:u w:val="none" w:color="000000"/>
-        <w:bdr w:val="none" w:color="auto" w:sz="0" w:space="0"/>
+        <w:bdr w:val="none" w:sz="0" w:space="0" w:color="auto"/>
         <w:shd w:val="clear" w:color="auto" w:fill="auto"/>
         <w:vertAlign w:val="baseline"/>
       </w:rPr>
@@ -13707,7 +13996,7 @@
         <w:ind w:left="5058"/>
       </w:pPr>
       <w:rPr>
-        <w:rFonts w:ascii="Times New Roman" w:hAnsi="Times New Roman" w:eastAsia="Times New Roman" w:cs="Times New Roman"/>
+        <w:rFonts w:ascii="Times New Roman" w:eastAsia="Times New Roman" w:hAnsi="Times New Roman" w:cs="Times New Roman"/>
         <w:b w:val="0"/>
         <w:i w:val="0"/>
         <w:strike w:val="0"/>
@@ -13716,7 +14005,7 @@
         <w:sz w:val="20"/>
         <w:szCs w:val="20"/>
         <w:u w:val="none" w:color="000000"/>
-        <w:bdr w:val="none" w:color="auto" w:sz="0" w:space="0"/>
+        <w:bdr w:val="none" w:sz="0" w:space="0" w:color="auto"/>
         <w:shd w:val="clear" w:color="auto" w:fill="auto"/>
         <w:vertAlign w:val="baseline"/>
       </w:rPr>
@@ -13730,7 +14019,7 @@
         <w:ind w:left="5778"/>
       </w:pPr>
       <w:rPr>
-        <w:rFonts w:ascii="Times New Roman" w:hAnsi="Times New Roman" w:eastAsia="Times New Roman" w:cs="Times New Roman"/>
+        <w:rFonts w:ascii="Times New Roman" w:eastAsia="Times New Roman" w:hAnsi="Times New Roman" w:cs="Times New Roman"/>
         <w:b w:val="0"/>
         <w:i w:val="0"/>
         <w:strike w:val="0"/>
@@ -13739,7 +14028,7 @@
         <w:sz w:val="20"/>
         <w:szCs w:val="20"/>
         <w:u w:val="none" w:color="000000"/>
-        <w:bdr w:val="none" w:color="auto" w:sz="0" w:space="0"/>
+        <w:bdr w:val="none" w:sz="0" w:space="0" w:color="auto"/>
         <w:shd w:val="clear" w:color="auto" w:fill="auto"/>
         <w:vertAlign w:val="baseline"/>
       </w:rPr>
@@ -13753,7 +14042,7 @@
         <w:ind w:left="6498"/>
       </w:pPr>
       <w:rPr>
-        <w:rFonts w:ascii="Times New Roman" w:hAnsi="Times New Roman" w:eastAsia="Times New Roman" w:cs="Times New Roman"/>
+        <w:rFonts w:ascii="Times New Roman" w:eastAsia="Times New Roman" w:hAnsi="Times New Roman" w:cs="Times New Roman"/>
         <w:b w:val="0"/>
         <w:i w:val="0"/>
         <w:strike w:val="0"/>
@@ -13762,7 +14051,7 @@
         <w:sz w:val="20"/>
         <w:szCs w:val="20"/>
         <w:u w:val="none" w:color="000000"/>
-        <w:bdr w:val="none" w:color="auto" w:sz="0" w:space="0"/>
+        <w:bdr w:val="none" w:sz="0" w:space="0" w:color="auto"/>
         <w:shd w:val="clear" w:color="auto" w:fill="auto"/>
         <w:vertAlign w:val="baseline"/>
       </w:rPr>
@@ -13781,7 +14070,7 @@
         <w:ind w:left="738"/>
       </w:pPr>
       <w:rPr>
-        <w:rFonts w:ascii="Calibri" w:hAnsi="Calibri" w:eastAsia="Calibri" w:cs="Calibri"/>
+        <w:rFonts w:ascii="Calibri" w:eastAsia="Calibri" w:hAnsi="Calibri" w:cs="Calibri"/>
         <w:b w:val="0"/>
         <w:i w:val="0"/>
         <w:strike w:val="0"/>
@@ -13790,7 +14079,7 @@
         <w:sz w:val="24"/>
         <w:szCs w:val="24"/>
         <w:u w:val="none" w:color="000000"/>
-        <w:bdr w:val="none" w:color="auto" w:sz="0" w:space="0"/>
+        <w:bdr w:val="none" w:sz="0" w:space="0" w:color="auto"/>
         <w:shd w:val="clear" w:color="auto" w:fill="auto"/>
         <w:vertAlign w:val="baseline"/>
       </w:rPr>
@@ -13804,7 +14093,7 @@
         <w:ind w:left="1440"/>
       </w:pPr>
       <w:rPr>
-        <w:rFonts w:ascii="Calibri" w:hAnsi="Calibri" w:eastAsia="Calibri" w:cs="Calibri"/>
+        <w:rFonts w:ascii="Calibri" w:eastAsia="Calibri" w:hAnsi="Calibri" w:cs="Calibri"/>
         <w:b w:val="0"/>
         <w:i w:val="0"/>
         <w:strike w:val="0"/>
@@ -13813,7 +14102,7 @@
         <w:sz w:val="24"/>
         <w:szCs w:val="24"/>
         <w:u w:val="none" w:color="000000"/>
-        <w:bdr w:val="none" w:color="auto" w:sz="0" w:space="0"/>
+        <w:bdr w:val="none" w:sz="0" w:space="0" w:color="auto"/>
         <w:shd w:val="clear" w:color="auto" w:fill="auto"/>
         <w:vertAlign w:val="baseline"/>
       </w:rPr>
@@ -13827,7 +14116,7 @@
         <w:ind w:left="2160"/>
       </w:pPr>
       <w:rPr>
-        <w:rFonts w:ascii="Calibri" w:hAnsi="Calibri" w:eastAsia="Calibri" w:cs="Calibri"/>
+        <w:rFonts w:ascii="Calibri" w:eastAsia="Calibri" w:hAnsi="Calibri" w:cs="Calibri"/>
         <w:b w:val="0"/>
         <w:i w:val="0"/>
         <w:strike w:val="0"/>
@@ -13836,7 +14125,7 @@
         <w:sz w:val="24"/>
         <w:szCs w:val="24"/>
         <w:u w:val="none" w:color="000000"/>
-        <w:bdr w:val="none" w:color="auto" w:sz="0" w:space="0"/>
+        <w:bdr w:val="none" w:sz="0" w:space="0" w:color="auto"/>
         <w:shd w:val="clear" w:color="auto" w:fill="auto"/>
         <w:vertAlign w:val="baseline"/>
       </w:rPr>
@@ -13850,7 +14139,7 @@
         <w:ind w:left="2880"/>
       </w:pPr>
       <w:rPr>
-        <w:rFonts w:ascii="Calibri" w:hAnsi="Calibri" w:eastAsia="Calibri" w:cs="Calibri"/>
+        <w:rFonts w:ascii="Calibri" w:eastAsia="Calibri" w:hAnsi="Calibri" w:cs="Calibri"/>
         <w:b w:val="0"/>
         <w:i w:val="0"/>
         <w:strike w:val="0"/>
@@ -13859,7 +14148,7 @@
         <w:sz w:val="24"/>
         <w:szCs w:val="24"/>
         <w:u w:val="none" w:color="000000"/>
-        <w:bdr w:val="none" w:color="auto" w:sz="0" w:space="0"/>
+        <w:bdr w:val="none" w:sz="0" w:space="0" w:color="auto"/>
         <w:shd w:val="clear" w:color="auto" w:fill="auto"/>
         <w:vertAlign w:val="baseline"/>
       </w:rPr>
@@ -13873,7 +14162,7 @@
         <w:ind w:left="3600"/>
       </w:pPr>
       <w:rPr>
-        <w:rFonts w:ascii="Calibri" w:hAnsi="Calibri" w:eastAsia="Calibri" w:cs="Calibri"/>
+        <w:rFonts w:ascii="Calibri" w:eastAsia="Calibri" w:hAnsi="Calibri" w:cs="Calibri"/>
         <w:b w:val="0"/>
         <w:i w:val="0"/>
         <w:strike w:val="0"/>
@@ -13882,7 +14171,7 @@
         <w:sz w:val="24"/>
         <w:szCs w:val="24"/>
         <w:u w:val="none" w:color="000000"/>
-        <w:bdr w:val="none" w:color="auto" w:sz="0" w:space="0"/>
+        <w:bdr w:val="none" w:sz="0" w:space="0" w:color="auto"/>
         <w:shd w:val="clear" w:color="auto" w:fill="auto"/>
         <w:vertAlign w:val="baseline"/>
       </w:rPr>
@@ -13896,7 +14185,7 @@
         <w:ind w:left="4320"/>
       </w:pPr>
       <w:rPr>
-        <w:rFonts w:ascii="Calibri" w:hAnsi="Calibri" w:eastAsia="Calibri" w:cs="Calibri"/>
+        <w:rFonts w:ascii="Calibri" w:eastAsia="Calibri" w:hAnsi="Calibri" w:cs="Calibri"/>
         <w:b w:val="0"/>
         <w:i w:val="0"/>
         <w:strike w:val="0"/>
@@ -13905,7 +14194,7 @@
         <w:sz w:val="24"/>
         <w:szCs w:val="24"/>
         <w:u w:val="none" w:color="000000"/>
-        <w:bdr w:val="none" w:color="auto" w:sz="0" w:space="0"/>
+        <w:bdr w:val="none" w:sz="0" w:space="0" w:color="auto"/>
         <w:shd w:val="clear" w:color="auto" w:fill="auto"/>
         <w:vertAlign w:val="baseline"/>
       </w:rPr>
@@ -13919,7 +14208,7 @@
         <w:ind w:left="5040"/>
       </w:pPr>
       <w:rPr>
-        <w:rFonts w:ascii="Calibri" w:hAnsi="Calibri" w:eastAsia="Calibri" w:cs="Calibri"/>
+        <w:rFonts w:ascii="Calibri" w:eastAsia="Calibri" w:hAnsi="Calibri" w:cs="Calibri"/>
         <w:b w:val="0"/>
         <w:i w:val="0"/>
         <w:strike w:val="0"/>
@@ -13928,7 +14217,7 @@
         <w:sz w:val="24"/>
         <w:szCs w:val="24"/>
         <w:u w:val="none" w:color="000000"/>
-        <w:bdr w:val="none" w:color="auto" w:sz="0" w:space="0"/>
+        <w:bdr w:val="none" w:sz="0" w:space="0" w:color="auto"/>
         <w:shd w:val="clear" w:color="auto" w:fill="auto"/>
         <w:vertAlign w:val="baseline"/>
       </w:rPr>
@@ -13942,7 +14231,7 @@
         <w:ind w:left="5760"/>
       </w:pPr>
       <w:rPr>
-        <w:rFonts w:ascii="Calibri" w:hAnsi="Calibri" w:eastAsia="Calibri" w:cs="Calibri"/>
+        <w:rFonts w:ascii="Calibri" w:eastAsia="Calibri" w:hAnsi="Calibri" w:cs="Calibri"/>
         <w:b w:val="0"/>
         <w:i w:val="0"/>
         <w:strike w:val="0"/>
@@ -13951,7 +14240,7 @@
         <w:sz w:val="24"/>
         <w:szCs w:val="24"/>
         <w:u w:val="none" w:color="000000"/>
-        <w:bdr w:val="none" w:color="auto" w:sz="0" w:space="0"/>
+        <w:bdr w:val="none" w:sz="0" w:space="0" w:color="auto"/>
         <w:shd w:val="clear" w:color="auto" w:fill="auto"/>
         <w:vertAlign w:val="baseline"/>
       </w:rPr>
@@ -13965,7 +14254,7 @@
         <w:ind w:left="6480"/>
       </w:pPr>
       <w:rPr>
-        <w:rFonts w:ascii="Calibri" w:hAnsi="Calibri" w:eastAsia="Calibri" w:cs="Calibri"/>
+        <w:rFonts w:ascii="Calibri" w:eastAsia="Calibri" w:hAnsi="Calibri" w:cs="Calibri"/>
         <w:b w:val="0"/>
         <w:i w:val="0"/>
         <w:strike w:val="0"/>
@@ -13974,7 +14263,7 @@
         <w:sz w:val="24"/>
         <w:szCs w:val="24"/>
         <w:u w:val="none" w:color="000000"/>
-        <w:bdr w:val="none" w:color="auto" w:sz="0" w:space="0"/>
+        <w:bdr w:val="none" w:sz="0" w:space="0" w:color="auto"/>
         <w:shd w:val="clear" w:color="auto" w:fill="auto"/>
         <w:vertAlign w:val="baseline"/>
       </w:rPr>
@@ -13993,7 +14282,7 @@
         <w:ind w:left="738"/>
       </w:pPr>
       <w:rPr>
-        <w:rFonts w:ascii="Times New Roman" w:hAnsi="Times New Roman" w:eastAsia="Times New Roman" w:cs="Times New Roman"/>
+        <w:rFonts w:ascii="Times New Roman" w:eastAsia="Times New Roman" w:hAnsi="Times New Roman" w:cs="Times New Roman"/>
         <w:b w:val="0"/>
         <w:i w:val="0"/>
         <w:strike w:val="0"/>
@@ -14002,7 +14291,7 @@
         <w:sz w:val="20"/>
         <w:szCs w:val="20"/>
         <w:u w:val="none" w:color="000000"/>
-        <w:bdr w:val="none" w:color="auto" w:sz="0" w:space="0"/>
+        <w:bdr w:val="none" w:sz="0" w:space="0" w:color="auto"/>
         <w:shd w:val="clear" w:color="auto" w:fill="auto"/>
         <w:vertAlign w:val="baseline"/>
       </w:rPr>
@@ -14016,7 +14305,7 @@
         <w:ind w:left="1458"/>
       </w:pPr>
       <w:rPr>
-        <w:rFonts w:ascii="Times New Roman" w:hAnsi="Times New Roman" w:eastAsia="Times New Roman" w:cs="Times New Roman"/>
+        <w:rFonts w:ascii="Times New Roman" w:eastAsia="Times New Roman" w:hAnsi="Times New Roman" w:cs="Times New Roman"/>
         <w:b w:val="0"/>
         <w:i w:val="0"/>
         <w:strike w:val="0"/>
@@ -14025,7 +14314,7 @@
         <w:sz w:val="20"/>
         <w:szCs w:val="20"/>
         <w:u w:val="none" w:color="000000"/>
-        <w:bdr w:val="none" w:color="auto" w:sz="0" w:space="0"/>
+        <w:bdr w:val="none" w:sz="0" w:space="0" w:color="auto"/>
         <w:shd w:val="clear" w:color="auto" w:fill="auto"/>
         <w:vertAlign w:val="baseline"/>
       </w:rPr>
@@ -14039,7 +14328,7 @@
         <w:ind w:left="2178"/>
       </w:pPr>
       <w:rPr>
-        <w:rFonts w:ascii="Times New Roman" w:hAnsi="Times New Roman" w:eastAsia="Times New Roman" w:cs="Times New Roman"/>
+        <w:rFonts w:ascii="Times New Roman" w:eastAsia="Times New Roman" w:hAnsi="Times New Roman" w:cs="Times New Roman"/>
         <w:b w:val="0"/>
         <w:i w:val="0"/>
         <w:strike w:val="0"/>
@@ -14048,7 +14337,7 @@
         <w:sz w:val="20"/>
         <w:szCs w:val="20"/>
         <w:u w:val="none" w:color="000000"/>
-        <w:bdr w:val="none" w:color="auto" w:sz="0" w:space="0"/>
+        <w:bdr w:val="none" w:sz="0" w:space="0" w:color="auto"/>
         <w:shd w:val="clear" w:color="auto" w:fill="auto"/>
         <w:vertAlign w:val="baseline"/>
       </w:rPr>
@@ -14062,7 +14351,7 @@
         <w:ind w:left="2898"/>
       </w:pPr>
       <w:rPr>
-        <w:rFonts w:ascii="Times New Roman" w:hAnsi="Times New Roman" w:eastAsia="Times New Roman" w:cs="Times New Roman"/>
+        <w:rFonts w:ascii="Times New Roman" w:eastAsia="Times New Roman" w:hAnsi="Times New Roman" w:cs="Times New Roman"/>
         <w:b w:val="0"/>
         <w:i w:val="0"/>
         <w:strike w:val="0"/>
@@ -14071,7 +14360,7 @@
         <w:sz w:val="20"/>
         <w:szCs w:val="20"/>
         <w:u w:val="none" w:color="000000"/>
-        <w:bdr w:val="none" w:color="auto" w:sz="0" w:space="0"/>
+        <w:bdr w:val="none" w:sz="0" w:space="0" w:color="auto"/>
         <w:shd w:val="clear" w:color="auto" w:fill="auto"/>
         <w:vertAlign w:val="baseline"/>
       </w:rPr>
@@ -14085,7 +14374,7 @@
         <w:ind w:left="3618"/>
       </w:pPr>
       <w:rPr>
-        <w:rFonts w:ascii="Times New Roman" w:hAnsi="Times New Roman" w:eastAsia="Times New Roman" w:cs="Times New Roman"/>
+        <w:rFonts w:ascii="Times New Roman" w:eastAsia="Times New Roman" w:hAnsi="Times New Roman" w:cs="Times New Roman"/>
         <w:b w:val="0"/>
         <w:i w:val="0"/>
         <w:strike w:val="0"/>
@@ -14094,7 +14383,7 @@
         <w:sz w:val="20"/>
         <w:szCs w:val="20"/>
         <w:u w:val="none" w:color="000000"/>
-        <w:bdr w:val="none" w:color="auto" w:sz="0" w:space="0"/>
+        <w:bdr w:val="none" w:sz="0" w:space="0" w:color="auto"/>
         <w:shd w:val="clear" w:color="auto" w:fill="auto"/>
         <w:vertAlign w:val="baseline"/>
       </w:rPr>
@@ -14108,7 +14397,7 @@
         <w:ind w:left="4338"/>
       </w:pPr>
       <w:rPr>
-        <w:rFonts w:ascii="Times New Roman" w:hAnsi="Times New Roman" w:eastAsia="Times New Roman" w:cs="Times New Roman"/>
+        <w:rFonts w:ascii="Times New Roman" w:eastAsia="Times New Roman" w:hAnsi="Times New Roman" w:cs="Times New Roman"/>
         <w:b w:val="0"/>
         <w:i w:val="0"/>
         <w:strike w:val="0"/>
@@ -14117,7 +14406,7 @@
         <w:sz w:val="20"/>
         <w:szCs w:val="20"/>
         <w:u w:val="none" w:color="000000"/>
-        <w:bdr w:val="none" w:color="auto" w:sz="0" w:space="0"/>
+        <w:bdr w:val="none" w:sz="0" w:space="0" w:color="auto"/>
         <w:shd w:val="clear" w:color="auto" w:fill="auto"/>
         <w:vertAlign w:val="baseline"/>
       </w:rPr>
@@ -14131,7 +14420,7 @@
         <w:ind w:left="5058"/>
       </w:pPr>
       <w:rPr>
-        <w:rFonts w:ascii="Times New Roman" w:hAnsi="Times New Roman" w:eastAsia="Times New Roman" w:cs="Times New Roman"/>
+        <w:rFonts w:ascii="Times New Roman" w:eastAsia="Times New Roman" w:hAnsi="Times New Roman" w:cs="Times New Roman"/>
         <w:b w:val="0"/>
         <w:i w:val="0"/>
         <w:strike w:val="0"/>
@@ -14140,7 +14429,7 @@
         <w:sz w:val="20"/>
         <w:szCs w:val="20"/>
         <w:u w:val="none" w:color="000000"/>
-        <w:bdr w:val="none" w:color="auto" w:sz="0" w:space="0"/>
+        <w:bdr w:val="none" w:sz="0" w:space="0" w:color="auto"/>
         <w:shd w:val="clear" w:color="auto" w:fill="auto"/>
         <w:vertAlign w:val="baseline"/>
       </w:rPr>
@@ -14154,7 +14443,7 @@
         <w:ind w:left="5778"/>
       </w:pPr>
       <w:rPr>
-        <w:rFonts w:ascii="Times New Roman" w:hAnsi="Times New Roman" w:eastAsia="Times New Roman" w:cs="Times New Roman"/>
+        <w:rFonts w:ascii="Times New Roman" w:eastAsia="Times New Roman" w:hAnsi="Times New Roman" w:cs="Times New Roman"/>
         <w:b w:val="0"/>
         <w:i w:val="0"/>
         <w:strike w:val="0"/>
@@ -14163,7 +14452,7 @@
         <w:sz w:val="20"/>
         <w:szCs w:val="20"/>
         <w:u w:val="none" w:color="000000"/>
-        <w:bdr w:val="none" w:color="auto" w:sz="0" w:space="0"/>
+        <w:bdr w:val="none" w:sz="0" w:space="0" w:color="auto"/>
         <w:shd w:val="clear" w:color="auto" w:fill="auto"/>
         <w:vertAlign w:val="baseline"/>
       </w:rPr>
@@ -14177,7 +14466,7 @@
         <w:ind w:left="6498"/>
       </w:pPr>
       <w:rPr>
-        <w:rFonts w:ascii="Times New Roman" w:hAnsi="Times New Roman" w:eastAsia="Times New Roman" w:cs="Times New Roman"/>
+        <w:rFonts w:ascii="Times New Roman" w:eastAsia="Times New Roman" w:hAnsi="Times New Roman" w:cs="Times New Roman"/>
         <w:b w:val="0"/>
         <w:i w:val="0"/>
         <w:strike w:val="0"/>
@@ -14186,7 +14475,7 @@
         <w:sz w:val="20"/>
         <w:szCs w:val="20"/>
         <w:u w:val="none" w:color="000000"/>
-        <w:bdr w:val="none" w:color="auto" w:sz="0" w:space="0"/>
+        <w:bdr w:val="none" w:sz="0" w:space="0" w:color="auto"/>
         <w:shd w:val="clear" w:color="auto" w:fill="auto"/>
         <w:vertAlign w:val="baseline"/>
       </w:rPr>
@@ -14205,7 +14494,7 @@
         <w:ind w:left="723"/>
       </w:pPr>
       <w:rPr>
-        <w:rFonts w:ascii="Arial" w:hAnsi="Arial" w:eastAsia="Arial" w:cs="Arial"/>
+        <w:rFonts w:ascii="Arial" w:eastAsia="Arial" w:hAnsi="Arial" w:cs="Arial"/>
         <w:b w:val="0"/>
         <w:i w:val="0"/>
         <w:strike w:val="0"/>
@@ -14214,7 +14503,7 @@
         <w:sz w:val="20"/>
         <w:szCs w:val="20"/>
         <w:u w:val="none" w:color="000000"/>
-        <w:bdr w:val="none" w:color="auto" w:sz="0" w:space="0"/>
+        <w:bdr w:val="none" w:sz="0" w:space="0" w:color="auto"/>
         <w:shd w:val="clear" w:color="auto" w:fill="auto"/>
         <w:vertAlign w:val="baseline"/>
       </w:rPr>
@@ -14228,7 +14517,7 @@
         <w:ind w:left="1440"/>
       </w:pPr>
       <w:rPr>
-        <w:rFonts w:ascii="Segoe UI Symbol" w:hAnsi="Segoe UI Symbol" w:eastAsia="Segoe UI Symbol" w:cs="Segoe UI Symbol"/>
+        <w:rFonts w:ascii="Segoe UI Symbol" w:eastAsia="Segoe UI Symbol" w:hAnsi="Segoe UI Symbol" w:cs="Segoe UI Symbol"/>
         <w:b w:val="0"/>
         <w:i w:val="0"/>
         <w:strike w:val="0"/>
@@ -14237,7 +14526,7 @@
         <w:sz w:val="20"/>
         <w:szCs w:val="20"/>
         <w:u w:val="none" w:color="000000"/>
-        <w:bdr w:val="none" w:color="auto" w:sz="0" w:space="0"/>
+        <w:bdr w:val="none" w:sz="0" w:space="0" w:color="auto"/>
         <w:shd w:val="clear" w:color="auto" w:fill="auto"/>
         <w:vertAlign w:val="baseline"/>
       </w:rPr>
@@ -14251,7 +14540,7 @@
         <w:ind w:left="2160"/>
       </w:pPr>
       <w:rPr>
-        <w:rFonts w:ascii="Segoe UI Symbol" w:hAnsi="Segoe UI Symbol" w:eastAsia="Segoe UI Symbol" w:cs="Segoe UI Symbol"/>
+        <w:rFonts w:ascii="Segoe UI Symbol" w:eastAsia="Segoe UI Symbol" w:hAnsi="Segoe UI Symbol" w:cs="Segoe UI Symbol"/>
         <w:b w:val="0"/>
         <w:i w:val="0"/>
         <w:strike w:val="0"/>
@@ -14260,7 +14549,7 @@
         <w:sz w:val="20"/>
         <w:szCs w:val="20"/>
         <w:u w:val="none" w:color="000000"/>
-        <w:bdr w:val="none" w:color="auto" w:sz="0" w:space="0"/>
+        <w:bdr w:val="none" w:sz="0" w:space="0" w:color="auto"/>
         <w:shd w:val="clear" w:color="auto" w:fill="auto"/>
         <w:vertAlign w:val="baseline"/>
       </w:rPr>
@@ -14274,7 +14563,7 @@
         <w:ind w:left="2880"/>
       </w:pPr>
       <w:rPr>
-        <w:rFonts w:ascii="Arial" w:hAnsi="Arial" w:eastAsia="Arial" w:cs="Arial"/>
+        <w:rFonts w:ascii="Arial" w:eastAsia="Arial" w:hAnsi="Arial" w:cs="Arial"/>
         <w:b w:val="0"/>
         <w:i w:val="0"/>
         <w:strike w:val="0"/>
@@ -14283,7 +14572,7 @@
         <w:sz w:val="20"/>
         <w:szCs w:val="20"/>
         <w:u w:val="none" w:color="000000"/>
-        <w:bdr w:val="none" w:color="auto" w:sz="0" w:space="0"/>
+        <w:bdr w:val="none" w:sz="0" w:space="0" w:color="auto"/>
         <w:shd w:val="clear" w:color="auto" w:fill="auto"/>
         <w:vertAlign w:val="baseline"/>
       </w:rPr>
@@ -14297,7 +14586,7 @@
         <w:ind w:left="3600"/>
       </w:pPr>
       <w:rPr>
-        <w:rFonts w:ascii="Segoe UI Symbol" w:hAnsi="Segoe UI Symbol" w:eastAsia="Segoe UI Symbol" w:cs="Segoe UI Symbol"/>
+        <w:rFonts w:ascii="Segoe UI Symbol" w:eastAsia="Segoe UI Symbol" w:hAnsi="Segoe UI Symbol" w:cs="Segoe UI Symbol"/>
         <w:b w:val="0"/>
         <w:i w:val="0"/>
         <w:strike w:val="0"/>
@@ -14306,7 +14595,7 @@
         <w:sz w:val="20"/>
         <w:szCs w:val="20"/>
         <w:u w:val="none" w:color="000000"/>
-        <w:bdr w:val="none" w:color="auto" w:sz="0" w:space="0"/>
+        <w:bdr w:val="none" w:sz="0" w:space="0" w:color="auto"/>
         <w:shd w:val="clear" w:color="auto" w:fill="auto"/>
         <w:vertAlign w:val="baseline"/>
       </w:rPr>
@@ -14320,7 +14609,7 @@
         <w:ind w:left="4320"/>
       </w:pPr>
       <w:rPr>
-        <w:rFonts w:ascii="Segoe UI Symbol" w:hAnsi="Segoe UI Symbol" w:eastAsia="Segoe UI Symbol" w:cs="Segoe UI Symbol"/>
+        <w:rFonts w:ascii="Segoe UI Symbol" w:eastAsia="Segoe UI Symbol" w:hAnsi="Segoe UI Symbol" w:cs="Segoe UI Symbol"/>
         <w:b w:val="0"/>
         <w:i w:val="0"/>
         <w:strike w:val="0"/>
@@ -14329,7 +14618,7 @@
         <w:sz w:val="20"/>
         <w:szCs w:val="20"/>
         <w:u w:val="none" w:color="000000"/>
-        <w:bdr w:val="none" w:color="auto" w:sz="0" w:space="0"/>
+        <w:bdr w:val="none" w:sz="0" w:space="0" w:color="auto"/>
         <w:shd w:val="clear" w:color="auto" w:fill="auto"/>
         <w:vertAlign w:val="baseline"/>
       </w:rPr>
@@ -14343,7 +14632,7 @@
         <w:ind w:left="5040"/>
       </w:pPr>
       <w:rPr>
-        <w:rFonts w:ascii="Arial" w:hAnsi="Arial" w:eastAsia="Arial" w:cs="Arial"/>
+        <w:rFonts w:ascii="Arial" w:eastAsia="Arial" w:hAnsi="Arial" w:cs="Arial"/>
         <w:b w:val="0"/>
         <w:i w:val="0"/>
         <w:strike w:val="0"/>
@@ -14352,7 +14641,7 @@
         <w:sz w:val="20"/>
         <w:szCs w:val="20"/>
         <w:u w:val="none" w:color="000000"/>
-        <w:bdr w:val="none" w:color="auto" w:sz="0" w:space="0"/>
+        <w:bdr w:val="none" w:sz="0" w:space="0" w:color="auto"/>
         <w:shd w:val="clear" w:color="auto" w:fill="auto"/>
         <w:vertAlign w:val="baseline"/>
       </w:rPr>
@@ -14366,7 +14655,7 @@
         <w:ind w:left="5760"/>
       </w:pPr>
       <w:rPr>
-        <w:rFonts w:ascii="Segoe UI Symbol" w:hAnsi="Segoe UI Symbol" w:eastAsia="Segoe UI Symbol" w:cs="Segoe UI Symbol"/>
+        <w:rFonts w:ascii="Segoe UI Symbol" w:eastAsia="Segoe UI Symbol" w:hAnsi="Segoe UI Symbol" w:cs="Segoe UI Symbol"/>
         <w:b w:val="0"/>
         <w:i w:val="0"/>
         <w:strike w:val="0"/>
@@ -14375,7 +14664,7 @@
         <w:sz w:val="20"/>
         <w:szCs w:val="20"/>
         <w:u w:val="none" w:color="000000"/>
-        <w:bdr w:val="none" w:color="auto" w:sz="0" w:space="0"/>
+        <w:bdr w:val="none" w:sz="0" w:space="0" w:color="auto"/>
         <w:shd w:val="clear" w:color="auto" w:fill="auto"/>
         <w:vertAlign w:val="baseline"/>
       </w:rPr>
@@ -14389,7 +14678,7 @@
         <w:ind w:left="6480"/>
       </w:pPr>
       <w:rPr>
-        <w:rFonts w:ascii="Segoe UI Symbol" w:hAnsi="Segoe UI Symbol" w:eastAsia="Segoe UI Symbol" w:cs="Segoe UI Symbol"/>
+        <w:rFonts w:ascii="Segoe UI Symbol" w:eastAsia="Segoe UI Symbol" w:hAnsi="Segoe UI Symbol" w:cs="Segoe UI Symbol"/>
         <w:b w:val="0"/>
         <w:i w:val="0"/>
         <w:strike w:val="0"/>
@@ -14398,7 +14687,7 @@
         <w:sz w:val="20"/>
         <w:szCs w:val="20"/>
         <w:u w:val="none" w:color="000000"/>
-        <w:bdr w:val="none" w:color="auto" w:sz="0" w:space="0"/>
+        <w:bdr w:val="none" w:sz="0" w:space="0" w:color="auto"/>
         <w:shd w:val="clear" w:color="auto" w:fill="auto"/>
         <w:vertAlign w:val="baseline"/>
       </w:rPr>
@@ -14417,7 +14706,7 @@
         <w:ind w:left="738"/>
       </w:pPr>
       <w:rPr>
-        <w:rFonts w:ascii="Times New Roman" w:hAnsi="Times New Roman" w:eastAsia="Times New Roman" w:cs="Times New Roman"/>
+        <w:rFonts w:ascii="Times New Roman" w:eastAsia="Times New Roman" w:hAnsi="Times New Roman" w:cs="Times New Roman"/>
         <w:b w:val="0"/>
         <w:i w:val="0"/>
         <w:strike w:val="0"/>
@@ -14426,7 +14715,7 @@
         <w:sz w:val="20"/>
         <w:szCs w:val="20"/>
         <w:u w:val="none" w:color="000000"/>
-        <w:bdr w:val="none" w:color="auto" w:sz="0" w:space="0"/>
+        <w:bdr w:val="none" w:sz="0" w:space="0" w:color="auto"/>
         <w:shd w:val="clear" w:color="auto" w:fill="auto"/>
         <w:vertAlign w:val="baseline"/>
       </w:rPr>
@@ -14440,7 +14729,7 @@
         <w:ind w:left="1440"/>
       </w:pPr>
       <w:rPr>
-        <w:rFonts w:ascii="Times New Roman" w:hAnsi="Times New Roman" w:eastAsia="Times New Roman" w:cs="Times New Roman"/>
+        <w:rFonts w:ascii="Times New Roman" w:eastAsia="Times New Roman" w:hAnsi="Times New Roman" w:cs="Times New Roman"/>
         <w:b w:val="0"/>
         <w:i w:val="0"/>
         <w:strike w:val="0"/>
@@ -14449,7 +14738,7 @@
         <w:sz w:val="20"/>
         <w:szCs w:val="20"/>
         <w:u w:val="none" w:color="000000"/>
-        <w:bdr w:val="none" w:color="auto" w:sz="0" w:space="0"/>
+        <w:bdr w:val="none" w:sz="0" w:space="0" w:color="auto"/>
         <w:shd w:val="clear" w:color="auto" w:fill="auto"/>
         <w:vertAlign w:val="baseline"/>
       </w:rPr>
@@ -14463,7 +14752,7 @@
         <w:ind w:left="2160"/>
       </w:pPr>
       <w:rPr>
-        <w:rFonts w:ascii="Times New Roman" w:hAnsi="Times New Roman" w:eastAsia="Times New Roman" w:cs="Times New Roman"/>
+        <w:rFonts w:ascii="Times New Roman" w:eastAsia="Times New Roman" w:hAnsi="Times New Roman" w:cs="Times New Roman"/>
         <w:b w:val="0"/>
         <w:i w:val="0"/>
         <w:strike w:val="0"/>
@@ -14472,7 +14761,7 @@
         <w:sz w:val="20"/>
         <w:szCs w:val="20"/>
         <w:u w:val="none" w:color="000000"/>
-        <w:bdr w:val="none" w:color="auto" w:sz="0" w:space="0"/>
+        <w:bdr w:val="none" w:sz="0" w:space="0" w:color="auto"/>
         <w:shd w:val="clear" w:color="auto" w:fill="auto"/>
         <w:vertAlign w:val="baseline"/>
       </w:rPr>
@@ -14486,7 +14775,7 @@
         <w:ind w:left="2880"/>
       </w:pPr>
       <w:rPr>
-        <w:rFonts w:ascii="Times New Roman" w:hAnsi="Times New Roman" w:eastAsia="Times New Roman" w:cs="Times New Roman"/>
+        <w:rFonts w:ascii="Times New Roman" w:eastAsia="Times New Roman" w:hAnsi="Times New Roman" w:cs="Times New Roman"/>
         <w:b w:val="0"/>
         <w:i w:val="0"/>
         <w:strike w:val="0"/>
@@ -14495,7 +14784,7 @@
         <w:sz w:val="20"/>
         <w:szCs w:val="20"/>
         <w:u w:val="none" w:color="000000"/>
-        <w:bdr w:val="none" w:color="auto" w:sz="0" w:space="0"/>
+        <w:bdr w:val="none" w:sz="0" w:space="0" w:color="auto"/>
         <w:shd w:val="clear" w:color="auto" w:fill="auto"/>
         <w:vertAlign w:val="baseline"/>
       </w:rPr>
@@ -14509,7 +14798,7 @@
         <w:ind w:left="3600"/>
       </w:pPr>
       <w:rPr>
-        <w:rFonts w:ascii="Times New Roman" w:hAnsi="Times New Roman" w:eastAsia="Times New Roman" w:cs="Times New Roman"/>
+        <w:rFonts w:ascii="Times New Roman" w:eastAsia="Times New Roman" w:hAnsi="Times New Roman" w:cs="Times New Roman"/>
         <w:b w:val="0"/>
         <w:i w:val="0"/>
         <w:strike w:val="0"/>
@@ -14518,7 +14807,7 @@
         <w:sz w:val="20"/>
         <w:szCs w:val="20"/>
         <w:u w:val="none" w:color="000000"/>
-        <w:bdr w:val="none" w:color="auto" w:sz="0" w:space="0"/>
+        <w:bdr w:val="none" w:sz="0" w:space="0" w:color="auto"/>
         <w:shd w:val="clear" w:color="auto" w:fill="auto"/>
         <w:vertAlign w:val="baseline"/>
       </w:rPr>
@@ -14532,7 +14821,7 @@
         <w:ind w:left="4320"/>
       </w:pPr>
       <w:rPr>
-        <w:rFonts w:ascii="Times New Roman" w:hAnsi="Times New Roman" w:eastAsia="Times New Roman" w:cs="Times New Roman"/>
+        <w:rFonts w:ascii="Times New Roman" w:eastAsia="Times New Roman" w:hAnsi="Times New Roman" w:cs="Times New Roman"/>
         <w:b w:val="0"/>
         <w:i w:val="0"/>
         <w:strike w:val="0"/>
@@ -14541,7 +14830,7 @@
         <w:sz w:val="20"/>
         <w:szCs w:val="20"/>
         <w:u w:val="none" w:color="000000"/>
-        <w:bdr w:val="none" w:color="auto" w:sz="0" w:space="0"/>
+        <w:bdr w:val="none" w:sz="0" w:space="0" w:color="auto"/>
         <w:shd w:val="clear" w:color="auto" w:fill="auto"/>
         <w:vertAlign w:val="baseline"/>
       </w:rPr>
@@ -14555,7 +14844,7 @@
         <w:ind w:left="5040"/>
       </w:pPr>
       <w:rPr>
-        <w:rFonts w:ascii="Times New Roman" w:hAnsi="Times New Roman" w:eastAsia="Times New Roman" w:cs="Times New Roman"/>
+        <w:rFonts w:ascii="Times New Roman" w:eastAsia="Times New Roman" w:hAnsi="Times New Roman" w:cs="Times New Roman"/>
         <w:b w:val="0"/>
         <w:i w:val="0"/>
         <w:strike w:val="0"/>
@@ -14564,7 +14853,7 @@
         <w:sz w:val="20"/>
         <w:szCs w:val="20"/>
         <w:u w:val="none" w:color="000000"/>
-        <w:bdr w:val="none" w:color="auto" w:sz="0" w:space="0"/>
+        <w:bdr w:val="none" w:sz="0" w:space="0" w:color="auto"/>
         <w:shd w:val="clear" w:color="auto" w:fill="auto"/>
         <w:vertAlign w:val="baseline"/>
       </w:rPr>
@@ -14578,7 +14867,7 @@
         <w:ind w:left="5760"/>
       </w:pPr>
       <w:rPr>
-        <w:rFonts w:ascii="Times New Roman" w:hAnsi="Times New Roman" w:eastAsia="Times New Roman" w:cs="Times New Roman"/>
+        <w:rFonts w:ascii="Times New Roman" w:eastAsia="Times New Roman" w:hAnsi="Times New Roman" w:cs="Times New Roman"/>
         <w:b w:val="0"/>
         <w:i w:val="0"/>
         <w:strike w:val="0"/>
@@ -14587,7 +14876,7 @@
         <w:sz w:val="20"/>
         <w:szCs w:val="20"/>
         <w:u w:val="none" w:color="000000"/>
-        <w:bdr w:val="none" w:color="auto" w:sz="0" w:space="0"/>
+        <w:bdr w:val="none" w:sz="0" w:space="0" w:color="auto"/>
         <w:shd w:val="clear" w:color="auto" w:fill="auto"/>
         <w:vertAlign w:val="baseline"/>
       </w:rPr>
@@ -14601,7 +14890,7 @@
         <w:ind w:left="6480"/>
       </w:pPr>
       <w:rPr>
-        <w:rFonts w:ascii="Times New Roman" w:hAnsi="Times New Roman" w:eastAsia="Times New Roman" w:cs="Times New Roman"/>
+        <w:rFonts w:ascii="Times New Roman" w:eastAsia="Times New Roman" w:hAnsi="Times New Roman" w:cs="Times New Roman"/>
         <w:b w:val="0"/>
         <w:i w:val="0"/>
         <w:strike w:val="0"/>
@@ -14610,7 +14899,7 @@
         <w:sz w:val="20"/>
         <w:szCs w:val="20"/>
         <w:u w:val="none" w:color="000000"/>
-        <w:bdr w:val="none" w:color="auto" w:sz="0" w:space="0"/>
+        <w:bdr w:val="none" w:sz="0" w:space="0" w:color="auto"/>
         <w:shd w:val="clear" w:color="auto" w:fill="auto"/>
         <w:vertAlign w:val="baseline"/>
       </w:rPr>
@@ -14629,7 +14918,7 @@
         <w:ind w:left="738"/>
       </w:pPr>
       <w:rPr>
-        <w:rFonts w:ascii="Times New Roman" w:hAnsi="Times New Roman" w:eastAsia="Times New Roman" w:cs="Times New Roman"/>
+        <w:rFonts w:ascii="Times New Roman" w:eastAsia="Times New Roman" w:hAnsi="Times New Roman" w:cs="Times New Roman"/>
         <w:b w:val="0"/>
         <w:i w:val="0"/>
         <w:strike w:val="0"/>
@@ -14638,7 +14927,7 @@
         <w:sz w:val="20"/>
         <w:szCs w:val="20"/>
         <w:u w:val="none" w:color="000000"/>
-        <w:bdr w:val="none" w:color="auto" w:sz="0" w:space="0"/>
+        <w:bdr w:val="none" w:sz="0" w:space="0" w:color="auto"/>
         <w:shd w:val="clear" w:color="auto" w:fill="auto"/>
         <w:vertAlign w:val="baseline"/>
       </w:rPr>
@@ -14652,7 +14941,7 @@
         <w:ind w:left="1440"/>
       </w:pPr>
       <w:rPr>
-        <w:rFonts w:ascii="Times New Roman" w:hAnsi="Times New Roman" w:eastAsia="Times New Roman" w:cs="Times New Roman"/>
+        <w:rFonts w:ascii="Times New Roman" w:eastAsia="Times New Roman" w:hAnsi="Times New Roman" w:cs="Times New Roman"/>
         <w:b w:val="0"/>
         <w:i w:val="0"/>
         <w:strike w:val="0"/>
@@ -14661,7 +14950,7 @@
         <w:sz w:val="20"/>
         <w:szCs w:val="20"/>
         <w:u w:val="none" w:color="000000"/>
-        <w:bdr w:val="none" w:color="auto" w:sz="0" w:space="0"/>
+        <w:bdr w:val="none" w:sz="0" w:space="0" w:color="auto"/>
         <w:shd w:val="clear" w:color="auto" w:fill="auto"/>
         <w:vertAlign w:val="baseline"/>
       </w:rPr>
@@ -14675,7 +14964,7 @@
         <w:ind w:left="2160"/>
       </w:pPr>
       <w:rPr>
-        <w:rFonts w:ascii="Times New Roman" w:hAnsi="Times New Roman" w:eastAsia="Times New Roman" w:cs="Times New Roman"/>
+        <w:rFonts w:ascii="Times New Roman" w:eastAsia="Times New Roman" w:hAnsi="Times New Roman" w:cs="Times New Roman"/>
         <w:b w:val="0"/>
         <w:i w:val="0"/>
         <w:strike w:val="0"/>
@@ -14684,7 +14973,7 @@
         <w:sz w:val="20"/>
         <w:szCs w:val="20"/>
         <w:u w:val="none" w:color="000000"/>
-        <w:bdr w:val="none" w:color="auto" w:sz="0" w:space="0"/>
+        <w:bdr w:val="none" w:sz="0" w:space="0" w:color="auto"/>
         <w:shd w:val="clear" w:color="auto" w:fill="auto"/>
         <w:vertAlign w:val="baseline"/>
       </w:rPr>
@@ -14698,7 +14987,7 @@
         <w:ind w:left="2880"/>
       </w:pPr>
       <w:rPr>
-        <w:rFonts w:ascii="Times New Roman" w:hAnsi="Times New Roman" w:eastAsia="Times New Roman" w:cs="Times New Roman"/>
+        <w:rFonts w:ascii="Times New Roman" w:eastAsia="Times New Roman" w:hAnsi="Times New Roman" w:cs="Times New Roman"/>
         <w:b w:val="0"/>
         <w:i w:val="0"/>
         <w:strike w:val="0"/>
@@ -14707,7 +14996,7 @@
         <w:sz w:val="20"/>
         <w:szCs w:val="20"/>
         <w:u w:val="none" w:color="000000"/>
-        <w:bdr w:val="none" w:color="auto" w:sz="0" w:space="0"/>
+        <w:bdr w:val="none" w:sz="0" w:space="0" w:color="auto"/>
         <w:shd w:val="clear" w:color="auto" w:fill="auto"/>
         <w:vertAlign w:val="baseline"/>
       </w:rPr>
@@ -14721,7 +15010,7 @@
         <w:ind w:left="3600"/>
       </w:pPr>
       <w:rPr>
-        <w:rFonts w:ascii="Times New Roman" w:hAnsi="Times New Roman" w:eastAsia="Times New Roman" w:cs="Times New Roman"/>
+        <w:rFonts w:ascii="Times New Roman" w:eastAsia="Times New Roman" w:hAnsi="Times New Roman" w:cs="Times New Roman"/>
         <w:b w:val="0"/>
         <w:i w:val="0"/>
         <w:strike w:val="0"/>
@@ -14730,7 +15019,7 @@
         <w:sz w:val="20"/>
         <w:szCs w:val="20"/>
         <w:u w:val="none" w:color="000000"/>
-        <w:bdr w:val="none" w:color="auto" w:sz="0" w:space="0"/>
+        <w:bdr w:val="none" w:sz="0" w:space="0" w:color="auto"/>
         <w:shd w:val="clear" w:color="auto" w:fill="auto"/>
         <w:vertAlign w:val="baseline"/>
       </w:rPr>
@@ -14744,7 +15033,7 @@
         <w:ind w:left="4320"/>
       </w:pPr>
       <w:rPr>
-        <w:rFonts w:ascii="Times New Roman" w:hAnsi="Times New Roman" w:eastAsia="Times New Roman" w:cs="Times New Roman"/>
+        <w:rFonts w:ascii="Times New Roman" w:eastAsia="Times New Roman" w:hAnsi="Times New Roman" w:cs="Times New Roman"/>
         <w:b w:val="0"/>
         <w:i w:val="0"/>
         <w:strike w:val="0"/>
@@ -14753,7 +15042,7 @@
         <w:sz w:val="20"/>
         <w:szCs w:val="20"/>
         <w:u w:val="none" w:color="000000"/>
-        <w:bdr w:val="none" w:color="auto" w:sz="0" w:space="0"/>
+        <w:bdr w:val="none" w:sz="0" w:space="0" w:color="auto"/>
         <w:shd w:val="clear" w:color="auto" w:fill="auto"/>
         <w:vertAlign w:val="baseline"/>
       </w:rPr>
@@ -14767,7 +15056,7 @@
         <w:ind w:left="5040"/>
       </w:pPr>
       <w:rPr>
-        <w:rFonts w:ascii="Times New Roman" w:hAnsi="Times New Roman" w:eastAsia="Times New Roman" w:cs="Times New Roman"/>
+        <w:rFonts w:ascii="Times New Roman" w:eastAsia="Times New Roman" w:hAnsi="Times New Roman" w:cs="Times New Roman"/>
         <w:b w:val="0"/>
         <w:i w:val="0"/>
         <w:strike w:val="0"/>
@@ -14776,7 +15065,7 @@
         <w:sz w:val="20"/>
         <w:szCs w:val="20"/>
         <w:u w:val="none" w:color="000000"/>
-        <w:bdr w:val="none" w:color="auto" w:sz="0" w:space="0"/>
+        <w:bdr w:val="none" w:sz="0" w:space="0" w:color="auto"/>
         <w:shd w:val="clear" w:color="auto" w:fill="auto"/>
         <w:vertAlign w:val="baseline"/>
       </w:rPr>
@@ -14790,7 +15079,7 @@
         <w:ind w:left="5760"/>
       </w:pPr>
       <w:rPr>
-        <w:rFonts w:ascii="Times New Roman" w:hAnsi="Times New Roman" w:eastAsia="Times New Roman" w:cs="Times New Roman"/>
+        <w:rFonts w:ascii="Times New Roman" w:eastAsia="Times New Roman" w:hAnsi="Times New Roman" w:cs="Times New Roman"/>
         <w:b w:val="0"/>
         <w:i w:val="0"/>
         <w:strike w:val="0"/>
@@ -14799,7 +15088,7 @@
         <w:sz w:val="20"/>
         <w:szCs w:val="20"/>
         <w:u w:val="none" w:color="000000"/>
-        <w:bdr w:val="none" w:color="auto" w:sz="0" w:space="0"/>
+        <w:bdr w:val="none" w:sz="0" w:space="0" w:color="auto"/>
         <w:shd w:val="clear" w:color="auto" w:fill="auto"/>
         <w:vertAlign w:val="baseline"/>
       </w:rPr>
@@ -14813,7 +15102,7 @@
         <w:ind w:left="6480"/>
       </w:pPr>
       <w:rPr>
-        <w:rFonts w:ascii="Times New Roman" w:hAnsi="Times New Roman" w:eastAsia="Times New Roman" w:cs="Times New Roman"/>
+        <w:rFonts w:ascii="Times New Roman" w:eastAsia="Times New Roman" w:hAnsi="Times New Roman" w:cs="Times New Roman"/>
         <w:b w:val="0"/>
         <w:i w:val="0"/>
         <w:strike w:val="0"/>
@@ -14822,7 +15111,7 @@
         <w:sz w:val="20"/>
         <w:szCs w:val="20"/>
         <w:u w:val="none" w:color="000000"/>
-        <w:bdr w:val="none" w:color="auto" w:sz="0" w:space="0"/>
+        <w:bdr w:val="none" w:sz="0" w:space="0" w:color="auto"/>
         <w:shd w:val="clear" w:color="auto" w:fill="auto"/>
         <w:vertAlign w:val="baseline"/>
       </w:rPr>
@@ -14841,7 +15130,7 @@
         <w:ind w:left="723"/>
       </w:pPr>
       <w:rPr>
-        <w:rFonts w:ascii="Arial" w:hAnsi="Arial" w:eastAsia="Arial" w:cs="Arial"/>
+        <w:rFonts w:ascii="Arial" w:eastAsia="Arial" w:hAnsi="Arial" w:cs="Arial"/>
         <w:b w:val="0"/>
         <w:i w:val="0"/>
         <w:strike w:val="0"/>
@@ -14850,7 +15139,7 @@
         <w:sz w:val="20"/>
         <w:szCs w:val="20"/>
         <w:u w:val="none" w:color="000000"/>
-        <w:bdr w:val="none" w:color="auto" w:sz="0" w:space="0"/>
+        <w:bdr w:val="none" w:sz="0" w:space="0" w:color="auto"/>
         <w:shd w:val="clear" w:color="auto" w:fill="auto"/>
         <w:vertAlign w:val="baseline"/>
       </w:rPr>
@@ -14864,7 +15153,7 @@
         <w:ind w:left="1440"/>
       </w:pPr>
       <w:rPr>
-        <w:rFonts w:ascii="Segoe UI Symbol" w:hAnsi="Segoe UI Symbol" w:eastAsia="Segoe UI Symbol" w:cs="Segoe UI Symbol"/>
+        <w:rFonts w:ascii="Segoe UI Symbol" w:eastAsia="Segoe UI Symbol" w:hAnsi="Segoe UI Symbol" w:cs="Segoe UI Symbol"/>
         <w:b w:val="0"/>
         <w:i w:val="0"/>
         <w:strike w:val="0"/>
@@ -14873,7 +15162,7 @@
         <w:sz w:val="20"/>
         <w:szCs w:val="20"/>
         <w:u w:val="none" w:color="000000"/>
-        <w:bdr w:val="none" w:color="auto" w:sz="0" w:space="0"/>
+        <w:bdr w:val="none" w:sz="0" w:space="0" w:color="auto"/>
         <w:shd w:val="clear" w:color="auto" w:fill="auto"/>
         <w:vertAlign w:val="baseline"/>
       </w:rPr>
@@ -14887,7 +15176,7 @@
         <w:ind w:left="2160"/>
       </w:pPr>
       <w:rPr>
-        <w:rFonts w:ascii="Segoe UI Symbol" w:hAnsi="Segoe UI Symbol" w:eastAsia="Segoe UI Symbol" w:cs="Segoe UI Symbol"/>
+        <w:rFonts w:ascii="Segoe UI Symbol" w:eastAsia="Segoe UI Symbol" w:hAnsi="Segoe UI Symbol" w:cs="Segoe UI Symbol"/>
         <w:b w:val="0"/>
         <w:i w:val="0"/>
         <w:strike w:val="0"/>
@@ -14896,7 +15185,7 @@
         <w:sz w:val="20"/>
         <w:szCs w:val="20"/>
         <w:u w:val="none" w:color="000000"/>
-        <w:bdr w:val="none" w:color="auto" w:sz="0" w:space="0"/>
+        <w:bdr w:val="none" w:sz="0" w:space="0" w:color="auto"/>
         <w:shd w:val="clear" w:color="auto" w:fill="auto"/>
         <w:vertAlign w:val="baseline"/>
       </w:rPr>
@@ -14910,7 +15199,7 @@
         <w:ind w:left="2880"/>
       </w:pPr>
       <w:rPr>
-        <w:rFonts w:ascii="Arial" w:hAnsi="Arial" w:eastAsia="Arial" w:cs="Arial"/>
+        <w:rFonts w:ascii="Arial" w:eastAsia="Arial" w:hAnsi="Arial" w:cs="Arial"/>
         <w:b w:val="0"/>
         <w:i w:val="0"/>
         <w:strike w:val="0"/>
@@ -14919,7 +15208,7 @@
         <w:sz w:val="20"/>
         <w:szCs w:val="20"/>
         <w:u w:val="none" w:color="000000"/>
-        <w:bdr w:val="none" w:color="auto" w:sz="0" w:space="0"/>
+        <w:bdr w:val="none" w:sz="0" w:space="0" w:color="auto"/>
         <w:shd w:val="clear" w:color="auto" w:fill="auto"/>
         <w:vertAlign w:val="baseline"/>
       </w:rPr>
@@ -14933,7 +15222,7 @@
         <w:ind w:left="3600"/>
       </w:pPr>
       <w:rPr>
-        <w:rFonts w:ascii="Segoe UI Symbol" w:hAnsi="Segoe UI Symbol" w:eastAsia="Segoe UI Symbol" w:cs="Segoe UI Symbol"/>
+        <w:rFonts w:ascii="Segoe UI Symbol" w:eastAsia="Segoe UI Symbol" w:hAnsi="Segoe UI Symbol" w:cs="Segoe UI Symbol"/>
         <w:b w:val="0"/>
         <w:i w:val="0"/>
         <w:strike w:val="0"/>
@@ -14942,7 +15231,7 @@
         <w:sz w:val="20"/>
         <w:szCs w:val="20"/>
         <w:u w:val="none" w:color="000000"/>
-        <w:bdr w:val="none" w:color="auto" w:sz="0" w:space="0"/>
+        <w:bdr w:val="none" w:sz="0" w:space="0" w:color="auto"/>
         <w:shd w:val="clear" w:color="auto" w:fill="auto"/>
         <w:vertAlign w:val="baseline"/>
       </w:rPr>
@@ -14956,7 +15245,7 @@
         <w:ind w:left="4320"/>
       </w:pPr>
       <w:rPr>
-        <w:rFonts w:ascii="Segoe UI Symbol" w:hAnsi="Segoe UI Symbol" w:eastAsia="Segoe UI Symbol" w:cs="Segoe UI Symbol"/>
+        <w:rFonts w:ascii="Segoe UI Symbol" w:eastAsia="Segoe UI Symbol" w:hAnsi="Segoe UI Symbol" w:cs="Segoe UI Symbol"/>
         <w:b w:val="0"/>
         <w:i w:val="0"/>
         <w:strike w:val="0"/>
@@ -14965,7 +15254,7 @@
         <w:sz w:val="20"/>
         <w:szCs w:val="20"/>
         <w:u w:val="none" w:color="000000"/>
-        <w:bdr w:val="none" w:color="auto" w:sz="0" w:space="0"/>
+        <w:bdr w:val="none" w:sz="0" w:space="0" w:color="auto"/>
         <w:shd w:val="clear" w:color="auto" w:fill="auto"/>
         <w:vertAlign w:val="baseline"/>
       </w:rPr>
@@ -14979,7 +15268,7 @@
         <w:ind w:left="5040"/>
       </w:pPr>
       <w:rPr>
-        <w:rFonts w:ascii="Arial" w:hAnsi="Arial" w:eastAsia="Arial" w:cs="Arial"/>
+        <w:rFonts w:ascii="Arial" w:eastAsia="Arial" w:hAnsi="Arial" w:cs="Arial"/>
         <w:b w:val="0"/>
         <w:i w:val="0"/>
         <w:strike w:val="0"/>
@@ -14988,7 +15277,7 @@
         <w:sz w:val="20"/>
         <w:szCs w:val="20"/>
         <w:u w:val="none" w:color="000000"/>
-        <w:bdr w:val="none" w:color="auto" w:sz="0" w:space="0"/>
+        <w:bdr w:val="none" w:sz="0" w:space="0" w:color="auto"/>
         <w:shd w:val="clear" w:color="auto" w:fill="auto"/>
         <w:vertAlign w:val="baseline"/>
       </w:rPr>
@@ -15002,7 +15291,7 @@
         <w:ind w:left="5760"/>
       </w:pPr>
       <w:rPr>
-        <w:rFonts w:ascii="Segoe UI Symbol" w:hAnsi="Segoe UI Symbol" w:eastAsia="Segoe UI Symbol" w:cs="Segoe UI Symbol"/>
+        <w:rFonts w:ascii="Segoe UI Symbol" w:eastAsia="Segoe UI Symbol" w:hAnsi="Segoe UI Symbol" w:cs="Segoe UI Symbol"/>
         <w:b w:val="0"/>
         <w:i w:val="0"/>
         <w:strike w:val="0"/>
@@ -15011,7 +15300,7 @@
         <w:sz w:val="20"/>
         <w:szCs w:val="20"/>
         <w:u w:val="none" w:color="000000"/>
-        <w:bdr w:val="none" w:color="auto" w:sz="0" w:space="0"/>
+        <w:bdr w:val="none" w:sz="0" w:space="0" w:color="auto"/>
         <w:shd w:val="clear" w:color="auto" w:fill="auto"/>
         <w:vertAlign w:val="baseline"/>
       </w:rPr>
@@ -15025,7 +15314,7 @@
         <w:ind w:left="6480"/>
       </w:pPr>
       <w:rPr>
-        <w:rFonts w:ascii="Segoe UI Symbol" w:hAnsi="Segoe UI Symbol" w:eastAsia="Segoe UI Symbol" w:cs="Segoe UI Symbol"/>
+        <w:rFonts w:ascii="Segoe UI Symbol" w:eastAsia="Segoe UI Symbol" w:hAnsi="Segoe UI Symbol" w:cs="Segoe UI Symbol"/>
         <w:b w:val="0"/>
         <w:i w:val="0"/>
         <w:strike w:val="0"/>
@@ -15034,7 +15323,7 @@
         <w:sz w:val="20"/>
         <w:szCs w:val="20"/>
         <w:u w:val="none" w:color="000000"/>
-        <w:bdr w:val="none" w:color="auto" w:sz="0" w:space="0"/>
+        <w:bdr w:val="none" w:sz="0" w:space="0" w:color="auto"/>
         <w:shd w:val="clear" w:color="auto" w:fill="auto"/>
         <w:vertAlign w:val="baseline"/>
       </w:rPr>
@@ -15053,7 +15342,7 @@
         <w:ind w:left="738"/>
       </w:pPr>
       <w:rPr>
-        <w:rFonts w:ascii="Segoe UI Symbol" w:hAnsi="Segoe UI Symbol" w:eastAsia="Segoe UI Symbol" w:cs="Segoe UI Symbol"/>
+        <w:rFonts w:ascii="Segoe UI Symbol" w:eastAsia="Segoe UI Symbol" w:hAnsi="Segoe UI Symbol" w:cs="Segoe UI Symbol"/>
         <w:b w:val="0"/>
         <w:i w:val="0"/>
         <w:strike w:val="0"/>
@@ -15062,7 +15351,7 @@
         <w:sz w:val="24"/>
         <w:szCs w:val="24"/>
         <w:u w:val="none" w:color="000000"/>
-        <w:bdr w:val="none" w:color="auto" w:sz="0" w:space="0"/>
+        <w:bdr w:val="none" w:sz="0" w:space="0" w:color="auto"/>
         <w:shd w:val="clear" w:color="auto" w:fill="auto"/>
         <w:vertAlign w:val="baseline"/>
       </w:rPr>
@@ -15076,7 +15365,7 @@
         <w:ind w:left="1440"/>
       </w:pPr>
       <w:rPr>
-        <w:rFonts w:ascii="Segoe UI Symbol" w:hAnsi="Segoe UI Symbol" w:eastAsia="Segoe UI Symbol" w:cs="Segoe UI Symbol"/>
+        <w:rFonts w:ascii="Segoe UI Symbol" w:eastAsia="Segoe UI Symbol" w:hAnsi="Segoe UI Symbol" w:cs="Segoe UI Symbol"/>
         <w:b w:val="0"/>
         <w:i w:val="0"/>
         <w:strike w:val="0"/>
@@ -15085,7 +15374,7 @@
         <w:sz w:val="24"/>
         <w:szCs w:val="24"/>
         <w:u w:val="none" w:color="000000"/>
-        <w:bdr w:val="none" w:color="auto" w:sz="0" w:space="0"/>
+        <w:bdr w:val="none" w:sz="0" w:space="0" w:color="auto"/>
         <w:shd w:val="clear" w:color="auto" w:fill="auto"/>
         <w:vertAlign w:val="baseline"/>
       </w:rPr>
@@ -15099,7 +15388,7 @@
         <w:ind w:left="2160"/>
       </w:pPr>
       <w:rPr>
-        <w:rFonts w:ascii="Segoe UI Symbol" w:hAnsi="Segoe UI Symbol" w:eastAsia="Segoe UI Symbol" w:cs="Segoe UI Symbol"/>
+        <w:rFonts w:ascii="Segoe UI Symbol" w:eastAsia="Segoe UI Symbol" w:hAnsi="Segoe UI Symbol" w:cs="Segoe UI Symbol"/>
         <w:b w:val="0"/>
         <w:i w:val="0"/>
         <w:strike w:val="0"/>
@@ -15108,7 +15397,7 @@
         <w:sz w:val="24"/>
         <w:szCs w:val="24"/>
         <w:u w:val="none" w:color="000000"/>
-        <w:bdr w:val="none" w:color="auto" w:sz="0" w:space="0"/>
+        <w:bdr w:val="none" w:sz="0" w:space="0" w:color="auto"/>
         <w:shd w:val="clear" w:color="auto" w:fill="auto"/>
         <w:vertAlign w:val="baseline"/>
       </w:rPr>
@@ -15122,7 +15411,7 @@
         <w:ind w:left="2880"/>
       </w:pPr>
       <w:rPr>
-        <w:rFonts w:ascii="Arial" w:hAnsi="Arial" w:eastAsia="Arial" w:cs="Arial"/>
+        <w:rFonts w:ascii="Arial" w:eastAsia="Arial" w:hAnsi="Arial" w:cs="Arial"/>
         <w:b w:val="0"/>
         <w:i w:val="0"/>
         <w:strike w:val="0"/>
@@ -15131,7 +15420,7 @@
         <w:sz w:val="24"/>
         <w:szCs w:val="24"/>
         <w:u w:val="none" w:color="000000"/>
-        <w:bdr w:val="none" w:color="auto" w:sz="0" w:space="0"/>
+        <w:bdr w:val="none" w:sz="0" w:space="0" w:color="auto"/>
         <w:shd w:val="clear" w:color="auto" w:fill="auto"/>
         <w:vertAlign w:val="baseline"/>
       </w:rPr>
@@ -15145,7 +15434,7 @@
         <w:ind w:left="3600"/>
       </w:pPr>
       <w:rPr>
-        <w:rFonts w:ascii="Segoe UI Symbol" w:hAnsi="Segoe UI Symbol" w:eastAsia="Segoe UI Symbol" w:cs="Segoe UI Symbol"/>
+        <w:rFonts w:ascii="Segoe UI Symbol" w:eastAsia="Segoe UI Symbol" w:hAnsi="Segoe UI Symbol" w:cs="Segoe UI Symbol"/>
         <w:b w:val="0"/>
         <w:i w:val="0"/>
         <w:strike w:val="0"/>
@@ -15154,7 +15443,7 @@
         <w:sz w:val="24"/>
         <w:szCs w:val="24"/>
         <w:u w:val="none" w:color="000000"/>
-        <w:bdr w:val="none" w:color="auto" w:sz="0" w:space="0"/>
+        <w:bdr w:val="none" w:sz="0" w:space="0" w:color="auto"/>
         <w:shd w:val="clear" w:color="auto" w:fill="auto"/>
         <w:vertAlign w:val="baseline"/>
       </w:rPr>
@@ -15168,7 +15457,7 @@
         <w:ind w:left="4320"/>
       </w:pPr>
       <w:rPr>
-        <w:rFonts w:ascii="Segoe UI Symbol" w:hAnsi="Segoe UI Symbol" w:eastAsia="Segoe UI Symbol" w:cs="Segoe UI Symbol"/>
+        <w:rFonts w:ascii="Segoe UI Symbol" w:eastAsia="Segoe UI Symbol" w:hAnsi="Segoe UI Symbol" w:cs="Segoe UI Symbol"/>
         <w:b w:val="0"/>
         <w:i w:val="0"/>
         <w:strike w:val="0"/>
@@ -15177,7 +15466,7 @@
         <w:sz w:val="24"/>
         <w:szCs w:val="24"/>
         <w:u w:val="none" w:color="000000"/>
-        <w:bdr w:val="none" w:color="auto" w:sz="0" w:space="0"/>
+        <w:bdr w:val="none" w:sz="0" w:space="0" w:color="auto"/>
         <w:shd w:val="clear" w:color="auto" w:fill="auto"/>
         <w:vertAlign w:val="baseline"/>
       </w:rPr>
@@ -15191,7 +15480,7 @@
         <w:ind w:left="5040"/>
       </w:pPr>
       <w:rPr>
-        <w:rFonts w:ascii="Arial" w:hAnsi="Arial" w:eastAsia="Arial" w:cs="Arial"/>
+        <w:rFonts w:ascii="Arial" w:eastAsia="Arial" w:hAnsi="Arial" w:cs="Arial"/>
         <w:b w:val="0"/>
         <w:i w:val="0"/>
         <w:strike w:val="0"/>
@@ -15200,7 +15489,7 @@
         <w:sz w:val="24"/>
         <w:szCs w:val="24"/>
         <w:u w:val="none" w:color="000000"/>
-        <w:bdr w:val="none" w:color="auto" w:sz="0" w:space="0"/>
+        <w:bdr w:val="none" w:sz="0" w:space="0" w:color="auto"/>
         <w:shd w:val="clear" w:color="auto" w:fill="auto"/>
         <w:vertAlign w:val="baseline"/>
       </w:rPr>
@@ -15214,7 +15503,7 @@
         <w:ind w:left="5760"/>
       </w:pPr>
       <w:rPr>
-        <w:rFonts w:ascii="Segoe UI Symbol" w:hAnsi="Segoe UI Symbol" w:eastAsia="Segoe UI Symbol" w:cs="Segoe UI Symbol"/>
+        <w:rFonts w:ascii="Segoe UI Symbol" w:eastAsia="Segoe UI Symbol" w:hAnsi="Segoe UI Symbol" w:cs="Segoe UI Symbol"/>
         <w:b w:val="0"/>
         <w:i w:val="0"/>
         <w:strike w:val="0"/>
@@ -15223,7 +15512,7 @@
         <w:sz w:val="24"/>
         <w:szCs w:val="24"/>
         <w:u w:val="none" w:color="000000"/>
-        <w:bdr w:val="none" w:color="auto" w:sz="0" w:space="0"/>
+        <w:bdr w:val="none" w:sz="0" w:space="0" w:color="auto"/>
         <w:shd w:val="clear" w:color="auto" w:fill="auto"/>
         <w:vertAlign w:val="baseline"/>
       </w:rPr>
@@ -15237,7 +15526,7 @@
         <w:ind w:left="6480"/>
       </w:pPr>
       <w:rPr>
-        <w:rFonts w:ascii="Segoe UI Symbol" w:hAnsi="Segoe UI Symbol" w:eastAsia="Segoe UI Symbol" w:cs="Segoe UI Symbol"/>
+        <w:rFonts w:ascii="Segoe UI Symbol" w:eastAsia="Segoe UI Symbol" w:hAnsi="Segoe UI Symbol" w:cs="Segoe UI Symbol"/>
         <w:b w:val="0"/>
         <w:i w:val="0"/>
         <w:strike w:val="0"/>
@@ -15246,7 +15535,7 @@
         <w:sz w:val="24"/>
         <w:szCs w:val="24"/>
         <w:u w:val="none" w:color="000000"/>
-        <w:bdr w:val="none" w:color="auto" w:sz="0" w:space="0"/>
+        <w:bdr w:val="none" w:sz="0" w:space="0" w:color="auto"/>
         <w:shd w:val="clear" w:color="auto" w:fill="auto"/>
         <w:vertAlign w:val="baseline"/>
       </w:rPr>
@@ -15265,7 +15554,7 @@
         <w:ind w:left="738"/>
       </w:pPr>
       <w:rPr>
-        <w:rFonts w:ascii="Calibri" w:hAnsi="Calibri" w:eastAsia="Calibri" w:cs="Calibri"/>
+        <w:rFonts w:ascii="Calibri" w:eastAsia="Calibri" w:hAnsi="Calibri" w:cs="Calibri"/>
         <w:b w:val="0"/>
         <w:i w:val="0"/>
         <w:strike w:val="0"/>
@@ -15274,7 +15563,7 @@
         <w:sz w:val="24"/>
         <w:szCs w:val="24"/>
         <w:u w:val="none" w:color="000000"/>
-        <w:bdr w:val="none" w:color="auto" w:sz="0" w:space="0"/>
+        <w:bdr w:val="none" w:sz="0" w:space="0" w:color="auto"/>
         <w:shd w:val="clear" w:color="auto" w:fill="auto"/>
         <w:vertAlign w:val="baseline"/>
       </w:rPr>
@@ -15288,7 +15577,7 @@
         <w:ind w:left="1440"/>
       </w:pPr>
       <w:rPr>
-        <w:rFonts w:ascii="Calibri" w:hAnsi="Calibri" w:eastAsia="Calibri" w:cs="Calibri"/>
+        <w:rFonts w:ascii="Calibri" w:eastAsia="Calibri" w:hAnsi="Calibri" w:cs="Calibri"/>
         <w:b w:val="0"/>
         <w:i w:val="0"/>
         <w:strike w:val="0"/>
@@ -15297,7 +15586,7 @@
         <w:sz w:val="24"/>
         <w:szCs w:val="24"/>
         <w:u w:val="none" w:color="000000"/>
-        <w:bdr w:val="none" w:color="auto" w:sz="0" w:space="0"/>
+        <w:bdr w:val="none" w:sz="0" w:space="0" w:color="auto"/>
         <w:shd w:val="clear" w:color="auto" w:fill="auto"/>
         <w:vertAlign w:val="baseline"/>
       </w:rPr>
@@ -15311,7 +15600,7 @@
         <w:ind w:left="2160"/>
       </w:pPr>
       <w:rPr>
-        <w:rFonts w:ascii="Calibri" w:hAnsi="Calibri" w:eastAsia="Calibri" w:cs="Calibri"/>
+        <w:rFonts w:ascii="Calibri" w:eastAsia="Calibri" w:hAnsi="Calibri" w:cs="Calibri"/>
         <w:b w:val="0"/>
         <w:i w:val="0"/>
         <w:strike w:val="0"/>
@@ -15320,7 +15609,7 @@
         <w:sz w:val="24"/>
         <w:szCs w:val="24"/>
         <w:u w:val="none" w:color="000000"/>
-        <w:bdr w:val="none" w:color="auto" w:sz="0" w:space="0"/>
+        <w:bdr w:val="none" w:sz="0" w:space="0" w:color="auto"/>
         <w:shd w:val="clear" w:color="auto" w:fill="auto"/>
         <w:vertAlign w:val="baseline"/>
       </w:rPr>
@@ -15334,7 +15623,7 @@
         <w:ind w:left="2880"/>
       </w:pPr>
       <w:rPr>
-        <w:rFonts w:ascii="Calibri" w:hAnsi="Calibri" w:eastAsia="Calibri" w:cs="Calibri"/>
+        <w:rFonts w:ascii="Calibri" w:eastAsia="Calibri" w:hAnsi="Calibri" w:cs="Calibri"/>
         <w:b w:val="0"/>
         <w:i w:val="0"/>
         <w:strike w:val="0"/>
@@ -15343,7 +15632,7 @@
         <w:sz w:val="24"/>
         <w:szCs w:val="24"/>
         <w:u w:val="none" w:color="000000"/>
-        <w:bdr w:val="none" w:color="auto" w:sz="0" w:space="0"/>
+        <w:bdr w:val="none" w:sz="0" w:space="0" w:color="auto"/>
         <w:shd w:val="clear" w:color="auto" w:fill="auto"/>
         <w:vertAlign w:val="baseline"/>
       </w:rPr>
@@ -15357,7 +15646,7 @@
         <w:ind w:left="3600"/>
       </w:pPr>
       <w:rPr>
-        <w:rFonts w:ascii="Calibri" w:hAnsi="Calibri" w:eastAsia="Calibri" w:cs="Calibri"/>
+        <w:rFonts w:ascii="Calibri" w:eastAsia="Calibri" w:hAnsi="Calibri" w:cs="Calibri"/>
         <w:b w:val="0"/>
         <w:i w:val="0"/>
         <w:strike w:val="0"/>
@@ -15366,7 +15655,7 @@
         <w:sz w:val="24"/>
         <w:szCs w:val="24"/>
         <w:u w:val="none" w:color="000000"/>
-        <w:bdr w:val="none" w:color="auto" w:sz="0" w:space="0"/>
+        <w:bdr w:val="none" w:sz="0" w:space="0" w:color="auto"/>
         <w:shd w:val="clear" w:color="auto" w:fill="auto"/>
         <w:vertAlign w:val="baseline"/>
       </w:rPr>
@@ -15380,7 +15669,7 @@
         <w:ind w:left="4320"/>
       </w:pPr>
       <w:rPr>
-        <w:rFonts w:ascii="Calibri" w:hAnsi="Calibri" w:eastAsia="Calibri" w:cs="Calibri"/>
+        <w:rFonts w:ascii="Calibri" w:eastAsia="Calibri" w:hAnsi="Calibri" w:cs="Calibri"/>
         <w:b w:val="0"/>
         <w:i w:val="0"/>
         <w:strike w:val="0"/>
@@ -15389,7 +15678,7 @@
         <w:sz w:val="24"/>
         <w:szCs w:val="24"/>
         <w:u w:val="none" w:color="000000"/>
-        <w:bdr w:val="none" w:color="auto" w:sz="0" w:space="0"/>
+        <w:bdr w:val="none" w:sz="0" w:space="0" w:color="auto"/>
         <w:shd w:val="clear" w:color="auto" w:fill="auto"/>
         <w:vertAlign w:val="baseline"/>
       </w:rPr>
@@ -15403,7 +15692,7 @@
         <w:ind w:left="5040"/>
       </w:pPr>
       <w:rPr>
-        <w:rFonts w:ascii="Calibri" w:hAnsi="Calibri" w:eastAsia="Calibri" w:cs="Calibri"/>
+        <w:rFonts w:ascii="Calibri" w:eastAsia="Calibri" w:hAnsi="Calibri" w:cs="Calibri"/>
         <w:b w:val="0"/>
         <w:i w:val="0"/>
         <w:strike w:val="0"/>
@@ -15412,7 +15701,7 @@
         <w:sz w:val="24"/>
         <w:szCs w:val="24"/>
         <w:u w:val="none" w:color="000000"/>
-        <w:bdr w:val="none" w:color="auto" w:sz="0" w:space="0"/>
+        <w:bdr w:val="none" w:sz="0" w:space="0" w:color="auto"/>
         <w:shd w:val="clear" w:color="auto" w:fill="auto"/>
         <w:vertAlign w:val="baseline"/>
       </w:rPr>
@@ -15426,7 +15715,7 @@
         <w:ind w:left="5760"/>
       </w:pPr>
       <w:rPr>
-        <w:rFonts w:ascii="Calibri" w:hAnsi="Calibri" w:eastAsia="Calibri" w:cs="Calibri"/>
+        <w:rFonts w:ascii="Calibri" w:eastAsia="Calibri" w:hAnsi="Calibri" w:cs="Calibri"/>
         <w:b w:val="0"/>
         <w:i w:val="0"/>
         <w:strike w:val="0"/>
@@ -15435,7 +15724,7 @@
         <w:sz w:val="24"/>
         <w:szCs w:val="24"/>
         <w:u w:val="none" w:color="000000"/>
-        <w:bdr w:val="none" w:color="auto" w:sz="0" w:space="0"/>
+        <w:bdr w:val="none" w:sz="0" w:space="0" w:color="auto"/>
         <w:shd w:val="clear" w:color="auto" w:fill="auto"/>
         <w:vertAlign w:val="baseline"/>
       </w:rPr>
@@ -15449,7 +15738,7 @@
         <w:ind w:left="6480"/>
       </w:pPr>
       <w:rPr>
-        <w:rFonts w:ascii="Calibri" w:hAnsi="Calibri" w:eastAsia="Calibri" w:cs="Calibri"/>
+        <w:rFonts w:ascii="Calibri" w:eastAsia="Calibri" w:hAnsi="Calibri" w:cs="Calibri"/>
         <w:b w:val="0"/>
         <w:i w:val="0"/>
         <w:strike w:val="0"/>
@@ -15458,7 +15747,7 @@
         <w:sz w:val="24"/>
         <w:szCs w:val="24"/>
         <w:u w:val="none" w:color="000000"/>
-        <w:bdr w:val="none" w:color="auto" w:sz="0" w:space="0"/>
+        <w:bdr w:val="none" w:sz="0" w:space="0" w:color="auto"/>
         <w:shd w:val="clear" w:color="auto" w:fill="auto"/>
         <w:vertAlign w:val="baseline"/>
       </w:rPr>
@@ -15477,7 +15766,7 @@
         <w:ind w:left="738"/>
       </w:pPr>
       <w:rPr>
-        <w:rFonts w:ascii="Times New Roman" w:hAnsi="Times New Roman" w:eastAsia="Times New Roman" w:cs="Times New Roman"/>
+        <w:rFonts w:ascii="Times New Roman" w:eastAsia="Times New Roman" w:hAnsi="Times New Roman" w:cs="Times New Roman"/>
         <w:b w:val="0"/>
         <w:i w:val="0"/>
         <w:strike w:val="0"/>
@@ -15486,7 +15775,7 @@
         <w:sz w:val="20"/>
         <w:szCs w:val="20"/>
         <w:u w:val="none" w:color="000000"/>
-        <w:bdr w:val="none" w:color="auto" w:sz="0" w:space="0"/>
+        <w:bdr w:val="none" w:sz="0" w:space="0" w:color="auto"/>
         <w:shd w:val="clear" w:color="auto" w:fill="auto"/>
         <w:vertAlign w:val="baseline"/>
       </w:rPr>
@@ -15500,7 +15789,7 @@
         <w:ind w:left="1458"/>
       </w:pPr>
       <w:rPr>
-        <w:rFonts w:ascii="Times New Roman" w:hAnsi="Times New Roman" w:eastAsia="Times New Roman" w:cs="Times New Roman"/>
+        <w:rFonts w:ascii="Times New Roman" w:eastAsia="Times New Roman" w:hAnsi="Times New Roman" w:cs="Times New Roman"/>
         <w:b w:val="0"/>
         <w:i w:val="0"/>
         <w:strike w:val="0"/>
@@ -15509,7 +15798,7 @@
         <w:sz w:val="20"/>
         <w:szCs w:val="20"/>
         <w:u w:val="none" w:color="000000"/>
-        <w:bdr w:val="none" w:color="auto" w:sz="0" w:space="0"/>
+        <w:bdr w:val="none" w:sz="0" w:space="0" w:color="auto"/>
         <w:shd w:val="clear" w:color="auto" w:fill="auto"/>
         <w:vertAlign w:val="baseline"/>
       </w:rPr>
@@ -15523,7 +15812,7 @@
         <w:ind w:left="2178"/>
       </w:pPr>
       <w:rPr>
-        <w:rFonts w:ascii="Times New Roman" w:hAnsi="Times New Roman" w:eastAsia="Times New Roman" w:cs="Times New Roman"/>
+        <w:rFonts w:ascii="Times New Roman" w:eastAsia="Times New Roman" w:hAnsi="Times New Roman" w:cs="Times New Roman"/>
         <w:b w:val="0"/>
         <w:i w:val="0"/>
         <w:strike w:val="0"/>
@@ -15532,7 +15821,7 @@
         <w:sz w:val="20"/>
         <w:szCs w:val="20"/>
         <w:u w:val="none" w:color="000000"/>
-        <w:bdr w:val="none" w:color="auto" w:sz="0" w:space="0"/>
+        <w:bdr w:val="none" w:sz="0" w:space="0" w:color="auto"/>
         <w:shd w:val="clear" w:color="auto" w:fill="auto"/>
         <w:vertAlign w:val="baseline"/>
       </w:rPr>
@@ -15546,7 +15835,7 @@
         <w:ind w:left="2898"/>
       </w:pPr>
       <w:rPr>
-        <w:rFonts w:ascii="Times New Roman" w:hAnsi="Times New Roman" w:eastAsia="Times New Roman" w:cs="Times New Roman"/>
+        <w:rFonts w:ascii="Times New Roman" w:eastAsia="Times New Roman" w:hAnsi="Times New Roman" w:cs="Times New Roman"/>
         <w:b w:val="0"/>
         <w:i w:val="0"/>
         <w:strike w:val="0"/>
@@ -15555,7 +15844,7 @@
         <w:sz w:val="20"/>
         <w:szCs w:val="20"/>
         <w:u w:val="none" w:color="000000"/>
-        <w:bdr w:val="none" w:color="auto" w:sz="0" w:space="0"/>
+        <w:bdr w:val="none" w:sz="0" w:space="0" w:color="auto"/>
         <w:shd w:val="clear" w:color="auto" w:fill="auto"/>
         <w:vertAlign w:val="baseline"/>
       </w:rPr>
@@ -15569,7 +15858,7 @@
         <w:ind w:left="3618"/>
       </w:pPr>
       <w:rPr>
-        <w:rFonts w:ascii="Times New Roman" w:hAnsi="Times New Roman" w:eastAsia="Times New Roman" w:cs="Times New Roman"/>
+        <w:rFonts w:ascii="Times New Roman" w:eastAsia="Times New Roman" w:hAnsi="Times New Roman" w:cs="Times New Roman"/>
         <w:b w:val="0"/>
         <w:i w:val="0"/>
         <w:strike w:val="0"/>
@@ -15578,7 +15867,7 @@
         <w:sz w:val="20"/>
         <w:szCs w:val="20"/>
         <w:u w:val="none" w:color="000000"/>
-        <w:bdr w:val="none" w:color="auto" w:sz="0" w:space="0"/>
+        <w:bdr w:val="none" w:sz="0" w:space="0" w:color="auto"/>
         <w:shd w:val="clear" w:color="auto" w:fill="auto"/>
         <w:vertAlign w:val="baseline"/>
       </w:rPr>
@@ -15592,7 +15881,7 @@
         <w:ind w:left="4338"/>
       </w:pPr>
       <w:rPr>
-        <w:rFonts w:ascii="Times New Roman" w:hAnsi="Times New Roman" w:eastAsia="Times New Roman" w:cs="Times New Roman"/>
+        <w:rFonts w:ascii="Times New Roman" w:eastAsia="Times New Roman" w:hAnsi="Times New Roman" w:cs="Times New Roman"/>
         <w:b w:val="0"/>
         <w:i w:val="0"/>
         <w:strike w:val="0"/>
@@ -15601,7 +15890,7 @@
         <w:sz w:val="20"/>
         <w:szCs w:val="20"/>
         <w:u w:val="none" w:color="000000"/>
-        <w:bdr w:val="none" w:color="auto" w:sz="0" w:space="0"/>
+        <w:bdr w:val="none" w:sz="0" w:space="0" w:color="auto"/>
         <w:shd w:val="clear" w:color="auto" w:fill="auto"/>
         <w:vertAlign w:val="baseline"/>
       </w:rPr>
@@ -15615,7 +15904,7 @@
         <w:ind w:left="5058"/>
       </w:pPr>
       <w:rPr>
-        <w:rFonts w:ascii="Times New Roman" w:hAnsi="Times New Roman" w:eastAsia="Times New Roman" w:cs="Times New Roman"/>
+        <w:rFonts w:ascii="Times New Roman" w:eastAsia="Times New Roman" w:hAnsi="Times New Roman" w:cs="Times New Roman"/>
         <w:b w:val="0"/>
         <w:i w:val="0"/>
         <w:strike w:val="0"/>
@@ -15624,7 +15913,7 @@
         <w:sz w:val="20"/>
         <w:szCs w:val="20"/>
         <w:u w:val="none" w:color="000000"/>
-        <w:bdr w:val="none" w:color="auto" w:sz="0" w:space="0"/>
+        <w:bdr w:val="none" w:sz="0" w:space="0" w:color="auto"/>
         <w:shd w:val="clear" w:color="auto" w:fill="auto"/>
         <w:vertAlign w:val="baseline"/>
       </w:rPr>
@@ -15638,7 +15927,7 @@
         <w:ind w:left="5778"/>
       </w:pPr>
       <w:rPr>
-        <w:rFonts w:ascii="Times New Roman" w:hAnsi="Times New Roman" w:eastAsia="Times New Roman" w:cs="Times New Roman"/>
+        <w:rFonts w:ascii="Times New Roman" w:eastAsia="Times New Roman" w:hAnsi="Times New Roman" w:cs="Times New Roman"/>
         <w:b w:val="0"/>
         <w:i w:val="0"/>
         <w:strike w:val="0"/>
@@ -15647,7 +15936,7 @@
         <w:sz w:val="20"/>
         <w:szCs w:val="20"/>
         <w:u w:val="none" w:color="000000"/>
-        <w:bdr w:val="none" w:color="auto" w:sz="0" w:space="0"/>
+        <w:bdr w:val="none" w:sz="0" w:space="0" w:color="auto"/>
         <w:shd w:val="clear" w:color="auto" w:fill="auto"/>
         <w:vertAlign w:val="baseline"/>
       </w:rPr>
@@ -15661,7 +15950,7 @@
         <w:ind w:left="6498"/>
       </w:pPr>
       <w:rPr>
-        <w:rFonts w:ascii="Times New Roman" w:hAnsi="Times New Roman" w:eastAsia="Times New Roman" w:cs="Times New Roman"/>
+        <w:rFonts w:ascii="Times New Roman" w:eastAsia="Times New Roman" w:hAnsi="Times New Roman" w:cs="Times New Roman"/>
         <w:b w:val="0"/>
         <w:i w:val="0"/>
         <w:strike w:val="0"/>
@@ -15670,7 +15959,7 @@
         <w:sz w:val="20"/>
         <w:szCs w:val="20"/>
         <w:u w:val="none" w:color="000000"/>
-        <w:bdr w:val="none" w:color="auto" w:sz="0" w:space="0"/>
+        <w:bdr w:val="none" w:sz="0" w:space="0" w:color="auto"/>
         <w:shd w:val="clear" w:color="auto" w:fill="auto"/>
         <w:vertAlign w:val="baseline"/>
       </w:rPr>
@@ -15689,7 +15978,7 @@
         <w:ind w:left="738"/>
       </w:pPr>
       <w:rPr>
-        <w:rFonts w:ascii="Times New Roman" w:hAnsi="Times New Roman" w:eastAsia="Times New Roman" w:cs="Times New Roman"/>
+        <w:rFonts w:ascii="Times New Roman" w:eastAsia="Times New Roman" w:hAnsi="Times New Roman" w:cs="Times New Roman"/>
         <w:b w:val="0"/>
         <w:i w:val="0"/>
         <w:strike w:val="0"/>
@@ -15698,7 +15987,7 @@
         <w:sz w:val="20"/>
         <w:szCs w:val="20"/>
         <w:u w:val="none" w:color="000000"/>
-        <w:bdr w:val="none" w:color="auto" w:sz="0" w:space="0"/>
+        <w:bdr w:val="none" w:sz="0" w:space="0" w:color="auto"/>
         <w:shd w:val="clear" w:color="auto" w:fill="auto"/>
         <w:vertAlign w:val="baseline"/>
       </w:rPr>
@@ -15712,7 +16001,7 @@
         <w:ind w:left="1440"/>
       </w:pPr>
       <w:rPr>
-        <w:rFonts w:ascii="Times New Roman" w:hAnsi="Times New Roman" w:eastAsia="Times New Roman" w:cs="Times New Roman"/>
+        <w:rFonts w:ascii="Times New Roman" w:eastAsia="Times New Roman" w:hAnsi="Times New Roman" w:cs="Times New Roman"/>
         <w:b w:val="0"/>
         <w:i w:val="0"/>
         <w:strike w:val="0"/>
@@ -15721,7 +16010,7 @@
         <w:sz w:val="20"/>
         <w:szCs w:val="20"/>
         <w:u w:val="none" w:color="000000"/>
-        <w:bdr w:val="none" w:color="auto" w:sz="0" w:space="0"/>
+        <w:bdr w:val="none" w:sz="0" w:space="0" w:color="auto"/>
         <w:shd w:val="clear" w:color="auto" w:fill="auto"/>
         <w:vertAlign w:val="baseline"/>
       </w:rPr>
@@ -15735,7 +16024,7 @@
         <w:ind w:left="2160"/>
       </w:pPr>
       <w:rPr>
-        <w:rFonts w:ascii="Times New Roman" w:hAnsi="Times New Roman" w:eastAsia="Times New Roman" w:cs="Times New Roman"/>
+        <w:rFonts w:ascii="Times New Roman" w:eastAsia="Times New Roman" w:hAnsi="Times New Roman" w:cs="Times New Roman"/>
         <w:b w:val="0"/>
         <w:i w:val="0"/>
         <w:strike w:val="0"/>
@@ -15744,7 +16033,7 @@
         <w:sz w:val="20"/>
         <w:szCs w:val="20"/>
         <w:u w:val="none" w:color="000000"/>
-        <w:bdr w:val="none" w:color="auto" w:sz="0" w:space="0"/>
+        <w:bdr w:val="none" w:sz="0" w:space="0" w:color="auto"/>
         <w:shd w:val="clear" w:color="auto" w:fill="auto"/>
         <w:vertAlign w:val="baseline"/>
       </w:rPr>
@@ -15758,7 +16047,7 @@
         <w:ind w:left="2880"/>
       </w:pPr>
       <w:rPr>
-        <w:rFonts w:ascii="Times New Roman" w:hAnsi="Times New Roman" w:eastAsia="Times New Roman" w:cs="Times New Roman"/>
+        <w:rFonts w:ascii="Times New Roman" w:eastAsia="Times New Roman" w:hAnsi="Times New Roman" w:cs="Times New Roman"/>
         <w:b w:val="0"/>
         <w:i w:val="0"/>
         <w:strike w:val="0"/>
@@ -15767,7 +16056,7 @@
         <w:sz w:val="20"/>
         <w:szCs w:val="20"/>
         <w:u w:val="none" w:color="000000"/>
-        <w:bdr w:val="none" w:color="auto" w:sz="0" w:space="0"/>
+        <w:bdr w:val="none" w:sz="0" w:space="0" w:color="auto"/>
         <w:shd w:val="clear" w:color="auto" w:fill="auto"/>
         <w:vertAlign w:val="baseline"/>
       </w:rPr>
@@ -15781,7 +16070,7 @@
         <w:ind w:left="3600"/>
       </w:pPr>
       <w:rPr>
-        <w:rFonts w:ascii="Times New Roman" w:hAnsi="Times New Roman" w:eastAsia="Times New Roman" w:cs="Times New Roman"/>
+        <w:rFonts w:ascii="Times New Roman" w:eastAsia="Times New Roman" w:hAnsi="Times New Roman" w:cs="Times New Roman"/>
         <w:b w:val="0"/>
         <w:i w:val="0"/>
         <w:strike w:val="0"/>
@@ -15790,7 +16079,7 @@
         <w:sz w:val="20"/>
         <w:szCs w:val="20"/>
         <w:u w:val="none" w:color="000000"/>
-        <w:bdr w:val="none" w:color="auto" w:sz="0" w:space="0"/>
+        <w:bdr w:val="none" w:sz="0" w:space="0" w:color="auto"/>
         <w:shd w:val="clear" w:color="auto" w:fill="auto"/>
         <w:vertAlign w:val="baseline"/>
       </w:rPr>
@@ -15804,7 +16093,7 @@
         <w:ind w:left="4320"/>
       </w:pPr>
       <w:rPr>
-        <w:rFonts w:ascii="Times New Roman" w:hAnsi="Times New Roman" w:eastAsia="Times New Roman" w:cs="Times New Roman"/>
+        <w:rFonts w:ascii="Times New Roman" w:eastAsia="Times New Roman" w:hAnsi="Times New Roman" w:cs="Times New Roman"/>
         <w:b w:val="0"/>
         <w:i w:val="0"/>
         <w:strike w:val="0"/>
@@ -15813,7 +16102,7 @@
         <w:sz w:val="20"/>
         <w:szCs w:val="20"/>
         <w:u w:val="none" w:color="000000"/>
-        <w:bdr w:val="none" w:color="auto" w:sz="0" w:space="0"/>
+        <w:bdr w:val="none" w:sz="0" w:space="0" w:color="auto"/>
         <w:shd w:val="clear" w:color="auto" w:fill="auto"/>
         <w:vertAlign w:val="baseline"/>
       </w:rPr>
@@ -15827,7 +16116,7 @@
         <w:ind w:left="5040"/>
       </w:pPr>
       <w:rPr>
-        <w:rFonts w:ascii="Times New Roman" w:hAnsi="Times New Roman" w:eastAsia="Times New Roman" w:cs="Times New Roman"/>
+        <w:rFonts w:ascii="Times New Roman" w:eastAsia="Times New Roman" w:hAnsi="Times New Roman" w:cs="Times New Roman"/>
         <w:b w:val="0"/>
         <w:i w:val="0"/>
         <w:strike w:val="0"/>
@@ -15836,7 +16125,7 @@
         <w:sz w:val="20"/>
         <w:szCs w:val="20"/>
         <w:u w:val="none" w:color="000000"/>
-        <w:bdr w:val="none" w:color="auto" w:sz="0" w:space="0"/>
+        <w:bdr w:val="none" w:sz="0" w:space="0" w:color="auto"/>
         <w:shd w:val="clear" w:color="auto" w:fill="auto"/>
         <w:vertAlign w:val="baseline"/>
       </w:rPr>
@@ -15850,7 +16139,7 @@
         <w:ind w:left="5760"/>
       </w:pPr>
       <w:rPr>
-        <w:rFonts w:ascii="Times New Roman" w:hAnsi="Times New Roman" w:eastAsia="Times New Roman" w:cs="Times New Roman"/>
+        <w:rFonts w:ascii="Times New Roman" w:eastAsia="Times New Roman" w:hAnsi="Times New Roman" w:cs="Times New Roman"/>
         <w:b w:val="0"/>
         <w:i w:val="0"/>
         <w:strike w:val="0"/>
@@ -15859,7 +16148,7 @@
         <w:sz w:val="20"/>
         <w:szCs w:val="20"/>
         <w:u w:val="none" w:color="000000"/>
-        <w:bdr w:val="none" w:color="auto" w:sz="0" w:space="0"/>
+        <w:bdr w:val="none" w:sz="0" w:space="0" w:color="auto"/>
         <w:shd w:val="clear" w:color="auto" w:fill="auto"/>
         <w:vertAlign w:val="baseline"/>
       </w:rPr>
@@ -15873,7 +16162,7 @@
         <w:ind w:left="6480"/>
       </w:pPr>
       <w:rPr>
-        <w:rFonts w:ascii="Times New Roman" w:hAnsi="Times New Roman" w:eastAsia="Times New Roman" w:cs="Times New Roman"/>
+        <w:rFonts w:ascii="Times New Roman" w:eastAsia="Times New Roman" w:hAnsi="Times New Roman" w:cs="Times New Roman"/>
         <w:b w:val="0"/>
         <w:i w:val="0"/>
         <w:strike w:val="0"/>
@@ -15882,7 +16171,7 @@
         <w:sz w:val="20"/>
         <w:szCs w:val="20"/>
         <w:u w:val="none" w:color="000000"/>
-        <w:bdr w:val="none" w:color="auto" w:sz="0" w:space="0"/>
+        <w:bdr w:val="none" w:sz="0" w:space="0" w:color="auto"/>
         <w:shd w:val="clear" w:color="auto" w:fill="auto"/>
         <w:vertAlign w:val="baseline"/>
       </w:rPr>
@@ -15901,7 +16190,7 @@
         <w:ind w:left="738"/>
       </w:pPr>
       <w:rPr>
-        <w:rFonts w:ascii="Segoe UI Symbol" w:hAnsi="Segoe UI Symbol" w:eastAsia="Segoe UI Symbol" w:cs="Segoe UI Symbol"/>
+        <w:rFonts w:ascii="Segoe UI Symbol" w:eastAsia="Segoe UI Symbol" w:hAnsi="Segoe UI Symbol" w:cs="Segoe UI Symbol"/>
         <w:b w:val="0"/>
         <w:i w:val="0"/>
         <w:strike w:val="0"/>
@@ -15910,7 +16199,7 @@
         <w:sz w:val="24"/>
         <w:szCs w:val="24"/>
         <w:u w:val="none" w:color="000000"/>
-        <w:bdr w:val="none" w:color="auto" w:sz="0" w:space="0"/>
+        <w:bdr w:val="none" w:sz="0" w:space="0" w:color="auto"/>
         <w:shd w:val="clear" w:color="auto" w:fill="auto"/>
         <w:vertAlign w:val="baseline"/>
       </w:rPr>
@@ -15924,7 +16213,7 @@
         <w:ind w:left="1440"/>
       </w:pPr>
       <w:rPr>
-        <w:rFonts w:ascii="Segoe UI Symbol" w:hAnsi="Segoe UI Symbol" w:eastAsia="Segoe UI Symbol" w:cs="Segoe UI Symbol"/>
+        <w:rFonts w:ascii="Segoe UI Symbol" w:eastAsia="Segoe UI Symbol" w:hAnsi="Segoe UI Symbol" w:cs="Segoe UI Symbol"/>
         <w:b w:val="0"/>
         <w:i w:val="0"/>
         <w:strike w:val="0"/>
@@ -15933,7 +16222,7 @@
         <w:sz w:val="24"/>
         <w:szCs w:val="24"/>
         <w:u w:val="none" w:color="000000"/>
-        <w:bdr w:val="none" w:color="auto" w:sz="0" w:space="0"/>
+        <w:bdr w:val="none" w:sz="0" w:space="0" w:color="auto"/>
         <w:shd w:val="clear" w:color="auto" w:fill="auto"/>
         <w:vertAlign w:val="baseline"/>
       </w:rPr>
@@ -15947,7 +16236,7 @@
         <w:ind w:left="2160"/>
       </w:pPr>
       <w:rPr>
-        <w:rFonts w:ascii="Segoe UI Symbol" w:hAnsi="Segoe UI Symbol" w:eastAsia="Segoe UI Symbol" w:cs="Segoe UI Symbol"/>
+        <w:rFonts w:ascii="Segoe UI Symbol" w:eastAsia="Segoe UI Symbol" w:hAnsi="Segoe UI Symbol" w:cs="Segoe UI Symbol"/>
         <w:b w:val="0"/>
         <w:i w:val="0"/>
         <w:strike w:val="0"/>
@@ -15956,7 +16245,7 @@
         <w:sz w:val="24"/>
         <w:szCs w:val="24"/>
         <w:u w:val="none" w:color="000000"/>
-        <w:bdr w:val="none" w:color="auto" w:sz="0" w:space="0"/>
+        <w:bdr w:val="none" w:sz="0" w:space="0" w:color="auto"/>
         <w:shd w:val="clear" w:color="auto" w:fill="auto"/>
         <w:vertAlign w:val="baseline"/>
       </w:rPr>
@@ -15970,7 +16259,7 @@
         <w:ind w:left="2880"/>
       </w:pPr>
       <w:rPr>
-        <w:rFonts w:ascii="Arial" w:hAnsi="Arial" w:eastAsia="Arial" w:cs="Arial"/>
+        <w:rFonts w:ascii="Arial" w:eastAsia="Arial" w:hAnsi="Arial" w:cs="Arial"/>
         <w:b w:val="0"/>
         <w:i w:val="0"/>
         <w:strike w:val="0"/>
@@ -15979,7 +16268,7 @@
         <w:sz w:val="24"/>
         <w:szCs w:val="24"/>
         <w:u w:val="none" w:color="000000"/>
-        <w:bdr w:val="none" w:color="auto" w:sz="0" w:space="0"/>
+        <w:bdr w:val="none" w:sz="0" w:space="0" w:color="auto"/>
         <w:shd w:val="clear" w:color="auto" w:fill="auto"/>
         <w:vertAlign w:val="baseline"/>
       </w:rPr>
@@ -15993,7 +16282,7 @@
         <w:ind w:left="3600"/>
       </w:pPr>
       <w:rPr>
-        <w:rFonts w:ascii="Segoe UI Symbol" w:hAnsi="Segoe UI Symbol" w:eastAsia="Segoe UI Symbol" w:cs="Segoe UI Symbol"/>
+        <w:rFonts w:ascii="Segoe UI Symbol" w:eastAsia="Segoe UI Symbol" w:hAnsi="Segoe UI Symbol" w:cs="Segoe UI Symbol"/>
         <w:b w:val="0"/>
         <w:i w:val="0"/>
         <w:strike w:val="0"/>
@@ -16002,7 +16291,7 @@
         <w:sz w:val="24"/>
         <w:szCs w:val="24"/>
         <w:u w:val="none" w:color="000000"/>
-        <w:bdr w:val="none" w:color="auto" w:sz="0" w:space="0"/>
+        <w:bdr w:val="none" w:sz="0" w:space="0" w:color="auto"/>
         <w:shd w:val="clear" w:color="auto" w:fill="auto"/>
         <w:vertAlign w:val="baseline"/>
       </w:rPr>
@@ -16016,7 +16305,7 @@
         <w:ind w:left="4320"/>
       </w:pPr>
       <w:rPr>
-        <w:rFonts w:ascii="Segoe UI Symbol" w:hAnsi="Segoe UI Symbol" w:eastAsia="Segoe UI Symbol" w:cs="Segoe UI Symbol"/>
+        <w:rFonts w:ascii="Segoe UI Symbol" w:eastAsia="Segoe UI Symbol" w:hAnsi="Segoe UI Symbol" w:cs="Segoe UI Symbol"/>
         <w:b w:val="0"/>
         <w:i w:val="0"/>
         <w:strike w:val="0"/>
@@ -16025,7 +16314,7 @@
         <w:sz w:val="24"/>
         <w:szCs w:val="24"/>
         <w:u w:val="none" w:color="000000"/>
-        <w:bdr w:val="none" w:color="auto" w:sz="0" w:space="0"/>
+        <w:bdr w:val="none" w:sz="0" w:space="0" w:color="auto"/>
         <w:shd w:val="clear" w:color="auto" w:fill="auto"/>
         <w:vertAlign w:val="baseline"/>
       </w:rPr>
@@ -16039,7 +16328,7 @@
         <w:ind w:left="5040"/>
       </w:pPr>
       <w:rPr>
-        <w:rFonts w:ascii="Arial" w:hAnsi="Arial" w:eastAsia="Arial" w:cs="Arial"/>
+        <w:rFonts w:ascii="Arial" w:eastAsia="Arial" w:hAnsi="Arial" w:cs="Arial"/>
         <w:b w:val="0"/>
         <w:i w:val="0"/>
         <w:strike w:val="0"/>
@@ -16048,7 +16337,7 @@
         <w:sz w:val="24"/>
         <w:szCs w:val="24"/>
         <w:u w:val="none" w:color="000000"/>
-        <w:bdr w:val="none" w:color="auto" w:sz="0" w:space="0"/>
+        <w:bdr w:val="none" w:sz="0" w:space="0" w:color="auto"/>
         <w:shd w:val="clear" w:color="auto" w:fill="auto"/>
         <w:vertAlign w:val="baseline"/>
       </w:rPr>
@@ -16062,7 +16351,7 @@
         <w:ind w:left="5760"/>
       </w:pPr>
       <w:rPr>
-        <w:rFonts w:ascii="Segoe UI Symbol" w:hAnsi="Segoe UI Symbol" w:eastAsia="Segoe UI Symbol" w:cs="Segoe UI Symbol"/>
+        <w:rFonts w:ascii="Segoe UI Symbol" w:eastAsia="Segoe UI Symbol" w:hAnsi="Segoe UI Symbol" w:cs="Segoe UI Symbol"/>
         <w:b w:val="0"/>
         <w:i w:val="0"/>
         <w:strike w:val="0"/>
@@ -16071,7 +16360,7 @@
         <w:sz w:val="24"/>
         <w:szCs w:val="24"/>
         <w:u w:val="none" w:color="000000"/>
-        <w:bdr w:val="none" w:color="auto" w:sz="0" w:space="0"/>
+        <w:bdr w:val="none" w:sz="0" w:space="0" w:color="auto"/>
         <w:shd w:val="clear" w:color="auto" w:fill="auto"/>
         <w:vertAlign w:val="baseline"/>
       </w:rPr>
@@ -16085,7 +16374,7 @@
         <w:ind w:left="6480"/>
       </w:pPr>
       <w:rPr>
-        <w:rFonts w:ascii="Segoe UI Symbol" w:hAnsi="Segoe UI Symbol" w:eastAsia="Segoe UI Symbol" w:cs="Segoe UI Symbol"/>
+        <w:rFonts w:ascii="Segoe UI Symbol" w:eastAsia="Segoe UI Symbol" w:hAnsi="Segoe UI Symbol" w:cs="Segoe UI Symbol"/>
         <w:b w:val="0"/>
         <w:i w:val="0"/>
         <w:strike w:val="0"/>
@@ -16094,7 +16383,7 @@
         <w:sz w:val="24"/>
         <w:szCs w:val="24"/>
         <w:u w:val="none" w:color="000000"/>
-        <w:bdr w:val="none" w:color="auto" w:sz="0" w:space="0"/>
+        <w:bdr w:val="none" w:sz="0" w:space="0" w:color="auto"/>
         <w:shd w:val="clear" w:color="auto" w:fill="auto"/>
         <w:vertAlign w:val="baseline"/>
       </w:rPr>
@@ -16113,7 +16402,7 @@
         <w:ind w:left="723"/>
       </w:pPr>
       <w:rPr>
-        <w:rFonts w:ascii="Arial" w:hAnsi="Arial" w:eastAsia="Arial" w:cs="Arial"/>
+        <w:rFonts w:ascii="Arial" w:eastAsia="Arial" w:hAnsi="Arial" w:cs="Arial"/>
         <w:b w:val="0"/>
         <w:i w:val="0"/>
         <w:strike w:val="0"/>
@@ -16122,7 +16411,7 @@
         <w:sz w:val="20"/>
         <w:szCs w:val="20"/>
         <w:u w:val="none" w:color="000000"/>
-        <w:bdr w:val="none" w:color="auto" w:sz="0" w:space="0"/>
+        <w:bdr w:val="none" w:sz="0" w:space="0" w:color="auto"/>
         <w:shd w:val="clear" w:color="auto" w:fill="auto"/>
         <w:vertAlign w:val="baseline"/>
       </w:rPr>
@@ -16136,7 +16425,7 @@
         <w:ind w:left="1440"/>
       </w:pPr>
       <w:rPr>
-        <w:rFonts w:ascii="Segoe UI Symbol" w:hAnsi="Segoe UI Symbol" w:eastAsia="Segoe UI Symbol" w:cs="Segoe UI Symbol"/>
+        <w:rFonts w:ascii="Segoe UI Symbol" w:eastAsia="Segoe UI Symbol" w:hAnsi="Segoe UI Symbol" w:cs="Segoe UI Symbol"/>
         <w:b w:val="0"/>
         <w:i w:val="0"/>
         <w:strike w:val="0"/>
@@ -16145,7 +16434,7 @@
         <w:sz w:val="20"/>
         <w:szCs w:val="20"/>
         <w:u w:val="none" w:color="000000"/>
-        <w:bdr w:val="none" w:color="auto" w:sz="0" w:space="0"/>
+        <w:bdr w:val="none" w:sz="0" w:space="0" w:color="auto"/>
         <w:shd w:val="clear" w:color="auto" w:fill="auto"/>
         <w:vertAlign w:val="baseline"/>
       </w:rPr>
@@ -16159,7 +16448,7 @@
         <w:ind w:left="2160"/>
       </w:pPr>
       <w:rPr>
-        <w:rFonts w:ascii="Segoe UI Symbol" w:hAnsi="Segoe UI Symbol" w:eastAsia="Segoe UI Symbol" w:cs="Segoe UI Symbol"/>
+        <w:rFonts w:ascii="Segoe UI Symbol" w:eastAsia="Segoe UI Symbol" w:hAnsi="Segoe UI Symbol" w:cs="Segoe UI Symbol"/>
         <w:b w:val="0"/>
         <w:i w:val="0"/>
         <w:strike w:val="0"/>
@@ -16168,7 +16457,7 @@
         <w:sz w:val="20"/>
         <w:szCs w:val="20"/>
         <w:u w:val="none" w:color="000000"/>
-        <w:bdr w:val="none" w:color="auto" w:sz="0" w:space="0"/>
+        <w:bdr w:val="none" w:sz="0" w:space="0" w:color="auto"/>
         <w:shd w:val="clear" w:color="auto" w:fill="auto"/>
         <w:vertAlign w:val="baseline"/>
       </w:rPr>
@@ -16182,7 +16471,7 @@
         <w:ind w:left="2880"/>
       </w:pPr>
       <w:rPr>
-        <w:rFonts w:ascii="Arial" w:hAnsi="Arial" w:eastAsia="Arial" w:cs="Arial"/>
+        <w:rFonts w:ascii="Arial" w:eastAsia="Arial" w:hAnsi="Arial" w:cs="Arial"/>
         <w:b w:val="0"/>
         <w:i w:val="0"/>
         <w:strike w:val="0"/>
@@ -16191,7 +16480,7 @@
         <w:sz w:val="20"/>
         <w:szCs w:val="20"/>
         <w:u w:val="none" w:color="000000"/>
-        <w:bdr w:val="none" w:color="auto" w:sz="0" w:space="0"/>
+        <w:bdr w:val="none" w:sz="0" w:space="0" w:color="auto"/>
         <w:shd w:val="clear" w:color="auto" w:fill="auto"/>
         <w:vertAlign w:val="baseline"/>
       </w:rPr>
@@ -16205,7 +16494,7 @@
         <w:ind w:left="3600"/>
       </w:pPr>
       <w:rPr>
-        <w:rFonts w:ascii="Segoe UI Symbol" w:hAnsi="Segoe UI Symbol" w:eastAsia="Segoe UI Symbol" w:cs="Segoe UI Symbol"/>
+        <w:rFonts w:ascii="Segoe UI Symbol" w:eastAsia="Segoe UI Symbol" w:hAnsi="Segoe UI Symbol" w:cs="Segoe UI Symbol"/>
         <w:b w:val="0"/>
         <w:i w:val="0"/>
         <w:strike w:val="0"/>
@@ -16214,7 +16503,7 @@
         <w:sz w:val="20"/>
         <w:szCs w:val="20"/>
         <w:u w:val="none" w:color="000000"/>
-        <w:bdr w:val="none" w:color="auto" w:sz="0" w:space="0"/>
+        <w:bdr w:val="none" w:sz="0" w:space="0" w:color="auto"/>
         <w:shd w:val="clear" w:color="auto" w:fill="auto"/>
         <w:vertAlign w:val="baseline"/>
       </w:rPr>
@@ -16228,7 +16517,7 @@
         <w:ind w:left="4320"/>
       </w:pPr>
       <w:rPr>
-        <w:rFonts w:ascii="Segoe UI Symbol" w:hAnsi="Segoe UI Symbol" w:eastAsia="Segoe UI Symbol" w:cs="Segoe UI Symbol"/>
+        <w:rFonts w:ascii="Segoe UI Symbol" w:eastAsia="Segoe UI Symbol" w:hAnsi="Segoe UI Symbol" w:cs="Segoe UI Symbol"/>
         <w:b w:val="0"/>
         <w:i w:val="0"/>
         <w:strike w:val="0"/>
@@ -16237,7 +16526,7 @@
         <w:sz w:val="20"/>
         <w:szCs w:val="20"/>
         <w:u w:val="none" w:color="000000"/>
-        <w:bdr w:val="none" w:color="auto" w:sz="0" w:space="0"/>
+        <w:bdr w:val="none" w:sz="0" w:space="0" w:color="auto"/>
         <w:shd w:val="clear" w:color="auto" w:fill="auto"/>
         <w:vertAlign w:val="baseline"/>
       </w:rPr>
@@ -16251,7 +16540,7 @@
         <w:ind w:left="5040"/>
       </w:pPr>
       <w:rPr>
-        <w:rFonts w:ascii="Arial" w:hAnsi="Arial" w:eastAsia="Arial" w:cs="Arial"/>
+        <w:rFonts w:ascii="Arial" w:eastAsia="Arial" w:hAnsi="Arial" w:cs="Arial"/>
         <w:b w:val="0"/>
         <w:i w:val="0"/>
         <w:strike w:val="0"/>
@@ -16260,7 +16549,7 @@
         <w:sz w:val="20"/>
         <w:szCs w:val="20"/>
         <w:u w:val="none" w:color="000000"/>
-        <w:bdr w:val="none" w:color="auto" w:sz="0" w:space="0"/>
+        <w:bdr w:val="none" w:sz="0" w:space="0" w:color="auto"/>
         <w:shd w:val="clear" w:color="auto" w:fill="auto"/>
         <w:vertAlign w:val="baseline"/>
       </w:rPr>
@@ -16274,7 +16563,7 @@
         <w:ind w:left="5760"/>
       </w:pPr>
       <w:rPr>
-        <w:rFonts w:ascii="Segoe UI Symbol" w:hAnsi="Segoe UI Symbol" w:eastAsia="Segoe UI Symbol" w:cs="Segoe UI Symbol"/>
+        <w:rFonts w:ascii="Segoe UI Symbol" w:eastAsia="Segoe UI Symbol" w:hAnsi="Segoe UI Symbol" w:cs="Segoe UI Symbol"/>
         <w:b w:val="0"/>
         <w:i w:val="0"/>
         <w:strike w:val="0"/>
@@ -16283,7 +16572,7 @@
         <w:sz w:val="20"/>
         <w:szCs w:val="20"/>
         <w:u w:val="none" w:color="000000"/>
-        <w:bdr w:val="none" w:color="auto" w:sz="0" w:space="0"/>
+        <w:bdr w:val="none" w:sz="0" w:space="0" w:color="auto"/>
         <w:shd w:val="clear" w:color="auto" w:fill="auto"/>
         <w:vertAlign w:val="baseline"/>
       </w:rPr>
@@ -16297,7 +16586,7 @@
         <w:ind w:left="6480"/>
       </w:pPr>
       <w:rPr>
-        <w:rFonts w:ascii="Segoe UI Symbol" w:hAnsi="Segoe UI Symbol" w:eastAsia="Segoe UI Symbol" w:cs="Segoe UI Symbol"/>
+        <w:rFonts w:ascii="Segoe UI Symbol" w:eastAsia="Segoe UI Symbol" w:hAnsi="Segoe UI Symbol" w:cs="Segoe UI Symbol"/>
         <w:b w:val="0"/>
         <w:i w:val="0"/>
         <w:strike w:val="0"/>
@@ -16306,7 +16595,7 @@
         <w:sz w:val="20"/>
         <w:szCs w:val="20"/>
         <w:u w:val="none" w:color="000000"/>
-        <w:bdr w:val="none" w:color="auto" w:sz="0" w:space="0"/>
+        <w:bdr w:val="none" w:sz="0" w:space="0" w:color="auto"/>
         <w:shd w:val="clear" w:color="auto" w:fill="auto"/>
         <w:vertAlign w:val="baseline"/>
       </w:rPr>
@@ -16325,7 +16614,7 @@
         <w:ind w:left="738"/>
       </w:pPr>
       <w:rPr>
-        <w:rFonts w:ascii="Calibri" w:hAnsi="Calibri" w:eastAsia="Calibri" w:cs="Calibri"/>
+        <w:rFonts w:ascii="Calibri" w:eastAsia="Calibri" w:hAnsi="Calibri" w:cs="Calibri"/>
         <w:b w:val="0"/>
         <w:i w:val="0"/>
         <w:strike w:val="0"/>
@@ -16334,7 +16623,7 @@
         <w:sz w:val="24"/>
         <w:szCs w:val="24"/>
         <w:u w:val="none" w:color="000000"/>
-        <w:bdr w:val="none" w:color="auto" w:sz="0" w:space="0"/>
+        <w:bdr w:val="none" w:sz="0" w:space="0" w:color="auto"/>
         <w:shd w:val="clear" w:color="auto" w:fill="auto"/>
         <w:vertAlign w:val="baseline"/>
       </w:rPr>
@@ -16348,7 +16637,7 @@
         <w:ind w:left="1440"/>
       </w:pPr>
       <w:rPr>
-        <w:rFonts w:ascii="Calibri" w:hAnsi="Calibri" w:eastAsia="Calibri" w:cs="Calibri"/>
+        <w:rFonts w:ascii="Calibri" w:eastAsia="Calibri" w:hAnsi="Calibri" w:cs="Calibri"/>
         <w:b w:val="0"/>
         <w:i w:val="0"/>
         <w:strike w:val="0"/>
@@ -16357,7 +16646,7 @@
         <w:sz w:val="24"/>
         <w:szCs w:val="24"/>
         <w:u w:val="none" w:color="000000"/>
-        <w:bdr w:val="none" w:color="auto" w:sz="0" w:space="0"/>
+        <w:bdr w:val="none" w:sz="0" w:space="0" w:color="auto"/>
         <w:shd w:val="clear" w:color="auto" w:fill="auto"/>
         <w:vertAlign w:val="baseline"/>
       </w:rPr>
@@ -16371,7 +16660,7 @@
         <w:ind w:left="2160"/>
       </w:pPr>
       <w:rPr>
-        <w:rFonts w:ascii="Calibri" w:hAnsi="Calibri" w:eastAsia="Calibri" w:cs="Calibri"/>
+        <w:rFonts w:ascii="Calibri" w:eastAsia="Calibri" w:hAnsi="Calibri" w:cs="Calibri"/>
         <w:b w:val="0"/>
         <w:i w:val="0"/>
         <w:strike w:val="0"/>
@@ -16380,7 +16669,7 @@
         <w:sz w:val="24"/>
         <w:szCs w:val="24"/>
         <w:u w:val="none" w:color="000000"/>
-        <w:bdr w:val="none" w:color="auto" w:sz="0" w:space="0"/>
+        <w:bdr w:val="none" w:sz="0" w:space="0" w:color="auto"/>
         <w:shd w:val="clear" w:color="auto" w:fill="auto"/>
         <w:vertAlign w:val="baseline"/>
       </w:rPr>
@@ -16394,7 +16683,7 @@
         <w:ind w:left="2880"/>
       </w:pPr>
       <w:rPr>
-        <w:rFonts w:ascii="Calibri" w:hAnsi="Calibri" w:eastAsia="Calibri" w:cs="Calibri"/>
+        <w:rFonts w:ascii="Calibri" w:eastAsia="Calibri" w:hAnsi="Calibri" w:cs="Calibri"/>
         <w:b w:val="0"/>
         <w:i w:val="0"/>
         <w:strike w:val="0"/>
@@ -16403,7 +16692,7 @@
         <w:sz w:val="24"/>
         <w:szCs w:val="24"/>
         <w:u w:val="none" w:color="000000"/>
-        <w:bdr w:val="none" w:color="auto" w:sz="0" w:space="0"/>
+        <w:bdr w:val="none" w:sz="0" w:space="0" w:color="auto"/>
         <w:shd w:val="clear" w:color="auto" w:fill="auto"/>
         <w:vertAlign w:val="baseline"/>
       </w:rPr>
@@ -16417,7 +16706,7 @@
         <w:ind w:left="3600"/>
       </w:pPr>
       <w:rPr>
-        <w:rFonts w:ascii="Calibri" w:hAnsi="Calibri" w:eastAsia="Calibri" w:cs="Calibri"/>
+        <w:rFonts w:ascii="Calibri" w:eastAsia="Calibri" w:hAnsi="Calibri" w:cs="Calibri"/>
         <w:b w:val="0"/>
         <w:i w:val="0"/>
         <w:strike w:val="0"/>
@@ -16426,7 +16715,7 @@
         <w:sz w:val="24"/>
         <w:szCs w:val="24"/>
         <w:u w:val="none" w:color="000000"/>
-        <w:bdr w:val="none" w:color="auto" w:sz="0" w:space="0"/>
+        <w:bdr w:val="none" w:sz="0" w:space="0" w:color="auto"/>
         <w:shd w:val="clear" w:color="auto" w:fill="auto"/>
         <w:vertAlign w:val="baseline"/>
       </w:rPr>
@@ -16440,7 +16729,7 @@
         <w:ind w:left="4320"/>
       </w:pPr>
       <w:rPr>
-        <w:rFonts w:ascii="Calibri" w:hAnsi="Calibri" w:eastAsia="Calibri" w:cs="Calibri"/>
+        <w:rFonts w:ascii="Calibri" w:eastAsia="Calibri" w:hAnsi="Calibri" w:cs="Calibri"/>
         <w:b w:val="0"/>
         <w:i w:val="0"/>
         <w:strike w:val="0"/>
@@ -16449,7 +16738,7 @@
         <w:sz w:val="24"/>
         <w:szCs w:val="24"/>
         <w:u w:val="none" w:color="000000"/>
-        <w:bdr w:val="none" w:color="auto" w:sz="0" w:space="0"/>
+        <w:bdr w:val="none" w:sz="0" w:space="0" w:color="auto"/>
         <w:shd w:val="clear" w:color="auto" w:fill="auto"/>
         <w:vertAlign w:val="baseline"/>
       </w:rPr>
@@ -16463,7 +16752,7 @@
         <w:ind w:left="5040"/>
       </w:pPr>
       <w:rPr>
-        <w:rFonts w:ascii="Calibri" w:hAnsi="Calibri" w:eastAsia="Calibri" w:cs="Calibri"/>
+        <w:rFonts w:ascii="Calibri" w:eastAsia="Calibri" w:hAnsi="Calibri" w:cs="Calibri"/>
         <w:b w:val="0"/>
         <w:i w:val="0"/>
         <w:strike w:val="0"/>
@@ -16472,7 +16761,7 @@
         <w:sz w:val="24"/>
         <w:szCs w:val="24"/>
         <w:u w:val="none" w:color="000000"/>
-        <w:bdr w:val="none" w:color="auto" w:sz="0" w:space="0"/>
+        <w:bdr w:val="none" w:sz="0" w:space="0" w:color="auto"/>
         <w:shd w:val="clear" w:color="auto" w:fill="auto"/>
         <w:vertAlign w:val="baseline"/>
       </w:rPr>
@@ -16486,7 +16775,7 @@
         <w:ind w:left="5760"/>
       </w:pPr>
       <w:rPr>
-        <w:rFonts w:ascii="Calibri" w:hAnsi="Calibri" w:eastAsia="Calibri" w:cs="Calibri"/>
+        <w:rFonts w:ascii="Calibri" w:eastAsia="Calibri" w:hAnsi="Calibri" w:cs="Calibri"/>
         <w:b w:val="0"/>
         <w:i w:val="0"/>
         <w:strike w:val="0"/>
@@ -16495,7 +16784,7 @@
         <w:sz w:val="24"/>
         <w:szCs w:val="24"/>
         <w:u w:val="none" w:color="000000"/>
-        <w:bdr w:val="none" w:color="auto" w:sz="0" w:space="0"/>
+        <w:bdr w:val="none" w:sz="0" w:space="0" w:color="auto"/>
         <w:shd w:val="clear" w:color="auto" w:fill="auto"/>
         <w:vertAlign w:val="baseline"/>
       </w:rPr>
@@ -16509,7 +16798,7 @@
         <w:ind w:left="6480"/>
       </w:pPr>
       <w:rPr>
-        <w:rFonts w:ascii="Calibri" w:hAnsi="Calibri" w:eastAsia="Calibri" w:cs="Calibri"/>
+        <w:rFonts w:ascii="Calibri" w:eastAsia="Calibri" w:hAnsi="Calibri" w:cs="Calibri"/>
         <w:b w:val="0"/>
         <w:i w:val="0"/>
         <w:strike w:val="0"/>
@@ -16518,7 +16807,7 @@
         <w:sz w:val="24"/>
         <w:szCs w:val="24"/>
         <w:u w:val="none" w:color="000000"/>
-        <w:bdr w:val="none" w:color="auto" w:sz="0" w:space="0"/>
+        <w:bdr w:val="none" w:sz="0" w:space="0" w:color="auto"/>
         <w:shd w:val="clear" w:color="auto" w:fill="auto"/>
         <w:vertAlign w:val="baseline"/>
       </w:rPr>
@@ -16615,11 +16904,11 @@
 </file>
 
 <file path=word/styles.xml><?xml version="1.0" encoding="utf-8"?>
-<w:styles xmlns:wp14="http://schemas.microsoft.com/office/word/2010/wordprocessingDrawing" xmlns:mc="http://schemas.openxmlformats.org/markup-compatibility/2006" xmlns:r="http://schemas.openxmlformats.org/officeDocument/2006/relationships" xmlns:w="http://schemas.openxmlformats.org/wordprocessingml/2006/main" xmlns:w14="http://schemas.microsoft.com/office/word/2010/wordml" xmlns:w15="http://schemas.microsoft.com/office/word/2012/wordml" xmlns:w16cex="http://schemas.microsoft.com/office/word/2018/wordml/cex" xmlns:w16cid="http://schemas.microsoft.com/office/word/2016/wordml/cid" xmlns:w16="http://schemas.microsoft.com/office/word/2018/wordml" xmlns:w16du="http://schemas.microsoft.com/office/word/2023/wordml/word16du" xmlns:w16sdtdh="http://schemas.microsoft.com/office/word/2020/wordml/sdtdatahash" xmlns:w16sdtfl="http://schemas.microsoft.com/office/word/2024/wordml/sdtformatlock" xmlns:w16se="http://schemas.microsoft.com/office/word/2015/wordml/symex" mc:Ignorable="w14 w15 w16se w16cid w16 w16cex w16sdtdh w16sdtfl w16du wp14">
+<w:styles xmlns:mc="http://schemas.openxmlformats.org/markup-compatibility/2006" xmlns:r="http://schemas.openxmlformats.org/officeDocument/2006/relationships" xmlns:w="http://schemas.openxmlformats.org/wordprocessingml/2006/main" xmlns:w14="http://schemas.microsoft.com/office/word/2010/wordml" xmlns:w15="http://schemas.microsoft.com/office/word/2012/wordml" xmlns:w16cex="http://schemas.microsoft.com/office/word/2018/wordml/cex" xmlns:w16cid="http://schemas.microsoft.com/office/word/2016/wordml/cid" xmlns:w16="http://schemas.microsoft.com/office/word/2018/wordml" xmlns:w16du="http://schemas.microsoft.com/office/word/2023/wordml/word16du" xmlns:w16sdtdh="http://schemas.microsoft.com/office/word/2020/wordml/sdtdatahash" xmlns:w16sdtfl="http://schemas.microsoft.com/office/word/2024/wordml/sdtformatlock" xmlns:w16se="http://schemas.microsoft.com/office/word/2015/wordml/symex" mc:Ignorable="w14 w15 w16se w16cid w16 w16cex w16sdtdh w16sdtfl w16du">
   <w:docDefaults>
     <w:rPrDefault>
       <w:rPr>
-        <w:rFonts w:asciiTheme="minorHAnsi" w:hAnsiTheme="minorHAnsi" w:eastAsiaTheme="minorEastAsia" w:cstheme="minorBidi"/>
+        <w:rFonts w:asciiTheme="minorHAnsi" w:eastAsiaTheme="minorEastAsia" w:hAnsiTheme="minorHAnsi" w:cstheme="minorBidi"/>
         <w:kern w:val="2"/>
         <w:sz w:val="24"/>
         <w:szCs w:val="24"/>
@@ -16636,14 +16925,14 @@
   <w:latentStyles w:defLockedState="0" w:defUIPriority="99" w:defSemiHidden="0" w:defUnhideWhenUsed="0" w:defQFormat="0" w:count="376">
     <w:lsdException w:name="Normal" w:uiPriority="0" w:qFormat="1"/>
     <w:lsdException w:name="heading 1" w:uiPriority="9" w:qFormat="1"/>
-    <w:lsdException w:name="heading 2" w:uiPriority="9" w:semiHidden="1" w:unhideWhenUsed="1" w:qFormat="1"/>
-    <w:lsdException w:name="heading 3" w:uiPriority="9" w:semiHidden="1" w:unhideWhenUsed="1" w:qFormat="1"/>
-    <w:lsdException w:name="heading 4" w:uiPriority="9" w:semiHidden="1" w:unhideWhenUsed="1" w:qFormat="1"/>
-    <w:lsdException w:name="heading 5" w:uiPriority="9" w:semiHidden="1" w:unhideWhenUsed="1" w:qFormat="1"/>
-    <w:lsdException w:name="heading 6" w:uiPriority="9" w:semiHidden="1" w:unhideWhenUsed="1" w:qFormat="1"/>
-    <w:lsdException w:name="heading 7" w:uiPriority="9" w:semiHidden="1" w:unhideWhenUsed="1" w:qFormat="1"/>
-    <w:lsdException w:name="heading 8" w:uiPriority="9" w:semiHidden="1" w:unhideWhenUsed="1" w:qFormat="1"/>
-    <w:lsdException w:name="heading 9" w:uiPriority="9" w:semiHidden="1" w:unhideWhenUsed="1" w:qFormat="1"/>
+    <w:lsdException w:name="heading 2" w:semiHidden="1" w:uiPriority="9" w:unhideWhenUsed="1" w:qFormat="1"/>
+    <w:lsdException w:name="heading 3" w:semiHidden="1" w:uiPriority="9" w:unhideWhenUsed="1" w:qFormat="1"/>
+    <w:lsdException w:name="heading 4" w:semiHidden="1" w:uiPriority="9" w:unhideWhenUsed="1" w:qFormat="1"/>
+    <w:lsdException w:name="heading 5" w:semiHidden="1" w:uiPriority="9" w:unhideWhenUsed="1" w:qFormat="1"/>
+    <w:lsdException w:name="heading 6" w:semiHidden="1" w:uiPriority="9" w:unhideWhenUsed="1" w:qFormat="1"/>
+    <w:lsdException w:name="heading 7" w:semiHidden="1" w:uiPriority="9" w:unhideWhenUsed="1" w:qFormat="1"/>
+    <w:lsdException w:name="heading 8" w:semiHidden="1" w:uiPriority="9" w:unhideWhenUsed="1" w:qFormat="1"/>
+    <w:lsdException w:name="heading 9" w:semiHidden="1" w:uiPriority="9" w:unhideWhenUsed="1" w:qFormat="1"/>
     <w:lsdException w:name="index 1" w:semiHidden="1" w:unhideWhenUsed="1"/>
     <w:lsdException w:name="index 2" w:semiHidden="1" w:unhideWhenUsed="1"/>
     <w:lsdException w:name="index 3" w:semiHidden="1" w:unhideWhenUsed="1"/>
@@ -16653,22 +16942,22 @@
     <w:lsdException w:name="index 7" w:semiHidden="1" w:unhideWhenUsed="1"/>
     <w:lsdException w:name="index 8" w:semiHidden="1" w:unhideWhenUsed="1"/>
     <w:lsdException w:name="index 9" w:semiHidden="1" w:unhideWhenUsed="1"/>
-    <w:lsdException w:name="toc 1" w:uiPriority="39" w:semiHidden="1" w:unhideWhenUsed="1"/>
-    <w:lsdException w:name="toc 2" w:uiPriority="39" w:semiHidden="1" w:unhideWhenUsed="1"/>
-    <w:lsdException w:name="toc 3" w:uiPriority="39" w:semiHidden="1" w:unhideWhenUsed="1"/>
-    <w:lsdException w:name="toc 4" w:uiPriority="39" w:semiHidden="1" w:unhideWhenUsed="1"/>
-    <w:lsdException w:name="toc 5" w:uiPriority="39" w:semiHidden="1" w:unhideWhenUsed="1"/>
-    <w:lsdException w:name="toc 6" w:uiPriority="39" w:semiHidden="1" w:unhideWhenUsed="1"/>
-    <w:lsdException w:name="toc 7" w:uiPriority="39" w:semiHidden="1" w:unhideWhenUsed="1"/>
-    <w:lsdException w:name="toc 8" w:uiPriority="39" w:semiHidden="1" w:unhideWhenUsed="1"/>
-    <w:lsdException w:name="toc 9" w:uiPriority="39" w:semiHidden="1" w:unhideWhenUsed="1"/>
+    <w:lsdException w:name="toc 1" w:semiHidden="1" w:uiPriority="39" w:unhideWhenUsed="1"/>
+    <w:lsdException w:name="toc 2" w:semiHidden="1" w:uiPriority="39" w:unhideWhenUsed="1"/>
+    <w:lsdException w:name="toc 3" w:semiHidden="1" w:uiPriority="39" w:unhideWhenUsed="1"/>
+    <w:lsdException w:name="toc 4" w:semiHidden="1" w:uiPriority="39" w:unhideWhenUsed="1"/>
+    <w:lsdException w:name="toc 5" w:semiHidden="1" w:uiPriority="39" w:unhideWhenUsed="1"/>
+    <w:lsdException w:name="toc 6" w:semiHidden="1" w:uiPriority="39" w:unhideWhenUsed="1"/>
+    <w:lsdException w:name="toc 7" w:semiHidden="1" w:uiPriority="39" w:unhideWhenUsed="1"/>
+    <w:lsdException w:name="toc 8" w:semiHidden="1" w:uiPriority="39" w:unhideWhenUsed="1"/>
+    <w:lsdException w:name="toc 9" w:semiHidden="1" w:uiPriority="39" w:unhideWhenUsed="1"/>
     <w:lsdException w:name="Normal Indent" w:semiHidden="1" w:unhideWhenUsed="1"/>
     <w:lsdException w:name="footnote text" w:semiHidden="1" w:unhideWhenUsed="1"/>
     <w:lsdException w:name="annotation text" w:semiHidden="1" w:unhideWhenUsed="1"/>
     <w:lsdException w:name="header" w:semiHidden="1" w:unhideWhenUsed="1"/>
     <w:lsdException w:name="footer" w:semiHidden="1" w:unhideWhenUsed="1"/>
     <w:lsdException w:name="index heading" w:semiHidden="1" w:unhideWhenUsed="1"/>
-    <w:lsdException w:name="caption" w:uiPriority="35" w:semiHidden="1" w:unhideWhenUsed="1" w:qFormat="1"/>
+    <w:lsdException w:name="caption" w:semiHidden="1" w:uiPriority="35" w:unhideWhenUsed="1" w:qFormat="1"/>
     <w:lsdException w:name="table of figures" w:semiHidden="1" w:unhideWhenUsed="1"/>
     <w:lsdException w:name="envelope address" w:semiHidden="1" w:unhideWhenUsed="1"/>
     <w:lsdException w:name="envelope return" w:semiHidden="1" w:unhideWhenUsed="1"/>
@@ -16699,7 +16988,7 @@
     <w:lsdException w:name="Title" w:uiPriority="10" w:qFormat="1"/>
     <w:lsdException w:name="Closing" w:semiHidden="1" w:unhideWhenUsed="1"/>
     <w:lsdException w:name="Signature" w:semiHidden="1" w:unhideWhenUsed="1"/>
-    <w:lsdException w:name="Default Paragraph Font" w:uiPriority="1" w:semiHidden="1" w:unhideWhenUsed="1"/>
+    <w:lsdException w:name="Default Paragraph Font" w:semiHidden="1" w:uiPriority="1" w:unhideWhenUsed="1"/>
     <w:lsdException w:name="Body Text" w:semiHidden="1" w:unhideWhenUsed="1"/>
     <w:lsdException w:name="Body Text Indent" w:semiHidden="1" w:unhideWhenUsed="1"/>
     <w:lsdException w:name="List Continue" w:semiHidden="1" w:unhideWhenUsed="1"/>
@@ -16899,8 +17188,8 @@
     <w:lsdException w:name="Subtle Reference" w:uiPriority="31" w:qFormat="1"/>
     <w:lsdException w:name="Intense Reference" w:uiPriority="32" w:qFormat="1"/>
     <w:lsdException w:name="Book Title" w:uiPriority="33" w:qFormat="1"/>
-    <w:lsdException w:name="Bibliography" w:uiPriority="37" w:semiHidden="1" w:unhideWhenUsed="1"/>
-    <w:lsdException w:name="TOC Heading" w:uiPriority="39" w:semiHidden="1" w:unhideWhenUsed="1" w:qFormat="1"/>
+    <w:lsdException w:name="Bibliography" w:semiHidden="1" w:uiPriority="37" w:unhideWhenUsed="1"/>
+    <w:lsdException w:name="TOC Heading" w:semiHidden="1" w:uiPriority="39" w:unhideWhenUsed="1" w:qFormat="1"/>
     <w:lsdException w:name="Plain Table 1" w:uiPriority="41"/>
     <w:lsdException w:name="Plain Table 2" w:uiPriority="42"/>
     <w:lsdException w:name="Plain Table 3" w:uiPriority="43"/>
@@ -17011,7 +17300,7 @@
     <w:lsdException w:name="Unresolved Mention" w:semiHidden="1" w:unhideWhenUsed="1"/>
     <w:lsdException w:name="Smart Link" w:semiHidden="1" w:unhideWhenUsed="1"/>
   </w:latentStyles>
-  <w:style w:type="paragraph" w:styleId="Normal" w:default="1">
+  <w:style w:type="paragraph" w:default="1" w:styleId="Normal">
     <w:name w:val="Normal"/>
     <w:qFormat/>
     <w:pPr>
@@ -17020,7 +17309,7 @@
       <w:jc w:val="both"/>
     </w:pPr>
     <w:rPr>
-      <w:rFonts w:ascii="Calibri" w:hAnsi="Calibri" w:eastAsia="Calibri" w:cs="Calibri"/>
+      <w:rFonts w:ascii="Calibri" w:eastAsia="Calibri" w:hAnsi="Calibri" w:cs="Calibri"/>
       <w:color w:val="000000"/>
     </w:rPr>
   </w:style>
@@ -17038,7 +17327,7 @@
       <w:outlineLvl w:val="0"/>
     </w:pPr>
     <w:rPr>
-      <w:rFonts w:ascii="Calibri" w:hAnsi="Calibri" w:eastAsia="Calibri" w:cs="Calibri"/>
+      <w:rFonts w:ascii="Calibri" w:eastAsia="Calibri" w:hAnsi="Calibri" w:cs="Calibri"/>
       <w:color w:val="0F4761"/>
       <w:sz w:val="40"/>
     </w:rPr>
@@ -17058,7 +17347,7 @@
       <w:outlineLvl w:val="1"/>
     </w:pPr>
     <w:rPr>
-      <w:rFonts w:ascii="Calibri" w:hAnsi="Calibri" w:eastAsia="Calibri" w:cs="Calibri"/>
+      <w:rFonts w:ascii="Calibri" w:eastAsia="Calibri" w:hAnsi="Calibri" w:cs="Calibri"/>
       <w:color w:val="0F4761"/>
       <w:sz w:val="32"/>
     </w:rPr>
@@ -17078,7 +17367,7 @@
       <w:outlineLvl w:val="2"/>
     </w:pPr>
     <w:rPr>
-      <w:rFonts w:ascii="Calibri" w:hAnsi="Calibri" w:eastAsia="Calibri" w:cs="Calibri"/>
+      <w:rFonts w:ascii="Calibri" w:eastAsia="Calibri" w:hAnsi="Calibri" w:cs="Calibri"/>
       <w:color w:val="0F4761"/>
       <w:sz w:val="28"/>
     </w:rPr>
@@ -17098,18 +17387,17 @@
       <w:outlineLvl w:val="3"/>
     </w:pPr>
     <w:rPr>
-      <w:rFonts w:ascii="Calibri" w:hAnsi="Calibri" w:eastAsia="Calibri" w:cs="Calibri"/>
+      <w:rFonts w:ascii="Calibri" w:eastAsia="Calibri" w:hAnsi="Calibri" w:cs="Calibri"/>
       <w:b/>
       <w:color w:val="000000"/>
     </w:rPr>
   </w:style>
-  <w:style w:type="character" w:styleId="DefaultParagraphFont" w:default="1">
+  <w:style w:type="character" w:default="1" w:styleId="DefaultParagraphFont">
     <w:name w:val="Default Paragraph Font"/>
     <w:uiPriority w:val="1"/>
-    <w:semiHidden/>
     <w:unhideWhenUsed/>
   </w:style>
-  <w:style w:type="table" w:styleId="TableNormal" w:default="1">
+  <w:style w:type="table" w:default="1" w:styleId="TableNormal">
     <w:name w:val="Normal Table"/>
     <w:uiPriority w:val="99"/>
     <w:semiHidden/>
@@ -17124,45 +17412,45 @@
       </w:tblCellMar>
     </w:tblPr>
   </w:style>
-  <w:style w:type="numbering" w:styleId="NoList" w:default="1">
+  <w:style w:type="numbering" w:default="1" w:styleId="NoList">
     <w:name w:val="No List"/>
     <w:uiPriority w:val="99"/>
     <w:semiHidden/>
     <w:unhideWhenUsed/>
   </w:style>
-  <w:style w:type="character" w:styleId="Heading4Char" w:customStyle="1">
+  <w:style w:type="character" w:customStyle="1" w:styleId="Heading4Char">
     <w:name w:val="Heading 4 Char"/>
     <w:link w:val="Heading4"/>
     <w:rPr>
-      <w:rFonts w:ascii="Calibri" w:hAnsi="Calibri" w:eastAsia="Calibri" w:cs="Calibri"/>
+      <w:rFonts w:ascii="Calibri" w:eastAsia="Calibri" w:hAnsi="Calibri" w:cs="Calibri"/>
       <w:b/>
       <w:color w:val="000000"/>
       <w:sz w:val="24"/>
     </w:rPr>
   </w:style>
-  <w:style w:type="character" w:styleId="Heading1Char" w:customStyle="1">
+  <w:style w:type="character" w:customStyle="1" w:styleId="Heading1Char">
     <w:name w:val="Heading 1 Char"/>
     <w:link w:val="Heading1"/>
     <w:rPr>
-      <w:rFonts w:ascii="Calibri" w:hAnsi="Calibri" w:eastAsia="Calibri" w:cs="Calibri"/>
+      <w:rFonts w:ascii="Calibri" w:eastAsia="Calibri" w:hAnsi="Calibri" w:cs="Calibri"/>
       <w:color w:val="0F4761"/>
       <w:sz w:val="40"/>
     </w:rPr>
   </w:style>
-  <w:style w:type="character" w:styleId="Heading2Char" w:customStyle="1">
+  <w:style w:type="character" w:customStyle="1" w:styleId="Heading2Char">
     <w:name w:val="Heading 2 Char"/>
     <w:link w:val="Heading2"/>
     <w:rPr>
-      <w:rFonts w:ascii="Calibri" w:hAnsi="Calibri" w:eastAsia="Calibri" w:cs="Calibri"/>
+      <w:rFonts w:ascii="Calibri" w:eastAsia="Calibri" w:hAnsi="Calibri" w:cs="Calibri"/>
       <w:color w:val="0F4761"/>
       <w:sz w:val="32"/>
     </w:rPr>
   </w:style>
-  <w:style w:type="character" w:styleId="Heading3Char" w:customStyle="1">
+  <w:style w:type="character" w:customStyle="1" w:styleId="Heading3Char">
     <w:name w:val="Heading 3 Char"/>
     <w:link w:val="Heading3"/>
     <w:rPr>
-      <w:rFonts w:ascii="Calibri" w:hAnsi="Calibri" w:eastAsia="Calibri" w:cs="Calibri"/>
+      <w:rFonts w:ascii="Calibri" w:eastAsia="Calibri" w:hAnsi="Calibri" w:cs="Calibri"/>
       <w:color w:val="0F4761"/>
       <w:sz w:val="28"/>
     </w:rPr>
@@ -17175,7 +17463,7 @@
       <w:ind w:left="43" w:right="128" w:hanging="10"/>
     </w:pPr>
     <w:rPr>
-      <w:rFonts w:ascii="Calibri" w:hAnsi="Calibri" w:eastAsia="Calibri" w:cs="Calibri"/>
+      <w:rFonts w:ascii="Calibri" w:eastAsia="Calibri" w:hAnsi="Calibri" w:cs="Calibri"/>
       <w:color w:val="000000"/>
     </w:rPr>
   </w:style>
@@ -17187,7 +17475,7 @@
       <w:ind w:left="403" w:right="128" w:hanging="10"/>
     </w:pPr>
     <w:rPr>
-      <w:rFonts w:ascii="Calibri" w:hAnsi="Calibri" w:eastAsia="Calibri" w:cs="Calibri"/>
+      <w:rFonts w:ascii="Calibri" w:eastAsia="Calibri" w:hAnsi="Calibri" w:cs="Calibri"/>
       <w:color w:val="000000"/>
     </w:rPr>
   </w:style>
@@ -17199,12 +17487,12 @@
       <w:ind w:left="573" w:right="130" w:hanging="180"/>
     </w:pPr>
     <w:rPr>
-      <w:rFonts w:ascii="Arial" w:hAnsi="Arial" w:eastAsia="Arial" w:cs="Arial"/>
+      <w:rFonts w:ascii="Arial" w:eastAsia="Arial" w:hAnsi="Arial" w:cs="Arial"/>
       <w:color w:val="000000"/>
       <w:sz w:val="22"/>
     </w:rPr>
   </w:style>
-  <w:style w:type="table" w:styleId="TableGrid" w:customStyle="1">
+  <w:style w:type="table" w:customStyle="1" w:styleId="TableGrid">
     <w:name w:val="TableGrid"/>
     <w:pPr>
       <w:spacing w:after="0" w:line="240" w:lineRule="auto"/>
@@ -17222,7 +17510,7 @@
 </file>
 
 <file path=word/theme/theme1.xml><?xml version="1.0" encoding="utf-8"?>
-<a:theme xmlns:a="http://schemas.openxmlformats.org/drawingml/2006/main" xmlns:thm15="http://schemas.microsoft.com/office/thememl/2012/main" name="Office Theme">
+<a:theme xmlns:a="http://schemas.openxmlformats.org/drawingml/2006/main" name="Office Theme">
   <a:themeElements>
     <a:clrScheme name="Office">
       <a:dk1>
